--- a/updates/partnership-day-2026/training.docx
+++ b/updates/partnership-day-2026/training.docx
@@ -575,6 +575,7 @@
             <w:vMerge/>
             <w:tcBorders>
               <w:left w:val="single" w:sz="4" w:space="0" w:color="000000" w:themeColor="text1"/>
+              <w:bottom w:val="single" w:sz="4" w:space="0" w:color="000000"/>
               <w:right w:val="single" w:sz="4" w:space="0" w:color="000000" w:themeColor="text1"/>
             </w:tcBorders>
             <w:vAlign w:val="center"/>
@@ -728,7 +729,7 @@
             <w:tcW w:w="3047" w:type="dxa"/>
             <w:vMerge w:val="restart"/>
             <w:tcBorders>
-              <w:top w:val="nil"/>
+              <w:top w:val="single" w:sz="4" w:space="0" w:color="000000"/>
               <w:left w:val="single" w:sz="4" w:space="0" w:color="000000" w:themeColor="text1"/>
               <w:bottom w:val="single" w:sz="8" w:space="0" w:color="747474" w:themeColor="background2" w:themeShade="80"/>
               <w:right w:val="single" w:sz="4" w:space="0" w:color="000000" w:themeColor="text1"/>

--- a/updates/partnership-day-2026/training.docx
+++ b/updates/partnership-day-2026/training.docx
@@ -629,22 +629,11 @@
             <w:r>
               <w:rPr>
                 <w:rFonts w:ascii="Aptos" w:eastAsia="Aptos" w:hAnsi="Aptos" w:cs="Aptos"/>
-                <w:b/>
-                <w:bCs/>
-                <w:color w:val="414042"/>
-                <w:sz w:val="18"/>
-                <w:szCs w:val="18"/>
-              </w:rPr>
-              <w:t xml:space="preserve"> (virtual)</w:t>
-            </w:r>
-            <w:r>
-              <w:rPr>
-                <w:rFonts w:ascii="Aptos" w:eastAsia="Aptos" w:hAnsi="Aptos" w:cs="Aptos"/>
                 <w:color w:val="8C8A8B"/>
                 <w:sz w:val="16"/>
                 <w:szCs w:val="16"/>
               </w:rPr>
-              <w:t xml:space="preserve"> (Part I)</w:t>
+              <w:t xml:space="preserve"> </w:t>
             </w:r>
           </w:p>
           <w:p>
@@ -659,6 +648,35 @@
                 <w:szCs w:val="18"/>
               </w:rPr>
               <w:t xml:space="preserve">Robert Rike, ESRI </w:t>
+            </w:r>
+          </w:p>
+          <w:p>
+            <w:pPr>
+              <w:spacing w:after="0"/>
+              <w:rPr>
+                <w:rFonts w:ascii="Aptos" w:eastAsia="Aptos" w:hAnsi="Aptos" w:cs="Aptos"/>
+                <w:color w:val="404040" w:themeColor="text1" w:themeTint="BF"/>
+                <w:sz w:val="18"/>
+                <w:szCs w:val="18"/>
+              </w:rPr>
+            </w:pPr>
+            <w:r>
+              <w:rPr>
+                <w:rFonts w:ascii="Aptos" w:eastAsia="Aptos" w:hAnsi="Aptos" w:cs="Aptos"/>
+                <w:color w:val="404040" w:themeColor="text1" w:themeTint="BF"/>
+                <w:sz w:val="18"/>
+                <w:szCs w:val="18"/>
+              </w:rPr>
+              <w:t>Natalia Allmi</w:t>
+            </w:r>
+            <w:r>
+              <w:rPr>
+                <w:rFonts w:ascii="Aptos" w:eastAsia="Aptos" w:hAnsi="Aptos" w:cs="Aptos"/>
+                <w:color w:val="404040" w:themeColor="text1" w:themeTint="BF"/>
+                <w:sz w:val="18"/>
+                <w:szCs w:val="18"/>
+              </w:rPr>
+              <w:t>, IDB</w:t>
             </w:r>
           </w:p>
           <w:p>
@@ -758,6 +776,14 @@
           <w:p>
             <w:pPr>
               <w:spacing w:after="0"/>
+              <w:rPr>
+                <w:rFonts w:ascii="Aptos" w:eastAsia="Aptos" w:hAnsi="Aptos" w:cs="Aptos"/>
+                <w:b/>
+                <w:bCs/>
+                <w:color w:val="414042"/>
+                <w:sz w:val="18"/>
+                <w:szCs w:val="18"/>
+              </w:rPr>
             </w:pPr>
             <w:r>
               <w:rPr>
@@ -824,6 +850,48 @@
                 <w:szCs w:val="18"/>
               </w:rPr>
               <w:t xml:space="preserve"> with Search Data</w:t>
+            </w:r>
+          </w:p>
+          <w:p>
+            <w:pPr>
+              <w:spacing w:after="0"/>
+              <w:rPr>
+                <w:color w:val="595959" w:themeColor="text1" w:themeTint="A6"/>
+                <w:sz w:val="18"/>
+                <w:szCs w:val="18"/>
+              </w:rPr>
+            </w:pPr>
+            <w:r>
+              <w:rPr>
+                <w:color w:val="595959" w:themeColor="text1" w:themeTint="A6"/>
+                <w:sz w:val="18"/>
+                <w:szCs w:val="18"/>
+              </w:rPr>
+              <w:t>Dharana</w:t>
+            </w:r>
+            <w:r>
+              <w:rPr>
+                <w:color w:val="595959" w:themeColor="text1" w:themeTint="A6"/>
+                <w:sz w:val="18"/>
+                <w:szCs w:val="18"/>
+              </w:rPr>
+              <w:t xml:space="preserve"> </w:t>
+            </w:r>
+            <w:r>
+              <w:rPr>
+                <w:color w:val="595959" w:themeColor="text1" w:themeTint="A6"/>
+                <w:sz w:val="18"/>
+                <w:szCs w:val="18"/>
+              </w:rPr>
+              <w:t>Rijal</w:t>
+            </w:r>
+            <w:r>
+              <w:rPr>
+                <w:color w:val="595959" w:themeColor="text1" w:themeTint="A6"/>
+                <w:sz w:val="18"/>
+                <w:szCs w:val="18"/>
+              </w:rPr>
+              <w:t>, IMF</w:t>
             </w:r>
           </w:p>
           <w:p>
@@ -1732,79 +1800,6 @@
             <w:pPr>
               <w:spacing w:after="0"/>
             </w:pPr>
-            <w:r>
-              <w:rPr>
-                <w:rFonts w:ascii="Aptos" w:eastAsia="Aptos" w:hAnsi="Aptos" w:cs="Aptos"/>
-                <w:b/>
-                <w:bCs/>
-                <w:color w:val="E97132" w:themeColor="accent2"/>
-                <w:sz w:val="18"/>
-                <w:szCs w:val="18"/>
-              </w:rPr>
-              <w:t>ESRI</w:t>
-            </w:r>
-            <w:r>
-              <w:rPr>
-                <w:rFonts w:ascii="Aptos" w:eastAsia="Aptos" w:hAnsi="Aptos" w:cs="Aptos"/>
-                <w:b/>
-                <w:bCs/>
-                <w:color w:val="414042"/>
-                <w:sz w:val="18"/>
-                <w:szCs w:val="18"/>
-              </w:rPr>
-              <w:t>: Getting the Most Out of Living Atlas and ESRI Tools for Python and R Users</w:t>
-            </w:r>
-            <w:r>
-              <w:rPr>
-                <w:rFonts w:ascii="Aptos" w:eastAsia="Aptos" w:hAnsi="Aptos" w:cs="Aptos"/>
-                <w:color w:val="8C8A8B"/>
-                <w:sz w:val="16"/>
-                <w:szCs w:val="16"/>
-              </w:rPr>
-              <w:t xml:space="preserve"> (Part II)</w:t>
-            </w:r>
-          </w:p>
-          <w:p>
-            <w:pPr>
-              <w:spacing w:after="0"/>
-            </w:pPr>
-            <w:r>
-              <w:rPr>
-                <w:rFonts w:ascii="Aptos" w:eastAsia="Aptos" w:hAnsi="Aptos" w:cs="Aptos"/>
-                <w:color w:val="8C8A8B"/>
-                <w:sz w:val="12"/>
-                <w:szCs w:val="12"/>
-              </w:rPr>
-              <w:t xml:space="preserve"> </w:t>
-            </w:r>
-          </w:p>
-          <w:p>
-            <w:pPr>
-              <w:spacing w:after="0"/>
-            </w:pPr>
-            <w:r>
-              <w:rPr>
-                <w:rFonts w:ascii="Aptos" w:eastAsia="Aptos" w:hAnsi="Aptos" w:cs="Aptos"/>
-                <w:color w:val="404040" w:themeColor="text1" w:themeTint="BF"/>
-                <w:sz w:val="18"/>
-                <w:szCs w:val="18"/>
-              </w:rPr>
-              <w:t xml:space="preserve">Robert Rike, ESRI </w:t>
-            </w:r>
-          </w:p>
-          <w:p>
-            <w:pPr>
-              <w:spacing w:after="0"/>
-            </w:pPr>
-            <w:r>
-              <w:rPr>
-                <w:rFonts w:ascii="Aptos" w:eastAsia="Aptos" w:hAnsi="Aptos" w:cs="Aptos"/>
-                <w:color w:val="404040" w:themeColor="text1" w:themeTint="BF"/>
-                <w:sz w:val="18"/>
-                <w:szCs w:val="18"/>
-              </w:rPr>
-              <w:t>Daeun Kang, IDB</w:t>
-            </w:r>
           </w:p>
         </w:tc>
       </w:tr>
@@ -1970,25 +1965,12 @@
             <w:r>
               <w:rPr>
                 <w:rFonts w:ascii="Aptos" w:eastAsia="Aptos" w:hAnsi="Aptos" w:cs="Aptos"/>
-                <w:b/>
-                <w:bCs/>
-                <w:color w:val="414042"/>
-                <w:sz w:val="12"/>
-                <w:szCs w:val="12"/>
-              </w:rPr>
-              <w:t xml:space="preserve"> </w:t>
-            </w:r>
-          </w:p>
-          <w:p>
-            <w:pPr>
-              <w:spacing w:after="0"/>
-              <w:rPr>
-                <w:rFonts w:ascii="Aptos" w:eastAsia="Aptos" w:hAnsi="Aptos" w:cs="Aptos"/>
                 <w:color w:val="404040" w:themeColor="text1" w:themeTint="BF"/>
                 <w:sz w:val="18"/>
                 <w:szCs w:val="18"/>
               </w:rPr>
-            </w:pPr>
+              <w:t>Ros</w:t>
+            </w:r>
             <w:r>
               <w:rPr>
                 <w:rFonts w:ascii="Aptos" w:eastAsia="Aptos" w:hAnsi="Aptos" w:cs="Aptos"/>
@@ -1996,25 +1978,7 @@
                 <w:sz w:val="18"/>
                 <w:szCs w:val="18"/>
               </w:rPr>
-              <w:t>Ros</w:t>
-            </w:r>
-            <w:r>
-              <w:rPr>
-                <w:rFonts w:ascii="Aptos" w:eastAsia="Aptos" w:hAnsi="Aptos" w:cs="Aptos"/>
-                <w:color w:val="404040" w:themeColor="text1" w:themeTint="BF"/>
-                <w:sz w:val="18"/>
-                <w:szCs w:val="18"/>
-              </w:rPr>
               <w:t>ie Hood</w:t>
-            </w:r>
-            <w:r>
-              <w:rPr>
-                <w:rFonts w:ascii="Aptos" w:eastAsia="Aptos" w:hAnsi="Aptos" w:cs="Aptos"/>
-                <w:color w:val="404040" w:themeColor="text1" w:themeTint="BF"/>
-                <w:sz w:val="18"/>
-                <w:szCs w:val="18"/>
-              </w:rPr>
-              <w:t xml:space="preserve"> (tbc)</w:t>
             </w:r>
             <w:r>
               <w:rPr>
@@ -3816,21 +3780,7 @@
 </file>
 
 <file path=customXml/item1.xml><?xml version="1.0" encoding="utf-8"?>
-<p:properties xmlns:p="http://schemas.microsoft.com/office/2006/metadata/properties" xmlns:xsi="http://www.w3.org/2001/XMLSchema-instance" xmlns:pc="http://schemas.microsoft.com/office/infopath/2007/PartnerControls">
-  <documentManagement>
-    <_ip_UnifiedCompliancePolicyUIAction xmlns="http://schemas.microsoft.com/sharepoint/v3" xsi:nil="true"/>
-    <_Flow_SignoffStatus xmlns="49d7565e-b98d-438e-a0f6-8f8c339c941d" xsi:nil="true"/>
-    <lcf76f155ced4ddcb4097134ff3c332f xmlns="49d7565e-b98d-438e-a0f6-8f8c339c941d">
-      <Terms xmlns="http://schemas.microsoft.com/office/infopath/2007/PartnerControls"/>
-    </lcf76f155ced4ddcb4097134ff3c332f>
-    <_ip_UnifiedCompliancePolicyProperties xmlns="http://schemas.microsoft.com/sharepoint/v3" xsi:nil="true"/>
-    <TaxCatchAll xmlns="3e02667f-0271-471b-bd6e-11a2e16def1d" xsi:nil="true"/>
-    <Description_x0020_of_x0020_Issue_x0020_or_x0020_Feedback xmlns="49d7565e-b98d-438e-a0f6-8f8c339c941d"/>
-    <Attach_x0020_Screenshot xmlns="49d7565e-b98d-438e-a0f6-8f8c339c941d" xsi:nil="true"/>
-    <Page xmlns="49d7565e-b98d-438e-a0f6-8f8c339c941d"/>
-    <Role xmlns="49d7565e-b98d-438e-a0f6-8f8c339c941d"/>
-  </documentManagement>
-</p:properties>
+<b:Sources xmlns:b="http://schemas.openxmlformats.org/officeDocument/2006/bibliography" xmlns="http://schemas.openxmlformats.org/officeDocument/2006/bibliography" SelectedStyle="\APASixthEditionOfficeOnline.xsl" StyleName="APA" Version="6"/>
 </file>
 
 <file path=customXml/item2.xml><?xml version="1.0" encoding="utf-8"?>
@@ -4157,7 +4107,21 @@
 </file>
 
 <file path=customXml/item3.xml><?xml version="1.0" encoding="utf-8"?>
-<b:Sources xmlns:b="http://schemas.openxmlformats.org/officeDocument/2006/bibliography" xmlns="http://schemas.openxmlformats.org/officeDocument/2006/bibliography" SelectedStyle="\APASixthEditionOfficeOnline.xsl" StyleName="APA" Version="6"/>
+<p:properties xmlns:p="http://schemas.microsoft.com/office/2006/metadata/properties" xmlns:xsi="http://www.w3.org/2001/XMLSchema-instance" xmlns:pc="http://schemas.microsoft.com/office/infopath/2007/PartnerControls">
+  <documentManagement>
+    <_ip_UnifiedCompliancePolicyUIAction xmlns="http://schemas.microsoft.com/sharepoint/v3" xsi:nil="true"/>
+    <_Flow_SignoffStatus xmlns="49d7565e-b98d-438e-a0f6-8f8c339c941d" xsi:nil="true"/>
+    <lcf76f155ced4ddcb4097134ff3c332f xmlns="49d7565e-b98d-438e-a0f6-8f8c339c941d">
+      <Terms xmlns="http://schemas.microsoft.com/office/infopath/2007/PartnerControls"/>
+    </lcf76f155ced4ddcb4097134ff3c332f>
+    <_ip_UnifiedCompliancePolicyProperties xmlns="http://schemas.microsoft.com/sharepoint/v3" xsi:nil="true"/>
+    <TaxCatchAll xmlns="3e02667f-0271-471b-bd6e-11a2e16def1d" xsi:nil="true"/>
+    <Description_x0020_of_x0020_Issue_x0020_or_x0020_Feedback xmlns="49d7565e-b98d-438e-a0f6-8f8c339c941d"/>
+    <Attach_x0020_Screenshot xmlns="49d7565e-b98d-438e-a0f6-8f8c339c941d" xsi:nil="true"/>
+    <Page xmlns="49d7565e-b98d-438e-a0f6-8f8c339c941d"/>
+    <Role xmlns="49d7565e-b98d-438e-a0f6-8f8c339c941d"/>
+  </documentManagement>
+</p:properties>
 </file>
 
 <file path=customXml/item4.xml><?xml version="1.0" encoding="utf-8"?>
@@ -4170,13 +4134,9 @@
 </file>
 
 <file path=customXml/itemProps1.xml><?xml version="1.0" encoding="utf-8"?>
-<ds:datastoreItem xmlns:ds="http://schemas.openxmlformats.org/officeDocument/2006/customXml" ds:itemID="{4DA892AE-D38E-4ED1-8D40-91BED7377AEC}">
+<ds:datastoreItem xmlns:ds="http://schemas.openxmlformats.org/officeDocument/2006/customXml" ds:itemID="{13BF3E96-DCAC-4BD5-8194-4FBEDC22CC6D}">
   <ds:schemaRefs>
-    <ds:schemaRef ds:uri="http://schemas.microsoft.com/office/2006/metadata/properties"/>
-    <ds:schemaRef ds:uri="http://schemas.microsoft.com/office/infopath/2007/PartnerControls"/>
-    <ds:schemaRef ds:uri="http://schemas.microsoft.com/sharepoint/v3"/>
-    <ds:schemaRef ds:uri="49d7565e-b98d-438e-a0f6-8f8c339c941d"/>
-    <ds:schemaRef ds:uri="3e02667f-0271-471b-bd6e-11a2e16def1d"/>
+    <ds:schemaRef ds:uri="http://schemas.openxmlformats.org/officeDocument/2006/bibliography"/>
   </ds:schemaRefs>
 </ds:datastoreItem>
 </file>
@@ -4203,9 +4163,13 @@
 </file>
 
 <file path=customXml/itemProps3.xml><?xml version="1.0" encoding="utf-8"?>
-<ds:datastoreItem xmlns:ds="http://schemas.openxmlformats.org/officeDocument/2006/customXml" ds:itemID="{13BF3E96-DCAC-4BD5-8194-4FBEDC22CC6D}">
+<ds:datastoreItem xmlns:ds="http://schemas.openxmlformats.org/officeDocument/2006/customXml" ds:itemID="{4DA892AE-D38E-4ED1-8D40-91BED7377AEC}">
   <ds:schemaRefs>
-    <ds:schemaRef ds:uri="http://schemas.openxmlformats.org/officeDocument/2006/bibliography"/>
+    <ds:schemaRef ds:uri="http://schemas.microsoft.com/office/2006/metadata/properties"/>
+    <ds:schemaRef ds:uri="http://schemas.microsoft.com/office/infopath/2007/PartnerControls"/>
+    <ds:schemaRef ds:uri="http://schemas.microsoft.com/sharepoint/v3"/>
+    <ds:schemaRef ds:uri="49d7565e-b98d-438e-a0f6-8f8c339c941d"/>
+    <ds:schemaRef ds:uri="3e02667f-0271-471b-bd6e-11a2e16def1d"/>
   </ds:schemaRefs>
 </ds:datastoreItem>
 </file>

--- a/updates/partnership-day-2026/training.docx
+++ b/updates/partnership-day-2026/training.docx
@@ -67,6 +67,12 @@
         <w:keepNext/>
         <w:keepLines/>
         <w:spacing w:after="0" w:line="240" w:lineRule="auto"/>
+        <w:rPr>
+          <w:rFonts w:ascii="Aptos" w:eastAsia="Aptos" w:hAnsi="Aptos" w:cs="Aptos"/>
+          <w:color w:val="3A3A3A" w:themeColor="background2" w:themeShade="40"/>
+          <w:sz w:val="22"/>
+          <w:szCs w:val="22"/>
+        </w:rPr>
       </w:pPr>
       <w:r>
         <w:rPr>
@@ -76,6 +82,54 @@
           <w:szCs w:val="22"/>
         </w:rPr>
         <w:t>World Bank Group (1818 H Street NW, Washington, DC, 20433)</w:t>
+      </w:r>
+    </w:p>
+    <w:p>
+      <w:pPr>
+        <w:keepNext/>
+        <w:keepLines/>
+        <w:spacing w:after="0" w:line="240" w:lineRule="auto"/>
+        <w:rPr>
+          <w:rFonts w:ascii="Aptos" w:eastAsia="Aptos" w:hAnsi="Aptos" w:cs="Aptos"/>
+          <w:color w:val="3A3A3A" w:themeColor="background2" w:themeShade="40"/>
+          <w:sz w:val="22"/>
+          <w:szCs w:val="22"/>
+        </w:rPr>
+      </w:pPr>
+    </w:p>
+    <w:p>
+      <w:pPr>
+        <w:keepNext/>
+        <w:keepLines/>
+        <w:spacing w:after="0" w:line="240" w:lineRule="auto"/>
+        <w:jc w:val="center"/>
+        <w:rPr>
+          <w:b/>
+          <w:bCs/>
+          <w:color w:val="E97132" w:themeColor="accent2"/>
+          <w:sz w:val="28"/>
+          <w:szCs w:val="28"/>
+        </w:rPr>
+      </w:pPr>
+      <w:r>
+        <w:rPr>
+          <w:b/>
+          <w:bCs/>
+          <w:color w:val="E97132" w:themeColor="accent2"/>
+          <w:sz w:val="28"/>
+          <w:szCs w:val="28"/>
+        </w:rPr>
+        <w:t xml:space="preserve">DRAFT </w:t>
+      </w:r>
+      <w:r>
+        <w:rPr>
+          <w:b/>
+          <w:bCs/>
+          <w:color w:val="E97132" w:themeColor="accent2"/>
+          <w:sz w:val="28"/>
+          <w:szCs w:val="28"/>
+        </w:rPr>
+        <w:t>SCHEDULE</w:t>
       </w:r>
     </w:p>
     <w:p>
@@ -111,7 +165,7 @@
             <w:tcW w:w="645" w:type="dxa"/>
             <w:tcBorders>
               <w:top w:val="nil"/>
-              <w:left w:val="nil"/>
+              <w:left w:val="single" w:sz="4" w:space="0" w:color="000000"/>
               <w:bottom w:val="single" w:sz="8" w:space="0" w:color="747474" w:themeColor="background2" w:themeShade="80"/>
               <w:right w:val="single" w:sz="8" w:space="0" w:color="747474" w:themeColor="background2" w:themeShade="80"/>
             </w:tcBorders>
@@ -251,7 +305,7 @@
             <w:tcW w:w="645" w:type="dxa"/>
             <w:tcBorders>
               <w:top w:val="single" w:sz="8" w:space="0" w:color="747474" w:themeColor="background2" w:themeShade="80"/>
-              <w:left w:val="nil"/>
+              <w:left w:val="single" w:sz="4" w:space="0" w:color="000000"/>
               <w:bottom w:val="single" w:sz="8" w:space="0" w:color="747474" w:themeColor="background2" w:themeShade="80"/>
               <w:right w:val="single" w:sz="8" w:space="0" w:color="747474" w:themeColor="background2" w:themeShade="80"/>
             </w:tcBorders>
@@ -432,7 +486,7 @@
             <w:tcW w:w="645" w:type="dxa"/>
             <w:tcBorders>
               <w:top w:val="single" w:sz="8" w:space="0" w:color="747474" w:themeColor="background2" w:themeShade="80"/>
-              <w:left w:val="nil"/>
+              <w:left w:val="single" w:sz="4" w:space="0" w:color="000000"/>
               <w:bottom w:val="single" w:sz="8" w:space="0" w:color="747474" w:themeColor="background2" w:themeShade="80"/>
               <w:right w:val="single" w:sz="8" w:space="0" w:color="747474" w:themeColor="background2" w:themeShade="80"/>
             </w:tcBorders>
@@ -667,7 +721,16 @@
                 <w:sz w:val="18"/>
                 <w:szCs w:val="18"/>
               </w:rPr>
-              <w:t>Natalia Allmi</w:t>
+              <w:t xml:space="preserve">Natalia </w:t>
+            </w:r>
+            <w:r>
+              <w:rPr>
+                <w:rFonts w:ascii="Aptos" w:eastAsia="Aptos" w:hAnsi="Aptos" w:cs="Aptos"/>
+                <w:color w:val="404040" w:themeColor="text1" w:themeTint="BF"/>
+                <w:sz w:val="18"/>
+                <w:szCs w:val="18"/>
+              </w:rPr>
+              <w:t>Guerra</w:t>
             </w:r>
             <w:r>
               <w:rPr>
@@ -704,7 +767,7 @@
             <w:tcW w:w="645" w:type="dxa"/>
             <w:tcBorders>
               <w:top w:val="single" w:sz="8" w:space="0" w:color="747474" w:themeColor="background2" w:themeShade="80"/>
-              <w:left w:val="nil"/>
+              <w:left w:val="single" w:sz="4" w:space="0" w:color="000000"/>
               <w:bottom w:val="single" w:sz="8" w:space="0" w:color="747474" w:themeColor="background2" w:themeShade="80"/>
               <w:right w:val="single" w:sz="8" w:space="0" w:color="747474" w:themeColor="background2" w:themeShade="80"/>
             </w:tcBorders>
@@ -816,14 +879,29 @@
                 <w:sz w:val="18"/>
                 <w:szCs w:val="18"/>
               </w:rPr>
-              <w:t>Nowcasting</w:t>
-            </w:r>
-            <w:r>
-              <w:rPr>
-                <w:rFonts w:ascii="Aptos" w:eastAsia="Aptos" w:hAnsi="Aptos" w:cs="Aptos"/>
-                <w:b/>
-                <w:bCs/>
-                <w:color w:val="414042"/>
+              <w:t>Leveraging Search Data for Economic Monitoring</w:t>
+            </w:r>
+          </w:p>
+          <w:p>
+            <w:pPr>
+              <w:spacing w:after="0"/>
+              <w:rPr>
+                <w:color w:val="595959" w:themeColor="text1" w:themeTint="A6"/>
+                <w:sz w:val="18"/>
+                <w:szCs w:val="18"/>
+              </w:rPr>
+            </w:pPr>
+            <w:r>
+              <w:rPr>
+                <w:color w:val="595959" w:themeColor="text1" w:themeTint="A6"/>
+                <w:sz w:val="18"/>
+                <w:szCs w:val="18"/>
+              </w:rPr>
+              <w:t>Dharana</w:t>
+            </w:r>
+            <w:r>
+              <w:rPr>
+                <w:color w:val="595959" w:themeColor="text1" w:themeTint="A6"/>
                 <w:sz w:val="18"/>
                 <w:szCs w:val="18"/>
               </w:rPr>
@@ -831,43 +909,19 @@
             </w:r>
             <w:r>
               <w:rPr>
-                <w:rFonts w:ascii="Aptos" w:eastAsia="Aptos" w:hAnsi="Aptos" w:cs="Aptos"/>
-                <w:b/>
-                <w:bCs/>
-                <w:color w:val="414042"/>
-                <w:sz w:val="18"/>
-                <w:szCs w:val="18"/>
-              </w:rPr>
-              <w:t>GDP</w:t>
-            </w:r>
-            <w:r>
-              <w:rPr>
-                <w:rFonts w:ascii="Aptos" w:eastAsia="Aptos" w:hAnsi="Aptos" w:cs="Aptos"/>
-                <w:b/>
-                <w:bCs/>
-                <w:color w:val="414042"/>
-                <w:sz w:val="18"/>
-                <w:szCs w:val="18"/>
-              </w:rPr>
-              <w:t xml:space="preserve"> with Search Data</w:t>
-            </w:r>
-          </w:p>
-          <w:p>
-            <w:pPr>
-              <w:spacing w:after="0"/>
-              <w:rPr>
                 <w:color w:val="595959" w:themeColor="text1" w:themeTint="A6"/>
                 <w:sz w:val="18"/>
                 <w:szCs w:val="18"/>
               </w:rPr>
-            </w:pPr>
+              <w:t>Rijal</w:t>
+            </w:r>
             <w:r>
               <w:rPr>
                 <w:color w:val="595959" w:themeColor="text1" w:themeTint="A6"/>
                 <w:sz w:val="18"/>
                 <w:szCs w:val="18"/>
               </w:rPr>
-              <w:t>Dharana</w:t>
+              <w:t>, IMF</w:t>
             </w:r>
             <w:r>
               <w:rPr>
@@ -875,7 +929,7 @@
                 <w:sz w:val="18"/>
                 <w:szCs w:val="18"/>
               </w:rPr>
-              <w:t xml:space="preserve"> </w:t>
+              <w:br/>
             </w:r>
             <w:r>
               <w:rPr>
@@ -883,14 +937,24 @@
                 <w:sz w:val="18"/>
                 <w:szCs w:val="18"/>
               </w:rPr>
-              <w:t>Rijal</w:t>
-            </w:r>
+              <w:t xml:space="preserve">Lamya </w:t>
+            </w:r>
+            <w:proofErr w:type="spellStart"/>
             <w:r>
               <w:rPr>
                 <w:color w:val="595959" w:themeColor="text1" w:themeTint="A6"/>
                 <w:sz w:val="18"/>
                 <w:szCs w:val="18"/>
               </w:rPr>
+              <w:t>Kejji</w:t>
+            </w:r>
+            <w:proofErr w:type="spellEnd"/>
+            <w:r>
+              <w:rPr>
+                <w:color w:val="595959" w:themeColor="text1" w:themeTint="A6"/>
+                <w:sz w:val="18"/>
+                <w:szCs w:val="18"/>
+              </w:rPr>
               <w:t>, IMF</w:t>
             </w:r>
           </w:p>
@@ -898,15 +962,6 @@
             <w:pPr>
               <w:spacing w:after="0"/>
             </w:pPr>
-            <w:r>
-              <w:rPr>
-                <w:rFonts w:ascii="Aptos" w:eastAsia="Aptos" w:hAnsi="Aptos" w:cs="Aptos"/>
-                <w:color w:val="8C8A8B"/>
-                <w:sz w:val="12"/>
-                <w:szCs w:val="12"/>
-              </w:rPr>
-              <w:t xml:space="preserve"> </w:t>
-            </w:r>
           </w:p>
           <w:p>
             <w:pPr>
@@ -936,7 +991,7 @@
             <w:tcW w:w="645" w:type="dxa"/>
             <w:tcBorders>
               <w:top w:val="single" w:sz="8" w:space="0" w:color="747474" w:themeColor="background2" w:themeShade="80"/>
-              <w:left w:val="nil"/>
+              <w:left w:val="single" w:sz="4" w:space="0" w:color="000000"/>
               <w:bottom w:val="single" w:sz="4" w:space="0" w:color="000000" w:themeColor="text1"/>
               <w:right w:val="single" w:sz="8" w:space="0" w:color="747474" w:themeColor="background2" w:themeShade="80"/>
             </w:tcBorders>
@@ -1010,7 +1065,7 @@
             <w:tcW w:w="645" w:type="dxa"/>
             <w:tcBorders>
               <w:top w:val="single" w:sz="4" w:space="0" w:color="000000" w:themeColor="text1"/>
-              <w:left w:val="nil"/>
+              <w:left w:val="single" w:sz="4" w:space="0" w:color="000000"/>
               <w:bottom w:val="single" w:sz="8" w:space="0" w:color="747474" w:themeColor="background2" w:themeShade="80"/>
               <w:right w:val="single" w:sz="8" w:space="0" w:color="747474" w:themeColor="background2" w:themeShade="80"/>
             </w:tcBorders>
@@ -1234,7 +1289,7 @@
             <w:tcW w:w="645" w:type="dxa"/>
             <w:tcBorders>
               <w:top w:val="single" w:sz="8" w:space="0" w:color="747474" w:themeColor="background2" w:themeShade="80"/>
-              <w:left w:val="nil"/>
+              <w:left w:val="single" w:sz="4" w:space="0" w:color="000000"/>
               <w:bottom w:val="single" w:sz="8" w:space="0" w:color="747474" w:themeColor="background2" w:themeShade="80"/>
               <w:right w:val="single" w:sz="8" w:space="0" w:color="747474" w:themeColor="background2" w:themeShade="80"/>
             </w:tcBorders>
@@ -1309,7 +1364,7 @@
             <w:tcW w:w="645" w:type="dxa"/>
             <w:tcBorders>
               <w:top w:val="single" w:sz="8" w:space="0" w:color="747474" w:themeColor="background2" w:themeShade="80"/>
-              <w:left w:val="nil"/>
+              <w:left w:val="single" w:sz="4" w:space="0" w:color="000000"/>
               <w:bottom w:val="single" w:sz="8" w:space="0" w:color="747474" w:themeColor="background2" w:themeShade="80"/>
               <w:right w:val="single" w:sz="8" w:space="0" w:color="747474" w:themeColor="background2" w:themeShade="80"/>
             </w:tcBorders>
@@ -1451,7 +1506,7 @@
             <w:tcW w:w="645" w:type="dxa"/>
             <w:tcBorders>
               <w:top w:val="single" w:sz="8" w:space="0" w:color="747474" w:themeColor="background2" w:themeShade="80"/>
-              <w:left w:val="nil"/>
+              <w:left w:val="single" w:sz="4" w:space="0" w:color="000000"/>
               <w:bottom w:val="single" w:sz="8" w:space="0" w:color="747474" w:themeColor="background2" w:themeShade="80"/>
               <w:right w:val="single" w:sz="8" w:space="0" w:color="747474" w:themeColor="background2" w:themeShade="80"/>
             </w:tcBorders>
@@ -1535,7 +1590,7 @@
             <w:tcW w:w="645" w:type="dxa"/>
             <w:tcBorders>
               <w:top w:val="single" w:sz="8" w:space="0" w:color="747474" w:themeColor="background2" w:themeShade="80"/>
-              <w:left w:val="nil"/>
+              <w:left w:val="single" w:sz="4" w:space="0" w:color="000000"/>
               <w:bottom w:val="single" w:sz="8" w:space="0" w:color="747474" w:themeColor="background2" w:themeShade="80"/>
               <w:right w:val="single" w:sz="8" w:space="0" w:color="747474" w:themeColor="background2" w:themeShade="80"/>
             </w:tcBorders>
@@ -1812,7 +1867,7 @@
             <w:tcW w:w="645" w:type="dxa"/>
             <w:tcBorders>
               <w:top w:val="single" w:sz="8" w:space="0" w:color="747474" w:themeColor="background2" w:themeShade="80"/>
-              <w:left w:val="nil"/>
+              <w:left w:val="single" w:sz="4" w:space="0" w:color="000000"/>
               <w:bottom w:val="single" w:sz="8" w:space="0" w:color="747474" w:themeColor="background2" w:themeShade="80"/>
               <w:right w:val="single" w:sz="8" w:space="0" w:color="747474" w:themeColor="background2" w:themeShade="80"/>
             </w:tcBorders>
@@ -2018,7 +2073,7 @@
             <w:tcW w:w="645" w:type="dxa"/>
             <w:tcBorders>
               <w:top w:val="single" w:sz="8" w:space="0" w:color="747474" w:themeColor="background2" w:themeShade="80"/>
-              <w:left w:val="nil"/>
+              <w:left w:val="single" w:sz="4" w:space="0" w:color="000000"/>
               <w:bottom w:val="single" w:sz="8" w:space="0" w:color="747474" w:themeColor="background2" w:themeShade="80"/>
               <w:right w:val="single" w:sz="8" w:space="0" w:color="747474" w:themeColor="background2" w:themeShade="80"/>
             </w:tcBorders>
@@ -2108,6 +2163,7 @@
             <w:tcW w:w="645" w:type="dxa"/>
             <w:tcBorders>
               <w:top w:val="single" w:sz="8" w:space="0" w:color="747474" w:themeColor="background2" w:themeShade="80"/>
+              <w:left w:val="single" w:sz="4" w:space="0" w:color="000000"/>
               <w:bottom w:val="single" w:sz="4" w:space="0" w:color="000000"/>
               <w:right w:val="single" w:sz="8" w:space="0" w:color="747474" w:themeColor="background2" w:themeShade="80"/>
             </w:tcBorders>

--- a/updates/partnership-day-2026/training.docx
+++ b/updates/partnership-day-2026/training.docx
@@ -137,89 +137,100 @@
         <w:keepNext/>
         <w:keepLines/>
         <w:spacing w:after="0" w:line="240" w:lineRule="auto"/>
-        <w:rPr>
-          <w:rFonts w:ascii="Aptos" w:eastAsia="Aptos" w:hAnsi="Aptos" w:cs="Aptos"/>
-          <w:color w:val="3A3A3A" w:themeColor="background2" w:themeShade="40"/>
-          <w:sz w:val="22"/>
-          <w:szCs w:val="22"/>
-        </w:rPr>
       </w:pPr>
     </w:p>
     <w:tbl>
       <w:tblPr>
-        <w:tblW w:w="9090" w:type="dxa"/>
-        <w:tblLook w:val="06A0" w:firstRow="1" w:lastRow="0" w:firstColumn="1" w:lastColumn="0" w:noHBand="1" w:noVBand="1"/>
+        <w:tblW w:w="9060" w:type="dxa"/>
+        <w:tblBorders>
+          <w:top w:val="single" w:sz="4" w:space="0" w:color="000000"/>
+          <w:left w:val="single" w:sz="4" w:space="0" w:color="000000"/>
+          <w:bottom w:val="single" w:sz="4" w:space="0" w:color="000000"/>
+          <w:right w:val="single" w:sz="4" w:space="0" w:color="000000"/>
+          <w:insideH w:val="single" w:sz="4" w:space="0" w:color="000000"/>
+          <w:insideV w:val="single" w:sz="4" w:space="0" w:color="000000"/>
+        </w:tblBorders>
+        <w:tblCellMar>
+          <w:left w:w="0" w:type="dxa"/>
+          <w:right w:w="0" w:type="dxa"/>
+        </w:tblCellMar>
+        <w:tblLook w:val="04A0" w:firstRow="1" w:lastRow="0" w:firstColumn="1" w:lastColumn="0" w:noHBand="0" w:noVBand="1"/>
       </w:tblPr>
       <w:tblGrid>
-        <w:gridCol w:w="645"/>
-        <w:gridCol w:w="3022"/>
-        <w:gridCol w:w="3047"/>
-        <w:gridCol w:w="2376"/>
+        <w:gridCol w:w="630"/>
+        <w:gridCol w:w="3015"/>
+        <w:gridCol w:w="3045"/>
+        <w:gridCol w:w="2370"/>
       </w:tblGrid>
       <w:tr>
         <w:trPr>
-          <w:trHeight w:val="300"/>
+          <w:trHeight w:val="285"/>
         </w:trPr>
         <w:tc>
           <w:tcPr>
-            <w:tcW w:w="645" w:type="dxa"/>
-            <w:tcBorders>
-              <w:top w:val="nil"/>
-              <w:left w:val="single" w:sz="4" w:space="0" w:color="000000"/>
-              <w:bottom w:val="single" w:sz="8" w:space="0" w:color="747474" w:themeColor="background2" w:themeShade="80"/>
-              <w:right w:val="single" w:sz="8" w:space="0" w:color="747474" w:themeColor="background2" w:themeShade="80"/>
-            </w:tcBorders>
-            <w:shd w:val="clear" w:color="auto" w:fill="262626" w:themeFill="text1" w:themeFillTint="D9"/>
-            <w:tcMar>
-              <w:top w:w="14" w:type="dxa"/>
-              <w:left w:w="58" w:type="dxa"/>
-              <w:bottom w:w="14" w:type="dxa"/>
-              <w:right w:w="58" w:type="dxa"/>
-            </w:tcMar>
+            <w:tcW w:w="630" w:type="dxa"/>
+            <w:shd w:val="clear" w:color="auto" w:fill="262626"/>
             <w:vAlign w:val="center"/>
+            <w:hideMark/>
           </w:tcPr>
           <w:p>
             <w:pPr>
               <w:shd w:val="clear" w:color="auto" w:fill="414042"/>
-              <w:spacing w:after="0"/>
-              <w:ind w:right="-209"/>
-              <w:rPr>
-                <w:rFonts w:ascii="Aptos" w:eastAsia="Aptos" w:hAnsi="Aptos" w:cs="Aptos"/>
-                <w:color w:val="000000" w:themeColor="text1"/>
-              </w:rPr>
-            </w:pPr>
+              <w:spacing w:after="0" w:line="240" w:lineRule="auto"/>
+              <w:ind w:right="-210"/>
+              <w:textAlignment w:val="baseline"/>
+              <w:rPr>
+                <w:rFonts w:ascii="Segoe UI" w:eastAsia="Times New Roman" w:hAnsi="Segoe UI" w:cs="Segoe UI"/>
+                <w:color w:val="F5F5F5"/>
+                <w:sz w:val="16"/>
+                <w:szCs w:val="16"/>
+                <w:lang w:eastAsia="en-US"/>
+              </w:rPr>
+            </w:pPr>
+            <w:r>
+              <w:rPr>
+                <w:rFonts w:ascii="Aptos" w:eastAsia="Times New Roman" w:hAnsi="Aptos" w:cs="Segoe UI"/>
+                <w:color w:val="000000"/>
+                <w:sz w:val="16"/>
+                <w:szCs w:val="16"/>
+                <w:lang w:eastAsia="en-US"/>
+              </w:rPr>
+              <w:t> </w:t>
+            </w:r>
           </w:p>
         </w:tc>
         <w:tc>
           <w:tcPr>
-            <w:tcW w:w="3022" w:type="dxa"/>
-            <w:tcBorders>
-              <w:top w:val="nil"/>
-              <w:left w:val="single" w:sz="8" w:space="0" w:color="747474" w:themeColor="background2" w:themeShade="80"/>
-              <w:bottom w:val="single" w:sz="8" w:space="0" w:color="747474" w:themeColor="background2" w:themeShade="80"/>
-              <w:right w:val="single" w:sz="4" w:space="0" w:color="000000" w:themeColor="text1"/>
-            </w:tcBorders>
+            <w:tcW w:w="3015" w:type="dxa"/>
             <w:shd w:val="clear" w:color="auto" w:fill="3EACAD"/>
-            <w:tcMar>
-              <w:top w:w="14" w:type="dxa"/>
-              <w:left w:w="58" w:type="dxa"/>
-              <w:bottom w:w="14" w:type="dxa"/>
-              <w:right w:w="58" w:type="dxa"/>
-            </w:tcMar>
             <w:vAlign w:val="center"/>
+            <w:hideMark/>
           </w:tcPr>
           <w:p>
             <w:pPr>
-              <w:spacing w:after="0"/>
-              <w:ind w:right="-209"/>
-            </w:pPr>
-            <w:r>
-              <w:rPr>
-                <w:rFonts w:ascii="Open Sans" w:eastAsia="Open Sans" w:hAnsi="Open Sans" w:cs="Open Sans"/>
+              <w:spacing w:after="0" w:line="240" w:lineRule="auto"/>
+              <w:ind w:right="-210"/>
+              <w:jc w:val="center"/>
+              <w:textAlignment w:val="baseline"/>
+              <w:rPr>
+                <w:rFonts w:ascii="Segoe UI" w:eastAsia="Times New Roman" w:hAnsi="Segoe UI" w:cs="Segoe UI"/>
+                <w:b/>
+                <w:bCs/>
+                <w:sz w:val="16"/>
+                <w:szCs w:val="16"/>
+                <w:lang w:eastAsia="en-US"/>
+              </w:rPr>
+            </w:pPr>
+            <w:r>
+              <w:rPr>
+                <w:rFonts w:ascii="Open Sans" w:eastAsia="Times New Roman" w:hAnsi="Open Sans" w:cs="Open Sans"/>
+                <w:b/>
+                <w:bCs/>
                 <w:caps/>
-                <w:color w:val="FFFFFF" w:themeColor="background1"/>
-                <w:sz w:val="20"/>
-                <w:szCs w:val="20"/>
+                <w:color w:val="FFFFFF"/>
+                <w:sz w:val="16"/>
+                <w:szCs w:val="16"/>
+                <w:lang w:eastAsia="en-US"/>
               </w:rPr>
               <w:t>TRANSPORTATION TRACK</w:t>
             </w:r>
@@ -227,34 +238,36 @@
         </w:tc>
         <w:tc>
           <w:tcPr>
-            <w:tcW w:w="3047" w:type="dxa"/>
-            <w:tcBorders>
-              <w:top w:val="nil"/>
-              <w:left w:val="single" w:sz="4" w:space="0" w:color="000000" w:themeColor="text1"/>
-              <w:bottom w:val="single" w:sz="8" w:space="0" w:color="747474" w:themeColor="background2" w:themeShade="80"/>
-              <w:right w:val="single" w:sz="4" w:space="0" w:color="000000" w:themeColor="text1"/>
-            </w:tcBorders>
+            <w:tcW w:w="3045" w:type="dxa"/>
             <w:shd w:val="clear" w:color="auto" w:fill="DF6B00"/>
-            <w:tcMar>
-              <w:top w:w="14" w:type="dxa"/>
-              <w:left w:w="58" w:type="dxa"/>
-              <w:bottom w:w="14" w:type="dxa"/>
-              <w:right w:w="58" w:type="dxa"/>
-            </w:tcMar>
             <w:vAlign w:val="center"/>
+            <w:hideMark/>
           </w:tcPr>
           <w:p>
             <w:pPr>
-              <w:spacing w:after="0"/>
-              <w:ind w:right="-209"/>
-            </w:pPr>
-            <w:r>
-              <w:rPr>
-                <w:rFonts w:ascii="Open Sans" w:eastAsia="Open Sans" w:hAnsi="Open Sans" w:cs="Open Sans"/>
+              <w:spacing w:after="0" w:line="240" w:lineRule="auto"/>
+              <w:ind w:right="-210"/>
+              <w:jc w:val="center"/>
+              <w:textAlignment w:val="baseline"/>
+              <w:rPr>
+                <w:rFonts w:ascii="Segoe UI" w:eastAsia="Times New Roman" w:hAnsi="Segoe UI" w:cs="Segoe UI"/>
+                <w:b/>
+                <w:bCs/>
+                <w:sz w:val="16"/>
+                <w:szCs w:val="16"/>
+                <w:lang w:eastAsia="en-US"/>
+              </w:rPr>
+            </w:pPr>
+            <w:r>
+              <w:rPr>
+                <w:rFonts w:ascii="Open Sans" w:eastAsia="Times New Roman" w:hAnsi="Open Sans" w:cs="Open Sans"/>
+                <w:b/>
+                <w:bCs/>
                 <w:caps/>
-                <w:color w:val="FFFFFF" w:themeColor="background1"/>
-                <w:sz w:val="20"/>
-                <w:szCs w:val="20"/>
+                <w:color w:val="FFFFFF"/>
+                <w:sz w:val="16"/>
+                <w:szCs w:val="16"/>
+                <w:lang w:eastAsia="en-US"/>
               </w:rPr>
               <w:t>JOBS &amp; ECONOMY TRACK</w:t>
             </w:r>
@@ -262,34 +275,37 @@
         </w:tc>
         <w:tc>
           <w:tcPr>
-            <w:tcW w:w="2376" w:type="dxa"/>
-            <w:tcBorders>
-              <w:top w:val="nil"/>
-              <w:left w:val="single" w:sz="4" w:space="0" w:color="000000" w:themeColor="text1"/>
-              <w:bottom w:val="single" w:sz="8" w:space="0" w:color="747474" w:themeColor="background2" w:themeShade="80"/>
-              <w:right w:val="single" w:sz="4" w:space="0" w:color="000000" w:themeColor="text1"/>
-            </w:tcBorders>
+            <w:tcW w:w="2370" w:type="dxa"/>
             <w:shd w:val="clear" w:color="auto" w:fill="001E60"/>
-            <w:tcMar>
-              <w:top w:w="14" w:type="dxa"/>
-              <w:left w:w="58" w:type="dxa"/>
-              <w:bottom w:w="14" w:type="dxa"/>
-              <w:right w:w="58" w:type="dxa"/>
-            </w:tcMar>
             <w:vAlign w:val="center"/>
+            <w:hideMark/>
           </w:tcPr>
           <w:p>
             <w:pPr>
-              <w:spacing w:after="0"/>
-              <w:ind w:right="-209"/>
-            </w:pPr>
-            <w:r>
-              <w:rPr>
-                <w:rFonts w:ascii="Open Sans" w:eastAsia="Open Sans" w:hAnsi="Open Sans" w:cs="Open Sans"/>
+              <w:spacing w:after="0" w:line="240" w:lineRule="auto"/>
+              <w:ind w:right="-210"/>
+              <w:jc w:val="center"/>
+              <w:textAlignment w:val="baseline"/>
+              <w:rPr>
+                <w:rFonts w:ascii="Segoe UI" w:eastAsia="Times New Roman" w:hAnsi="Segoe UI" w:cs="Segoe UI"/>
+                <w:b/>
+                <w:bCs/>
+                <w:color w:val="F5F5F5"/>
+                <w:sz w:val="16"/>
+                <w:szCs w:val="16"/>
+                <w:lang w:eastAsia="en-US"/>
+              </w:rPr>
+            </w:pPr>
+            <w:r>
+              <w:rPr>
+                <w:rFonts w:ascii="Open Sans" w:eastAsia="Times New Roman" w:hAnsi="Open Sans" w:cs="Open Sans"/>
+                <w:b/>
+                <w:bCs/>
                 <w:caps/>
-                <w:color w:val="FFFFFF" w:themeColor="background1"/>
-                <w:sz w:val="20"/>
-                <w:szCs w:val="20"/>
+                <w:color w:val="FFFFFF"/>
+                <w:sz w:val="16"/>
+                <w:szCs w:val="16"/>
+                <w:lang w:eastAsia="en-US"/>
               </w:rPr>
               <w:t>GEOSPATIAL TRACK</w:t>
             </w:r>
@@ -302,177 +318,227 @@
         </w:trPr>
         <w:tc>
           <w:tcPr>
-            <w:tcW w:w="645" w:type="dxa"/>
-            <w:tcBorders>
-              <w:top w:val="single" w:sz="8" w:space="0" w:color="747474" w:themeColor="background2" w:themeShade="80"/>
-              <w:left w:val="single" w:sz="4" w:space="0" w:color="000000"/>
-              <w:bottom w:val="single" w:sz="8" w:space="0" w:color="747474" w:themeColor="background2" w:themeShade="80"/>
-              <w:right w:val="single" w:sz="8" w:space="0" w:color="747474" w:themeColor="background2" w:themeShade="80"/>
-            </w:tcBorders>
-            <w:tcMar>
-              <w:top w:w="14" w:type="dxa"/>
-              <w:left w:w="58" w:type="dxa"/>
-              <w:bottom w:w="14" w:type="dxa"/>
-              <w:right w:w="58" w:type="dxa"/>
-            </w:tcMar>
+            <w:tcW w:w="630" w:type="dxa"/>
             <w:vAlign w:val="center"/>
+            <w:hideMark/>
           </w:tcPr>
           <w:p>
             <w:pPr>
-              <w:spacing w:after="0"/>
-            </w:pPr>
-            <w:r>
-              <w:rPr>
-                <w:rFonts w:ascii="Aptos" w:eastAsia="Aptos" w:hAnsi="Aptos" w:cs="Aptos"/>
-                <w:color w:val="262626" w:themeColor="text1" w:themeTint="D9"/>
-                <w:sz w:val="18"/>
-                <w:szCs w:val="18"/>
-              </w:rPr>
-              <w:t>9:00</w:t>
+              <w:spacing w:after="0" w:line="240" w:lineRule="auto"/>
+              <w:textAlignment w:val="baseline"/>
+              <w:rPr>
+                <w:rFonts w:ascii="Segoe UI" w:eastAsia="Times New Roman" w:hAnsi="Segoe UI" w:cs="Segoe UI"/>
+                <w:sz w:val="16"/>
+                <w:szCs w:val="16"/>
+                <w:lang w:eastAsia="en-US"/>
+              </w:rPr>
+            </w:pPr>
+            <w:r>
+              <w:rPr>
+                <w:rFonts w:ascii="Aptos" w:eastAsia="Times New Roman" w:hAnsi="Aptos" w:cs="Segoe UI"/>
+                <w:color w:val="262626"/>
+                <w:sz w:val="16"/>
+                <w:szCs w:val="16"/>
+                <w:lang w:eastAsia="en-US"/>
+              </w:rPr>
+              <w:t>9:00 </w:t>
             </w:r>
           </w:p>
         </w:tc>
         <w:tc>
           <w:tcPr>
-            <w:tcW w:w="3022" w:type="dxa"/>
-            <w:tcBorders>
-              <w:top w:val="single" w:sz="8" w:space="0" w:color="747474" w:themeColor="background2" w:themeShade="80"/>
-              <w:left w:val="single" w:sz="8" w:space="0" w:color="747474" w:themeColor="background2" w:themeShade="80"/>
-              <w:bottom w:val="single" w:sz="8" w:space="0" w:color="747474" w:themeColor="background2" w:themeShade="80"/>
-              <w:right w:val="single" w:sz="4" w:space="0" w:color="000000" w:themeColor="text1"/>
-            </w:tcBorders>
-            <w:shd w:val="clear" w:color="auto" w:fill="FFFFFF" w:themeFill="background1"/>
-            <w:tcMar>
-              <w:top w:w="14" w:type="dxa"/>
-              <w:left w:w="58" w:type="dxa"/>
-              <w:bottom w:w="14" w:type="dxa"/>
-              <w:right w:w="58" w:type="dxa"/>
-            </w:tcMar>
+            <w:tcW w:w="3015" w:type="dxa"/>
+            <w:shd w:val="clear" w:color="auto" w:fill="FFFFFF"/>
             <w:vAlign w:val="center"/>
+            <w:hideMark/>
           </w:tcPr>
           <w:p>
             <w:pPr>
-              <w:spacing w:after="0"/>
-            </w:pPr>
-            <w:r>
-              <w:rPr>
-                <w:rFonts w:ascii="Aptos" w:eastAsia="Aptos" w:hAnsi="Aptos" w:cs="Aptos"/>
-                <w:color w:val="000000" w:themeColor="text1"/>
-              </w:rPr>
-              <w:t xml:space="preserve"> </w:t>
+              <w:spacing w:after="0" w:line="240" w:lineRule="auto"/>
+              <w:textAlignment w:val="baseline"/>
+              <w:rPr>
+                <w:rFonts w:ascii="Segoe UI" w:eastAsia="Times New Roman" w:hAnsi="Segoe UI" w:cs="Segoe UI"/>
+                <w:sz w:val="16"/>
+                <w:szCs w:val="16"/>
+                <w:lang w:eastAsia="en-US"/>
+              </w:rPr>
+            </w:pPr>
+            <w:r>
+              <w:rPr>
+                <w:rFonts w:ascii="Aptos" w:eastAsia="Times New Roman" w:hAnsi="Aptos" w:cs="Segoe UI"/>
+                <w:color w:val="000000"/>
+                <w:sz w:val="16"/>
+                <w:szCs w:val="16"/>
+                <w:lang w:eastAsia="en-US"/>
+              </w:rPr>
+              <w:t>  </w:t>
             </w:r>
           </w:p>
         </w:tc>
         <w:tc>
           <w:tcPr>
-            <w:tcW w:w="3047" w:type="dxa"/>
+            <w:tcW w:w="3045" w:type="dxa"/>
             <w:vMerge w:val="restart"/>
-            <w:tcBorders>
-              <w:top w:val="single" w:sz="8" w:space="0" w:color="747474" w:themeColor="background2" w:themeShade="80"/>
-              <w:left w:val="single" w:sz="4" w:space="0" w:color="000000" w:themeColor="text1"/>
-              <w:bottom w:val="single" w:sz="8" w:space="0" w:color="747474" w:themeColor="background2" w:themeShade="80"/>
-              <w:right w:val="single" w:sz="4" w:space="0" w:color="000000" w:themeColor="text1"/>
-            </w:tcBorders>
-            <w:shd w:val="clear" w:color="auto" w:fill="FFFFFF" w:themeFill="background1"/>
-            <w:tcMar>
-              <w:top w:w="14" w:type="dxa"/>
-              <w:left w:w="58" w:type="dxa"/>
-              <w:bottom w:w="14" w:type="dxa"/>
-              <w:right w:w="58" w:type="dxa"/>
-            </w:tcMar>
+            <w:shd w:val="clear" w:color="auto" w:fill="FFFFFF"/>
             <w:vAlign w:val="center"/>
+            <w:hideMark/>
           </w:tcPr>
           <w:p>
             <w:pPr>
-              <w:spacing w:after="0"/>
-            </w:pPr>
-            <w:r>
-              <w:rPr>
-                <w:rFonts w:ascii="Aptos" w:eastAsia="Aptos" w:hAnsi="Aptos" w:cs="Aptos"/>
+              <w:spacing w:after="0" w:line="240" w:lineRule="auto"/>
+              <w:textAlignment w:val="baseline"/>
+              <w:rPr>
+                <w:rFonts w:ascii="Segoe UI" w:eastAsia="Times New Roman" w:hAnsi="Segoe UI" w:cs="Segoe UI"/>
+                <w:sz w:val="16"/>
+                <w:szCs w:val="16"/>
+                <w:lang w:eastAsia="en-US"/>
+              </w:rPr>
+            </w:pPr>
+            <w:r>
+              <w:rPr>
+                <w:rFonts w:ascii="Aptos" w:eastAsia="Times New Roman" w:hAnsi="Aptos" w:cs="Segoe UI"/>
                 <w:b/>
                 <w:bCs/>
-                <w:color w:val="E97132" w:themeColor="accent2"/>
-                <w:sz w:val="18"/>
-                <w:szCs w:val="18"/>
-              </w:rPr>
-              <w:t>Anthropic</w:t>
-            </w:r>
-            <w:r>
-              <w:rPr>
-                <w:rFonts w:ascii="Aptos" w:eastAsia="Aptos" w:hAnsi="Aptos" w:cs="Aptos"/>
+                <w:color w:val="E97132"/>
+                <w:sz w:val="16"/>
+                <w:szCs w:val="16"/>
+                <w:lang w:eastAsia="en-US"/>
+              </w:rPr>
+              <w:t>OpenAI</w:t>
+            </w:r>
+            <w:r>
+              <w:rPr>
+                <w:rFonts w:ascii="Aptos" w:eastAsia="Times New Roman" w:hAnsi="Aptos" w:cs="Segoe UI"/>
                 <w:b/>
                 <w:bCs/>
                 <w:color w:val="414042"/>
-                <w:sz w:val="18"/>
-                <w:szCs w:val="18"/>
-              </w:rPr>
-              <w:t>: Work with Anthropic Economic Index Datasets</w:t>
-            </w:r>
-            <w:r>
-              <w:rPr>
-                <w:rFonts w:ascii="Aptos" w:eastAsia="Aptos" w:hAnsi="Aptos" w:cs="Aptos"/>
-                <w:b/>
-                <w:bCs/>
-                <w:color w:val="000000" w:themeColor="text1"/>
-              </w:rPr>
-              <w:t xml:space="preserve"> t</w:t>
-            </w:r>
-            <w:r>
-              <w:rPr>
+                <w:sz w:val="16"/>
+                <w:szCs w:val="16"/>
+                <w:lang w:eastAsia="en-US"/>
+              </w:rPr>
+              <w:t>: Work with </w:t>
+            </w:r>
+            <w:proofErr w:type="spellStart"/>
+            <w:r>
+              <w:rPr>
+                <w:rFonts w:ascii="Aptos" w:eastAsia="Times New Roman" w:hAnsi="Aptos" w:cs="Segoe UI"/>
                 <w:b/>
                 <w:bCs/>
                 <w:color w:val="414042"/>
-                <w:sz w:val="18"/>
-                <w:szCs w:val="18"/>
-              </w:rPr>
-              <w:t>o Generate Insights on Adoption and Use of Claude.ai</w:t>
-            </w:r>
-          </w:p>
-          <w:p>
-            <w:pPr>
-              <w:spacing w:after="0"/>
-            </w:pPr>
-            <w:r>
-              <w:rPr>
-                <w:rFonts w:ascii="Aptos" w:eastAsia="Aptos" w:hAnsi="Aptos" w:cs="Aptos"/>
+                <w:sz w:val="16"/>
+                <w:szCs w:val="16"/>
+                <w:lang w:eastAsia="en-US"/>
+              </w:rPr>
+              <w:t>OpenSignals</w:t>
+            </w:r>
+            <w:proofErr w:type="spellEnd"/>
+            <w:r>
+              <w:rPr>
+                <w:rFonts w:ascii="Aptos" w:eastAsia="Times New Roman" w:hAnsi="Aptos" w:cs="Segoe UI"/>
                 <w:b/>
                 <w:bCs/>
                 <w:color w:val="414042"/>
-                <w:sz w:val="12"/>
-                <w:szCs w:val="12"/>
-              </w:rPr>
-              <w:t xml:space="preserve"> </w:t>
+                <w:sz w:val="16"/>
+                <w:szCs w:val="16"/>
+                <w:lang w:eastAsia="en-US"/>
+              </w:rPr>
+              <w:t> Data to Understand How People Use ChatGPT</w:t>
+            </w:r>
+            <w:r>
+              <w:rPr>
+                <w:rFonts w:ascii="Aptos" w:eastAsia="Times New Roman" w:hAnsi="Aptos" w:cs="Segoe UI"/>
+                <w:color w:val="414042"/>
+                <w:sz w:val="16"/>
+                <w:szCs w:val="16"/>
+                <w:lang w:eastAsia="en-US"/>
+              </w:rPr>
+              <w:t> </w:t>
+            </w:r>
+          </w:p>
+          <w:p>
+            <w:pPr>
+              <w:spacing w:after="0" w:line="240" w:lineRule="auto"/>
+              <w:textAlignment w:val="baseline"/>
+              <w:rPr>
+                <w:rFonts w:ascii="Segoe UI" w:eastAsia="Times New Roman" w:hAnsi="Segoe UI" w:cs="Segoe UI"/>
+                <w:sz w:val="16"/>
+                <w:szCs w:val="16"/>
+                <w:lang w:eastAsia="en-US"/>
+              </w:rPr>
+            </w:pPr>
+            <w:r>
+              <w:rPr>
+                <w:rFonts w:ascii="Aptos" w:eastAsia="Times New Roman" w:hAnsi="Aptos" w:cs="Segoe UI"/>
+                <w:b/>
+                <w:bCs/>
+                <w:color w:val="414042"/>
+                <w:sz w:val="16"/>
+                <w:szCs w:val="16"/>
+                <w:lang w:eastAsia="en-US"/>
+              </w:rPr>
+              <w:t> </w:t>
+            </w:r>
+            <w:r>
+              <w:rPr>
+                <w:rFonts w:ascii="Aptos" w:eastAsia="Times New Roman" w:hAnsi="Aptos" w:cs="Segoe UI"/>
+                <w:color w:val="414042"/>
+                <w:sz w:val="16"/>
+                <w:szCs w:val="16"/>
+                <w:lang w:eastAsia="en-US"/>
+              </w:rPr>
+              <w:t> </w:t>
+            </w:r>
+          </w:p>
+          <w:p>
+            <w:pPr>
+              <w:spacing w:after="0" w:line="240" w:lineRule="auto"/>
+              <w:textAlignment w:val="baseline"/>
+              <w:rPr>
+                <w:rFonts w:ascii="Segoe UI" w:eastAsia="Times New Roman" w:hAnsi="Segoe UI" w:cs="Segoe UI"/>
+                <w:sz w:val="16"/>
+                <w:szCs w:val="16"/>
+                <w:lang w:eastAsia="en-US"/>
+              </w:rPr>
+            </w:pPr>
+            <w:r>
+              <w:rPr>
+                <w:rFonts w:ascii="Aptos" w:eastAsia="Times New Roman" w:hAnsi="Aptos" w:cs="Segoe UI"/>
+                <w:color w:val="404040"/>
+                <w:sz w:val="16"/>
+                <w:szCs w:val="16"/>
+                <w:lang w:eastAsia="en-US"/>
+              </w:rPr>
+              <w:t>Alex Martin Richmond, OpenAI </w:t>
             </w:r>
           </w:p>
         </w:tc>
         <w:tc>
           <w:tcPr>
-            <w:tcW w:w="2376" w:type="dxa"/>
-            <w:tcBorders>
-              <w:top w:val="single" w:sz="8" w:space="0" w:color="747474" w:themeColor="background2" w:themeShade="80"/>
-              <w:left w:val="single" w:sz="4" w:space="0" w:color="000000" w:themeColor="text1"/>
-              <w:bottom w:val="single" w:sz="8" w:space="0" w:color="747474" w:themeColor="background2" w:themeShade="80"/>
-              <w:right w:val="single" w:sz="4" w:space="0" w:color="000000" w:themeColor="text1"/>
-            </w:tcBorders>
-            <w:shd w:val="clear" w:color="auto" w:fill="FFFFFF" w:themeFill="background1"/>
-            <w:tcMar>
-              <w:top w:w="14" w:type="dxa"/>
-              <w:left w:w="58" w:type="dxa"/>
-              <w:bottom w:w="14" w:type="dxa"/>
-              <w:right w:w="58" w:type="dxa"/>
-            </w:tcMar>
+            <w:tcW w:w="2370" w:type="dxa"/>
+            <w:shd w:val="clear" w:color="auto" w:fill="FFFFFF"/>
             <w:vAlign w:val="center"/>
+            <w:hideMark/>
           </w:tcPr>
           <w:p>
             <w:pPr>
-              <w:spacing w:after="0"/>
-            </w:pPr>
-            <w:r>
-              <w:rPr>
-                <w:rFonts w:ascii="Aptos" w:eastAsia="Aptos" w:hAnsi="Aptos" w:cs="Aptos"/>
-                <w:color w:val="000000" w:themeColor="text1"/>
-              </w:rPr>
-              <w:t xml:space="preserve"> </w:t>
+              <w:spacing w:after="0" w:line="240" w:lineRule="auto"/>
+              <w:textAlignment w:val="baseline"/>
+              <w:rPr>
+                <w:rFonts w:ascii="Segoe UI" w:eastAsia="Times New Roman" w:hAnsi="Segoe UI" w:cs="Segoe UI"/>
+                <w:sz w:val="16"/>
+                <w:szCs w:val="16"/>
+                <w:lang w:eastAsia="en-US"/>
+              </w:rPr>
+            </w:pPr>
+            <w:r>
+              <w:rPr>
+                <w:rFonts w:ascii="Aptos" w:eastAsia="Times New Roman" w:hAnsi="Aptos" w:cs="Segoe UI"/>
+                <w:color w:val="000000"/>
+                <w:sz w:val="16"/>
+                <w:szCs w:val="16"/>
+                <w:lang w:eastAsia="en-US"/>
+              </w:rPr>
+              <w:t>  </w:t>
             </w:r>
           </w:p>
         </w:tc>
@@ -483,1778 +549,1977 @@
         </w:trPr>
         <w:tc>
           <w:tcPr>
-            <w:tcW w:w="645" w:type="dxa"/>
-            <w:tcBorders>
-              <w:top w:val="single" w:sz="8" w:space="0" w:color="747474" w:themeColor="background2" w:themeShade="80"/>
-              <w:left w:val="single" w:sz="4" w:space="0" w:color="000000"/>
-              <w:bottom w:val="single" w:sz="8" w:space="0" w:color="747474" w:themeColor="background2" w:themeShade="80"/>
-              <w:right w:val="single" w:sz="8" w:space="0" w:color="747474" w:themeColor="background2" w:themeShade="80"/>
-            </w:tcBorders>
-            <w:tcMar>
-              <w:top w:w="14" w:type="dxa"/>
-              <w:left w:w="58" w:type="dxa"/>
-              <w:bottom w:w="14" w:type="dxa"/>
-              <w:right w:w="58" w:type="dxa"/>
-            </w:tcMar>
+            <w:tcW w:w="630" w:type="dxa"/>
             <w:vAlign w:val="center"/>
+            <w:hideMark/>
           </w:tcPr>
           <w:p>
             <w:pPr>
-              <w:spacing w:after="0"/>
-            </w:pPr>
-            <w:r>
-              <w:rPr>
-                <w:rFonts w:ascii="Aptos" w:eastAsia="Aptos" w:hAnsi="Aptos" w:cs="Aptos"/>
-                <w:color w:val="262626" w:themeColor="text1" w:themeTint="D9"/>
-                <w:sz w:val="18"/>
-                <w:szCs w:val="18"/>
-              </w:rPr>
-              <w:t>9:30</w:t>
+              <w:spacing w:after="0" w:line="240" w:lineRule="auto"/>
+              <w:textAlignment w:val="baseline"/>
+              <w:rPr>
+                <w:rFonts w:ascii="Segoe UI" w:eastAsia="Times New Roman" w:hAnsi="Segoe UI" w:cs="Segoe UI"/>
+                <w:sz w:val="16"/>
+                <w:szCs w:val="16"/>
+                <w:lang w:eastAsia="en-US"/>
+              </w:rPr>
+            </w:pPr>
+            <w:r>
+              <w:rPr>
+                <w:rFonts w:ascii="Aptos" w:eastAsia="Times New Roman" w:hAnsi="Aptos" w:cs="Segoe UI"/>
+                <w:color w:val="262626"/>
+                <w:sz w:val="16"/>
+                <w:szCs w:val="16"/>
+                <w:lang w:eastAsia="en-US"/>
+              </w:rPr>
+              <w:t>9:30 </w:t>
             </w:r>
           </w:p>
         </w:tc>
         <w:tc>
           <w:tcPr>
-            <w:tcW w:w="3022" w:type="dxa"/>
+            <w:tcW w:w="3015" w:type="dxa"/>
             <w:vMerge w:val="restart"/>
-            <w:tcBorders>
-              <w:top w:val="single" w:sz="8" w:space="0" w:color="747474" w:themeColor="background2" w:themeShade="80"/>
-              <w:left w:val="single" w:sz="8" w:space="0" w:color="747474" w:themeColor="background2" w:themeShade="80"/>
-              <w:bottom w:val="single" w:sz="8" w:space="0" w:color="747474" w:themeColor="background2" w:themeShade="80"/>
-              <w:right w:val="single" w:sz="4" w:space="0" w:color="000000" w:themeColor="text1"/>
-            </w:tcBorders>
-            <w:shd w:val="clear" w:color="auto" w:fill="FFFFFF" w:themeFill="background1"/>
-            <w:tcMar>
-              <w:top w:w="14" w:type="dxa"/>
-              <w:left w:w="58" w:type="dxa"/>
-              <w:bottom w:w="14" w:type="dxa"/>
-              <w:right w:w="58" w:type="dxa"/>
-            </w:tcMar>
+            <w:shd w:val="clear" w:color="auto" w:fill="FFFFFF"/>
+            <w:hideMark/>
           </w:tcPr>
           <w:p>
             <w:pPr>
-              <w:spacing w:after="0"/>
-            </w:pPr>
-            <w:r>
-              <w:rPr>
-                <w:rFonts w:ascii="Aptos" w:eastAsia="Aptos" w:hAnsi="Aptos" w:cs="Aptos"/>
+              <w:spacing w:after="0" w:line="240" w:lineRule="auto"/>
+              <w:textAlignment w:val="baseline"/>
+              <w:rPr>
+                <w:rFonts w:ascii="Segoe UI" w:eastAsia="Times New Roman" w:hAnsi="Segoe UI" w:cs="Segoe UI"/>
+                <w:sz w:val="16"/>
+                <w:szCs w:val="16"/>
+                <w:lang w:eastAsia="en-US"/>
+              </w:rPr>
+            </w:pPr>
+            <w:r>
+              <w:rPr>
+                <w:rFonts w:ascii="Aptos" w:eastAsia="Times New Roman" w:hAnsi="Aptos" w:cs="Segoe UI"/>
                 <w:b/>
                 <w:bCs/>
-                <w:color w:val="E97132" w:themeColor="accent2"/>
-                <w:sz w:val="18"/>
-                <w:szCs w:val="18"/>
-              </w:rPr>
-              <w:t xml:space="preserve">Grab </w:t>
-            </w:r>
-            <w:r>
-              <w:rPr>
-                <w:rFonts w:ascii="Aptos" w:eastAsia="Aptos" w:hAnsi="Aptos" w:cs="Aptos"/>
+                <w:color w:val="E97132"/>
+                <w:sz w:val="16"/>
+                <w:szCs w:val="16"/>
+                <w:lang w:eastAsia="en-US"/>
+              </w:rPr>
+              <w:t>Grab </w:t>
+            </w:r>
+            <w:r>
+              <w:rPr>
+                <w:rFonts w:ascii="Aptos" w:eastAsia="Times New Roman" w:hAnsi="Aptos" w:cs="Segoe UI"/>
                 <w:b/>
                 <w:bCs/>
-                <w:color w:val="262626" w:themeColor="text1" w:themeTint="D9"/>
-                <w:sz w:val="18"/>
-                <w:szCs w:val="18"/>
-              </w:rPr>
-              <w:t xml:space="preserve">and </w:t>
+                <w:color w:val="262626"/>
+                <w:sz w:val="16"/>
+                <w:szCs w:val="16"/>
+                <w:lang w:eastAsia="en-US"/>
+              </w:rPr>
+              <w:t>and </w:t>
             </w:r>
             <w:proofErr w:type="spellStart"/>
             <w:r>
               <w:rPr>
-                <w:rFonts w:ascii="Aptos" w:eastAsia="Aptos" w:hAnsi="Aptos" w:cs="Aptos"/>
+                <w:rFonts w:ascii="Aptos" w:eastAsia="Times New Roman" w:hAnsi="Aptos" w:cs="Segoe UI"/>
                 <w:b/>
                 <w:bCs/>
-                <w:color w:val="E97132" w:themeColor="accent2"/>
-                <w:sz w:val="18"/>
-                <w:szCs w:val="18"/>
-              </w:rPr>
-              <w:t>MapBox</w:t>
+                <w:color w:val="E97132"/>
+                <w:sz w:val="16"/>
+                <w:szCs w:val="16"/>
+                <w:lang w:eastAsia="en-US"/>
+              </w:rPr>
+              <w:t>Mapbox</w:t>
             </w:r>
             <w:proofErr w:type="spellEnd"/>
             <w:r>
               <w:rPr>
-                <w:rFonts w:ascii="Aptos" w:eastAsia="Aptos" w:hAnsi="Aptos" w:cs="Aptos"/>
+                <w:rFonts w:ascii="Aptos" w:eastAsia="Times New Roman" w:hAnsi="Aptos" w:cs="Segoe UI"/>
                 <w:b/>
                 <w:bCs/>
                 <w:color w:val="414042"/>
-                <w:sz w:val="18"/>
-                <w:szCs w:val="18"/>
+                <w:sz w:val="16"/>
+                <w:szCs w:val="16"/>
+                <w:lang w:eastAsia="en-US"/>
               </w:rPr>
               <w:t>: Visualize Congestion with Traffic Data with Code Packages</w:t>
             </w:r>
-          </w:p>
-          <w:p>
-            <w:pPr>
-              <w:spacing w:after="0"/>
-            </w:pPr>
-            <w:r>
-              <w:rPr>
-                <w:rFonts w:ascii="Aptos" w:eastAsia="Aptos" w:hAnsi="Aptos" w:cs="Aptos"/>
+            <w:r>
+              <w:rPr>
+                <w:rFonts w:ascii="Aptos" w:eastAsia="Times New Roman" w:hAnsi="Aptos" w:cs="Segoe UI"/>
+                <w:color w:val="414042"/>
+                <w:sz w:val="16"/>
+                <w:szCs w:val="16"/>
+                <w:lang w:eastAsia="en-US"/>
+              </w:rPr>
+              <w:t> </w:t>
+            </w:r>
+          </w:p>
+          <w:p>
+            <w:pPr>
+              <w:spacing w:after="0" w:line="240" w:lineRule="auto"/>
+              <w:textAlignment w:val="baseline"/>
+              <w:rPr>
+                <w:rFonts w:ascii="Segoe UI" w:eastAsia="Times New Roman" w:hAnsi="Segoe UI" w:cs="Segoe UI"/>
+                <w:sz w:val="16"/>
+                <w:szCs w:val="16"/>
+                <w:lang w:eastAsia="en-US"/>
+              </w:rPr>
+            </w:pPr>
+            <w:r>
+              <w:rPr>
+                <w:rFonts w:ascii="Aptos" w:eastAsia="Times New Roman" w:hAnsi="Aptos" w:cs="Segoe UI"/>
+                <w:color w:val="8C8A8B"/>
+                <w:sz w:val="16"/>
+                <w:szCs w:val="16"/>
+                <w:lang w:eastAsia="en-US"/>
+              </w:rPr>
+              <w:t>  </w:t>
+            </w:r>
+          </w:p>
+          <w:p>
+            <w:pPr>
+              <w:spacing w:after="0" w:line="240" w:lineRule="auto"/>
+              <w:textAlignment w:val="baseline"/>
+              <w:rPr>
+                <w:rFonts w:ascii="Segoe UI" w:eastAsia="Times New Roman" w:hAnsi="Segoe UI" w:cs="Segoe UI"/>
                 <w:color w:val="404040" w:themeColor="text1" w:themeTint="BF"/>
-                <w:sz w:val="18"/>
-                <w:szCs w:val="18"/>
-              </w:rPr>
-              <w:t xml:space="preserve">Maria Sol Tadeo, World Bank </w:t>
-            </w:r>
-          </w:p>
-          <w:p>
-            <w:pPr>
-              <w:spacing w:after="0"/>
-            </w:pPr>
-            <w:r>
-              <w:rPr>
-                <w:rFonts w:ascii="Aptos" w:eastAsia="Aptos" w:hAnsi="Aptos" w:cs="Aptos"/>
+                <w:sz w:val="16"/>
+                <w:szCs w:val="16"/>
+                <w:lang w:eastAsia="en-US"/>
+              </w:rPr>
+            </w:pPr>
+            <w:r>
+              <w:rPr>
+                <w:rFonts w:ascii="Aptos" w:eastAsia="Times New Roman" w:hAnsi="Aptos" w:cs="Segoe UI"/>
                 <w:color w:val="404040" w:themeColor="text1" w:themeTint="BF"/>
-                <w:sz w:val="18"/>
-                <w:szCs w:val="18"/>
-              </w:rPr>
-              <w:t>Sebastian Mueller, Asian Development Bank</w:t>
-            </w:r>
-          </w:p>
-          <w:p>
-            <w:pPr>
-              <w:spacing w:after="0"/>
-            </w:pPr>
-            <w:r>
-              <w:rPr>
-                <w:rFonts w:ascii="Aptos" w:eastAsia="Aptos" w:hAnsi="Aptos" w:cs="Aptos"/>
-                <w:color w:val="000000" w:themeColor="text1"/>
-              </w:rPr>
-              <w:t xml:space="preserve"> </w:t>
+                <w:sz w:val="16"/>
+                <w:szCs w:val="16"/>
+                <w:lang w:eastAsia="en-US"/>
+              </w:rPr>
+              <w:t>Maria Sol Tadeo, World Bank  </w:t>
+            </w:r>
+          </w:p>
+          <w:p>
+            <w:pPr>
+              <w:spacing w:after="0" w:line="240" w:lineRule="auto"/>
+              <w:textAlignment w:val="baseline"/>
+              <w:rPr>
+                <w:rFonts w:ascii="Segoe UI" w:eastAsia="Times New Roman" w:hAnsi="Segoe UI" w:cs="Segoe UI"/>
+                <w:color w:val="404040" w:themeColor="text1" w:themeTint="BF"/>
+                <w:sz w:val="16"/>
+                <w:szCs w:val="16"/>
+                <w:lang w:eastAsia="en-US"/>
+              </w:rPr>
+            </w:pPr>
+            <w:r>
+              <w:rPr>
+                <w:rFonts w:ascii="Aptos" w:eastAsia="Times New Roman" w:hAnsi="Aptos" w:cs="Segoe UI"/>
+                <w:color w:val="404040" w:themeColor="text1" w:themeTint="BF"/>
+                <w:sz w:val="16"/>
+                <w:szCs w:val="16"/>
+                <w:lang w:eastAsia="en-US"/>
+              </w:rPr>
+              <w:t>Sebastian Mueller, Asian Development Bank </w:t>
+            </w:r>
+          </w:p>
+          <w:p>
+            <w:pPr>
+              <w:spacing w:after="0" w:line="240" w:lineRule="auto"/>
+              <w:textAlignment w:val="baseline"/>
+              <w:rPr>
+                <w:rFonts w:ascii="Segoe UI" w:eastAsia="Times New Roman" w:hAnsi="Segoe UI" w:cs="Segoe UI"/>
+                <w:sz w:val="16"/>
+                <w:szCs w:val="16"/>
+                <w:lang w:eastAsia="en-US"/>
+              </w:rPr>
+            </w:pPr>
+            <w:r>
+              <w:rPr>
+                <w:rFonts w:ascii="Aptos" w:eastAsia="Times New Roman" w:hAnsi="Aptos" w:cs="Segoe UI"/>
+                <w:color w:val="000000"/>
+                <w:sz w:val="16"/>
+                <w:szCs w:val="16"/>
+                <w:lang w:eastAsia="en-US"/>
+              </w:rPr>
+              <w:t>  </w:t>
             </w:r>
           </w:p>
         </w:tc>
         <w:tc>
           <w:tcPr>
-            <w:tcW w:w="3047" w:type="dxa"/>
+            <w:tcW w:w="0" w:type="auto"/>
             <w:vMerge/>
-            <w:tcBorders>
-              <w:left w:val="single" w:sz="4" w:space="0" w:color="000000" w:themeColor="text1"/>
-              <w:bottom w:val="single" w:sz="4" w:space="0" w:color="000000"/>
-              <w:right w:val="single" w:sz="4" w:space="0" w:color="000000" w:themeColor="text1"/>
-            </w:tcBorders>
             <w:vAlign w:val="center"/>
+            <w:hideMark/>
           </w:tcPr>
-          <w:p/>
+          <w:p>
+            <w:pPr>
+              <w:spacing w:after="0" w:line="240" w:lineRule="auto"/>
+              <w:rPr>
+                <w:rFonts w:ascii="Segoe UI" w:eastAsia="Times New Roman" w:hAnsi="Segoe UI" w:cs="Segoe UI"/>
+                <w:sz w:val="16"/>
+                <w:szCs w:val="16"/>
+                <w:lang w:eastAsia="en-US"/>
+              </w:rPr>
+            </w:pPr>
+          </w:p>
         </w:tc>
         <w:tc>
           <w:tcPr>
-            <w:tcW w:w="2376" w:type="dxa"/>
+            <w:tcW w:w="2370" w:type="dxa"/>
             <w:vMerge w:val="restart"/>
-            <w:tcBorders>
-              <w:top w:val="single" w:sz="8" w:space="0" w:color="747474" w:themeColor="background2" w:themeShade="80"/>
-              <w:left w:val="single" w:sz="4" w:space="0" w:color="000000" w:themeColor="text1"/>
-              <w:bottom w:val="single" w:sz="8" w:space="0" w:color="747474" w:themeColor="background2" w:themeShade="80"/>
-              <w:right w:val="single" w:sz="4" w:space="0" w:color="000000" w:themeColor="text1"/>
-            </w:tcBorders>
-            <w:shd w:val="clear" w:color="auto" w:fill="FFFFFF" w:themeFill="background1"/>
-            <w:tcMar>
-              <w:top w:w="14" w:type="dxa"/>
-              <w:left w:w="58" w:type="dxa"/>
-              <w:bottom w:w="14" w:type="dxa"/>
-              <w:right w:w="58" w:type="dxa"/>
-            </w:tcMar>
+            <w:shd w:val="clear" w:color="auto" w:fill="FFFFFF"/>
+            <w:hideMark/>
           </w:tcPr>
           <w:p>
             <w:pPr>
-              <w:spacing w:after="0"/>
-            </w:pPr>
-            <w:r>
-              <w:rPr>
-                <w:rFonts w:ascii="Aptos" w:eastAsia="Aptos" w:hAnsi="Aptos" w:cs="Aptos"/>
+              <w:spacing w:after="0" w:line="240" w:lineRule="auto"/>
+              <w:textAlignment w:val="baseline"/>
+              <w:rPr>
+                <w:rFonts w:ascii="Segoe UI" w:eastAsia="Times New Roman" w:hAnsi="Segoe UI" w:cs="Segoe UI"/>
+                <w:sz w:val="16"/>
+                <w:szCs w:val="16"/>
+                <w:lang w:eastAsia="en-US"/>
+              </w:rPr>
+            </w:pPr>
+            <w:r>
+              <w:rPr>
+                <w:rFonts w:ascii="Aptos" w:eastAsia="Times New Roman" w:hAnsi="Aptos" w:cs="Segoe UI"/>
                 <w:b/>
                 <w:bCs/>
-                <w:color w:val="E97132" w:themeColor="accent2"/>
-                <w:sz w:val="18"/>
-                <w:szCs w:val="18"/>
+                <w:color w:val="E97132"/>
+                <w:sz w:val="16"/>
+                <w:szCs w:val="16"/>
+                <w:lang w:eastAsia="en-US"/>
               </w:rPr>
               <w:t>ESRI</w:t>
             </w:r>
             <w:r>
               <w:rPr>
-                <w:rFonts w:ascii="Aptos" w:eastAsia="Aptos" w:hAnsi="Aptos" w:cs="Aptos"/>
+                <w:rFonts w:ascii="Aptos" w:eastAsia="Times New Roman" w:hAnsi="Aptos" w:cs="Segoe UI"/>
                 <w:b/>
                 <w:bCs/>
                 <w:color w:val="414042"/>
-                <w:sz w:val="18"/>
-                <w:szCs w:val="18"/>
+                <w:sz w:val="16"/>
+                <w:szCs w:val="16"/>
+                <w:lang w:eastAsia="en-US"/>
               </w:rPr>
               <w:t>: Getting the Most Out of Living Atlas and ESRI Tools for Python and R Users</w:t>
             </w:r>
             <w:r>
               <w:rPr>
-                <w:rFonts w:ascii="Aptos" w:eastAsia="Aptos" w:hAnsi="Aptos" w:cs="Aptos"/>
+                <w:rFonts w:ascii="Aptos" w:eastAsia="Times New Roman" w:hAnsi="Aptos" w:cs="Segoe UI"/>
+                <w:color w:val="414042"/>
+                <w:sz w:val="16"/>
+                <w:szCs w:val="16"/>
+                <w:lang w:eastAsia="en-US"/>
+              </w:rPr>
+              <w:t> </w:t>
+            </w:r>
+          </w:p>
+          <w:p>
+            <w:pPr>
+              <w:spacing w:after="0" w:line="240" w:lineRule="auto"/>
+              <w:textAlignment w:val="baseline"/>
+              <w:rPr>
+                <w:rFonts w:ascii="Segoe UI" w:eastAsia="Times New Roman" w:hAnsi="Segoe UI" w:cs="Segoe UI"/>
+                <w:sz w:val="16"/>
+                <w:szCs w:val="16"/>
+                <w:lang w:eastAsia="en-US"/>
+              </w:rPr>
+            </w:pPr>
+            <w:r>
+              <w:rPr>
+                <w:rFonts w:ascii="Aptos" w:eastAsia="Times New Roman" w:hAnsi="Aptos" w:cs="Segoe UI"/>
                 <w:color w:val="8C8A8B"/>
                 <w:sz w:val="16"/>
                 <w:szCs w:val="16"/>
-              </w:rPr>
-              <w:t xml:space="preserve"> </w:t>
-            </w:r>
-          </w:p>
-          <w:p>
-            <w:pPr>
-              <w:spacing w:after="0"/>
-            </w:pPr>
-            <w:r>
-              <w:rPr>
-                <w:rFonts w:ascii="Aptos" w:eastAsia="Aptos" w:hAnsi="Aptos" w:cs="Aptos"/>
+                <w:lang w:eastAsia="en-US"/>
+              </w:rPr>
+              <w:t>  </w:t>
+            </w:r>
+          </w:p>
+          <w:p>
+            <w:pPr>
+              <w:spacing w:after="0" w:line="240" w:lineRule="auto"/>
+              <w:textAlignment w:val="baseline"/>
+              <w:rPr>
+                <w:rFonts w:ascii="Segoe UI" w:eastAsia="Times New Roman" w:hAnsi="Segoe UI" w:cs="Segoe UI"/>
                 <w:color w:val="404040" w:themeColor="text1" w:themeTint="BF"/>
-                <w:sz w:val="18"/>
-                <w:szCs w:val="18"/>
-              </w:rPr>
-              <w:t xml:space="preserve">Robert Rike, ESRI </w:t>
-            </w:r>
-          </w:p>
-          <w:p>
-            <w:pPr>
-              <w:spacing w:after="0"/>
-              <w:rPr>
-                <w:rFonts w:ascii="Aptos" w:eastAsia="Aptos" w:hAnsi="Aptos" w:cs="Aptos"/>
+                <w:sz w:val="16"/>
+                <w:szCs w:val="16"/>
+                <w:lang w:eastAsia="en-US"/>
+              </w:rPr>
+            </w:pPr>
+            <w:r>
+              <w:rPr>
+                <w:rFonts w:ascii="Aptos" w:eastAsia="Times New Roman" w:hAnsi="Aptos" w:cs="Segoe UI"/>
                 <w:color w:val="404040" w:themeColor="text1" w:themeTint="BF"/>
-                <w:sz w:val="18"/>
-                <w:szCs w:val="18"/>
-              </w:rPr>
-            </w:pPr>
-            <w:r>
-              <w:rPr>
-                <w:rFonts w:ascii="Aptos" w:eastAsia="Aptos" w:hAnsi="Aptos" w:cs="Aptos"/>
+                <w:sz w:val="16"/>
+                <w:szCs w:val="16"/>
+                <w:lang w:eastAsia="en-US"/>
+              </w:rPr>
+              <w:t>Robert Rike, ESRI  </w:t>
+            </w:r>
+          </w:p>
+          <w:p>
+            <w:pPr>
+              <w:spacing w:after="0" w:line="240" w:lineRule="auto"/>
+              <w:textAlignment w:val="baseline"/>
+              <w:rPr>
+                <w:rFonts w:ascii="Segoe UI" w:eastAsia="Times New Roman" w:hAnsi="Segoe UI" w:cs="Segoe UI"/>
+                <w:sz w:val="16"/>
+                <w:szCs w:val="16"/>
+                <w:lang w:eastAsia="en-US"/>
+              </w:rPr>
+            </w:pPr>
+            <w:r>
+              <w:rPr>
+                <w:rFonts w:ascii="Aptos" w:eastAsia="Times New Roman" w:hAnsi="Aptos" w:cs="Segoe UI"/>
                 <w:color w:val="404040" w:themeColor="text1" w:themeTint="BF"/>
-                <w:sz w:val="18"/>
-                <w:szCs w:val="18"/>
-              </w:rPr>
-              <w:t xml:space="preserve">Natalia </w:t>
-            </w:r>
-            <w:r>
-              <w:rPr>
-                <w:rFonts w:ascii="Aptos" w:eastAsia="Aptos" w:hAnsi="Aptos" w:cs="Aptos"/>
-                <w:color w:val="404040" w:themeColor="text1" w:themeTint="BF"/>
-                <w:sz w:val="18"/>
-                <w:szCs w:val="18"/>
-              </w:rPr>
-              <w:t>Guerra</w:t>
-            </w:r>
-            <w:r>
-              <w:rPr>
-                <w:rFonts w:ascii="Aptos" w:eastAsia="Aptos" w:hAnsi="Aptos" w:cs="Aptos"/>
-                <w:color w:val="404040" w:themeColor="text1" w:themeTint="BF"/>
-                <w:sz w:val="18"/>
-                <w:szCs w:val="18"/>
-              </w:rPr>
-              <w:t>, IDB</w:t>
-            </w:r>
-          </w:p>
-          <w:p>
-            <w:pPr>
-              <w:spacing w:after="0"/>
-            </w:pPr>
-            <w:r>
-              <w:rPr>
-                <w:rFonts w:ascii="Aptos" w:eastAsia="Aptos" w:hAnsi="Aptos" w:cs="Aptos"/>
-                <w:color w:val="404040" w:themeColor="text1" w:themeTint="BF"/>
-                <w:sz w:val="18"/>
-                <w:szCs w:val="18"/>
-              </w:rPr>
-              <w:t>Daeun Kang, IDB</w:t>
+                <w:sz w:val="16"/>
+                <w:szCs w:val="16"/>
+                <w:lang w:eastAsia="en-US"/>
+              </w:rPr>
+              <w:t>Daeun Kang, IDB </w:t>
             </w:r>
           </w:p>
         </w:tc>
       </w:tr>
       <w:tr>
         <w:trPr>
-          <w:trHeight w:val="300"/>
+          <w:trHeight w:val="381"/>
         </w:trPr>
         <w:tc>
           <w:tcPr>
-            <w:tcW w:w="645" w:type="dxa"/>
-            <w:tcBorders>
-              <w:top w:val="single" w:sz="8" w:space="0" w:color="747474" w:themeColor="background2" w:themeShade="80"/>
-              <w:left w:val="single" w:sz="4" w:space="0" w:color="000000"/>
-              <w:bottom w:val="single" w:sz="8" w:space="0" w:color="747474" w:themeColor="background2" w:themeShade="80"/>
-              <w:right w:val="single" w:sz="8" w:space="0" w:color="747474" w:themeColor="background2" w:themeShade="80"/>
-            </w:tcBorders>
-            <w:tcMar>
-              <w:top w:w="14" w:type="dxa"/>
-              <w:left w:w="58" w:type="dxa"/>
-              <w:bottom w:w="14" w:type="dxa"/>
-              <w:right w:w="58" w:type="dxa"/>
-            </w:tcMar>
+            <w:tcW w:w="630" w:type="dxa"/>
             <w:vAlign w:val="center"/>
+            <w:hideMark/>
           </w:tcPr>
           <w:p>
             <w:pPr>
-              <w:spacing w:after="0"/>
-            </w:pPr>
-            <w:r>
-              <w:rPr>
-                <w:rFonts w:ascii="Aptos" w:eastAsia="Aptos" w:hAnsi="Aptos" w:cs="Aptos"/>
-                <w:color w:val="262626" w:themeColor="text1" w:themeTint="D9"/>
-                <w:sz w:val="18"/>
-                <w:szCs w:val="18"/>
-              </w:rPr>
-              <w:t>10:00</w:t>
+              <w:spacing w:after="0" w:line="240" w:lineRule="auto"/>
+              <w:textAlignment w:val="baseline"/>
+              <w:rPr>
+                <w:rFonts w:ascii="Segoe UI" w:eastAsia="Times New Roman" w:hAnsi="Segoe UI" w:cs="Segoe UI"/>
+                <w:sz w:val="16"/>
+                <w:szCs w:val="16"/>
+                <w:lang w:eastAsia="en-US"/>
+              </w:rPr>
+            </w:pPr>
+            <w:r>
+              <w:rPr>
+                <w:rFonts w:ascii="Aptos" w:eastAsia="Times New Roman" w:hAnsi="Aptos" w:cs="Segoe UI"/>
+                <w:color w:val="262626"/>
+                <w:sz w:val="16"/>
+                <w:szCs w:val="16"/>
+                <w:lang w:eastAsia="en-US"/>
+              </w:rPr>
+              <w:t>10:00 </w:t>
             </w:r>
           </w:p>
         </w:tc>
         <w:tc>
           <w:tcPr>
-            <w:tcW w:w="3022" w:type="dxa"/>
+            <w:tcW w:w="0" w:type="auto"/>
             <w:vMerge/>
-            <w:tcBorders>
-              <w:right w:val="single" w:sz="4" w:space="0" w:color="000000" w:themeColor="text1"/>
-            </w:tcBorders>
             <w:vAlign w:val="center"/>
+            <w:hideMark/>
           </w:tcPr>
-          <w:p/>
+          <w:p>
+            <w:pPr>
+              <w:spacing w:after="0" w:line="240" w:lineRule="auto"/>
+              <w:rPr>
+                <w:rFonts w:ascii="Segoe UI" w:eastAsia="Times New Roman" w:hAnsi="Segoe UI" w:cs="Segoe UI"/>
+                <w:sz w:val="16"/>
+                <w:szCs w:val="16"/>
+                <w:lang w:eastAsia="en-US"/>
+              </w:rPr>
+            </w:pPr>
+          </w:p>
         </w:tc>
         <w:tc>
           <w:tcPr>
-            <w:tcW w:w="3047" w:type="dxa"/>
+            <w:tcW w:w="3045" w:type="dxa"/>
             <w:vMerge w:val="restart"/>
-            <w:tcBorders>
-              <w:top w:val="single" w:sz="4" w:space="0" w:color="000000"/>
-              <w:left w:val="single" w:sz="4" w:space="0" w:color="000000" w:themeColor="text1"/>
-              <w:bottom w:val="single" w:sz="8" w:space="0" w:color="747474" w:themeColor="background2" w:themeShade="80"/>
-              <w:right w:val="single" w:sz="4" w:space="0" w:color="000000" w:themeColor="text1"/>
-            </w:tcBorders>
-            <w:shd w:val="clear" w:color="auto" w:fill="FFFFFF" w:themeFill="background1"/>
-            <w:tcMar>
-              <w:top w:w="14" w:type="dxa"/>
-              <w:left w:w="58" w:type="dxa"/>
-              <w:bottom w:w="14" w:type="dxa"/>
-              <w:right w:w="58" w:type="dxa"/>
-            </w:tcMar>
+            <w:shd w:val="clear" w:color="auto" w:fill="FFFFFF"/>
+            <w:hideMark/>
           </w:tcPr>
           <w:p>
             <w:pPr>
-              <w:spacing w:after="0"/>
-              <w:rPr>
-                <w:rFonts w:ascii="Aptos" w:eastAsia="Aptos" w:hAnsi="Aptos" w:cs="Aptos"/>
+              <w:spacing w:after="0" w:line="240" w:lineRule="auto"/>
+              <w:textAlignment w:val="baseline"/>
+              <w:rPr>
+                <w:rFonts w:ascii="Segoe UI" w:eastAsia="Times New Roman" w:hAnsi="Segoe UI" w:cs="Segoe UI"/>
+                <w:sz w:val="16"/>
+                <w:szCs w:val="16"/>
+                <w:lang w:eastAsia="en-US"/>
+              </w:rPr>
+            </w:pPr>
+            <w:r>
+              <w:rPr>
+                <w:rFonts w:ascii="Aptos" w:eastAsia="Times New Roman" w:hAnsi="Aptos" w:cs="Segoe UI"/>
                 <w:b/>
                 <w:bCs/>
-                <w:color w:val="E97132" w:themeColor="accent2"/>
-                <w:sz w:val="18"/>
-                <w:szCs w:val="18"/>
-              </w:rPr>
-            </w:pPr>
-          </w:p>
-          <w:p>
-            <w:pPr>
-              <w:spacing w:after="0"/>
-              <w:rPr>
-                <w:rFonts w:ascii="Aptos" w:eastAsia="Aptos" w:hAnsi="Aptos" w:cs="Aptos"/>
+                <w:color w:val="E97132"/>
+                <w:sz w:val="16"/>
+                <w:szCs w:val="16"/>
+                <w:lang w:eastAsia="en-US"/>
+              </w:rPr>
+              <w:t>LinkedIn</w:t>
+            </w:r>
+            <w:r>
+              <w:rPr>
+                <w:rFonts w:ascii="Aptos" w:eastAsia="Times New Roman" w:hAnsi="Aptos" w:cs="Segoe UI"/>
                 <w:b/>
                 <w:bCs/>
                 <w:color w:val="414042"/>
-                <w:sz w:val="18"/>
-                <w:szCs w:val="18"/>
-              </w:rPr>
-            </w:pPr>
-            <w:r>
-              <w:rPr>
-                <w:rFonts w:ascii="Aptos" w:eastAsia="Aptos" w:hAnsi="Aptos" w:cs="Aptos"/>
+                <w:sz w:val="16"/>
+                <w:szCs w:val="16"/>
+                <w:lang w:eastAsia="en-US"/>
+              </w:rPr>
+              <w:t> and </w:t>
+            </w:r>
+            <w:r>
+              <w:rPr>
+                <w:rFonts w:ascii="Aptos" w:eastAsia="Times New Roman" w:hAnsi="Aptos" w:cs="Segoe UI"/>
                 <w:b/>
                 <w:bCs/>
-                <w:color w:val="E97132" w:themeColor="accent2"/>
-                <w:sz w:val="18"/>
-                <w:szCs w:val="18"/>
-              </w:rPr>
-              <w:t>Google Trends</w:t>
-            </w:r>
-            <w:r>
-              <w:rPr>
-                <w:rFonts w:ascii="Aptos" w:eastAsia="Aptos" w:hAnsi="Aptos" w:cs="Aptos"/>
+                <w:color w:val="E97132"/>
+                <w:sz w:val="16"/>
+                <w:szCs w:val="16"/>
+                <w:lang w:eastAsia="en-US"/>
+              </w:rPr>
+              <w:t>GitHub</w:t>
+            </w:r>
+            <w:r>
+              <w:rPr>
+                <w:rFonts w:ascii="Aptos" w:eastAsia="Times New Roman" w:hAnsi="Aptos" w:cs="Segoe UI"/>
                 <w:b/>
                 <w:bCs/>
                 <w:color w:val="414042"/>
-                <w:sz w:val="18"/>
-                <w:szCs w:val="18"/>
-              </w:rPr>
-              <w:t xml:space="preserve">: </w:t>
-            </w:r>
-            <w:r>
-              <w:rPr>
-                <w:rFonts w:ascii="Aptos" w:eastAsia="Aptos" w:hAnsi="Aptos" w:cs="Aptos"/>
+                <w:sz w:val="16"/>
+                <w:szCs w:val="16"/>
+                <w:lang w:eastAsia="en-US"/>
+              </w:rPr>
+              <w:t>: Learn to Use Economic and Innovation Graph Data to Measure Labor Trends </w:t>
+            </w:r>
+            <w:r>
+              <w:rPr>
+                <w:rFonts w:ascii="Aptos" w:eastAsia="Times New Roman" w:hAnsi="Aptos" w:cs="Segoe UI"/>
+                <w:color w:val="414042"/>
+                <w:sz w:val="16"/>
+                <w:szCs w:val="16"/>
+                <w:lang w:eastAsia="en-US"/>
+              </w:rPr>
+              <w:t> </w:t>
+            </w:r>
+          </w:p>
+          <w:p>
+            <w:pPr>
+              <w:spacing w:after="0" w:line="240" w:lineRule="auto"/>
+              <w:textAlignment w:val="baseline"/>
+              <w:rPr>
+                <w:rFonts w:ascii="Segoe UI" w:eastAsia="Times New Roman" w:hAnsi="Segoe UI" w:cs="Segoe UI"/>
+                <w:sz w:val="16"/>
+                <w:szCs w:val="16"/>
+                <w:lang w:eastAsia="en-US"/>
+              </w:rPr>
+            </w:pPr>
+            <w:r>
+              <w:rPr>
+                <w:rFonts w:ascii="Aptos" w:eastAsia="Times New Roman" w:hAnsi="Aptos" w:cs="Segoe UI"/>
                 <w:b/>
                 <w:bCs/>
                 <w:color w:val="414042"/>
-                <w:sz w:val="18"/>
-                <w:szCs w:val="18"/>
-              </w:rPr>
-              <w:t>Leveraging Search Data for Economic Monitoring</w:t>
-            </w:r>
-          </w:p>
-          <w:p>
-            <w:pPr>
-              <w:spacing w:after="0"/>
-              <w:rPr>
-                <w:color w:val="595959" w:themeColor="text1" w:themeTint="A6"/>
-                <w:sz w:val="18"/>
-                <w:szCs w:val="18"/>
-              </w:rPr>
-            </w:pPr>
-            <w:r>
-              <w:rPr>
-                <w:color w:val="595959" w:themeColor="text1" w:themeTint="A6"/>
-                <w:sz w:val="18"/>
-                <w:szCs w:val="18"/>
-              </w:rPr>
-              <w:t>Dharana</w:t>
-            </w:r>
-            <w:r>
-              <w:rPr>
-                <w:color w:val="595959" w:themeColor="text1" w:themeTint="A6"/>
-                <w:sz w:val="18"/>
-                <w:szCs w:val="18"/>
-              </w:rPr>
-              <w:t xml:space="preserve"> </w:t>
-            </w:r>
-            <w:r>
-              <w:rPr>
-                <w:color w:val="595959" w:themeColor="text1" w:themeTint="A6"/>
-                <w:sz w:val="18"/>
-                <w:szCs w:val="18"/>
-              </w:rPr>
-              <w:t>Rijal</w:t>
-            </w:r>
-            <w:r>
-              <w:rPr>
-                <w:color w:val="595959" w:themeColor="text1" w:themeTint="A6"/>
-                <w:sz w:val="18"/>
-                <w:szCs w:val="18"/>
-              </w:rPr>
-              <w:t>, IMF</w:t>
-            </w:r>
-            <w:r>
-              <w:rPr>
-                <w:color w:val="595959" w:themeColor="text1" w:themeTint="A6"/>
-                <w:sz w:val="18"/>
-                <w:szCs w:val="18"/>
-              </w:rPr>
-              <w:br/>
-            </w:r>
-            <w:r>
-              <w:rPr>
-                <w:color w:val="595959" w:themeColor="text1" w:themeTint="A6"/>
-                <w:sz w:val="18"/>
-                <w:szCs w:val="18"/>
-              </w:rPr>
-              <w:t xml:space="preserve">Lamya </w:t>
-            </w:r>
-            <w:proofErr w:type="spellStart"/>
-            <w:r>
-              <w:rPr>
-                <w:color w:val="595959" w:themeColor="text1" w:themeTint="A6"/>
-                <w:sz w:val="18"/>
-                <w:szCs w:val="18"/>
-              </w:rPr>
-              <w:t>Kejji</w:t>
-            </w:r>
-            <w:proofErr w:type="spellEnd"/>
-            <w:r>
-              <w:rPr>
-                <w:color w:val="595959" w:themeColor="text1" w:themeTint="A6"/>
-                <w:sz w:val="18"/>
-                <w:szCs w:val="18"/>
-              </w:rPr>
-              <w:t>, IMF</w:t>
-            </w:r>
-          </w:p>
-          <w:p>
-            <w:pPr>
-              <w:spacing w:after="0"/>
-            </w:pPr>
-          </w:p>
-          <w:p>
-            <w:pPr>
-              <w:spacing w:after="0"/>
+                <w:sz w:val="16"/>
+                <w:szCs w:val="16"/>
+                <w:lang w:eastAsia="en-US"/>
+              </w:rPr>
+              <w:t> </w:t>
+            </w:r>
+            <w:r>
+              <w:rPr>
+                <w:rFonts w:ascii="Aptos" w:eastAsia="Times New Roman" w:hAnsi="Aptos" w:cs="Segoe UI"/>
+                <w:color w:val="414042"/>
+                <w:sz w:val="16"/>
+                <w:szCs w:val="16"/>
+                <w:lang w:eastAsia="en-US"/>
+              </w:rPr>
+              <w:t> </w:t>
+            </w:r>
+          </w:p>
+          <w:p>
+            <w:pPr>
+              <w:spacing w:after="0" w:line="240" w:lineRule="auto"/>
+              <w:textAlignment w:val="baseline"/>
+              <w:rPr>
+                <w:rFonts w:ascii="Segoe UI" w:eastAsia="Times New Roman" w:hAnsi="Segoe UI" w:cs="Segoe UI"/>
+                <w:color w:val="404040" w:themeColor="text1" w:themeTint="BF"/>
+                <w:sz w:val="16"/>
+                <w:szCs w:val="16"/>
+                <w:lang w:eastAsia="en-US"/>
+              </w:rPr>
+            </w:pPr>
+            <w:r>
+              <w:rPr>
+                <w:rFonts w:ascii="Aptos" w:eastAsia="Times New Roman" w:hAnsi="Aptos" w:cs="Segoe UI"/>
+                <w:color w:val="404040" w:themeColor="text1" w:themeTint="BF"/>
+                <w:sz w:val="16"/>
+                <w:szCs w:val="16"/>
+                <w:lang w:eastAsia="en-US"/>
+              </w:rPr>
+              <w:t>Rosie Hood, LinkedIn </w:t>
+            </w:r>
+          </w:p>
+          <w:p>
+            <w:pPr>
+              <w:spacing w:after="0" w:line="240" w:lineRule="auto"/>
+              <w:textAlignment w:val="baseline"/>
+              <w:rPr>
+                <w:rFonts w:ascii="Segoe UI" w:eastAsia="Times New Roman" w:hAnsi="Segoe UI" w:cs="Segoe UI"/>
+                <w:color w:val="404040" w:themeColor="text1" w:themeTint="BF"/>
+                <w:sz w:val="16"/>
+                <w:szCs w:val="16"/>
+                <w:lang w:eastAsia="en-US"/>
+              </w:rPr>
+            </w:pPr>
+            <w:r>
+              <w:rPr>
+                <w:rFonts w:ascii="Aptos" w:eastAsia="Times New Roman" w:hAnsi="Aptos" w:cs="Segoe UI"/>
+                <w:color w:val="404040" w:themeColor="text1" w:themeTint="BF"/>
+                <w:sz w:val="16"/>
+                <w:szCs w:val="16"/>
+                <w:lang w:eastAsia="en-US"/>
+              </w:rPr>
+              <w:t>Cynthia Lo, GitHub </w:t>
+            </w:r>
+          </w:p>
+          <w:p>
+            <w:pPr>
+              <w:spacing w:after="0" w:line="240" w:lineRule="auto"/>
+              <w:textAlignment w:val="baseline"/>
+              <w:rPr>
+                <w:rFonts w:ascii="Aptos" w:eastAsia="Times New Roman" w:hAnsi="Aptos" w:cs="Segoe UI"/>
+                <w:color w:val="404040" w:themeColor="text1" w:themeTint="BF"/>
+                <w:sz w:val="16"/>
+                <w:szCs w:val="16"/>
+                <w:lang w:eastAsia="en-US"/>
+              </w:rPr>
+            </w:pPr>
+            <w:r>
+              <w:rPr>
+                <w:rFonts w:ascii="Aptos" w:eastAsia="Times New Roman" w:hAnsi="Aptos" w:cs="Segoe UI"/>
+                <w:color w:val="404040" w:themeColor="text1" w:themeTint="BF"/>
+                <w:sz w:val="16"/>
+                <w:szCs w:val="16"/>
+                <w:lang w:eastAsia="en-US"/>
+              </w:rPr>
+              <w:t>Sahiti Sarva, World Bank Group </w:t>
+            </w:r>
+          </w:p>
+          <w:p>
+            <w:pPr>
+              <w:spacing w:after="0" w:line="240" w:lineRule="auto"/>
+              <w:textAlignment w:val="baseline"/>
+              <w:rPr>
+                <w:rFonts w:ascii="Segoe UI" w:eastAsia="Times New Roman" w:hAnsi="Segoe UI" w:cs="Segoe UI"/>
+                <w:sz w:val="16"/>
+                <w:szCs w:val="16"/>
+                <w:lang w:eastAsia="en-US"/>
+              </w:rPr>
             </w:pPr>
           </w:p>
         </w:tc>
         <w:tc>
           <w:tcPr>
-            <w:tcW w:w="2376" w:type="dxa"/>
+            <w:tcW w:w="0" w:type="auto"/>
             <w:vMerge/>
-            <w:tcBorders>
-              <w:left w:val="single" w:sz="4" w:space="0" w:color="000000" w:themeColor="text1"/>
-              <w:right w:val="single" w:sz="4" w:space="0" w:color="000000" w:themeColor="text1"/>
-            </w:tcBorders>
             <w:vAlign w:val="center"/>
+            <w:hideMark/>
           </w:tcPr>
-          <w:p/>
+          <w:p>
+            <w:pPr>
+              <w:spacing w:after="0" w:line="240" w:lineRule="auto"/>
+              <w:rPr>
+                <w:rFonts w:ascii="Segoe UI" w:eastAsia="Times New Roman" w:hAnsi="Segoe UI" w:cs="Segoe UI"/>
+                <w:sz w:val="16"/>
+                <w:szCs w:val="16"/>
+                <w:lang w:eastAsia="en-US"/>
+              </w:rPr>
+            </w:pPr>
+          </w:p>
         </w:tc>
       </w:tr>
       <w:tr>
         <w:trPr>
-          <w:trHeight w:val="300"/>
+          <w:trHeight w:val="285"/>
         </w:trPr>
         <w:tc>
           <w:tcPr>
-            <w:tcW w:w="645" w:type="dxa"/>
-            <w:tcBorders>
-              <w:top w:val="single" w:sz="8" w:space="0" w:color="747474" w:themeColor="background2" w:themeShade="80"/>
-              <w:left w:val="single" w:sz="4" w:space="0" w:color="000000"/>
-              <w:bottom w:val="single" w:sz="4" w:space="0" w:color="000000" w:themeColor="text1"/>
-              <w:right w:val="single" w:sz="8" w:space="0" w:color="747474" w:themeColor="background2" w:themeShade="80"/>
-            </w:tcBorders>
-            <w:tcMar>
-              <w:top w:w="14" w:type="dxa"/>
-              <w:left w:w="58" w:type="dxa"/>
-              <w:bottom w:w="14" w:type="dxa"/>
-              <w:right w:w="58" w:type="dxa"/>
-            </w:tcMar>
+            <w:tcW w:w="630" w:type="dxa"/>
             <w:vAlign w:val="center"/>
+            <w:hideMark/>
           </w:tcPr>
           <w:p>
             <w:pPr>
-              <w:spacing w:after="0"/>
-            </w:pPr>
-            <w:r>
-              <w:rPr>
-                <w:rFonts w:ascii="Aptos" w:eastAsia="Aptos" w:hAnsi="Aptos" w:cs="Aptos"/>
-                <w:color w:val="262626" w:themeColor="text1" w:themeTint="D9"/>
-                <w:sz w:val="18"/>
-                <w:szCs w:val="18"/>
-              </w:rPr>
-              <w:t>10:30</w:t>
+              <w:spacing w:after="0" w:line="240" w:lineRule="auto"/>
+              <w:textAlignment w:val="baseline"/>
+              <w:rPr>
+                <w:rFonts w:ascii="Segoe UI" w:eastAsia="Times New Roman" w:hAnsi="Segoe UI" w:cs="Segoe UI"/>
+                <w:sz w:val="16"/>
+                <w:szCs w:val="16"/>
+                <w:lang w:eastAsia="en-US"/>
+              </w:rPr>
+            </w:pPr>
+            <w:r>
+              <w:rPr>
+                <w:rFonts w:ascii="Aptos" w:eastAsia="Times New Roman" w:hAnsi="Aptos" w:cs="Segoe UI"/>
+                <w:color w:val="262626"/>
+                <w:sz w:val="16"/>
+                <w:szCs w:val="16"/>
+                <w:lang w:eastAsia="en-US"/>
+              </w:rPr>
+              <w:t>10:30 </w:t>
             </w:r>
           </w:p>
         </w:tc>
         <w:tc>
           <w:tcPr>
-            <w:tcW w:w="3022" w:type="dxa"/>
+            <w:tcW w:w="0" w:type="auto"/>
             <w:vMerge/>
-            <w:tcBorders>
-              <w:bottom w:val="single" w:sz="4" w:space="0" w:color="000000" w:themeColor="text1"/>
-              <w:right w:val="single" w:sz="4" w:space="0" w:color="000000" w:themeColor="text1"/>
-            </w:tcBorders>
             <w:vAlign w:val="center"/>
+            <w:hideMark/>
           </w:tcPr>
-          <w:p/>
+          <w:p>
+            <w:pPr>
+              <w:spacing w:after="0" w:line="240" w:lineRule="auto"/>
+              <w:rPr>
+                <w:rFonts w:ascii="Segoe UI" w:eastAsia="Times New Roman" w:hAnsi="Segoe UI" w:cs="Segoe UI"/>
+                <w:sz w:val="16"/>
+                <w:szCs w:val="16"/>
+                <w:lang w:eastAsia="en-US"/>
+              </w:rPr>
+            </w:pPr>
+          </w:p>
         </w:tc>
         <w:tc>
           <w:tcPr>
-            <w:tcW w:w="3047" w:type="dxa"/>
+            <w:tcW w:w="0" w:type="auto"/>
             <w:vMerge/>
-            <w:tcBorders>
-              <w:left w:val="single" w:sz="4" w:space="0" w:color="000000" w:themeColor="text1"/>
-              <w:bottom w:val="single" w:sz="4" w:space="0" w:color="000000" w:themeColor="text1"/>
-              <w:right w:val="single" w:sz="4" w:space="0" w:color="000000" w:themeColor="text1"/>
-            </w:tcBorders>
             <w:vAlign w:val="center"/>
+            <w:hideMark/>
           </w:tcPr>
-          <w:p/>
+          <w:p>
+            <w:pPr>
+              <w:spacing w:after="0" w:line="240" w:lineRule="auto"/>
+              <w:rPr>
+                <w:rFonts w:ascii="Segoe UI" w:eastAsia="Times New Roman" w:hAnsi="Segoe UI" w:cs="Segoe UI"/>
+                <w:sz w:val="16"/>
+                <w:szCs w:val="16"/>
+                <w:lang w:eastAsia="en-US"/>
+              </w:rPr>
+            </w:pPr>
+          </w:p>
         </w:tc>
         <w:tc>
           <w:tcPr>
-            <w:tcW w:w="2376" w:type="dxa"/>
+            <w:tcW w:w="0" w:type="auto"/>
             <w:vMerge/>
-            <w:tcBorders>
-              <w:left w:val="single" w:sz="4" w:space="0" w:color="000000" w:themeColor="text1"/>
-              <w:right w:val="single" w:sz="4" w:space="0" w:color="000000" w:themeColor="text1"/>
-            </w:tcBorders>
             <w:vAlign w:val="center"/>
+            <w:hideMark/>
           </w:tcPr>
-          <w:p/>
+          <w:p>
+            <w:pPr>
+              <w:spacing w:after="0" w:line="240" w:lineRule="auto"/>
+              <w:rPr>
+                <w:rFonts w:ascii="Segoe UI" w:eastAsia="Times New Roman" w:hAnsi="Segoe UI" w:cs="Segoe UI"/>
+                <w:sz w:val="16"/>
+                <w:szCs w:val="16"/>
+                <w:lang w:eastAsia="en-US"/>
+              </w:rPr>
+            </w:pPr>
+          </w:p>
         </w:tc>
       </w:tr>
       <w:tr>
         <w:trPr>
-          <w:trHeight w:val="300"/>
+          <w:trHeight w:val="630"/>
         </w:trPr>
         <w:tc>
           <w:tcPr>
-            <w:tcW w:w="645" w:type="dxa"/>
-            <w:tcBorders>
-              <w:top w:val="single" w:sz="4" w:space="0" w:color="000000" w:themeColor="text1"/>
-              <w:left w:val="single" w:sz="4" w:space="0" w:color="000000"/>
-              <w:bottom w:val="single" w:sz="8" w:space="0" w:color="747474" w:themeColor="background2" w:themeShade="80"/>
-              <w:right w:val="single" w:sz="8" w:space="0" w:color="747474" w:themeColor="background2" w:themeShade="80"/>
-            </w:tcBorders>
-            <w:tcMar>
-              <w:top w:w="14" w:type="dxa"/>
-              <w:left w:w="58" w:type="dxa"/>
-              <w:bottom w:w="14" w:type="dxa"/>
-              <w:right w:w="58" w:type="dxa"/>
-            </w:tcMar>
+            <w:tcW w:w="630" w:type="dxa"/>
             <w:vAlign w:val="center"/>
+            <w:hideMark/>
           </w:tcPr>
           <w:p>
             <w:pPr>
-              <w:spacing w:after="0"/>
-            </w:pPr>
-            <w:r>
-              <w:rPr>
-                <w:rFonts w:ascii="Aptos" w:eastAsia="Aptos" w:hAnsi="Aptos" w:cs="Aptos"/>
-                <w:color w:val="262626" w:themeColor="text1" w:themeTint="D9"/>
-                <w:sz w:val="18"/>
-                <w:szCs w:val="18"/>
-              </w:rPr>
-              <w:t>11:00</w:t>
+              <w:spacing w:after="0" w:line="240" w:lineRule="auto"/>
+              <w:textAlignment w:val="baseline"/>
+              <w:rPr>
+                <w:rFonts w:ascii="Segoe UI" w:eastAsia="Times New Roman" w:hAnsi="Segoe UI" w:cs="Segoe UI"/>
+                <w:sz w:val="16"/>
+                <w:szCs w:val="16"/>
+                <w:lang w:eastAsia="en-US"/>
+              </w:rPr>
+            </w:pPr>
+            <w:r>
+              <w:rPr>
+                <w:rFonts w:ascii="Aptos" w:eastAsia="Times New Roman" w:hAnsi="Aptos" w:cs="Segoe UI"/>
+                <w:color w:val="262626"/>
+                <w:sz w:val="16"/>
+                <w:szCs w:val="16"/>
+                <w:lang w:eastAsia="en-US"/>
+              </w:rPr>
+              <w:t>11:00 </w:t>
             </w:r>
           </w:p>
         </w:tc>
         <w:tc>
           <w:tcPr>
-            <w:tcW w:w="3022" w:type="dxa"/>
+            <w:tcW w:w="3015" w:type="dxa"/>
             <w:vMerge w:val="restart"/>
-            <w:tcBorders>
-              <w:top w:val="single" w:sz="4" w:space="0" w:color="000000" w:themeColor="text1"/>
-              <w:left w:val="single" w:sz="8" w:space="0" w:color="747474" w:themeColor="background2" w:themeShade="80"/>
-              <w:bottom w:val="single" w:sz="8" w:space="0" w:color="747474" w:themeColor="background2" w:themeShade="80"/>
-              <w:right w:val="single" w:sz="4" w:space="0" w:color="000000" w:themeColor="text1"/>
-            </w:tcBorders>
-            <w:shd w:val="clear" w:color="auto" w:fill="FFFFFF" w:themeFill="background1"/>
-            <w:tcMar>
-              <w:top w:w="14" w:type="dxa"/>
-              <w:left w:w="58" w:type="dxa"/>
-              <w:bottom w:w="14" w:type="dxa"/>
-              <w:right w:w="58" w:type="dxa"/>
-            </w:tcMar>
+            <w:shd w:val="clear" w:color="auto" w:fill="FFFFFF"/>
+            <w:hideMark/>
           </w:tcPr>
           <w:p>
             <w:pPr>
-              <w:spacing w:after="0"/>
-            </w:pPr>
-            <w:r>
-              <w:rPr>
-                <w:rFonts w:ascii="Aptos" w:eastAsia="Aptos" w:hAnsi="Aptos" w:cs="Aptos"/>
+              <w:spacing w:after="0" w:line="240" w:lineRule="auto"/>
+              <w:textAlignment w:val="baseline"/>
+              <w:rPr>
+                <w:rFonts w:ascii="Segoe UI" w:eastAsia="Times New Roman" w:hAnsi="Segoe UI" w:cs="Segoe UI"/>
+                <w:sz w:val="16"/>
+                <w:szCs w:val="16"/>
+                <w:lang w:eastAsia="en-US"/>
+              </w:rPr>
+            </w:pPr>
+            <w:r>
+              <w:rPr>
+                <w:rFonts w:ascii="Aptos" w:eastAsia="Times New Roman" w:hAnsi="Aptos" w:cs="Segoe UI"/>
                 <w:b/>
                 <w:bCs/>
-                <w:color w:val="E97132" w:themeColor="accent2"/>
-                <w:sz w:val="18"/>
-                <w:szCs w:val="18"/>
+                <w:color w:val="E97132"/>
+                <w:sz w:val="16"/>
+                <w:szCs w:val="16"/>
+                <w:lang w:eastAsia="en-US"/>
               </w:rPr>
               <w:t>Waze</w:t>
             </w:r>
             <w:r>
               <w:rPr>
-                <w:rFonts w:ascii="Aptos" w:eastAsia="Aptos" w:hAnsi="Aptos" w:cs="Aptos"/>
+                <w:rFonts w:ascii="Aptos" w:eastAsia="Times New Roman" w:hAnsi="Aptos" w:cs="Segoe UI"/>
                 <w:b/>
                 <w:bCs/>
                 <w:color w:val="414042"/>
-                <w:sz w:val="18"/>
-                <w:szCs w:val="18"/>
+                <w:sz w:val="16"/>
+                <w:szCs w:val="16"/>
+                <w:lang w:eastAsia="en-US"/>
               </w:rPr>
               <w:t>: Build Map of Traffic Jams and Road Incidents using Code Packages</w:t>
             </w:r>
-          </w:p>
-          <w:p>
-            <w:pPr>
-              <w:spacing w:after="0"/>
-            </w:pPr>
-            <w:r>
-              <w:rPr>
-                <w:rFonts w:ascii="Aptos" w:eastAsia="Aptos" w:hAnsi="Aptos" w:cs="Aptos"/>
-                <w:color w:val="404040" w:themeColor="text1" w:themeTint="BF"/>
-                <w:sz w:val="18"/>
-                <w:szCs w:val="18"/>
-              </w:rPr>
-              <w:t xml:space="preserve">Maria Sol Tadeo, World Bank </w:t>
-            </w:r>
-          </w:p>
-          <w:p>
-            <w:pPr>
-              <w:spacing w:after="0"/>
-            </w:pPr>
-            <w:r>
-              <w:rPr>
-                <w:rFonts w:ascii="Aptos" w:eastAsia="Aptos" w:hAnsi="Aptos" w:cs="Aptos"/>
+            <w:r>
+              <w:rPr>
+                <w:rFonts w:ascii="Aptos" w:eastAsia="Times New Roman" w:hAnsi="Aptos" w:cs="Segoe UI"/>
+                <w:color w:val="414042"/>
+                <w:sz w:val="16"/>
+                <w:szCs w:val="16"/>
+                <w:lang w:eastAsia="en-US"/>
+              </w:rPr>
+              <w:t> </w:t>
+            </w:r>
+          </w:p>
+          <w:p>
+            <w:pPr>
+              <w:spacing w:after="0" w:line="240" w:lineRule="auto"/>
+              <w:textAlignment w:val="baseline"/>
+              <w:rPr>
+                <w:rFonts w:ascii="Segoe UI" w:eastAsia="Times New Roman" w:hAnsi="Segoe UI" w:cs="Segoe UI"/>
+                <w:sz w:val="16"/>
+                <w:szCs w:val="16"/>
+                <w:lang w:eastAsia="en-US"/>
+              </w:rPr>
+            </w:pPr>
+            <w:r>
+              <w:rPr>
+                <w:rFonts w:ascii="Aptos" w:eastAsia="Times New Roman" w:hAnsi="Aptos" w:cs="Segoe UI"/>
                 <w:color w:val="8C8A8B"/>
                 <w:sz w:val="16"/>
                 <w:szCs w:val="16"/>
-              </w:rPr>
-              <w:t xml:space="preserve"> </w:t>
+                <w:lang w:eastAsia="en-US"/>
+              </w:rPr>
+              <w:t>  </w:t>
+            </w:r>
+          </w:p>
+          <w:p>
+            <w:pPr>
+              <w:spacing w:after="0" w:line="240" w:lineRule="auto"/>
+              <w:textAlignment w:val="baseline"/>
+              <w:rPr>
+                <w:rFonts w:ascii="Segoe UI" w:eastAsia="Times New Roman" w:hAnsi="Segoe UI" w:cs="Segoe UI"/>
+                <w:sz w:val="16"/>
+                <w:szCs w:val="16"/>
+                <w:lang w:eastAsia="en-US"/>
+              </w:rPr>
+            </w:pPr>
+            <w:r>
+              <w:rPr>
+                <w:rFonts w:ascii="Aptos" w:eastAsia="Times New Roman" w:hAnsi="Aptos" w:cs="Segoe UI"/>
+                <w:color w:val="404040"/>
+                <w:sz w:val="16"/>
+                <w:szCs w:val="16"/>
+                <w:lang w:eastAsia="en-US"/>
+              </w:rPr>
+              <w:t>Maria Sol Tadeo, World Bank  </w:t>
+            </w:r>
+          </w:p>
+          <w:p>
+            <w:pPr>
+              <w:spacing w:after="0" w:line="240" w:lineRule="auto"/>
+              <w:textAlignment w:val="baseline"/>
+              <w:rPr>
+                <w:rFonts w:ascii="Segoe UI" w:eastAsia="Times New Roman" w:hAnsi="Segoe UI" w:cs="Segoe UI"/>
+                <w:sz w:val="16"/>
+                <w:szCs w:val="16"/>
+                <w:lang w:eastAsia="en-US"/>
+              </w:rPr>
+            </w:pPr>
+            <w:r>
+              <w:rPr>
+                <w:rFonts w:ascii="Aptos" w:eastAsia="Times New Roman" w:hAnsi="Aptos" w:cs="Segoe UI"/>
+                <w:color w:val="404040"/>
+                <w:sz w:val="16"/>
+                <w:szCs w:val="16"/>
+                <w:lang w:eastAsia="en-US"/>
+              </w:rPr>
+              <w:t>Rob Marty, World Bank  </w:t>
+            </w:r>
+          </w:p>
+          <w:p>
+            <w:pPr>
+              <w:spacing w:after="0" w:line="240" w:lineRule="auto"/>
+              <w:textAlignment w:val="baseline"/>
+              <w:rPr>
+                <w:rFonts w:ascii="Segoe UI" w:eastAsia="Times New Roman" w:hAnsi="Segoe UI" w:cs="Segoe UI"/>
+                <w:sz w:val="16"/>
+                <w:szCs w:val="16"/>
+                <w:lang w:eastAsia="en-US"/>
+              </w:rPr>
+            </w:pPr>
+            <w:r>
+              <w:rPr>
+                <w:rFonts w:ascii="Aptos" w:eastAsia="Times New Roman" w:hAnsi="Aptos" w:cs="Segoe UI"/>
+                <w:color w:val="8C8A8B"/>
+                <w:sz w:val="16"/>
+                <w:szCs w:val="16"/>
+                <w:lang w:eastAsia="en-US"/>
+              </w:rPr>
+              <w:t>  </w:t>
             </w:r>
           </w:p>
         </w:tc>
         <w:tc>
           <w:tcPr>
-            <w:tcW w:w="3047" w:type="dxa"/>
-            <w:vMerge w:val="restart"/>
-            <w:tcBorders>
-              <w:top w:val="single" w:sz="4" w:space="0" w:color="000000" w:themeColor="text1"/>
-              <w:left w:val="single" w:sz="4" w:space="0" w:color="000000" w:themeColor="text1"/>
-              <w:bottom w:val="single" w:sz="8" w:space="0" w:color="747474" w:themeColor="background2" w:themeShade="80"/>
-              <w:right w:val="single" w:sz="4" w:space="0" w:color="000000" w:themeColor="text1"/>
-            </w:tcBorders>
-            <w:shd w:val="clear" w:color="auto" w:fill="FFFFFF" w:themeFill="background1"/>
-            <w:tcMar>
-              <w:top w:w="14" w:type="dxa"/>
-              <w:left w:w="58" w:type="dxa"/>
-              <w:bottom w:w="14" w:type="dxa"/>
-              <w:right w:w="58" w:type="dxa"/>
-            </w:tcMar>
+            <w:tcW w:w="0" w:type="auto"/>
+            <w:vMerge/>
+            <w:vAlign w:val="center"/>
+            <w:hideMark/>
           </w:tcPr>
           <w:p>
             <w:pPr>
-              <w:spacing w:after="0"/>
-            </w:pPr>
-            <w:proofErr w:type="spellStart"/>
-            <w:r>
-              <w:rPr>
-                <w:rFonts w:ascii="Aptos" w:eastAsia="Aptos" w:hAnsi="Aptos" w:cs="Aptos"/>
-                <w:b/>
-                <w:bCs/>
-                <w:color w:val="E97132" w:themeColor="accent2"/>
-                <w:sz w:val="18"/>
-                <w:szCs w:val="18"/>
-              </w:rPr>
-              <w:t>Ookla</w:t>
-            </w:r>
-            <w:proofErr w:type="spellEnd"/>
-            <w:r>
-              <w:rPr>
-                <w:rFonts w:ascii="Aptos" w:eastAsia="Aptos" w:hAnsi="Aptos" w:cs="Aptos"/>
-                <w:b/>
-                <w:bCs/>
-                <w:color w:val="414042"/>
-                <w:sz w:val="18"/>
-                <w:szCs w:val="18"/>
-              </w:rPr>
-              <w:t>: Map the World’s Internet Connectivity</w:t>
-            </w:r>
-          </w:p>
-          <w:p>
-            <w:pPr>
-              <w:spacing w:after="0"/>
-            </w:pPr>
-            <w:r>
-              <w:rPr>
-                <w:rFonts w:ascii="Aptos" w:eastAsia="Aptos" w:hAnsi="Aptos" w:cs="Aptos"/>
-                <w:color w:val="404040" w:themeColor="text1" w:themeTint="BF"/>
-                <w:sz w:val="18"/>
-                <w:szCs w:val="18"/>
-              </w:rPr>
-              <w:t>Niccolo Comini, World Bank</w:t>
-            </w:r>
-          </w:p>
-          <w:p>
-            <w:pPr>
-              <w:spacing w:after="0"/>
-            </w:pPr>
-            <w:r>
-              <w:rPr>
-                <w:rFonts w:ascii="Aptos" w:eastAsia="Aptos" w:hAnsi="Aptos" w:cs="Aptos"/>
-                <w:color w:val="404040" w:themeColor="text1" w:themeTint="BF"/>
-                <w:sz w:val="18"/>
-                <w:szCs w:val="18"/>
-              </w:rPr>
-              <w:t xml:space="preserve">Mykhailo Koltsov, World Bank </w:t>
-            </w:r>
-          </w:p>
-          <w:p>
-            <w:pPr>
-              <w:spacing w:after="0"/>
-            </w:pPr>
-            <w:r>
-              <w:rPr>
-                <w:rFonts w:ascii="Aptos" w:eastAsia="Aptos" w:hAnsi="Aptos" w:cs="Aptos"/>
-                <w:color w:val="404040" w:themeColor="text1" w:themeTint="BF"/>
-                <w:sz w:val="18"/>
-                <w:szCs w:val="18"/>
-              </w:rPr>
-              <w:t xml:space="preserve">James Carroll, </w:t>
-            </w:r>
-            <w:proofErr w:type="spellStart"/>
-            <w:r>
-              <w:rPr>
-                <w:rFonts w:ascii="Aptos" w:eastAsia="Aptos" w:hAnsi="Aptos" w:cs="Aptos"/>
-                <w:color w:val="404040" w:themeColor="text1" w:themeTint="BF"/>
-                <w:sz w:val="18"/>
-                <w:szCs w:val="18"/>
-              </w:rPr>
-              <w:t>Ookla</w:t>
-            </w:r>
-            <w:proofErr w:type="spellEnd"/>
+              <w:spacing w:after="0" w:line="240" w:lineRule="auto"/>
+              <w:rPr>
+                <w:rFonts w:ascii="Segoe UI" w:eastAsia="Times New Roman" w:hAnsi="Segoe UI" w:cs="Segoe UI"/>
+                <w:sz w:val="16"/>
+                <w:szCs w:val="16"/>
+                <w:lang w:eastAsia="en-US"/>
+              </w:rPr>
+            </w:pPr>
           </w:p>
         </w:tc>
         <w:tc>
           <w:tcPr>
-            <w:tcW w:w="2376" w:type="dxa"/>
-            <w:vMerge/>
-            <w:tcBorders>
-              <w:left w:val="single" w:sz="4" w:space="0" w:color="000000" w:themeColor="text1"/>
-              <w:right w:val="single" w:sz="4" w:space="0" w:color="000000" w:themeColor="text1"/>
-            </w:tcBorders>
+            <w:tcW w:w="2370" w:type="dxa"/>
+            <w:vMerge w:val="restart"/>
+            <w:shd w:val="clear" w:color="auto" w:fill="FFFFFF"/>
             <w:vAlign w:val="center"/>
+            <w:hideMark/>
           </w:tcPr>
-          <w:p/>
+          <w:p>
+            <w:pPr>
+              <w:spacing w:after="0" w:line="240" w:lineRule="auto"/>
+              <w:textAlignment w:val="baseline"/>
+              <w:rPr>
+                <w:rFonts w:ascii="Segoe UI" w:eastAsia="Times New Roman" w:hAnsi="Segoe UI" w:cs="Segoe UI"/>
+                <w:sz w:val="16"/>
+                <w:szCs w:val="16"/>
+                <w:lang w:eastAsia="en-US"/>
+              </w:rPr>
+            </w:pPr>
+          </w:p>
         </w:tc>
       </w:tr>
       <w:tr>
         <w:trPr>
-          <w:trHeight w:val="300"/>
+          <w:trHeight w:val="285"/>
         </w:trPr>
         <w:tc>
           <w:tcPr>
-            <w:tcW w:w="645" w:type="dxa"/>
-            <w:tcBorders>
-              <w:top w:val="single" w:sz="8" w:space="0" w:color="747474" w:themeColor="background2" w:themeShade="80"/>
-              <w:left w:val="single" w:sz="4" w:space="0" w:color="000000"/>
-              <w:bottom w:val="single" w:sz="8" w:space="0" w:color="747474" w:themeColor="background2" w:themeShade="80"/>
-              <w:right w:val="single" w:sz="8" w:space="0" w:color="747474" w:themeColor="background2" w:themeShade="80"/>
-            </w:tcBorders>
-            <w:tcMar>
-              <w:top w:w="14" w:type="dxa"/>
-              <w:left w:w="58" w:type="dxa"/>
-              <w:bottom w:w="14" w:type="dxa"/>
-              <w:right w:w="58" w:type="dxa"/>
-            </w:tcMar>
+            <w:tcW w:w="630" w:type="dxa"/>
             <w:vAlign w:val="center"/>
+            <w:hideMark/>
           </w:tcPr>
           <w:p>
             <w:pPr>
-              <w:spacing w:after="0"/>
-            </w:pPr>
-            <w:r>
-              <w:rPr>
-                <w:rFonts w:ascii="Aptos" w:eastAsia="Aptos" w:hAnsi="Aptos" w:cs="Aptos"/>
-                <w:color w:val="262626" w:themeColor="text1" w:themeTint="D9"/>
-                <w:sz w:val="18"/>
-                <w:szCs w:val="18"/>
-              </w:rPr>
-              <w:t>11:30</w:t>
+              <w:spacing w:after="0" w:line="240" w:lineRule="auto"/>
+              <w:textAlignment w:val="baseline"/>
+              <w:rPr>
+                <w:rFonts w:ascii="Segoe UI" w:eastAsia="Times New Roman" w:hAnsi="Segoe UI" w:cs="Segoe UI"/>
+                <w:sz w:val="16"/>
+                <w:szCs w:val="16"/>
+                <w:lang w:eastAsia="en-US"/>
+              </w:rPr>
+            </w:pPr>
+            <w:r>
+              <w:rPr>
+                <w:rFonts w:ascii="Aptos" w:eastAsia="Times New Roman" w:hAnsi="Aptos" w:cs="Segoe UI"/>
+                <w:color w:val="262626"/>
+                <w:sz w:val="16"/>
+                <w:szCs w:val="16"/>
+                <w:lang w:eastAsia="en-US"/>
+              </w:rPr>
+              <w:t>11:30 </w:t>
             </w:r>
           </w:p>
         </w:tc>
         <w:tc>
           <w:tcPr>
-            <w:tcW w:w="3022" w:type="dxa"/>
+            <w:tcW w:w="0" w:type="auto"/>
             <w:vMerge/>
-            <w:tcBorders>
-              <w:bottom w:val="single" w:sz="4" w:space="0" w:color="000000" w:themeColor="text1"/>
-              <w:right w:val="single" w:sz="4" w:space="0" w:color="000000" w:themeColor="text1"/>
-            </w:tcBorders>
             <w:vAlign w:val="center"/>
+            <w:hideMark/>
           </w:tcPr>
-          <w:p/>
+          <w:p>
+            <w:pPr>
+              <w:spacing w:after="0" w:line="240" w:lineRule="auto"/>
+              <w:rPr>
+                <w:rFonts w:ascii="Segoe UI" w:eastAsia="Times New Roman" w:hAnsi="Segoe UI" w:cs="Segoe UI"/>
+                <w:sz w:val="16"/>
+                <w:szCs w:val="16"/>
+                <w:lang w:eastAsia="en-US"/>
+              </w:rPr>
+            </w:pPr>
+          </w:p>
         </w:tc>
         <w:tc>
           <w:tcPr>
-            <w:tcW w:w="3047" w:type="dxa"/>
-            <w:vMerge/>
-            <w:tcBorders>
-              <w:left w:val="single" w:sz="4" w:space="0" w:color="000000" w:themeColor="text1"/>
-              <w:bottom w:val="single" w:sz="4" w:space="0" w:color="000000" w:themeColor="text1"/>
-              <w:right w:val="single" w:sz="4" w:space="0" w:color="000000" w:themeColor="text1"/>
-            </w:tcBorders>
+            <w:tcW w:w="3045" w:type="dxa"/>
+            <w:vMerge w:val="restart"/>
+            <w:shd w:val="clear" w:color="auto" w:fill="FFFFFF"/>
             <w:vAlign w:val="center"/>
+            <w:hideMark/>
           </w:tcPr>
-          <w:p/>
+          <w:p>
+            <w:pPr>
+              <w:spacing w:after="0" w:line="240" w:lineRule="auto"/>
+              <w:textAlignment w:val="baseline"/>
+              <w:rPr>
+                <w:rFonts w:ascii="Segoe UI" w:eastAsia="Times New Roman" w:hAnsi="Segoe UI" w:cs="Segoe UI"/>
+                <w:sz w:val="16"/>
+                <w:szCs w:val="16"/>
+                <w:lang w:eastAsia="en-US"/>
+              </w:rPr>
+            </w:pPr>
+            <w:proofErr w:type="spellStart"/>
+            <w:r>
+              <w:rPr>
+                <w:rFonts w:ascii="Aptos" w:eastAsia="Times New Roman" w:hAnsi="Aptos" w:cs="Segoe UI"/>
+                <w:b/>
+                <w:bCs/>
+                <w:color w:val="E97132"/>
+                <w:sz w:val="16"/>
+                <w:szCs w:val="16"/>
+                <w:lang w:eastAsia="en-US"/>
+              </w:rPr>
+              <w:t>Ookla</w:t>
+            </w:r>
+            <w:proofErr w:type="spellEnd"/>
+            <w:r>
+              <w:rPr>
+                <w:rFonts w:ascii="Aptos" w:eastAsia="Times New Roman" w:hAnsi="Aptos" w:cs="Segoe UI"/>
+                <w:b/>
+                <w:bCs/>
+                <w:color w:val="414042"/>
+                <w:sz w:val="16"/>
+                <w:szCs w:val="16"/>
+                <w:lang w:eastAsia="en-US"/>
+              </w:rPr>
+              <w:t>: Map the World’s Internet Connectivity</w:t>
+            </w:r>
+            <w:r>
+              <w:rPr>
+                <w:rFonts w:ascii="Aptos" w:eastAsia="Times New Roman" w:hAnsi="Aptos" w:cs="Segoe UI"/>
+                <w:color w:val="414042"/>
+                <w:sz w:val="16"/>
+                <w:szCs w:val="16"/>
+                <w:lang w:eastAsia="en-US"/>
+              </w:rPr>
+              <w:t> </w:t>
+            </w:r>
+          </w:p>
+          <w:p>
+            <w:pPr>
+              <w:spacing w:after="0" w:line="240" w:lineRule="auto"/>
+              <w:textAlignment w:val="baseline"/>
+              <w:rPr>
+                <w:rFonts w:ascii="Segoe UI" w:eastAsia="Times New Roman" w:hAnsi="Segoe UI" w:cs="Segoe UI"/>
+                <w:sz w:val="16"/>
+                <w:szCs w:val="16"/>
+                <w:lang w:eastAsia="en-US"/>
+              </w:rPr>
+            </w:pPr>
+            <w:r>
+              <w:rPr>
+                <w:rFonts w:ascii="Aptos" w:eastAsia="Times New Roman" w:hAnsi="Aptos" w:cs="Segoe UI"/>
+                <w:b/>
+                <w:bCs/>
+                <w:color w:val="414042"/>
+                <w:sz w:val="16"/>
+                <w:szCs w:val="16"/>
+                <w:lang w:eastAsia="en-US"/>
+              </w:rPr>
+              <w:t> </w:t>
+            </w:r>
+            <w:r>
+              <w:rPr>
+                <w:rFonts w:ascii="Aptos" w:eastAsia="Times New Roman" w:hAnsi="Aptos" w:cs="Segoe UI"/>
+                <w:color w:val="414042"/>
+                <w:sz w:val="16"/>
+                <w:szCs w:val="16"/>
+                <w:lang w:eastAsia="en-US"/>
+              </w:rPr>
+              <w:t> </w:t>
+            </w:r>
+          </w:p>
+          <w:p>
+            <w:pPr>
+              <w:spacing w:after="0" w:line="240" w:lineRule="auto"/>
+              <w:textAlignment w:val="baseline"/>
+              <w:rPr>
+                <w:rFonts w:ascii="Segoe UI" w:eastAsia="Times New Roman" w:hAnsi="Segoe UI" w:cs="Segoe UI"/>
+                <w:color w:val="404040" w:themeColor="text1" w:themeTint="BF"/>
+                <w:sz w:val="16"/>
+                <w:szCs w:val="16"/>
+                <w:lang w:eastAsia="en-US"/>
+              </w:rPr>
+            </w:pPr>
+            <w:r>
+              <w:rPr>
+                <w:rFonts w:ascii="Aptos" w:eastAsia="Times New Roman" w:hAnsi="Aptos" w:cs="Segoe UI"/>
+                <w:color w:val="404040" w:themeColor="text1" w:themeTint="BF"/>
+                <w:sz w:val="16"/>
+                <w:szCs w:val="16"/>
+                <w:lang w:eastAsia="en-US"/>
+              </w:rPr>
+              <w:t>Niccolo Comini, World Bank </w:t>
+            </w:r>
+          </w:p>
+          <w:p>
+            <w:pPr>
+              <w:spacing w:after="0" w:line="240" w:lineRule="auto"/>
+              <w:textAlignment w:val="baseline"/>
+              <w:rPr>
+                <w:rFonts w:ascii="Segoe UI" w:eastAsia="Times New Roman" w:hAnsi="Segoe UI" w:cs="Segoe UI"/>
+                <w:color w:val="404040" w:themeColor="text1" w:themeTint="BF"/>
+                <w:sz w:val="16"/>
+                <w:szCs w:val="16"/>
+                <w:lang w:eastAsia="en-US"/>
+              </w:rPr>
+            </w:pPr>
+            <w:r>
+              <w:rPr>
+                <w:rFonts w:ascii="Aptos" w:eastAsia="Times New Roman" w:hAnsi="Aptos" w:cs="Segoe UI"/>
+                <w:color w:val="404040" w:themeColor="text1" w:themeTint="BF"/>
+                <w:sz w:val="16"/>
+                <w:szCs w:val="16"/>
+                <w:lang w:eastAsia="en-US"/>
+              </w:rPr>
+              <w:t>Mykhailo Koltsov, World Bank  </w:t>
+            </w:r>
+          </w:p>
+          <w:p>
+            <w:pPr>
+              <w:spacing w:after="0" w:line="240" w:lineRule="auto"/>
+              <w:textAlignment w:val="baseline"/>
+              <w:rPr>
+                <w:rFonts w:ascii="Segoe UI" w:eastAsia="Times New Roman" w:hAnsi="Segoe UI" w:cs="Segoe UI"/>
+                <w:sz w:val="16"/>
+                <w:szCs w:val="16"/>
+                <w:lang w:eastAsia="en-US"/>
+              </w:rPr>
+            </w:pPr>
+            <w:r>
+              <w:rPr>
+                <w:rFonts w:ascii="Aptos" w:eastAsia="Times New Roman" w:hAnsi="Aptos" w:cs="Segoe UI"/>
+                <w:color w:val="404040" w:themeColor="text1" w:themeTint="BF"/>
+                <w:sz w:val="16"/>
+                <w:szCs w:val="16"/>
+                <w:lang w:eastAsia="en-US"/>
+              </w:rPr>
+              <w:t xml:space="preserve">James Carroll, </w:t>
+            </w:r>
+            <w:proofErr w:type="spellStart"/>
+            <w:r>
+              <w:rPr>
+                <w:rFonts w:ascii="Aptos" w:eastAsia="Times New Roman" w:hAnsi="Aptos" w:cs="Segoe UI"/>
+                <w:color w:val="404040" w:themeColor="text1" w:themeTint="BF"/>
+                <w:sz w:val="16"/>
+                <w:szCs w:val="16"/>
+                <w:lang w:eastAsia="en-US"/>
+              </w:rPr>
+              <w:t>Ookla</w:t>
+            </w:r>
+            <w:proofErr w:type="spellEnd"/>
+          </w:p>
         </w:tc>
         <w:tc>
           <w:tcPr>
-            <w:tcW w:w="2376" w:type="dxa"/>
+            <w:tcW w:w="0" w:type="auto"/>
             <w:vMerge/>
-            <w:tcBorders>
-              <w:left w:val="single" w:sz="4" w:space="0" w:color="000000" w:themeColor="text1"/>
-              <w:bottom w:val="single" w:sz="4" w:space="0" w:color="000000" w:themeColor="text1"/>
-              <w:right w:val="single" w:sz="4" w:space="0" w:color="000000" w:themeColor="text1"/>
-            </w:tcBorders>
             <w:vAlign w:val="center"/>
+            <w:hideMark/>
           </w:tcPr>
-          <w:p/>
+          <w:p>
+            <w:pPr>
+              <w:spacing w:after="0" w:line="240" w:lineRule="auto"/>
+              <w:rPr>
+                <w:rFonts w:ascii="Segoe UI" w:eastAsia="Times New Roman" w:hAnsi="Segoe UI" w:cs="Segoe UI"/>
+                <w:sz w:val="16"/>
+                <w:szCs w:val="16"/>
+                <w:lang w:eastAsia="en-US"/>
+              </w:rPr>
+            </w:pPr>
+          </w:p>
         </w:tc>
       </w:tr>
       <w:tr>
         <w:trPr>
-          <w:trHeight w:val="300"/>
+          <w:trHeight w:val="557"/>
         </w:trPr>
         <w:tc>
           <w:tcPr>
-            <w:tcW w:w="645" w:type="dxa"/>
-            <w:tcBorders>
-              <w:top w:val="single" w:sz="8" w:space="0" w:color="747474" w:themeColor="background2" w:themeShade="80"/>
-              <w:left w:val="single" w:sz="4" w:space="0" w:color="000000"/>
-              <w:bottom w:val="single" w:sz="8" w:space="0" w:color="747474" w:themeColor="background2" w:themeShade="80"/>
-              <w:right w:val="single" w:sz="8" w:space="0" w:color="747474" w:themeColor="background2" w:themeShade="80"/>
-            </w:tcBorders>
-            <w:tcMar>
-              <w:top w:w="14" w:type="dxa"/>
-              <w:left w:w="58" w:type="dxa"/>
-              <w:bottom w:w="14" w:type="dxa"/>
-              <w:right w:w="58" w:type="dxa"/>
-            </w:tcMar>
+            <w:tcW w:w="630" w:type="dxa"/>
             <w:vAlign w:val="center"/>
+            <w:hideMark/>
           </w:tcPr>
           <w:p>
             <w:pPr>
-              <w:spacing w:after="0"/>
-            </w:pPr>
-            <w:r>
-              <w:rPr>
-                <w:rFonts w:ascii="Aptos" w:eastAsia="Aptos" w:hAnsi="Aptos" w:cs="Aptos"/>
-                <w:color w:val="262626" w:themeColor="text1" w:themeTint="D9"/>
-                <w:sz w:val="18"/>
-                <w:szCs w:val="18"/>
-              </w:rPr>
-              <w:t>12:00</w:t>
+              <w:spacing w:after="0" w:line="240" w:lineRule="auto"/>
+              <w:textAlignment w:val="baseline"/>
+              <w:rPr>
+                <w:rFonts w:ascii="Segoe UI" w:eastAsia="Times New Roman" w:hAnsi="Segoe UI" w:cs="Segoe UI"/>
+                <w:sz w:val="16"/>
+                <w:szCs w:val="16"/>
+                <w:lang w:eastAsia="en-US"/>
+              </w:rPr>
+            </w:pPr>
+            <w:r>
+              <w:rPr>
+                <w:rFonts w:ascii="Aptos" w:eastAsia="Times New Roman" w:hAnsi="Aptos" w:cs="Segoe UI"/>
+                <w:color w:val="262626"/>
+                <w:sz w:val="16"/>
+                <w:szCs w:val="16"/>
+                <w:lang w:eastAsia="en-US"/>
+              </w:rPr>
+              <w:t>12:00 </w:t>
             </w:r>
           </w:p>
         </w:tc>
         <w:tc>
           <w:tcPr>
-            <w:tcW w:w="3022" w:type="dxa"/>
+            <w:tcW w:w="3015" w:type="dxa"/>
             <w:vMerge w:val="restart"/>
-            <w:tcBorders>
-              <w:top w:val="single" w:sz="4" w:space="0" w:color="000000" w:themeColor="text1"/>
-              <w:left w:val="single" w:sz="8" w:space="0" w:color="747474" w:themeColor="background2" w:themeShade="80"/>
-              <w:bottom w:val="single" w:sz="8" w:space="0" w:color="747474" w:themeColor="background2" w:themeShade="80"/>
-              <w:right w:val="single" w:sz="4" w:space="0" w:color="000000" w:themeColor="text1"/>
-            </w:tcBorders>
-            <w:tcMar>
-              <w:top w:w="14" w:type="dxa"/>
-              <w:left w:w="58" w:type="dxa"/>
-              <w:bottom w:w="14" w:type="dxa"/>
-              <w:right w:w="58" w:type="dxa"/>
-            </w:tcMar>
             <w:vAlign w:val="center"/>
+            <w:hideMark/>
           </w:tcPr>
           <w:p>
             <w:pPr>
-              <w:spacing w:after="0"/>
-            </w:pPr>
-            <w:r>
-              <w:rPr>
-                <w:rFonts w:ascii="Aptos" w:eastAsia="Aptos" w:hAnsi="Aptos" w:cs="Aptos"/>
+              <w:spacing w:after="0" w:line="240" w:lineRule="auto"/>
+              <w:textAlignment w:val="baseline"/>
+              <w:rPr>
+                <w:rFonts w:ascii="Segoe UI" w:eastAsia="Times New Roman" w:hAnsi="Segoe UI" w:cs="Segoe UI"/>
+                <w:sz w:val="16"/>
+                <w:szCs w:val="16"/>
+                <w:lang w:eastAsia="en-US"/>
+              </w:rPr>
+            </w:pPr>
+            <w:r>
+              <w:rPr>
+                <w:rFonts w:ascii="Aptos" w:eastAsia="Times New Roman" w:hAnsi="Aptos" w:cs="Segoe UI"/>
                 <w:i/>
                 <w:iCs/>
                 <w:color w:val="8C8A8B"/>
-                <w:sz w:val="18"/>
-                <w:szCs w:val="18"/>
+                <w:sz w:val="16"/>
+                <w:szCs w:val="16"/>
+                <w:lang w:eastAsia="en-US"/>
               </w:rPr>
               <w:t>Lunch</w:t>
+            </w:r>
+            <w:r>
+              <w:rPr>
+                <w:rFonts w:ascii="Aptos" w:eastAsia="Times New Roman" w:hAnsi="Aptos" w:cs="Segoe UI"/>
+                <w:color w:val="8C8A8B"/>
+                <w:sz w:val="16"/>
+                <w:szCs w:val="16"/>
+                <w:lang w:eastAsia="en-US"/>
+              </w:rPr>
+              <w:t> </w:t>
             </w:r>
           </w:p>
         </w:tc>
         <w:tc>
           <w:tcPr>
-            <w:tcW w:w="3047" w:type="dxa"/>
+            <w:tcW w:w="0" w:type="auto"/>
+            <w:vMerge/>
+            <w:vAlign w:val="center"/>
+            <w:hideMark/>
+          </w:tcPr>
+          <w:p>
+            <w:pPr>
+              <w:spacing w:after="0" w:line="240" w:lineRule="auto"/>
+              <w:rPr>
+                <w:rFonts w:ascii="Segoe UI" w:eastAsia="Times New Roman" w:hAnsi="Segoe UI" w:cs="Segoe UI"/>
+                <w:sz w:val="16"/>
+                <w:szCs w:val="16"/>
+                <w:lang w:eastAsia="en-US"/>
+              </w:rPr>
+            </w:pPr>
+          </w:p>
+        </w:tc>
+        <w:tc>
+          <w:tcPr>
+            <w:tcW w:w="2370" w:type="dxa"/>
             <w:vMerge w:val="restart"/>
-            <w:tcBorders>
-              <w:top w:val="single" w:sz="4" w:space="0" w:color="000000" w:themeColor="text1"/>
-              <w:left w:val="single" w:sz="4" w:space="0" w:color="000000" w:themeColor="text1"/>
-              <w:bottom w:val="single" w:sz="8" w:space="0" w:color="747474" w:themeColor="background2" w:themeShade="80"/>
-              <w:right w:val="single" w:sz="4" w:space="0" w:color="000000" w:themeColor="text1"/>
-            </w:tcBorders>
-            <w:tcMar>
-              <w:top w:w="14" w:type="dxa"/>
-              <w:left w:w="58" w:type="dxa"/>
-              <w:bottom w:w="14" w:type="dxa"/>
-              <w:right w:w="58" w:type="dxa"/>
-            </w:tcMar>
             <w:vAlign w:val="center"/>
+            <w:hideMark/>
           </w:tcPr>
           <w:p>
             <w:pPr>
-              <w:spacing w:after="0"/>
-            </w:pPr>
-            <w:r>
-              <w:rPr>
-                <w:rFonts w:ascii="Aptos" w:eastAsia="Aptos" w:hAnsi="Aptos" w:cs="Aptos"/>
+              <w:spacing w:after="0" w:line="240" w:lineRule="auto"/>
+              <w:textAlignment w:val="baseline"/>
+              <w:rPr>
+                <w:rFonts w:ascii="Segoe UI" w:eastAsia="Times New Roman" w:hAnsi="Segoe UI" w:cs="Segoe UI"/>
+                <w:sz w:val="16"/>
+                <w:szCs w:val="16"/>
+                <w:lang w:eastAsia="en-US"/>
+              </w:rPr>
+            </w:pPr>
+            <w:r>
+              <w:rPr>
+                <w:rFonts w:ascii="Aptos" w:eastAsia="Times New Roman" w:hAnsi="Aptos" w:cs="Segoe UI"/>
                 <w:i/>
                 <w:iCs/>
                 <w:color w:val="8C8A8B"/>
-                <w:sz w:val="18"/>
-                <w:szCs w:val="18"/>
+                <w:sz w:val="16"/>
+                <w:szCs w:val="16"/>
+                <w:lang w:eastAsia="en-US"/>
               </w:rPr>
               <w:t>Lunch</w:t>
             </w:r>
-          </w:p>
-        </w:tc>
-        <w:tc>
-          <w:tcPr>
-            <w:tcW w:w="2376" w:type="dxa"/>
-            <w:vMerge w:val="restart"/>
-            <w:tcBorders>
-              <w:top w:val="single" w:sz="4" w:space="0" w:color="000000" w:themeColor="text1"/>
-              <w:left w:val="single" w:sz="4" w:space="0" w:color="000000" w:themeColor="text1"/>
-              <w:bottom w:val="single" w:sz="8" w:space="0" w:color="747474" w:themeColor="background2" w:themeShade="80"/>
-              <w:right w:val="single" w:sz="4" w:space="0" w:color="000000" w:themeColor="text1"/>
-            </w:tcBorders>
-            <w:tcMar>
-              <w:top w:w="14" w:type="dxa"/>
-              <w:left w:w="58" w:type="dxa"/>
-              <w:bottom w:w="14" w:type="dxa"/>
-              <w:right w:w="58" w:type="dxa"/>
-            </w:tcMar>
-            <w:vAlign w:val="center"/>
-          </w:tcPr>
-          <w:p>
-            <w:pPr>
-              <w:spacing w:after="0"/>
-            </w:pPr>
-            <w:r>
-              <w:rPr>
-                <w:rFonts w:ascii="Aptos" w:eastAsia="Aptos" w:hAnsi="Aptos" w:cs="Aptos"/>
-                <w:i/>
-                <w:iCs/>
+            <w:r>
+              <w:rPr>
+                <w:rFonts w:ascii="Aptos" w:eastAsia="Times New Roman" w:hAnsi="Aptos" w:cs="Segoe UI"/>
                 <w:color w:val="8C8A8B"/>
-                <w:sz w:val="18"/>
-                <w:szCs w:val="18"/>
-              </w:rPr>
-              <w:t>Lunch</w:t>
+                <w:sz w:val="16"/>
+                <w:szCs w:val="16"/>
+                <w:lang w:eastAsia="en-US"/>
+              </w:rPr>
+              <w:t> </w:t>
             </w:r>
           </w:p>
         </w:tc>
       </w:tr>
       <w:tr>
         <w:trPr>
-          <w:trHeight w:val="300"/>
+          <w:trHeight w:val="285"/>
         </w:trPr>
         <w:tc>
           <w:tcPr>
-            <w:tcW w:w="645" w:type="dxa"/>
-            <w:tcBorders>
-              <w:top w:val="single" w:sz="8" w:space="0" w:color="747474" w:themeColor="background2" w:themeShade="80"/>
-              <w:left w:val="single" w:sz="4" w:space="0" w:color="000000"/>
-              <w:bottom w:val="single" w:sz="8" w:space="0" w:color="747474" w:themeColor="background2" w:themeShade="80"/>
-              <w:right w:val="single" w:sz="8" w:space="0" w:color="747474" w:themeColor="background2" w:themeShade="80"/>
-            </w:tcBorders>
-            <w:tcMar>
-              <w:top w:w="14" w:type="dxa"/>
-              <w:left w:w="58" w:type="dxa"/>
-              <w:bottom w:w="14" w:type="dxa"/>
-              <w:right w:w="58" w:type="dxa"/>
-            </w:tcMar>
+            <w:tcW w:w="630" w:type="dxa"/>
             <w:vAlign w:val="center"/>
+            <w:hideMark/>
           </w:tcPr>
           <w:p>
             <w:pPr>
-              <w:spacing w:after="0"/>
-            </w:pPr>
-            <w:r>
-              <w:rPr>
-                <w:rFonts w:ascii="Aptos" w:eastAsia="Aptos" w:hAnsi="Aptos" w:cs="Aptos"/>
-                <w:color w:val="262626" w:themeColor="text1" w:themeTint="D9"/>
-                <w:sz w:val="18"/>
-                <w:szCs w:val="18"/>
-              </w:rPr>
-              <w:t>12:</w:t>
-            </w:r>
-            <w:r>
-              <w:rPr>
-                <w:rFonts w:ascii="Aptos" w:eastAsia="Aptos" w:hAnsi="Aptos" w:cs="Aptos"/>
-                <w:color w:val="262626" w:themeColor="text1" w:themeTint="D9"/>
-                <w:sz w:val="18"/>
-                <w:szCs w:val="18"/>
-              </w:rPr>
-              <w:t>30</w:t>
+              <w:spacing w:after="0" w:line="240" w:lineRule="auto"/>
+              <w:textAlignment w:val="baseline"/>
+              <w:rPr>
+                <w:rFonts w:ascii="Segoe UI" w:eastAsia="Times New Roman" w:hAnsi="Segoe UI" w:cs="Segoe UI"/>
+                <w:sz w:val="16"/>
+                <w:szCs w:val="16"/>
+                <w:lang w:eastAsia="en-US"/>
+              </w:rPr>
+            </w:pPr>
+            <w:r>
+              <w:rPr>
+                <w:rFonts w:ascii="Aptos" w:eastAsia="Times New Roman" w:hAnsi="Aptos" w:cs="Segoe UI"/>
+                <w:color w:val="262626"/>
+                <w:sz w:val="16"/>
+                <w:szCs w:val="16"/>
+                <w:lang w:eastAsia="en-US"/>
+              </w:rPr>
+              <w:t>12:30 </w:t>
             </w:r>
           </w:p>
         </w:tc>
         <w:tc>
           <w:tcPr>
-            <w:tcW w:w="3022" w:type="dxa"/>
+            <w:tcW w:w="0" w:type="auto"/>
             <w:vMerge/>
-            <w:tcBorders>
-              <w:bottom w:val="single" w:sz="4" w:space="0" w:color="000000" w:themeColor="text1"/>
-              <w:right w:val="single" w:sz="4" w:space="0" w:color="000000" w:themeColor="text1"/>
-            </w:tcBorders>
             <w:vAlign w:val="center"/>
+            <w:hideMark/>
           </w:tcPr>
-          <w:p/>
+          <w:p>
+            <w:pPr>
+              <w:spacing w:after="0" w:line="240" w:lineRule="auto"/>
+              <w:rPr>
+                <w:rFonts w:ascii="Segoe UI" w:eastAsia="Times New Roman" w:hAnsi="Segoe UI" w:cs="Segoe UI"/>
+                <w:sz w:val="16"/>
+                <w:szCs w:val="16"/>
+                <w:lang w:eastAsia="en-US"/>
+              </w:rPr>
+            </w:pPr>
+          </w:p>
         </w:tc>
         <w:tc>
           <w:tcPr>
-            <w:tcW w:w="3047" w:type="dxa"/>
-            <w:vMerge/>
-            <w:tcBorders>
-              <w:left w:val="single" w:sz="4" w:space="0" w:color="000000" w:themeColor="text1"/>
-              <w:bottom w:val="single" w:sz="4" w:space="0" w:color="000000" w:themeColor="text1"/>
-              <w:right w:val="single" w:sz="4" w:space="0" w:color="000000" w:themeColor="text1"/>
-            </w:tcBorders>
+            <w:tcW w:w="3045" w:type="dxa"/>
             <w:vAlign w:val="center"/>
+            <w:hideMark/>
           </w:tcPr>
-          <w:p/>
+          <w:p>
+            <w:pPr>
+              <w:spacing w:after="0" w:line="240" w:lineRule="auto"/>
+              <w:textAlignment w:val="baseline"/>
+              <w:rPr>
+                <w:rFonts w:ascii="Segoe UI" w:eastAsia="Times New Roman" w:hAnsi="Segoe UI" w:cs="Segoe UI"/>
+                <w:sz w:val="16"/>
+                <w:szCs w:val="16"/>
+                <w:lang w:eastAsia="en-US"/>
+              </w:rPr>
+            </w:pPr>
+            <w:r>
+              <w:rPr>
+                <w:rFonts w:ascii="Aptos" w:eastAsia="Times New Roman" w:hAnsi="Aptos" w:cs="Segoe UI"/>
+                <w:i/>
+                <w:iCs/>
+                <w:color w:val="8C8A8B"/>
+                <w:sz w:val="16"/>
+                <w:szCs w:val="16"/>
+                <w:lang w:eastAsia="en-US"/>
+              </w:rPr>
+              <w:t>Lunch</w:t>
+            </w:r>
+            <w:r>
+              <w:rPr>
+                <w:rFonts w:ascii="Aptos" w:eastAsia="Times New Roman" w:hAnsi="Aptos" w:cs="Segoe UI"/>
+                <w:color w:val="8C8A8B"/>
+                <w:sz w:val="16"/>
+                <w:szCs w:val="16"/>
+                <w:lang w:eastAsia="en-US"/>
+              </w:rPr>
+              <w:t> </w:t>
+            </w:r>
+          </w:p>
         </w:tc>
         <w:tc>
           <w:tcPr>
-            <w:tcW w:w="2376" w:type="dxa"/>
+            <w:tcW w:w="0" w:type="auto"/>
             <w:vMerge/>
-            <w:tcBorders>
-              <w:left w:val="single" w:sz="4" w:space="0" w:color="000000" w:themeColor="text1"/>
-              <w:bottom w:val="single" w:sz="4" w:space="0" w:color="000000" w:themeColor="text1"/>
-              <w:right w:val="single" w:sz="4" w:space="0" w:color="000000" w:themeColor="text1"/>
-            </w:tcBorders>
             <w:vAlign w:val="center"/>
+            <w:hideMark/>
           </w:tcPr>
-          <w:p/>
+          <w:p>
+            <w:pPr>
+              <w:spacing w:after="0" w:line="240" w:lineRule="auto"/>
+              <w:rPr>
+                <w:rFonts w:ascii="Segoe UI" w:eastAsia="Times New Roman" w:hAnsi="Segoe UI" w:cs="Segoe UI"/>
+                <w:sz w:val="16"/>
+                <w:szCs w:val="16"/>
+                <w:lang w:eastAsia="en-US"/>
+              </w:rPr>
+            </w:pPr>
+          </w:p>
         </w:tc>
       </w:tr>
       <w:tr>
         <w:trPr>
-          <w:trHeight w:val="300"/>
+          <w:trHeight w:val="1115"/>
         </w:trPr>
         <w:tc>
           <w:tcPr>
-            <w:tcW w:w="645" w:type="dxa"/>
-            <w:tcBorders>
-              <w:top w:val="single" w:sz="8" w:space="0" w:color="747474" w:themeColor="background2" w:themeShade="80"/>
-              <w:left w:val="single" w:sz="4" w:space="0" w:color="000000"/>
-              <w:bottom w:val="single" w:sz="8" w:space="0" w:color="747474" w:themeColor="background2" w:themeShade="80"/>
-              <w:right w:val="single" w:sz="8" w:space="0" w:color="747474" w:themeColor="background2" w:themeShade="80"/>
-            </w:tcBorders>
-            <w:tcMar>
-              <w:top w:w="14" w:type="dxa"/>
-              <w:left w:w="58" w:type="dxa"/>
-              <w:bottom w:w="14" w:type="dxa"/>
-              <w:right w:w="58" w:type="dxa"/>
-            </w:tcMar>
+            <w:tcW w:w="630" w:type="dxa"/>
             <w:vAlign w:val="center"/>
+            <w:hideMark/>
           </w:tcPr>
           <w:p>
             <w:pPr>
-              <w:spacing w:after="0"/>
-            </w:pPr>
-            <w:r>
-              <w:rPr>
-                <w:rFonts w:ascii="Aptos" w:eastAsia="Aptos" w:hAnsi="Aptos" w:cs="Aptos"/>
-                <w:color w:val="262626" w:themeColor="text1" w:themeTint="D9"/>
-                <w:sz w:val="18"/>
-                <w:szCs w:val="18"/>
-              </w:rPr>
-              <w:t>13:00</w:t>
+              <w:spacing w:after="0" w:line="240" w:lineRule="auto"/>
+              <w:textAlignment w:val="baseline"/>
+              <w:rPr>
+                <w:rFonts w:ascii="Segoe UI" w:eastAsia="Times New Roman" w:hAnsi="Segoe UI" w:cs="Segoe UI"/>
+                <w:sz w:val="16"/>
+                <w:szCs w:val="16"/>
+                <w:lang w:eastAsia="en-US"/>
+              </w:rPr>
+            </w:pPr>
+            <w:r>
+              <w:rPr>
+                <w:rFonts w:ascii="Aptos" w:eastAsia="Times New Roman" w:hAnsi="Aptos" w:cs="Segoe UI"/>
+                <w:color w:val="262626"/>
+                <w:sz w:val="16"/>
+                <w:szCs w:val="16"/>
+                <w:lang w:eastAsia="en-US"/>
+              </w:rPr>
+              <w:t>13:00 </w:t>
             </w:r>
           </w:p>
         </w:tc>
         <w:tc>
           <w:tcPr>
-            <w:tcW w:w="3022" w:type="dxa"/>
-            <w:tcBorders>
-              <w:top w:val="single" w:sz="4" w:space="0" w:color="000000" w:themeColor="text1"/>
-              <w:left w:val="single" w:sz="8" w:space="0" w:color="747474" w:themeColor="background2" w:themeShade="80"/>
-              <w:bottom w:val="single" w:sz="8" w:space="0" w:color="747474" w:themeColor="background2" w:themeShade="80"/>
-              <w:right w:val="single" w:sz="4" w:space="0" w:color="000000" w:themeColor="text1"/>
-            </w:tcBorders>
-            <w:shd w:val="clear" w:color="auto" w:fill="FFFFFF" w:themeFill="background1"/>
-            <w:tcMar>
-              <w:top w:w="14" w:type="dxa"/>
-              <w:left w:w="58" w:type="dxa"/>
-              <w:bottom w:w="14" w:type="dxa"/>
-              <w:right w:w="58" w:type="dxa"/>
-            </w:tcMar>
+            <w:tcW w:w="3015" w:type="dxa"/>
+            <w:vMerge w:val="restart"/>
+            <w:shd w:val="clear" w:color="auto" w:fill="FFFFFF"/>
+            <w:hideMark/>
           </w:tcPr>
           <w:p>
             <w:pPr>
-              <w:spacing w:after="0"/>
-            </w:pPr>
-            <w:r>
-              <w:rPr>
-                <w:rFonts w:ascii="Aptos" w:eastAsia="Aptos" w:hAnsi="Aptos" w:cs="Aptos"/>
+              <w:spacing w:after="0" w:line="240" w:lineRule="auto"/>
+              <w:textAlignment w:val="baseline"/>
+              <w:rPr>
+                <w:rFonts w:ascii="Segoe UI" w:eastAsia="Times New Roman" w:hAnsi="Segoe UI" w:cs="Segoe UI"/>
+                <w:sz w:val="16"/>
+                <w:szCs w:val="16"/>
+                <w:lang w:eastAsia="en-US"/>
+              </w:rPr>
+            </w:pPr>
+            <w:r>
+              <w:rPr>
+                <w:rFonts w:ascii="Aptos" w:eastAsia="Times New Roman" w:hAnsi="Aptos" w:cs="Segoe UI"/>
                 <w:b/>
                 <w:bCs/>
-                <w:color w:val="E97132" w:themeColor="accent2"/>
-                <w:sz w:val="18"/>
-                <w:szCs w:val="18"/>
-              </w:rPr>
-              <w:t>Irys</w:t>
-            </w:r>
-            <w:r>
-              <w:rPr>
-                <w:rFonts w:ascii="Aptos" w:eastAsia="Aptos" w:hAnsi="Aptos" w:cs="Aptos"/>
+                <w:color w:val="E97132"/>
+                <w:sz w:val="16"/>
+                <w:szCs w:val="16"/>
+                <w:lang w:eastAsia="en-US"/>
+              </w:rPr>
+              <w:t>Irys </w:t>
+            </w:r>
+            <w:r>
+              <w:rPr>
+                <w:rFonts w:ascii="Aptos" w:eastAsia="Times New Roman" w:hAnsi="Aptos" w:cs="Segoe UI"/>
                 <w:b/>
                 <w:bCs/>
-                <w:color w:val="E97132" w:themeColor="accent2"/>
-                <w:sz w:val="18"/>
-                <w:szCs w:val="18"/>
-              </w:rPr>
-              <w:t xml:space="preserve"> </w:t>
-            </w:r>
-            <w:r>
-              <w:rPr>
-                <w:rFonts w:ascii="Aptos" w:eastAsia="Aptos" w:hAnsi="Aptos" w:cs="Aptos"/>
+                <w:color w:val="262626"/>
+                <w:sz w:val="16"/>
+                <w:szCs w:val="16"/>
+                <w:lang w:eastAsia="en-US"/>
+              </w:rPr>
+              <w:t>and</w:t>
+            </w:r>
+            <w:r>
+              <w:rPr>
+                <w:rFonts w:ascii="Aptos" w:eastAsia="Times New Roman" w:hAnsi="Aptos" w:cs="Segoe UI"/>
                 <w:b/>
                 <w:bCs/>
-                <w:color w:val="262626" w:themeColor="text1" w:themeTint="D9"/>
-                <w:sz w:val="18"/>
-                <w:szCs w:val="18"/>
-              </w:rPr>
-              <w:t>and</w:t>
-            </w:r>
-            <w:r>
-              <w:rPr>
-                <w:rFonts w:ascii="Aptos" w:eastAsia="Aptos" w:hAnsi="Aptos" w:cs="Aptos"/>
-                <w:b/>
-                <w:bCs/>
-                <w:color w:val="E97132" w:themeColor="accent2"/>
-                <w:sz w:val="18"/>
-                <w:szCs w:val="18"/>
-              </w:rPr>
-              <w:t xml:space="preserve"> Quadrant</w:t>
-            </w:r>
-            <w:r>
-              <w:rPr>
-                <w:rFonts w:ascii="Aptos" w:eastAsia="Aptos" w:hAnsi="Aptos" w:cs="Aptos"/>
+                <w:color w:val="E97132"/>
+                <w:sz w:val="16"/>
+                <w:szCs w:val="16"/>
+                <w:lang w:eastAsia="en-US"/>
+              </w:rPr>
+              <w:t> Quadrant</w:t>
+            </w:r>
+            <w:r>
+              <w:rPr>
+                <w:rFonts w:ascii="Aptos" w:eastAsia="Times New Roman" w:hAnsi="Aptos" w:cs="Segoe UI"/>
                 <w:b/>
                 <w:bCs/>
                 <w:color w:val="414042"/>
-                <w:sz w:val="18"/>
-                <w:szCs w:val="18"/>
+                <w:sz w:val="16"/>
+                <w:szCs w:val="16"/>
+                <w:lang w:eastAsia="en-US"/>
               </w:rPr>
               <w:t>: Use Mobile Location Data to Measure Population Movement and Activity Level Trends</w:t>
             </w:r>
-          </w:p>
-          <w:p>
-            <w:pPr>
-              <w:spacing w:after="0"/>
-            </w:pPr>
-            <w:r>
-              <w:rPr>
-                <w:rFonts w:ascii="Aptos" w:eastAsia="Aptos" w:hAnsi="Aptos" w:cs="Aptos"/>
+            <w:r>
+              <w:rPr>
+                <w:rFonts w:ascii="Aptos" w:eastAsia="Times New Roman" w:hAnsi="Aptos" w:cs="Segoe UI"/>
+                <w:color w:val="414042"/>
+                <w:sz w:val="16"/>
+                <w:szCs w:val="16"/>
+                <w:lang w:eastAsia="en-US"/>
+              </w:rPr>
+              <w:t> </w:t>
+            </w:r>
+          </w:p>
+          <w:p>
+            <w:pPr>
+              <w:spacing w:after="0" w:line="240" w:lineRule="auto"/>
+              <w:textAlignment w:val="baseline"/>
+              <w:rPr>
+                <w:rFonts w:ascii="Aptos" w:eastAsia="Times New Roman" w:hAnsi="Aptos" w:cs="Segoe UI"/>
+                <w:color w:val="404040" w:themeColor="text1" w:themeTint="BF"/>
+                <w:sz w:val="16"/>
+                <w:szCs w:val="16"/>
+                <w:lang w:eastAsia="en-US"/>
+              </w:rPr>
+            </w:pPr>
+          </w:p>
+          <w:p>
+            <w:pPr>
+              <w:spacing w:after="0" w:line="240" w:lineRule="auto"/>
+              <w:textAlignment w:val="baseline"/>
+              <w:rPr>
+                <w:rFonts w:ascii="Segoe UI" w:eastAsia="Times New Roman" w:hAnsi="Segoe UI" w:cs="Segoe UI"/>
+                <w:sz w:val="16"/>
+                <w:szCs w:val="16"/>
+                <w:lang w:eastAsia="en-US"/>
+              </w:rPr>
+            </w:pPr>
+            <w:r>
+              <w:rPr>
+                <w:rFonts w:ascii="Aptos" w:eastAsia="Times New Roman" w:hAnsi="Aptos" w:cs="Segoe UI"/>
+                <w:color w:val="404040" w:themeColor="text1" w:themeTint="BF"/>
+                <w:sz w:val="16"/>
+                <w:szCs w:val="16"/>
+                <w:lang w:eastAsia="en-US"/>
+              </w:rPr>
+              <w:t>Sebastian Mueller, Asian Development Bank </w:t>
+            </w:r>
+          </w:p>
+          <w:p>
+            <w:pPr>
+              <w:pBdr>
+                <w:bottom w:val="single" w:sz="4" w:space="1" w:color="auto"/>
+              </w:pBdr>
+              <w:spacing w:after="0" w:line="240" w:lineRule="auto"/>
+              <w:textAlignment w:val="baseline"/>
+              <w:rPr>
+                <w:rFonts w:ascii="Aptos" w:eastAsia="Times New Roman" w:hAnsi="Aptos" w:cs="Segoe UI"/>
+                <w:color w:val="404040" w:themeColor="text1" w:themeTint="BF"/>
+                <w:sz w:val="16"/>
+                <w:szCs w:val="16"/>
+                <w:lang w:eastAsia="en-US"/>
+              </w:rPr>
+            </w:pPr>
+            <w:r>
+              <w:rPr>
+                <w:rFonts w:ascii="Aptos" w:eastAsia="Times New Roman" w:hAnsi="Aptos" w:cs="Segoe UI"/>
+                <w:color w:val="404040" w:themeColor="text1" w:themeTint="BF"/>
+                <w:sz w:val="16"/>
+                <w:szCs w:val="16"/>
+                <w:lang w:eastAsia="en-US"/>
+              </w:rPr>
+              <w:t>Maria Sol Tadeo, World Bank </w:t>
+            </w:r>
+          </w:p>
+          <w:p>
+            <w:pPr>
+              <w:pBdr>
+                <w:bottom w:val="single" w:sz="4" w:space="1" w:color="auto"/>
+              </w:pBdr>
+              <w:spacing w:after="0" w:line="240" w:lineRule="auto"/>
+              <w:textAlignment w:val="baseline"/>
+              <w:rPr>
+                <w:rFonts w:ascii="Aptos" w:eastAsia="Times New Roman" w:hAnsi="Aptos" w:cs="Segoe UI"/>
+                <w:color w:val="404040" w:themeColor="text1" w:themeTint="BF"/>
+                <w:sz w:val="16"/>
+                <w:szCs w:val="16"/>
+                <w:lang w:eastAsia="en-US"/>
+              </w:rPr>
+            </w:pPr>
+          </w:p>
+          <w:p>
+            <w:pPr>
+              <w:spacing w:after="0" w:line="240" w:lineRule="auto"/>
+              <w:textAlignment w:val="baseline"/>
+              <w:rPr>
+                <w:rFonts w:ascii="Segoe UI" w:eastAsia="Times New Roman" w:hAnsi="Segoe UI" w:cs="Segoe UI"/>
+                <w:sz w:val="16"/>
+                <w:szCs w:val="16"/>
+                <w:lang w:eastAsia="en-US"/>
+              </w:rPr>
+            </w:pPr>
+            <w:r>
+              <w:rPr>
+                <w:rFonts w:ascii="Aptos" w:eastAsia="Times New Roman" w:hAnsi="Aptos" w:cs="Segoe UI"/>
+                <w:color w:val="000000"/>
+                <w:sz w:val="16"/>
+                <w:szCs w:val="16"/>
+                <w:lang w:eastAsia="en-US"/>
+              </w:rPr>
+              <w:t>  </w:t>
+            </w:r>
+          </w:p>
+        </w:tc>
+        <w:tc>
+          <w:tcPr>
+            <w:tcW w:w="3045" w:type="dxa"/>
+            <w:tcBorders>
+              <w:bottom w:val="single" w:sz="4" w:space="0" w:color="FFFFFF" w:themeColor="background1"/>
+            </w:tcBorders>
+            <w:shd w:val="clear" w:color="auto" w:fill="FFFFFF"/>
+            <w:hideMark/>
+          </w:tcPr>
+          <w:p>
+            <w:pPr>
+              <w:spacing w:after="0" w:line="240" w:lineRule="auto"/>
+              <w:textAlignment w:val="baseline"/>
+              <w:rPr>
+                <w:rFonts w:ascii="Segoe UI" w:eastAsia="Times New Roman" w:hAnsi="Segoe UI" w:cs="Segoe UI"/>
+                <w:sz w:val="16"/>
+                <w:szCs w:val="16"/>
+                <w:lang w:eastAsia="en-US"/>
+              </w:rPr>
+            </w:pPr>
+            <w:r>
+              <w:rPr>
+                <w:rFonts w:ascii="Aptos" w:eastAsia="Times New Roman" w:hAnsi="Aptos" w:cs="Segoe UI"/>
+                <w:b/>
+                <w:bCs/>
+                <w:color w:val="E97132"/>
+                <w:sz w:val="16"/>
+                <w:szCs w:val="16"/>
+                <w:lang w:eastAsia="en-US"/>
+              </w:rPr>
+              <w:t>Google Trends</w:t>
+            </w:r>
+            <w:r>
+              <w:rPr>
+                <w:rFonts w:ascii="Aptos" w:eastAsia="Times New Roman" w:hAnsi="Aptos" w:cs="Segoe UI"/>
                 <w:b/>
                 <w:bCs/>
                 <w:color w:val="414042"/>
-                <w:sz w:val="12"/>
-                <w:szCs w:val="12"/>
-              </w:rPr>
-              <w:t xml:space="preserve"> </w:t>
-            </w:r>
-          </w:p>
-          <w:p>
-            <w:pPr>
-              <w:spacing w:after="0"/>
-            </w:pPr>
-            <w:r>
-              <w:rPr>
-                <w:rFonts w:ascii="Aptos" w:eastAsia="Aptos" w:hAnsi="Aptos" w:cs="Aptos"/>
+                <w:sz w:val="16"/>
+                <w:szCs w:val="16"/>
+                <w:lang w:eastAsia="en-US"/>
+              </w:rPr>
+              <w:t>: Nowcasting GDP with Search Data</w:t>
+            </w:r>
+            <w:r>
+              <w:rPr>
+                <w:rFonts w:ascii="Aptos" w:eastAsia="Times New Roman" w:hAnsi="Aptos" w:cs="Segoe UI"/>
+                <w:color w:val="414042"/>
+                <w:sz w:val="16"/>
+                <w:szCs w:val="16"/>
+                <w:lang w:eastAsia="en-US"/>
+              </w:rPr>
+              <w:t> </w:t>
+            </w:r>
+          </w:p>
+          <w:p>
+            <w:pPr>
+              <w:spacing w:after="0" w:line="240" w:lineRule="auto"/>
+              <w:textAlignment w:val="baseline"/>
+              <w:rPr>
+                <w:rFonts w:ascii="Segoe UI" w:eastAsia="Times New Roman" w:hAnsi="Segoe UI" w:cs="Segoe UI"/>
+                <w:sz w:val="16"/>
+                <w:szCs w:val="16"/>
+                <w:lang w:eastAsia="en-US"/>
+              </w:rPr>
+            </w:pPr>
+            <w:r>
+              <w:rPr>
+                <w:rFonts w:ascii="Aptos" w:eastAsia="Times New Roman" w:hAnsi="Aptos" w:cs="Segoe UI"/>
+                <w:color w:val="8C8A8B"/>
+                <w:sz w:val="16"/>
+                <w:szCs w:val="16"/>
+                <w:lang w:eastAsia="en-US"/>
+              </w:rPr>
+              <w:t>  </w:t>
+            </w:r>
+          </w:p>
+          <w:p>
+            <w:pPr>
+              <w:spacing w:after="0" w:line="240" w:lineRule="auto"/>
+              <w:textAlignment w:val="baseline"/>
+              <w:rPr>
+                <w:rFonts w:ascii="Aptos" w:eastAsia="Times New Roman" w:hAnsi="Aptos" w:cs="Segoe UI"/>
                 <w:color w:val="404040" w:themeColor="text1" w:themeTint="BF"/>
-                <w:sz w:val="18"/>
-                <w:szCs w:val="18"/>
-              </w:rPr>
-              <w:t xml:space="preserve">Sebastian Mueller, Asian Development Bank </w:t>
-            </w:r>
-          </w:p>
-          <w:p>
-            <w:pPr>
-              <w:spacing w:after="0"/>
-            </w:pPr>
-            <w:r>
-              <w:rPr>
-                <w:rFonts w:ascii="Aptos" w:eastAsia="Aptos" w:hAnsi="Aptos" w:cs="Aptos"/>
+                <w:sz w:val="16"/>
+                <w:szCs w:val="16"/>
+                <w:lang w:eastAsia="en-US"/>
+              </w:rPr>
+            </w:pPr>
+          </w:p>
+          <w:p>
+            <w:pPr>
+              <w:spacing w:after="0" w:line="240" w:lineRule="auto"/>
+              <w:textAlignment w:val="baseline"/>
+              <w:rPr>
+                <w:rFonts w:ascii="Segoe UI" w:eastAsia="Times New Roman" w:hAnsi="Segoe UI" w:cs="Segoe UI"/>
                 <w:color w:val="404040" w:themeColor="text1" w:themeTint="BF"/>
-                <w:sz w:val="18"/>
-                <w:szCs w:val="18"/>
-              </w:rPr>
-              <w:t>Maria Sol Tadeo, World Bank</w:t>
+                <w:sz w:val="16"/>
+                <w:szCs w:val="16"/>
+                <w:lang w:eastAsia="en-US"/>
+              </w:rPr>
+            </w:pPr>
+            <w:r>
+              <w:rPr>
+                <w:rFonts w:ascii="Aptos" w:eastAsia="Times New Roman" w:hAnsi="Aptos" w:cs="Segoe UI"/>
+                <w:color w:val="404040" w:themeColor="text1" w:themeTint="BF"/>
+                <w:sz w:val="16"/>
+                <w:szCs w:val="16"/>
+                <w:lang w:eastAsia="en-US"/>
+              </w:rPr>
+              <w:t>Nir Kalush, Google  </w:t>
+            </w:r>
+          </w:p>
+          <w:p>
+            <w:pPr>
+              <w:spacing w:after="0" w:line="240" w:lineRule="auto"/>
+              <w:textAlignment w:val="baseline"/>
+              <w:rPr>
+                <w:rFonts w:ascii="Segoe UI" w:eastAsia="Times New Roman" w:hAnsi="Segoe UI" w:cs="Segoe UI"/>
+                <w:color w:val="404040" w:themeColor="text1" w:themeTint="BF"/>
+                <w:sz w:val="16"/>
+                <w:szCs w:val="16"/>
+                <w:lang w:eastAsia="en-US"/>
+              </w:rPr>
+            </w:pPr>
+            <w:r>
+              <w:rPr>
+                <w:rFonts w:ascii="Aptos" w:eastAsia="Times New Roman" w:hAnsi="Aptos" w:cs="Segoe UI"/>
+                <w:color w:val="404040" w:themeColor="text1" w:themeTint="BF"/>
+                <w:sz w:val="16"/>
+                <w:szCs w:val="16"/>
+                <w:lang w:eastAsia="en-US"/>
+              </w:rPr>
+              <w:t xml:space="preserve">Lamya </w:t>
+            </w:r>
+            <w:proofErr w:type="spellStart"/>
+            <w:r>
+              <w:rPr>
+                <w:rFonts w:ascii="Aptos" w:eastAsia="Times New Roman" w:hAnsi="Aptos" w:cs="Segoe UI"/>
+                <w:color w:val="404040" w:themeColor="text1" w:themeTint="BF"/>
+                <w:sz w:val="16"/>
+                <w:szCs w:val="16"/>
+                <w:lang w:eastAsia="en-US"/>
+              </w:rPr>
+              <w:t>Kejji</w:t>
+            </w:r>
+            <w:proofErr w:type="spellEnd"/>
+            <w:r>
+              <w:rPr>
+                <w:rFonts w:ascii="Aptos" w:eastAsia="Times New Roman" w:hAnsi="Aptos" w:cs="Segoe UI"/>
+                <w:color w:val="404040" w:themeColor="text1" w:themeTint="BF"/>
+                <w:sz w:val="16"/>
+                <w:szCs w:val="16"/>
+                <w:lang w:eastAsia="en-US"/>
+              </w:rPr>
+              <w:t>, IMF </w:t>
+            </w:r>
+          </w:p>
+          <w:p>
+            <w:pPr>
+              <w:spacing w:after="0" w:line="240" w:lineRule="auto"/>
+              <w:textAlignment w:val="baseline"/>
+              <w:rPr>
+                <w:rFonts w:ascii="Segoe UI" w:eastAsia="Times New Roman" w:hAnsi="Segoe UI" w:cs="Segoe UI"/>
+                <w:color w:val="404040" w:themeColor="text1" w:themeTint="BF"/>
+                <w:sz w:val="16"/>
+                <w:szCs w:val="16"/>
+                <w:lang w:eastAsia="en-US"/>
+              </w:rPr>
+            </w:pPr>
+            <w:r>
+              <w:rPr>
+                <w:rFonts w:ascii="Aptos" w:eastAsia="Times New Roman" w:hAnsi="Aptos" w:cs="Segoe UI"/>
+                <w:color w:val="404040" w:themeColor="text1" w:themeTint="BF"/>
+                <w:sz w:val="16"/>
+                <w:szCs w:val="16"/>
+                <w:lang w:eastAsia="en-US"/>
+              </w:rPr>
+              <w:t>Dharana Rijal, IMF </w:t>
+            </w:r>
+          </w:p>
+          <w:p>
+            <w:pPr>
+              <w:spacing w:after="0" w:line="240" w:lineRule="auto"/>
+              <w:textAlignment w:val="baseline"/>
+              <w:rPr>
+                <w:rFonts w:ascii="Segoe UI" w:eastAsia="Times New Roman" w:hAnsi="Segoe UI" w:cs="Segoe UI"/>
+                <w:sz w:val="16"/>
+                <w:szCs w:val="16"/>
+                <w:lang w:eastAsia="en-US"/>
+              </w:rPr>
+            </w:pPr>
+            <w:r>
+              <w:rPr>
+                <w:rFonts w:ascii="Aptos" w:eastAsia="Times New Roman" w:hAnsi="Aptos" w:cs="Segoe UI"/>
+                <w:color w:val="404040"/>
+                <w:sz w:val="16"/>
+                <w:szCs w:val="16"/>
+                <w:lang w:eastAsia="en-US"/>
+              </w:rPr>
+              <w:t> </w:t>
             </w:r>
           </w:p>
         </w:tc>
         <w:tc>
           <w:tcPr>
-            <w:tcW w:w="3047" w:type="dxa"/>
-            <w:tcBorders>
-              <w:top w:val="single" w:sz="4" w:space="0" w:color="000000" w:themeColor="text1"/>
-              <w:left w:val="single" w:sz="4" w:space="0" w:color="000000" w:themeColor="text1"/>
-              <w:bottom w:val="single" w:sz="8" w:space="0" w:color="747474" w:themeColor="background2" w:themeShade="80"/>
-              <w:right w:val="single" w:sz="4" w:space="0" w:color="000000" w:themeColor="text1"/>
-            </w:tcBorders>
-            <w:shd w:val="clear" w:color="auto" w:fill="FFFFFF" w:themeFill="background1"/>
-            <w:tcMar>
-              <w:top w:w="14" w:type="dxa"/>
-              <w:left w:w="58" w:type="dxa"/>
-              <w:bottom w:w="14" w:type="dxa"/>
-              <w:right w:w="58" w:type="dxa"/>
-            </w:tcMar>
+            <w:tcW w:w="2370" w:type="dxa"/>
+            <w:vMerge w:val="restart"/>
+            <w:shd w:val="clear" w:color="auto" w:fill="FFFFFF"/>
+            <w:hideMark/>
           </w:tcPr>
           <w:p>
             <w:pPr>
-              <w:spacing w:after="0"/>
-            </w:pPr>
-            <w:r>
-              <w:rPr>
-                <w:rFonts w:ascii="Aptos" w:eastAsia="Aptos" w:hAnsi="Aptos" w:cs="Aptos"/>
-                <w:b/>
-                <w:bCs/>
-                <w:color w:val="E97132" w:themeColor="accent2"/>
-                <w:sz w:val="18"/>
-                <w:szCs w:val="18"/>
-              </w:rPr>
-              <w:t>OpenAI</w:t>
-            </w:r>
-            <w:r>
-              <w:rPr>
-                <w:rFonts w:ascii="Aptos" w:eastAsia="Aptos" w:hAnsi="Aptos" w:cs="Aptos"/>
-                <w:b/>
-                <w:bCs/>
-                <w:color w:val="414042"/>
-                <w:sz w:val="18"/>
-                <w:szCs w:val="18"/>
-              </w:rPr>
-              <w:t xml:space="preserve">: Work with </w:t>
-            </w:r>
-            <w:proofErr w:type="spellStart"/>
-            <w:r>
-              <w:rPr>
-                <w:rFonts w:ascii="Aptos" w:eastAsia="Aptos" w:hAnsi="Aptos" w:cs="Aptos"/>
-                <w:b/>
-                <w:bCs/>
-                <w:color w:val="414042"/>
-                <w:sz w:val="18"/>
-                <w:szCs w:val="18"/>
-              </w:rPr>
-              <w:t>OpenSignals</w:t>
-            </w:r>
-            <w:proofErr w:type="spellEnd"/>
-            <w:r>
-              <w:rPr>
-                <w:rFonts w:ascii="Aptos" w:eastAsia="Aptos" w:hAnsi="Aptos" w:cs="Aptos"/>
-                <w:b/>
-                <w:bCs/>
-                <w:color w:val="414042"/>
-                <w:sz w:val="18"/>
-                <w:szCs w:val="18"/>
-              </w:rPr>
-              <w:t xml:space="preserve"> Data to Understand How People Use ChatGPT</w:t>
-            </w:r>
-          </w:p>
-          <w:p>
-            <w:pPr>
-              <w:spacing w:after="0"/>
-            </w:pPr>
-            <w:r>
-              <w:rPr>
-                <w:rFonts w:ascii="Aptos" w:eastAsia="Aptos" w:hAnsi="Aptos" w:cs="Aptos"/>
-                <w:b/>
-                <w:bCs/>
-                <w:color w:val="414042"/>
-                <w:sz w:val="12"/>
-                <w:szCs w:val="12"/>
-              </w:rPr>
-              <w:t xml:space="preserve"> </w:t>
-            </w:r>
-            <w:r>
-              <w:rPr>
-                <w:rFonts w:ascii="Aptos" w:eastAsia="Aptos" w:hAnsi="Aptos" w:cs="Aptos"/>
-                <w:color w:val="404040" w:themeColor="text1" w:themeTint="BF"/>
-                <w:sz w:val="18"/>
-                <w:szCs w:val="18"/>
-              </w:rPr>
-              <w:t>Alex Martin Richmond, OpenAI</w:t>
-            </w:r>
-          </w:p>
-        </w:tc>
-        <w:tc>
-          <w:tcPr>
-            <w:tcW w:w="2376" w:type="dxa"/>
-            <w:vMerge w:val="restart"/>
-            <w:tcBorders>
-              <w:top w:val="single" w:sz="4" w:space="0" w:color="000000" w:themeColor="text1"/>
-              <w:left w:val="single" w:sz="4" w:space="0" w:color="000000" w:themeColor="text1"/>
-              <w:bottom w:val="single" w:sz="8" w:space="0" w:color="747474" w:themeColor="background2" w:themeShade="80"/>
-              <w:right w:val="single" w:sz="4" w:space="0" w:color="000000" w:themeColor="text1"/>
-            </w:tcBorders>
-            <w:shd w:val="clear" w:color="auto" w:fill="FFFFFF" w:themeFill="background1"/>
-            <w:tcMar>
-              <w:top w:w="14" w:type="dxa"/>
-              <w:left w:w="58" w:type="dxa"/>
-              <w:bottom w:w="14" w:type="dxa"/>
-              <w:right w:w="58" w:type="dxa"/>
-            </w:tcMar>
-          </w:tcPr>
-          <w:p>
-            <w:pPr>
-              <w:spacing w:after="0"/>
-            </w:pPr>
+              <w:spacing w:after="0" w:line="240" w:lineRule="auto"/>
+              <w:textAlignment w:val="baseline"/>
+              <w:rPr>
+                <w:rFonts w:ascii="Segoe UI" w:eastAsia="Times New Roman" w:hAnsi="Segoe UI" w:cs="Segoe UI"/>
+                <w:sz w:val="16"/>
+                <w:szCs w:val="16"/>
+                <w:lang w:eastAsia="en-US"/>
+              </w:rPr>
+            </w:pPr>
+            <w:r>
+              <w:rPr>
+                <w:rFonts w:ascii="Aptos" w:eastAsia="Times New Roman" w:hAnsi="Aptos" w:cs="Segoe UI"/>
+                <w:color w:val="404040"/>
+                <w:sz w:val="16"/>
+                <w:szCs w:val="16"/>
+                <w:lang w:eastAsia="en-US"/>
+              </w:rPr>
+              <w:t> </w:t>
+            </w:r>
+          </w:p>
+          <w:p>
+            <w:pPr>
+              <w:spacing w:after="0" w:line="240" w:lineRule="auto"/>
+              <w:textAlignment w:val="baseline"/>
+              <w:rPr>
+                <w:rFonts w:ascii="Segoe UI" w:eastAsia="Times New Roman" w:hAnsi="Segoe UI" w:cs="Segoe UI"/>
+                <w:sz w:val="16"/>
+                <w:szCs w:val="16"/>
+                <w:lang w:eastAsia="en-US"/>
+              </w:rPr>
+            </w:pPr>
+            <w:r>
+              <w:rPr>
+                <w:rFonts w:ascii="Aptos" w:eastAsia="Times New Roman" w:hAnsi="Aptos" w:cs="Segoe UI"/>
+                <w:color w:val="000000"/>
+                <w:sz w:val="16"/>
+                <w:szCs w:val="16"/>
+                <w:lang w:eastAsia="en-US"/>
+              </w:rPr>
+              <w:t> </w:t>
+            </w:r>
           </w:p>
         </w:tc>
       </w:tr>
       <w:tr>
         <w:trPr>
-          <w:trHeight w:val="300"/>
+          <w:trHeight w:val="413"/>
         </w:trPr>
         <w:tc>
           <w:tcPr>
-            <w:tcW w:w="645" w:type="dxa"/>
-            <w:tcBorders>
-              <w:top w:val="single" w:sz="8" w:space="0" w:color="747474" w:themeColor="background2" w:themeShade="80"/>
-              <w:left w:val="single" w:sz="4" w:space="0" w:color="000000"/>
-              <w:bottom w:val="single" w:sz="8" w:space="0" w:color="747474" w:themeColor="background2" w:themeShade="80"/>
-              <w:right w:val="single" w:sz="8" w:space="0" w:color="747474" w:themeColor="background2" w:themeShade="80"/>
-            </w:tcBorders>
-            <w:tcMar>
-              <w:top w:w="14" w:type="dxa"/>
-              <w:left w:w="58" w:type="dxa"/>
-              <w:bottom w:w="14" w:type="dxa"/>
-              <w:right w:w="58" w:type="dxa"/>
-            </w:tcMar>
+            <w:tcW w:w="630" w:type="dxa"/>
             <w:vAlign w:val="center"/>
+            <w:hideMark/>
           </w:tcPr>
           <w:p>
             <w:pPr>
-              <w:spacing w:after="0"/>
-            </w:pPr>
-            <w:r>
-              <w:rPr>
-                <w:rFonts w:ascii="Aptos" w:eastAsia="Aptos" w:hAnsi="Aptos" w:cs="Aptos"/>
-                <w:color w:val="262626" w:themeColor="text1" w:themeTint="D9"/>
-                <w:sz w:val="18"/>
-                <w:szCs w:val="18"/>
-              </w:rPr>
-              <w:t>13:30</w:t>
+              <w:spacing w:after="0" w:line="240" w:lineRule="auto"/>
+              <w:textAlignment w:val="baseline"/>
+              <w:rPr>
+                <w:rFonts w:ascii="Segoe UI" w:eastAsia="Times New Roman" w:hAnsi="Segoe UI" w:cs="Segoe UI"/>
+                <w:sz w:val="16"/>
+                <w:szCs w:val="16"/>
+                <w:lang w:eastAsia="en-US"/>
+              </w:rPr>
+            </w:pPr>
+            <w:r>
+              <w:rPr>
+                <w:rFonts w:ascii="Aptos" w:eastAsia="Times New Roman" w:hAnsi="Aptos" w:cs="Segoe UI"/>
+                <w:color w:val="262626"/>
+                <w:sz w:val="16"/>
+                <w:szCs w:val="16"/>
+                <w:lang w:eastAsia="en-US"/>
+              </w:rPr>
+              <w:t>13:30 </w:t>
             </w:r>
           </w:p>
         </w:tc>
         <w:tc>
           <w:tcPr>
-            <w:tcW w:w="3022" w:type="dxa"/>
-            <w:tcBorders>
-              <w:top w:val="single" w:sz="8" w:space="0" w:color="747474" w:themeColor="background2" w:themeShade="80"/>
-              <w:left w:val="single" w:sz="8" w:space="0" w:color="747474" w:themeColor="background2" w:themeShade="80"/>
-              <w:bottom w:val="single" w:sz="8" w:space="0" w:color="747474" w:themeColor="background2" w:themeShade="80"/>
-              <w:right w:val="single" w:sz="8" w:space="0" w:color="747474" w:themeColor="background2" w:themeShade="80"/>
-            </w:tcBorders>
-            <w:shd w:val="clear" w:color="auto" w:fill="FFFFFF" w:themeFill="background1"/>
-            <w:tcMar>
-              <w:top w:w="14" w:type="dxa"/>
-              <w:left w:w="58" w:type="dxa"/>
-              <w:bottom w:w="14" w:type="dxa"/>
-              <w:right w:w="58" w:type="dxa"/>
-            </w:tcMar>
+            <w:tcW w:w="3015" w:type="dxa"/>
+            <w:vMerge/>
+            <w:shd w:val="clear" w:color="auto" w:fill="FFFFFF"/>
+            <w:hideMark/>
           </w:tcPr>
           <w:p>
             <w:pPr>
-              <w:spacing w:after="0"/>
-            </w:pPr>
-            <w:r>
-              <w:rPr>
-                <w:rFonts w:ascii="Aptos" w:eastAsia="Aptos" w:hAnsi="Aptos" w:cs="Aptos"/>
-                <w:color w:val="000000" w:themeColor="text1"/>
-              </w:rPr>
-              <w:t xml:space="preserve"> </w:t>
-            </w:r>
+              <w:spacing w:after="0" w:line="240" w:lineRule="auto"/>
+              <w:textAlignment w:val="baseline"/>
+              <w:rPr>
+                <w:rFonts w:ascii="Segoe UI" w:eastAsia="Times New Roman" w:hAnsi="Segoe UI" w:cs="Segoe UI"/>
+                <w:sz w:val="16"/>
+                <w:szCs w:val="16"/>
+                <w:lang w:eastAsia="en-US"/>
+              </w:rPr>
+            </w:pPr>
           </w:p>
         </w:tc>
         <w:tc>
           <w:tcPr>
-            <w:tcW w:w="3047" w:type="dxa"/>
-            <w:vMerge w:val="restart"/>
+            <w:tcW w:w="3045" w:type="dxa"/>
             <w:tcBorders>
-              <w:top w:val="single" w:sz="8" w:space="0" w:color="747474" w:themeColor="background2" w:themeShade="80"/>
-              <w:left w:val="single" w:sz="8" w:space="0" w:color="747474" w:themeColor="background2" w:themeShade="80"/>
-              <w:bottom w:val="nil"/>
-              <w:right w:val="single" w:sz="4" w:space="0" w:color="000000" w:themeColor="text1"/>
+              <w:top w:val="single" w:sz="4" w:space="0" w:color="FFFFFF" w:themeColor="background1"/>
             </w:tcBorders>
-            <w:shd w:val="clear" w:color="auto" w:fill="FFFFFF" w:themeFill="background1"/>
-            <w:tcMar>
-              <w:top w:w="14" w:type="dxa"/>
-              <w:left w:w="58" w:type="dxa"/>
-              <w:bottom w:w="14" w:type="dxa"/>
-              <w:right w:w="58" w:type="dxa"/>
-            </w:tcMar>
+            <w:shd w:val="clear" w:color="auto" w:fill="FFFFFF"/>
+            <w:hideMark/>
           </w:tcPr>
           <w:p>
             <w:pPr>
-              <w:spacing w:after="0"/>
-            </w:pPr>
-            <w:r>
-              <w:rPr>
-                <w:rFonts w:ascii="Aptos" w:eastAsia="Aptos" w:hAnsi="Aptos" w:cs="Aptos"/>
-                <w:b/>
-                <w:bCs/>
-                <w:color w:val="E97132" w:themeColor="accent2"/>
-                <w:sz w:val="18"/>
-                <w:szCs w:val="18"/>
-              </w:rPr>
-              <w:t>LinkedIn</w:t>
-            </w:r>
-            <w:r>
-              <w:rPr>
-                <w:rFonts w:ascii="Aptos" w:eastAsia="Aptos" w:hAnsi="Aptos" w:cs="Aptos"/>
-                <w:b/>
-                <w:bCs/>
-                <w:color w:val="414042"/>
-                <w:sz w:val="18"/>
-                <w:szCs w:val="18"/>
-              </w:rPr>
-              <w:t xml:space="preserve"> and </w:t>
-            </w:r>
-            <w:r>
-              <w:rPr>
-                <w:rFonts w:ascii="Aptos" w:eastAsia="Aptos" w:hAnsi="Aptos" w:cs="Aptos"/>
-                <w:b/>
-                <w:bCs/>
-                <w:color w:val="E97132" w:themeColor="accent2"/>
-                <w:sz w:val="18"/>
-                <w:szCs w:val="18"/>
-              </w:rPr>
-              <w:t>GitHub</w:t>
-            </w:r>
-            <w:r>
-              <w:rPr>
-                <w:rFonts w:ascii="Aptos" w:eastAsia="Aptos" w:hAnsi="Aptos" w:cs="Aptos"/>
-                <w:b/>
-                <w:bCs/>
-                <w:color w:val="414042"/>
-                <w:sz w:val="18"/>
-                <w:szCs w:val="18"/>
-              </w:rPr>
-              <w:t>: Learn to Use Economic and Innovation Graph Data to Measure</w:t>
-            </w:r>
-            <w:r>
-              <w:rPr>
-                <w:rFonts w:ascii="Aptos" w:eastAsia="Aptos" w:hAnsi="Aptos" w:cs="Aptos"/>
-                <w:b/>
-                <w:bCs/>
-                <w:color w:val="414042"/>
-                <w:sz w:val="18"/>
-                <w:szCs w:val="18"/>
-              </w:rPr>
-              <w:t xml:space="preserve"> </w:t>
-            </w:r>
-            <w:r>
-              <w:rPr>
-                <w:rFonts w:ascii="Aptos" w:eastAsia="Aptos" w:hAnsi="Aptos" w:cs="Aptos"/>
-                <w:b/>
-                <w:bCs/>
-                <w:color w:val="414042"/>
-                <w:sz w:val="18"/>
-                <w:szCs w:val="18"/>
-              </w:rPr>
-              <w:t xml:space="preserve">Labor Trends </w:t>
-            </w:r>
-          </w:p>
-          <w:p>
-            <w:pPr>
-              <w:spacing w:after="0"/>
-            </w:pPr>
-            <w:r>
-              <w:rPr>
-                <w:rFonts w:ascii="Aptos" w:eastAsia="Aptos" w:hAnsi="Aptos" w:cs="Aptos"/>
-                <w:color w:val="404040" w:themeColor="text1" w:themeTint="BF"/>
-                <w:sz w:val="18"/>
-                <w:szCs w:val="18"/>
-              </w:rPr>
-              <w:t>Ros</w:t>
-            </w:r>
-            <w:r>
-              <w:rPr>
-                <w:rFonts w:ascii="Aptos" w:eastAsia="Aptos" w:hAnsi="Aptos" w:cs="Aptos"/>
-                <w:color w:val="404040" w:themeColor="text1" w:themeTint="BF"/>
-                <w:sz w:val="18"/>
-                <w:szCs w:val="18"/>
-              </w:rPr>
-              <w:t>ie Hood</w:t>
-            </w:r>
-            <w:r>
-              <w:rPr>
-                <w:rFonts w:ascii="Aptos" w:eastAsia="Aptos" w:hAnsi="Aptos" w:cs="Aptos"/>
-                <w:color w:val="404040" w:themeColor="text1" w:themeTint="BF"/>
-                <w:sz w:val="18"/>
-                <w:szCs w:val="18"/>
-              </w:rPr>
-              <w:t>, LinkedIn</w:t>
-            </w:r>
-          </w:p>
-          <w:p>
-            <w:pPr>
-              <w:spacing w:after="0"/>
-            </w:pPr>
+              <w:spacing w:after="0" w:line="240" w:lineRule="auto"/>
+              <w:textAlignment w:val="baseline"/>
+              <w:rPr>
+                <w:rFonts w:ascii="Segoe UI" w:eastAsia="Times New Roman" w:hAnsi="Segoe UI" w:cs="Segoe UI"/>
+                <w:sz w:val="16"/>
+                <w:szCs w:val="16"/>
+                <w:lang w:eastAsia="en-US"/>
+              </w:rPr>
+            </w:pPr>
+            <w:r>
+              <w:rPr>
+                <w:rFonts w:ascii="Aptos" w:eastAsia="Times New Roman" w:hAnsi="Aptos" w:cs="Segoe UI"/>
+                <w:color w:val="000000"/>
+                <w:sz w:val="16"/>
+                <w:szCs w:val="16"/>
+                <w:lang w:eastAsia="en-US"/>
+              </w:rPr>
+              <w:t> </w:t>
+            </w:r>
           </w:p>
         </w:tc>
         <w:tc>
           <w:tcPr>
-            <w:tcW w:w="2376" w:type="dxa"/>
+            <w:tcW w:w="0" w:type="auto"/>
             <w:vMerge/>
-            <w:tcBorders>
-              <w:left w:val="single" w:sz="4" w:space="0" w:color="000000" w:themeColor="text1"/>
-              <w:right w:val="single" w:sz="4" w:space="0" w:color="000000" w:themeColor="text1"/>
-            </w:tcBorders>
             <w:vAlign w:val="center"/>
+            <w:hideMark/>
           </w:tcPr>
-          <w:p/>
-        </w:tc>
-      </w:tr>
-      <w:tr>
-        <w:trPr>
-          <w:trHeight w:val="300"/>
-        </w:trPr>
-        <w:tc>
-          <w:tcPr>
-            <w:tcW w:w="645" w:type="dxa"/>
-            <w:tcBorders>
-              <w:top w:val="single" w:sz="8" w:space="0" w:color="747474" w:themeColor="background2" w:themeShade="80"/>
-              <w:left w:val="single" w:sz="4" w:space="0" w:color="000000"/>
-              <w:bottom w:val="single" w:sz="8" w:space="0" w:color="747474" w:themeColor="background2" w:themeShade="80"/>
-              <w:right w:val="single" w:sz="8" w:space="0" w:color="747474" w:themeColor="background2" w:themeShade="80"/>
-            </w:tcBorders>
-            <w:tcMar>
-              <w:top w:w="14" w:type="dxa"/>
-              <w:left w:w="58" w:type="dxa"/>
-              <w:bottom w:w="14" w:type="dxa"/>
-              <w:right w:w="58" w:type="dxa"/>
-            </w:tcMar>
-            <w:vAlign w:val="center"/>
-          </w:tcPr>
-          <w:p>
-            <w:pPr>
-              <w:spacing w:after="0"/>
-            </w:pPr>
-            <w:r>
-              <w:rPr>
-                <w:rFonts w:ascii="Aptos" w:eastAsia="Aptos" w:hAnsi="Aptos" w:cs="Aptos"/>
-                <w:color w:val="262626" w:themeColor="text1" w:themeTint="D9"/>
-                <w:sz w:val="18"/>
-                <w:szCs w:val="18"/>
-              </w:rPr>
-              <w:t>14:00</w:t>
-            </w:r>
-          </w:p>
-        </w:tc>
-        <w:tc>
-          <w:tcPr>
-            <w:tcW w:w="3022" w:type="dxa"/>
-            <w:tcBorders>
-              <w:top w:val="single" w:sz="8" w:space="0" w:color="747474" w:themeColor="background2" w:themeShade="80"/>
-              <w:left w:val="single" w:sz="8" w:space="0" w:color="747474" w:themeColor="background2" w:themeShade="80"/>
-              <w:bottom w:val="single" w:sz="8" w:space="0" w:color="747474" w:themeColor="background2" w:themeShade="80"/>
-              <w:right w:val="single" w:sz="8" w:space="0" w:color="747474" w:themeColor="background2" w:themeShade="80"/>
-            </w:tcBorders>
-            <w:shd w:val="clear" w:color="auto" w:fill="FFFFFF" w:themeFill="background1"/>
-            <w:tcMar>
-              <w:top w:w="14" w:type="dxa"/>
-              <w:left w:w="58" w:type="dxa"/>
-              <w:bottom w:w="14" w:type="dxa"/>
-              <w:right w:w="58" w:type="dxa"/>
-            </w:tcMar>
-          </w:tcPr>
-          <w:p>
-            <w:pPr>
-              <w:spacing w:after="0"/>
-            </w:pPr>
-            <w:r>
-              <w:rPr>
-                <w:rFonts w:ascii="Aptos" w:eastAsia="Aptos" w:hAnsi="Aptos" w:cs="Aptos"/>
-                <w:color w:val="000000" w:themeColor="text1"/>
-              </w:rPr>
-              <w:t xml:space="preserve"> </w:t>
-            </w:r>
-          </w:p>
-        </w:tc>
-        <w:tc>
-          <w:tcPr>
-            <w:tcW w:w="3047" w:type="dxa"/>
-            <w:vMerge/>
-            <w:tcBorders>
-              <w:right w:val="single" w:sz="4" w:space="0" w:color="000000" w:themeColor="text1"/>
-            </w:tcBorders>
-            <w:vAlign w:val="center"/>
-          </w:tcPr>
-          <w:p/>
-        </w:tc>
-        <w:tc>
-          <w:tcPr>
-            <w:tcW w:w="2376" w:type="dxa"/>
-            <w:vMerge/>
-            <w:tcBorders>
-              <w:left w:val="single" w:sz="4" w:space="0" w:color="000000" w:themeColor="text1"/>
-              <w:right w:val="single" w:sz="4" w:space="0" w:color="000000" w:themeColor="text1"/>
-            </w:tcBorders>
-            <w:vAlign w:val="center"/>
-          </w:tcPr>
-          <w:p/>
-        </w:tc>
-      </w:tr>
-      <w:tr>
-        <w:trPr>
-          <w:trHeight w:val="300"/>
-        </w:trPr>
-        <w:tc>
-          <w:tcPr>
-            <w:tcW w:w="645" w:type="dxa"/>
-            <w:tcBorders>
-              <w:top w:val="single" w:sz="8" w:space="0" w:color="747474" w:themeColor="background2" w:themeShade="80"/>
-              <w:left w:val="single" w:sz="4" w:space="0" w:color="000000"/>
-              <w:bottom w:val="single" w:sz="4" w:space="0" w:color="000000"/>
-              <w:right w:val="single" w:sz="8" w:space="0" w:color="747474" w:themeColor="background2" w:themeShade="80"/>
-            </w:tcBorders>
-            <w:tcMar>
-              <w:top w:w="14" w:type="dxa"/>
-              <w:left w:w="58" w:type="dxa"/>
-              <w:bottom w:w="14" w:type="dxa"/>
-              <w:right w:w="58" w:type="dxa"/>
-            </w:tcMar>
-            <w:vAlign w:val="center"/>
-          </w:tcPr>
-          <w:p>
-            <w:pPr>
-              <w:spacing w:after="0"/>
-            </w:pPr>
-            <w:r>
-              <w:rPr>
-                <w:rFonts w:ascii="Aptos" w:eastAsia="Aptos" w:hAnsi="Aptos" w:cs="Aptos"/>
-                <w:color w:val="262626" w:themeColor="text1" w:themeTint="D9"/>
-                <w:sz w:val="18"/>
-                <w:szCs w:val="18"/>
-              </w:rPr>
-              <w:t>14:30</w:t>
-            </w:r>
-          </w:p>
-        </w:tc>
-        <w:tc>
-          <w:tcPr>
-            <w:tcW w:w="3022" w:type="dxa"/>
-            <w:tcBorders>
-              <w:top w:val="single" w:sz="8" w:space="0" w:color="747474" w:themeColor="background2" w:themeShade="80"/>
-              <w:left w:val="single" w:sz="8" w:space="0" w:color="747474" w:themeColor="background2" w:themeShade="80"/>
-              <w:bottom w:val="single" w:sz="4" w:space="0" w:color="000000"/>
-              <w:right w:val="single" w:sz="8" w:space="0" w:color="747474" w:themeColor="background2" w:themeShade="80"/>
-            </w:tcBorders>
-            <w:shd w:val="clear" w:color="auto" w:fill="FFFFFF" w:themeFill="background1"/>
-            <w:tcMar>
-              <w:top w:w="14" w:type="dxa"/>
-              <w:left w:w="58" w:type="dxa"/>
-              <w:bottom w:w="14" w:type="dxa"/>
-              <w:right w:w="58" w:type="dxa"/>
-            </w:tcMar>
-          </w:tcPr>
-          <w:p>
-            <w:pPr>
-              <w:spacing w:after="0"/>
-            </w:pPr>
-            <w:r>
-              <w:rPr>
-                <w:rFonts w:ascii="Aptos" w:eastAsia="Aptos" w:hAnsi="Aptos" w:cs="Aptos"/>
-                <w:color w:val="000000" w:themeColor="text1"/>
-              </w:rPr>
-              <w:t xml:space="preserve"> </w:t>
-            </w:r>
-          </w:p>
-        </w:tc>
-        <w:tc>
-          <w:tcPr>
-            <w:tcW w:w="3047" w:type="dxa"/>
-            <w:vMerge/>
-            <w:tcBorders>
-              <w:bottom w:val="single" w:sz="4" w:space="0" w:color="000000"/>
-              <w:right w:val="single" w:sz="4" w:space="0" w:color="000000" w:themeColor="text1"/>
-            </w:tcBorders>
-            <w:vAlign w:val="center"/>
-          </w:tcPr>
-          <w:p/>
-        </w:tc>
-        <w:tc>
-          <w:tcPr>
-            <w:tcW w:w="2376" w:type="dxa"/>
-            <w:tcBorders>
-              <w:top w:val="nil"/>
-              <w:left w:val="single" w:sz="4" w:space="0" w:color="000000" w:themeColor="text1"/>
-              <w:bottom w:val="single" w:sz="4" w:space="0" w:color="000000"/>
-              <w:right w:val="single" w:sz="4" w:space="0" w:color="000000" w:themeColor="text1"/>
-            </w:tcBorders>
-            <w:shd w:val="clear" w:color="auto" w:fill="FFFFFF" w:themeFill="background1"/>
-            <w:tcMar>
-              <w:top w:w="14" w:type="dxa"/>
-              <w:left w:w="58" w:type="dxa"/>
-              <w:bottom w:w="14" w:type="dxa"/>
-              <w:right w:w="58" w:type="dxa"/>
-            </w:tcMar>
-          </w:tcPr>
-          <w:p>
-            <w:pPr>
-              <w:spacing w:after="0"/>
-              <w:rPr>
-                <w:rFonts w:ascii="Aptos" w:eastAsia="Aptos" w:hAnsi="Aptos" w:cs="Aptos"/>
-                <w:color w:val="000000" w:themeColor="text1"/>
+          <w:p>
+            <w:pPr>
+              <w:spacing w:after="0" w:line="240" w:lineRule="auto"/>
+              <w:textAlignment w:val="baseline"/>
+              <w:rPr>
+                <w:rFonts w:ascii="Segoe UI" w:eastAsia="Times New Roman" w:hAnsi="Segoe UI" w:cs="Segoe UI"/>
+                <w:sz w:val="16"/>
+                <w:szCs w:val="16"/>
+                <w:lang w:eastAsia="en-US"/>
               </w:rPr>
             </w:pPr>
           </w:p>
@@ -2266,29 +2531,7 @@
         <w:keepNext/>
         <w:keepLines/>
         <w:spacing w:after="0" w:line="240" w:lineRule="auto"/>
-        <w:rPr>
-          <w:rFonts w:ascii="Aptos" w:eastAsia="Aptos" w:hAnsi="Aptos" w:cs="Aptos"/>
-          <w:color w:val="3A3A3A" w:themeColor="background2" w:themeShade="40"/>
-          <w:sz w:val="22"/>
-          <w:szCs w:val="22"/>
-        </w:rPr>
-      </w:pPr>
-    </w:p>
-    <w:p>
-      <w:pPr>
-        <w:keepNext/>
-        <w:keepLines/>
-        <w:spacing w:after="0" w:line="240" w:lineRule="auto"/>
-      </w:pPr>
-      <w:r>
-        <w:rPr>
-          <w:rFonts w:ascii="Aptos" w:eastAsia="Aptos" w:hAnsi="Aptos" w:cs="Aptos"/>
-          <w:color w:val="3A3A3A" w:themeColor="background2" w:themeShade="40"/>
-          <w:sz w:val="22"/>
-          <w:szCs w:val="22"/>
-        </w:rPr>
-        <w:t xml:space="preserve"> </w:t>
-      </w:r>
+      </w:pPr>
     </w:p>
     <w:sectPr>
       <w:headerReference w:type="default" r:id="rId11"/>
@@ -3373,6 +3616,7 @@
   <w:style w:type="character" w:default="1" w:styleId="DefaultParagraphFont">
     <w:name w:val="Default Paragraph Font"/>
     <w:uiPriority w:val="1"/>
+    <w:semiHidden/>
     <w:unhideWhenUsed/>
   </w:style>
   <w:style w:type="table" w:default="1" w:styleId="TableNormal">
@@ -3570,6 +3814,28 @@
       <w:color w:val="605E5C"/>
       <w:shd w:val="clear" w:color="auto" w:fill="E1DFDD"/>
     </w:rPr>
+  </w:style>
+  <w:style w:type="paragraph" w:customStyle="1" w:styleId="paragraph">
+    <w:name w:val="paragraph"/>
+    <w:basedOn w:val="Normal"/>
+    <w:rsid w:val="006D19AB"/>
+    <w:pPr>
+      <w:spacing w:before="100" w:beforeAutospacing="1" w:after="100" w:afterAutospacing="1" w:line="240" w:lineRule="auto"/>
+    </w:pPr>
+    <w:rPr>
+      <w:rFonts w:ascii="Times New Roman" w:eastAsia="Times New Roman" w:hAnsi="Times New Roman" w:cs="Times New Roman"/>
+      <w:lang w:eastAsia="en-US"/>
+    </w:rPr>
+  </w:style>
+  <w:style w:type="character" w:customStyle="1" w:styleId="normaltextrun">
+    <w:name w:val="normaltextrun"/>
+    <w:basedOn w:val="DefaultParagraphFont"/>
+    <w:rsid w:val="006D19AB"/>
+  </w:style>
+  <w:style w:type="character" w:customStyle="1" w:styleId="eop">
+    <w:name w:val="eop"/>
+    <w:basedOn w:val="DefaultParagraphFont"/>
+    <w:rsid w:val="006D19AB"/>
   </w:style>
 </w:styles>
 </file>
@@ -3836,10 +4102,33 @@
 </file>
 
 <file path=customXml/item1.xml><?xml version="1.0" encoding="utf-8"?>
-<b:Sources xmlns:b="http://schemas.openxmlformats.org/officeDocument/2006/bibliography" xmlns="http://schemas.openxmlformats.org/officeDocument/2006/bibliography" SelectedStyle="\APASixthEditionOfficeOnline.xsl" StyleName="APA" Version="6"/>
+<?mso-contentType ?>
+<FormTemplates xmlns="http://schemas.microsoft.com/sharepoint/v3/contenttype/forms">
+  <Display>DocumentLibraryForm</Display>
+  <Edit>DocumentLibraryForm</Edit>
+  <New>DocumentLibraryForm</New>
+</FormTemplates>
 </file>
 
 <file path=customXml/item2.xml><?xml version="1.0" encoding="utf-8"?>
+<p:properties xmlns:p="http://schemas.microsoft.com/office/2006/metadata/properties" xmlns:xsi="http://www.w3.org/2001/XMLSchema-instance" xmlns:pc="http://schemas.microsoft.com/office/infopath/2007/PartnerControls">
+  <documentManagement>
+    <_ip_UnifiedCompliancePolicyUIAction xmlns="http://schemas.microsoft.com/sharepoint/v3" xsi:nil="true"/>
+    <_Flow_SignoffStatus xmlns="49d7565e-b98d-438e-a0f6-8f8c339c941d" xsi:nil="true"/>
+    <lcf76f155ced4ddcb4097134ff3c332f xmlns="49d7565e-b98d-438e-a0f6-8f8c339c941d">
+      <Terms xmlns="http://schemas.microsoft.com/office/infopath/2007/PartnerControls"/>
+    </lcf76f155ced4ddcb4097134ff3c332f>
+    <_ip_UnifiedCompliancePolicyProperties xmlns="http://schemas.microsoft.com/sharepoint/v3" xsi:nil="true"/>
+    <TaxCatchAll xmlns="3e02667f-0271-471b-bd6e-11a2e16def1d" xsi:nil="true"/>
+    <Description_x0020_of_x0020_Issue_x0020_or_x0020_Feedback xmlns="49d7565e-b98d-438e-a0f6-8f8c339c941d"/>
+    <Attach_x0020_Screenshot xmlns="49d7565e-b98d-438e-a0f6-8f8c339c941d" xsi:nil="true"/>
+    <Page xmlns="49d7565e-b98d-438e-a0f6-8f8c339c941d"/>
+    <Role xmlns="49d7565e-b98d-438e-a0f6-8f8c339c941d"/>
+  </documentManagement>
+</p:properties>
+</file>
+
+<file path=customXml/item3.xml><?xml version="1.0" encoding="utf-8"?>
 <ct:contentTypeSchema xmlns:ct="http://schemas.microsoft.com/office/2006/metadata/contentType" xmlns:ma="http://schemas.microsoft.com/office/2006/metadata/properties/metaAttributes" ct:_="" ma:_="" ma:contentTypeName="Document" ma:contentTypeID="0x01010009FAC5512A56CF45999A0963EA833649" ma:contentTypeVersion="26" ma:contentTypeDescription="Create a new document." ma:contentTypeScope="" ma:versionID="5b461bc16368f30869b23e13eb62b2e8">
   <xsd:schema xmlns:xsd="http://www.w3.org/2001/XMLSchema" xmlns:xs="http://www.w3.org/2001/XMLSchema" xmlns:p="http://schemas.microsoft.com/office/2006/metadata/properties" xmlns:ns1="http://schemas.microsoft.com/sharepoint/v3" xmlns:ns2="49d7565e-b98d-438e-a0f6-8f8c339c941d" xmlns:ns3="3c8f2328-f5a5-4a68-9096-e242066d509a" xmlns:ns4="3e02667f-0271-471b-bd6e-11a2e16def1d" targetNamespace="http://schemas.microsoft.com/office/2006/metadata/properties" ma:root="true" ma:fieldsID="3a9f8eb3f73fbeeda18ac5eabe8cba4a" ns1:_="" ns2:_="" ns3:_="" ns4:_="">
     <xsd:import namespace="http://schemas.microsoft.com/sharepoint/v3"/>
@@ -4162,42 +4451,31 @@
 </ct:contentTypeSchema>
 </file>
 
-<file path=customXml/item3.xml><?xml version="1.0" encoding="utf-8"?>
-<p:properties xmlns:p="http://schemas.microsoft.com/office/2006/metadata/properties" xmlns:xsi="http://www.w3.org/2001/XMLSchema-instance" xmlns:pc="http://schemas.microsoft.com/office/infopath/2007/PartnerControls">
-  <documentManagement>
-    <_ip_UnifiedCompliancePolicyUIAction xmlns="http://schemas.microsoft.com/sharepoint/v3" xsi:nil="true"/>
-    <_Flow_SignoffStatus xmlns="49d7565e-b98d-438e-a0f6-8f8c339c941d" xsi:nil="true"/>
-    <lcf76f155ced4ddcb4097134ff3c332f xmlns="49d7565e-b98d-438e-a0f6-8f8c339c941d">
-      <Terms xmlns="http://schemas.microsoft.com/office/infopath/2007/PartnerControls"/>
-    </lcf76f155ced4ddcb4097134ff3c332f>
-    <_ip_UnifiedCompliancePolicyProperties xmlns="http://schemas.microsoft.com/sharepoint/v3" xsi:nil="true"/>
-    <TaxCatchAll xmlns="3e02667f-0271-471b-bd6e-11a2e16def1d" xsi:nil="true"/>
-    <Description_x0020_of_x0020_Issue_x0020_or_x0020_Feedback xmlns="49d7565e-b98d-438e-a0f6-8f8c339c941d"/>
-    <Attach_x0020_Screenshot xmlns="49d7565e-b98d-438e-a0f6-8f8c339c941d" xsi:nil="true"/>
-    <Page xmlns="49d7565e-b98d-438e-a0f6-8f8c339c941d"/>
-    <Role xmlns="49d7565e-b98d-438e-a0f6-8f8c339c941d"/>
-  </documentManagement>
-</p:properties>
-</file>
-
 <file path=customXml/item4.xml><?xml version="1.0" encoding="utf-8"?>
-<?mso-contentType ?>
-<FormTemplates xmlns="http://schemas.microsoft.com/sharepoint/v3/contenttype/forms">
-  <Display>DocumentLibraryForm</Display>
-  <Edit>DocumentLibraryForm</Edit>
-  <New>DocumentLibraryForm</New>
-</FormTemplates>
+<b:Sources xmlns:b="http://schemas.openxmlformats.org/officeDocument/2006/bibliography" xmlns="http://schemas.openxmlformats.org/officeDocument/2006/bibliography" SelectedStyle="\APASixthEditionOfficeOnline.xsl" StyleName="APA" Version="6"/>
 </file>
 
 <file path=customXml/itemProps1.xml><?xml version="1.0" encoding="utf-8"?>
-<ds:datastoreItem xmlns:ds="http://schemas.openxmlformats.org/officeDocument/2006/customXml" ds:itemID="{13BF3E96-DCAC-4BD5-8194-4FBEDC22CC6D}">
+<ds:datastoreItem xmlns:ds="http://schemas.openxmlformats.org/officeDocument/2006/customXml" ds:itemID="{BB4DD978-64A3-44C7-8294-DB8FE4C05C06}">
   <ds:schemaRefs>
-    <ds:schemaRef ds:uri="http://schemas.openxmlformats.org/officeDocument/2006/bibliography"/>
+    <ds:schemaRef ds:uri="http://schemas.microsoft.com/sharepoint/v3/contenttype/forms"/>
   </ds:schemaRefs>
 </ds:datastoreItem>
 </file>
 
 <file path=customXml/itemProps2.xml><?xml version="1.0" encoding="utf-8"?>
+<ds:datastoreItem xmlns:ds="http://schemas.openxmlformats.org/officeDocument/2006/customXml" ds:itemID="{4DA892AE-D38E-4ED1-8D40-91BED7377AEC}">
+  <ds:schemaRefs>
+    <ds:schemaRef ds:uri="http://schemas.microsoft.com/office/2006/metadata/properties"/>
+    <ds:schemaRef ds:uri="http://schemas.microsoft.com/office/infopath/2007/PartnerControls"/>
+    <ds:schemaRef ds:uri="http://schemas.microsoft.com/sharepoint/v3"/>
+    <ds:schemaRef ds:uri="49d7565e-b98d-438e-a0f6-8f8c339c941d"/>
+    <ds:schemaRef ds:uri="3e02667f-0271-471b-bd6e-11a2e16def1d"/>
+  </ds:schemaRefs>
+</ds:datastoreItem>
+</file>
+
+<file path=customXml/itemProps3.xml><?xml version="1.0" encoding="utf-8"?>
 <ds:datastoreItem xmlns:ds="http://schemas.openxmlformats.org/officeDocument/2006/customXml" ds:itemID="{0AD6069E-642B-4D34-BC67-12178B995E05}">
   <ds:schemaRefs>
     <ds:schemaRef ds:uri="http://schemas.microsoft.com/office/2006/metadata/contentType"/>
@@ -4218,22 +4496,10 @@
 </ds:datastoreItem>
 </file>
 
-<file path=customXml/itemProps3.xml><?xml version="1.0" encoding="utf-8"?>
-<ds:datastoreItem xmlns:ds="http://schemas.openxmlformats.org/officeDocument/2006/customXml" ds:itemID="{4DA892AE-D38E-4ED1-8D40-91BED7377AEC}">
+<file path=customXml/itemProps4.xml><?xml version="1.0" encoding="utf-8"?>
+<ds:datastoreItem xmlns:ds="http://schemas.openxmlformats.org/officeDocument/2006/customXml" ds:itemID="{13BF3E96-DCAC-4BD5-8194-4FBEDC22CC6D}">
   <ds:schemaRefs>
-    <ds:schemaRef ds:uri="http://schemas.microsoft.com/office/2006/metadata/properties"/>
-    <ds:schemaRef ds:uri="http://schemas.microsoft.com/office/infopath/2007/PartnerControls"/>
-    <ds:schemaRef ds:uri="http://schemas.microsoft.com/sharepoint/v3"/>
-    <ds:schemaRef ds:uri="49d7565e-b98d-438e-a0f6-8f8c339c941d"/>
-    <ds:schemaRef ds:uri="3e02667f-0271-471b-bd6e-11a2e16def1d"/>
-  </ds:schemaRefs>
-</ds:datastoreItem>
-</file>
-
-<file path=customXml/itemProps4.xml><?xml version="1.0" encoding="utf-8"?>
-<ds:datastoreItem xmlns:ds="http://schemas.openxmlformats.org/officeDocument/2006/customXml" ds:itemID="{BB4DD978-64A3-44C7-8294-DB8FE4C05C06}">
-  <ds:schemaRefs>
-    <ds:schemaRef ds:uri="http://schemas.microsoft.com/sharepoint/v3/contenttype/forms"/>
+    <ds:schemaRef ds:uri="http://schemas.openxmlformats.org/officeDocument/2006/bibliography"/>
   </ds:schemaRefs>
 </ds:datastoreItem>
 </file>
--- a/updates/partnership-day-2026/training.docx
+++ b/updates/partnership-day-2026/training.docx
@@ -51,6 +51,15 @@
           <w:color w:val="3A3A3A" w:themeColor="background2" w:themeShade="40"/>
         </w:rPr>
         <w:t>6</w:t>
+      </w:r>
+      <w:r>
+        <w:rPr>
+          <w:rFonts w:ascii="Aptos" w:eastAsia="Aptos" w:hAnsi="Aptos" w:cs="Aptos"/>
+          <w:b/>
+          <w:bCs/>
+          <w:color w:val="3A3A3A" w:themeColor="background2" w:themeShade="40"/>
+        </w:rPr>
+        <w:t xml:space="preserve"> </w:t>
       </w:r>
       <w:r>
         <w:rPr>
@@ -143,12 +152,10 @@
       <w:tblPr>
         <w:tblW w:w="9060" w:type="dxa"/>
         <w:tblBorders>
-          <w:top w:val="single" w:sz="4" w:space="0" w:color="000000"/>
-          <w:left w:val="single" w:sz="4" w:space="0" w:color="000000"/>
-          <w:bottom w:val="single" w:sz="4" w:space="0" w:color="000000"/>
-          <w:right w:val="single" w:sz="4" w:space="0" w:color="000000"/>
-          <w:insideH w:val="single" w:sz="4" w:space="0" w:color="000000"/>
-          <w:insideV w:val="single" w:sz="4" w:space="0" w:color="000000"/>
+          <w:top w:val="outset" w:sz="6" w:space="0" w:color="auto"/>
+          <w:left w:val="outset" w:sz="6" w:space="0" w:color="auto"/>
+          <w:bottom w:val="outset" w:sz="6" w:space="0" w:color="auto"/>
+          <w:right w:val="outset" w:sz="6" w:space="0" w:color="auto"/>
         </w:tblBorders>
         <w:tblCellMar>
           <w:left w:w="0" w:type="dxa"/>
@@ -169,6 +176,12 @@
         <w:tc>
           <w:tcPr>
             <w:tcW w:w="630" w:type="dxa"/>
+            <w:tcBorders>
+              <w:top w:val="nil"/>
+              <w:left w:val="nil"/>
+              <w:bottom w:val="single" w:sz="6" w:space="0" w:color="auto"/>
+              <w:right w:val="single" w:sz="6" w:space="0" w:color="auto"/>
+            </w:tcBorders>
             <w:shd w:val="clear" w:color="auto" w:fill="262626"/>
             <w:vAlign w:val="center"/>
             <w:hideMark/>
@@ -182,8 +195,8 @@
               <w:rPr>
                 <w:rFonts w:ascii="Segoe UI" w:eastAsia="Times New Roman" w:hAnsi="Segoe UI" w:cs="Segoe UI"/>
                 <w:color w:val="F5F5F5"/>
-                <w:sz w:val="16"/>
-                <w:szCs w:val="16"/>
+                <w:sz w:val="18"/>
+                <w:szCs w:val="18"/>
                 <w:lang w:eastAsia="en-US"/>
               </w:rPr>
             </w:pPr>
@@ -191,8 +204,6 @@
               <w:rPr>
                 <w:rFonts w:ascii="Aptos" w:eastAsia="Times New Roman" w:hAnsi="Aptos" w:cs="Segoe UI"/>
                 <w:color w:val="000000"/>
-                <w:sz w:val="16"/>
-                <w:szCs w:val="16"/>
                 <w:lang w:eastAsia="en-US"/>
               </w:rPr>
               <w:t> </w:t>
@@ -202,6 +213,12 @@
         <w:tc>
           <w:tcPr>
             <w:tcW w:w="3015" w:type="dxa"/>
+            <w:tcBorders>
+              <w:top w:val="nil"/>
+              <w:left w:val="single" w:sz="6" w:space="0" w:color="auto"/>
+              <w:bottom w:val="single" w:sz="6" w:space="0" w:color="auto"/>
+              <w:right w:val="single" w:sz="6" w:space="0" w:color="auto"/>
+            </w:tcBorders>
             <w:shd w:val="clear" w:color="auto" w:fill="3EACAD"/>
             <w:vAlign w:val="center"/>
             <w:hideMark/>
@@ -210,35 +227,46 @@
             <w:pPr>
               <w:spacing w:after="0" w:line="240" w:lineRule="auto"/>
               <w:ind w:right="-210"/>
-              <w:jc w:val="center"/>
-              <w:textAlignment w:val="baseline"/>
-              <w:rPr>
-                <w:rFonts w:ascii="Segoe UI" w:eastAsia="Times New Roman" w:hAnsi="Segoe UI" w:cs="Segoe UI"/>
-                <w:b/>
-                <w:bCs/>
-                <w:sz w:val="16"/>
-                <w:szCs w:val="16"/>
+              <w:textAlignment w:val="baseline"/>
+              <w:rPr>
+                <w:rFonts w:ascii="Segoe UI" w:eastAsia="Times New Roman" w:hAnsi="Segoe UI" w:cs="Segoe UI"/>
+                <w:sz w:val="18"/>
+                <w:szCs w:val="18"/>
                 <w:lang w:eastAsia="en-US"/>
               </w:rPr>
             </w:pPr>
             <w:r>
               <w:rPr>
                 <w:rFonts w:ascii="Open Sans" w:eastAsia="Times New Roman" w:hAnsi="Open Sans" w:cs="Open Sans"/>
-                <w:b/>
-                <w:bCs/>
                 <w:caps/>
                 <w:color w:val="FFFFFF"/>
-                <w:sz w:val="16"/>
-                <w:szCs w:val="16"/>
+                <w:sz w:val="20"/>
+                <w:szCs w:val="20"/>
                 <w:lang w:eastAsia="en-US"/>
               </w:rPr>
               <w:t>TRANSPORTATION TRACK</w:t>
+            </w:r>
+            <w:r>
+              <w:rPr>
+                <w:rFonts w:ascii="Open Sans" w:eastAsia="Times New Roman" w:hAnsi="Open Sans" w:cs="Open Sans"/>
+                <w:color w:val="FFFFFF"/>
+                <w:sz w:val="20"/>
+                <w:szCs w:val="20"/>
+                <w:lang w:eastAsia="en-US"/>
+              </w:rPr>
+              <w:t> </w:t>
             </w:r>
           </w:p>
         </w:tc>
         <w:tc>
           <w:tcPr>
             <w:tcW w:w="3045" w:type="dxa"/>
+            <w:tcBorders>
+              <w:top w:val="nil"/>
+              <w:left w:val="single" w:sz="6" w:space="0" w:color="auto"/>
+              <w:bottom w:val="single" w:sz="6" w:space="0" w:color="auto"/>
+              <w:right w:val="single" w:sz="6" w:space="0" w:color="auto"/>
+            </w:tcBorders>
             <w:shd w:val="clear" w:color="auto" w:fill="DF6B00"/>
             <w:vAlign w:val="center"/>
             <w:hideMark/>
@@ -247,35 +275,46 @@
             <w:pPr>
               <w:spacing w:after="0" w:line="240" w:lineRule="auto"/>
               <w:ind w:right="-210"/>
-              <w:jc w:val="center"/>
-              <w:textAlignment w:val="baseline"/>
-              <w:rPr>
-                <w:rFonts w:ascii="Segoe UI" w:eastAsia="Times New Roman" w:hAnsi="Segoe UI" w:cs="Segoe UI"/>
-                <w:b/>
-                <w:bCs/>
-                <w:sz w:val="16"/>
-                <w:szCs w:val="16"/>
+              <w:textAlignment w:val="baseline"/>
+              <w:rPr>
+                <w:rFonts w:ascii="Segoe UI" w:eastAsia="Times New Roman" w:hAnsi="Segoe UI" w:cs="Segoe UI"/>
+                <w:sz w:val="18"/>
+                <w:szCs w:val="18"/>
                 <w:lang w:eastAsia="en-US"/>
               </w:rPr>
             </w:pPr>
             <w:r>
               <w:rPr>
                 <w:rFonts w:ascii="Open Sans" w:eastAsia="Times New Roman" w:hAnsi="Open Sans" w:cs="Open Sans"/>
-                <w:b/>
-                <w:bCs/>
                 <w:caps/>
                 <w:color w:val="FFFFFF"/>
-                <w:sz w:val="16"/>
-                <w:szCs w:val="16"/>
+                <w:sz w:val="20"/>
+                <w:szCs w:val="20"/>
                 <w:lang w:eastAsia="en-US"/>
               </w:rPr>
               <w:t>JOBS &amp; ECONOMY TRACK</w:t>
+            </w:r>
+            <w:r>
+              <w:rPr>
+                <w:rFonts w:ascii="Open Sans" w:eastAsia="Times New Roman" w:hAnsi="Open Sans" w:cs="Open Sans"/>
+                <w:color w:val="FFFFFF"/>
+                <w:sz w:val="20"/>
+                <w:szCs w:val="20"/>
+                <w:lang w:eastAsia="en-US"/>
+              </w:rPr>
+              <w:t> </w:t>
             </w:r>
           </w:p>
         </w:tc>
         <w:tc>
           <w:tcPr>
             <w:tcW w:w="2370" w:type="dxa"/>
+            <w:tcBorders>
+              <w:top w:val="nil"/>
+              <w:left w:val="single" w:sz="6" w:space="0" w:color="auto"/>
+              <w:bottom w:val="single" w:sz="6" w:space="0" w:color="auto"/>
+              <w:right w:val="nil"/>
+            </w:tcBorders>
             <w:shd w:val="clear" w:color="auto" w:fill="001E60"/>
             <w:vAlign w:val="center"/>
             <w:hideMark/>
@@ -284,30 +323,35 @@
             <w:pPr>
               <w:spacing w:after="0" w:line="240" w:lineRule="auto"/>
               <w:ind w:right="-210"/>
-              <w:jc w:val="center"/>
-              <w:textAlignment w:val="baseline"/>
-              <w:rPr>
-                <w:rFonts w:ascii="Segoe UI" w:eastAsia="Times New Roman" w:hAnsi="Segoe UI" w:cs="Segoe UI"/>
-                <w:b/>
-                <w:bCs/>
+              <w:textAlignment w:val="baseline"/>
+              <w:rPr>
+                <w:rFonts w:ascii="Segoe UI" w:eastAsia="Times New Roman" w:hAnsi="Segoe UI" w:cs="Segoe UI"/>
                 <w:color w:val="F5F5F5"/>
-                <w:sz w:val="16"/>
-                <w:szCs w:val="16"/>
+                <w:sz w:val="18"/>
+                <w:szCs w:val="18"/>
                 <w:lang w:eastAsia="en-US"/>
               </w:rPr>
             </w:pPr>
             <w:r>
               <w:rPr>
                 <w:rFonts w:ascii="Open Sans" w:eastAsia="Times New Roman" w:hAnsi="Open Sans" w:cs="Open Sans"/>
-                <w:b/>
-                <w:bCs/>
                 <w:caps/>
                 <w:color w:val="FFFFFF"/>
-                <w:sz w:val="16"/>
-                <w:szCs w:val="16"/>
+                <w:sz w:val="20"/>
+                <w:szCs w:val="20"/>
                 <w:lang w:eastAsia="en-US"/>
               </w:rPr>
               <w:t>GEOSPATIAL TRACK</w:t>
+            </w:r>
+            <w:r>
+              <w:rPr>
+                <w:rFonts w:ascii="Open Sans" w:eastAsia="Times New Roman" w:hAnsi="Open Sans" w:cs="Open Sans"/>
+                <w:color w:val="FFFFFF"/>
+                <w:sz w:val="20"/>
+                <w:szCs w:val="20"/>
+                <w:lang w:eastAsia="en-US"/>
+              </w:rPr>
+              <w:t> </w:t>
             </w:r>
           </w:p>
         </w:tc>
@@ -319,6 +363,12 @@
         <w:tc>
           <w:tcPr>
             <w:tcW w:w="630" w:type="dxa"/>
+            <w:tcBorders>
+              <w:top w:val="single" w:sz="6" w:space="0" w:color="auto"/>
+              <w:left w:val="single" w:sz="4" w:space="0" w:color="auto"/>
+              <w:bottom w:val="single" w:sz="6" w:space="0" w:color="auto"/>
+              <w:right w:val="single" w:sz="6" w:space="0" w:color="auto"/>
+            </w:tcBorders>
             <w:vAlign w:val="center"/>
             <w:hideMark/>
           </w:tcPr>
@@ -328,8 +378,8 @@
               <w:textAlignment w:val="baseline"/>
               <w:rPr>
                 <w:rFonts w:ascii="Segoe UI" w:eastAsia="Times New Roman" w:hAnsi="Segoe UI" w:cs="Segoe UI"/>
-                <w:sz w:val="16"/>
-                <w:szCs w:val="16"/>
+                <w:sz w:val="18"/>
+                <w:szCs w:val="18"/>
                 <w:lang w:eastAsia="en-US"/>
               </w:rPr>
             </w:pPr>
@@ -337,8 +387,8 @@
               <w:rPr>
                 <w:rFonts w:ascii="Aptos" w:eastAsia="Times New Roman" w:hAnsi="Aptos" w:cs="Segoe UI"/>
                 <w:color w:val="262626"/>
-                <w:sz w:val="16"/>
-                <w:szCs w:val="16"/>
+                <w:sz w:val="18"/>
+                <w:szCs w:val="18"/>
                 <w:lang w:eastAsia="en-US"/>
               </w:rPr>
               <w:t>9:00 </w:t>
@@ -348,6 +398,12 @@
         <w:tc>
           <w:tcPr>
             <w:tcW w:w="3015" w:type="dxa"/>
+            <w:tcBorders>
+              <w:top w:val="single" w:sz="6" w:space="0" w:color="747474"/>
+              <w:left w:val="single" w:sz="6" w:space="0" w:color="747474"/>
+              <w:bottom w:val="single" w:sz="6" w:space="0" w:color="747474"/>
+              <w:right w:val="single" w:sz="6" w:space="0" w:color="747474"/>
+            </w:tcBorders>
             <w:shd w:val="clear" w:color="auto" w:fill="FFFFFF"/>
             <w:vAlign w:val="center"/>
             <w:hideMark/>
@@ -358,8 +414,8 @@
               <w:textAlignment w:val="baseline"/>
               <w:rPr>
                 <w:rFonts w:ascii="Segoe UI" w:eastAsia="Times New Roman" w:hAnsi="Segoe UI" w:cs="Segoe UI"/>
-                <w:sz w:val="16"/>
-                <w:szCs w:val="16"/>
+                <w:sz w:val="18"/>
+                <w:szCs w:val="18"/>
                 <w:lang w:eastAsia="en-US"/>
               </w:rPr>
             </w:pPr>
@@ -367,8 +423,6 @@
               <w:rPr>
                 <w:rFonts w:ascii="Aptos" w:eastAsia="Times New Roman" w:hAnsi="Aptos" w:cs="Segoe UI"/>
                 <w:color w:val="000000"/>
-                <w:sz w:val="16"/>
-                <w:szCs w:val="16"/>
                 <w:lang w:eastAsia="en-US"/>
               </w:rPr>
               <w:t>  </w:t>
@@ -379,6 +433,12 @@
           <w:tcPr>
             <w:tcW w:w="3045" w:type="dxa"/>
             <w:vMerge w:val="restart"/>
+            <w:tcBorders>
+              <w:top w:val="single" w:sz="6" w:space="0" w:color="747474"/>
+              <w:left w:val="single" w:sz="6" w:space="0" w:color="747474"/>
+              <w:bottom w:val="single" w:sz="6" w:space="0" w:color="747474"/>
+              <w:right w:val="single" w:sz="6" w:space="0" w:color="747474"/>
+            </w:tcBorders>
             <w:shd w:val="clear" w:color="auto" w:fill="FFFFFF"/>
             <w:vAlign w:val="center"/>
             <w:hideMark/>
@@ -389,8 +449,8 @@
               <w:textAlignment w:val="baseline"/>
               <w:rPr>
                 <w:rFonts w:ascii="Segoe UI" w:eastAsia="Times New Roman" w:hAnsi="Segoe UI" w:cs="Segoe UI"/>
-                <w:sz w:val="16"/>
-                <w:szCs w:val="16"/>
+                <w:sz w:val="18"/>
+                <w:szCs w:val="18"/>
                 <w:lang w:eastAsia="en-US"/>
               </w:rPr>
             </w:pPr>
@@ -400,8 +460,8 @@
                 <w:b/>
                 <w:bCs/>
                 <w:color w:val="E97132"/>
-                <w:sz w:val="16"/>
-                <w:szCs w:val="16"/>
+                <w:sz w:val="18"/>
+                <w:szCs w:val="18"/>
                 <w:lang w:eastAsia="en-US"/>
               </w:rPr>
               <w:t>OpenAI</w:t>
@@ -412,34 +472,32 @@
                 <w:b/>
                 <w:bCs/>
                 <w:color w:val="414042"/>
-                <w:sz w:val="16"/>
-                <w:szCs w:val="16"/>
+                <w:sz w:val="18"/>
+                <w:szCs w:val="18"/>
                 <w:lang w:eastAsia="en-US"/>
               </w:rPr>
               <w:t>: Work with </w:t>
             </w:r>
-            <w:proofErr w:type="spellStart"/>
             <w:r>
               <w:rPr>
                 <w:rFonts w:ascii="Aptos" w:eastAsia="Times New Roman" w:hAnsi="Aptos" w:cs="Segoe UI"/>
                 <w:b/>
                 <w:bCs/>
                 <w:color w:val="414042"/>
-                <w:sz w:val="16"/>
-                <w:szCs w:val="16"/>
-                <w:lang w:eastAsia="en-US"/>
-              </w:rPr>
-              <w:t>OpenSignals</w:t>
-            </w:r>
-            <w:proofErr w:type="spellEnd"/>
+                <w:sz w:val="18"/>
+                <w:szCs w:val="18"/>
+                <w:lang w:eastAsia="en-US"/>
+              </w:rPr>
+              <w:t>Open Signals</w:t>
+            </w:r>
             <w:r>
               <w:rPr>
                 <w:rFonts w:ascii="Aptos" w:eastAsia="Times New Roman" w:hAnsi="Aptos" w:cs="Segoe UI"/>
                 <w:b/>
                 <w:bCs/>
                 <w:color w:val="414042"/>
-                <w:sz w:val="16"/>
-                <w:szCs w:val="16"/>
+                <w:sz w:val="18"/>
+                <w:szCs w:val="18"/>
                 <w:lang w:eastAsia="en-US"/>
               </w:rPr>
               <w:t> Data to Understand How People Use ChatGPT</w:t>
@@ -448,8 +506,8 @@
               <w:rPr>
                 <w:rFonts w:ascii="Aptos" w:eastAsia="Times New Roman" w:hAnsi="Aptos" w:cs="Segoe UI"/>
                 <w:color w:val="414042"/>
-                <w:sz w:val="16"/>
-                <w:szCs w:val="16"/>
+                <w:sz w:val="18"/>
+                <w:szCs w:val="18"/>
                 <w:lang w:eastAsia="en-US"/>
               </w:rPr>
               <w:t> </w:t>
@@ -461,8 +519,8 @@
               <w:textAlignment w:val="baseline"/>
               <w:rPr>
                 <w:rFonts w:ascii="Segoe UI" w:eastAsia="Times New Roman" w:hAnsi="Segoe UI" w:cs="Segoe UI"/>
-                <w:sz w:val="16"/>
-                <w:szCs w:val="16"/>
+                <w:sz w:val="18"/>
+                <w:szCs w:val="18"/>
                 <w:lang w:eastAsia="en-US"/>
               </w:rPr>
             </w:pPr>
@@ -472,8 +530,8 @@
                 <w:b/>
                 <w:bCs/>
                 <w:color w:val="414042"/>
-                <w:sz w:val="16"/>
-                <w:szCs w:val="16"/>
+                <w:sz w:val="12"/>
+                <w:szCs w:val="12"/>
                 <w:lang w:eastAsia="en-US"/>
               </w:rPr>
               <w:t> </w:t>
@@ -482,8 +540,8 @@
               <w:rPr>
                 <w:rFonts w:ascii="Aptos" w:eastAsia="Times New Roman" w:hAnsi="Aptos" w:cs="Segoe UI"/>
                 <w:color w:val="414042"/>
-                <w:sz w:val="16"/>
-                <w:szCs w:val="16"/>
+                <w:sz w:val="12"/>
+                <w:szCs w:val="12"/>
                 <w:lang w:eastAsia="en-US"/>
               </w:rPr>
               <w:t> </w:t>
@@ -495,8 +553,8 @@
               <w:textAlignment w:val="baseline"/>
               <w:rPr>
                 <w:rFonts w:ascii="Segoe UI" w:eastAsia="Times New Roman" w:hAnsi="Segoe UI" w:cs="Segoe UI"/>
-                <w:sz w:val="16"/>
-                <w:szCs w:val="16"/>
+                <w:sz w:val="18"/>
+                <w:szCs w:val="18"/>
                 <w:lang w:eastAsia="en-US"/>
               </w:rPr>
             </w:pPr>
@@ -504,8 +562,8 @@
               <w:rPr>
                 <w:rFonts w:ascii="Aptos" w:eastAsia="Times New Roman" w:hAnsi="Aptos" w:cs="Segoe UI"/>
                 <w:color w:val="404040"/>
-                <w:sz w:val="16"/>
-                <w:szCs w:val="16"/>
+                <w:sz w:val="18"/>
+                <w:szCs w:val="18"/>
                 <w:lang w:eastAsia="en-US"/>
               </w:rPr>
               <w:t>Alex Martin Richmond, OpenAI </w:t>
@@ -515,6 +573,12 @@
         <w:tc>
           <w:tcPr>
             <w:tcW w:w="2370" w:type="dxa"/>
+            <w:tcBorders>
+              <w:top w:val="single" w:sz="6" w:space="0" w:color="auto"/>
+              <w:left w:val="single" w:sz="6" w:space="0" w:color="auto"/>
+              <w:bottom w:val="single" w:sz="6" w:space="0" w:color="auto"/>
+              <w:right w:val="single" w:sz="4" w:space="0" w:color="auto"/>
+            </w:tcBorders>
             <w:shd w:val="clear" w:color="auto" w:fill="FFFFFF"/>
             <w:vAlign w:val="center"/>
             <w:hideMark/>
@@ -525,8 +589,8 @@
               <w:textAlignment w:val="baseline"/>
               <w:rPr>
                 <w:rFonts w:ascii="Segoe UI" w:eastAsia="Times New Roman" w:hAnsi="Segoe UI" w:cs="Segoe UI"/>
-                <w:sz w:val="16"/>
-                <w:szCs w:val="16"/>
+                <w:sz w:val="18"/>
+                <w:szCs w:val="18"/>
                 <w:lang w:eastAsia="en-US"/>
               </w:rPr>
             </w:pPr>
@@ -534,8 +598,6 @@
               <w:rPr>
                 <w:rFonts w:ascii="Aptos" w:eastAsia="Times New Roman" w:hAnsi="Aptos" w:cs="Segoe UI"/>
                 <w:color w:val="000000"/>
-                <w:sz w:val="16"/>
-                <w:szCs w:val="16"/>
                 <w:lang w:eastAsia="en-US"/>
               </w:rPr>
               <w:t>  </w:t>
@@ -550,6 +612,12 @@
         <w:tc>
           <w:tcPr>
             <w:tcW w:w="630" w:type="dxa"/>
+            <w:tcBorders>
+              <w:top w:val="single" w:sz="6" w:space="0" w:color="auto"/>
+              <w:left w:val="single" w:sz="4" w:space="0" w:color="auto"/>
+              <w:bottom w:val="single" w:sz="6" w:space="0" w:color="auto"/>
+              <w:right w:val="single" w:sz="6" w:space="0" w:color="auto"/>
+            </w:tcBorders>
             <w:vAlign w:val="center"/>
             <w:hideMark/>
           </w:tcPr>
@@ -559,8 +627,8 @@
               <w:textAlignment w:val="baseline"/>
               <w:rPr>
                 <w:rFonts w:ascii="Segoe UI" w:eastAsia="Times New Roman" w:hAnsi="Segoe UI" w:cs="Segoe UI"/>
-                <w:sz w:val="16"/>
-                <w:szCs w:val="16"/>
+                <w:sz w:val="18"/>
+                <w:szCs w:val="18"/>
                 <w:lang w:eastAsia="en-US"/>
               </w:rPr>
             </w:pPr>
@@ -568,8 +636,8 @@
               <w:rPr>
                 <w:rFonts w:ascii="Aptos" w:eastAsia="Times New Roman" w:hAnsi="Aptos" w:cs="Segoe UI"/>
                 <w:color w:val="262626"/>
-                <w:sz w:val="16"/>
-                <w:szCs w:val="16"/>
+                <w:sz w:val="18"/>
+                <w:szCs w:val="18"/>
                 <w:lang w:eastAsia="en-US"/>
               </w:rPr>
               <w:t>9:30 </w:t>
@@ -580,6 +648,12 @@
           <w:tcPr>
             <w:tcW w:w="3015" w:type="dxa"/>
             <w:vMerge w:val="restart"/>
+            <w:tcBorders>
+              <w:top w:val="single" w:sz="6" w:space="0" w:color="747474"/>
+              <w:left w:val="single" w:sz="6" w:space="0" w:color="747474"/>
+              <w:bottom w:val="single" w:sz="6" w:space="0" w:color="747474"/>
+              <w:right w:val="single" w:sz="6" w:space="0" w:color="747474"/>
+            </w:tcBorders>
             <w:shd w:val="clear" w:color="auto" w:fill="FFFFFF"/>
             <w:hideMark/>
           </w:tcPr>
@@ -589,8 +663,8 @@
               <w:textAlignment w:val="baseline"/>
               <w:rPr>
                 <w:rFonts w:ascii="Segoe UI" w:eastAsia="Times New Roman" w:hAnsi="Segoe UI" w:cs="Segoe UI"/>
-                <w:sz w:val="16"/>
-                <w:szCs w:val="16"/>
+                <w:sz w:val="18"/>
+                <w:szCs w:val="18"/>
                 <w:lang w:eastAsia="en-US"/>
               </w:rPr>
             </w:pPr>
@@ -600,8 +674,8 @@
                 <w:b/>
                 <w:bCs/>
                 <w:color w:val="E97132"/>
-                <w:sz w:val="16"/>
-                <w:szCs w:val="16"/>
+                <w:sz w:val="18"/>
+                <w:szCs w:val="18"/>
                 <w:lang w:eastAsia="en-US"/>
               </w:rPr>
               <w:t>Grab </w:t>
@@ -612,8 +686,8 @@
                 <w:b/>
                 <w:bCs/>
                 <w:color w:val="262626"/>
-                <w:sz w:val="16"/>
-                <w:szCs w:val="16"/>
+                <w:sz w:val="18"/>
+                <w:szCs w:val="18"/>
                 <w:lang w:eastAsia="en-US"/>
               </w:rPr>
               <w:t>and </w:t>
@@ -625,8 +699,8 @@
                 <w:b/>
                 <w:bCs/>
                 <w:color w:val="E97132"/>
-                <w:sz w:val="16"/>
-                <w:szCs w:val="16"/>
+                <w:sz w:val="18"/>
+                <w:szCs w:val="18"/>
                 <w:lang w:eastAsia="en-US"/>
               </w:rPr>
               <w:t>Mapbox</w:t>
@@ -638,8 +712,8 @@
                 <w:b/>
                 <w:bCs/>
                 <w:color w:val="414042"/>
-                <w:sz w:val="16"/>
-                <w:szCs w:val="16"/>
+                <w:sz w:val="18"/>
+                <w:szCs w:val="18"/>
                 <w:lang w:eastAsia="en-US"/>
               </w:rPr>
               <w:t>: Visualize Congestion with Traffic Data with Code Packages</w:t>
@@ -648,8 +722,8 @@
               <w:rPr>
                 <w:rFonts w:ascii="Aptos" w:eastAsia="Times New Roman" w:hAnsi="Aptos" w:cs="Segoe UI"/>
                 <w:color w:val="414042"/>
-                <w:sz w:val="16"/>
-                <w:szCs w:val="16"/>
+                <w:sz w:val="18"/>
+                <w:szCs w:val="18"/>
                 <w:lang w:eastAsia="en-US"/>
               </w:rPr>
               <w:t> </w:t>
@@ -661,8 +735,8 @@
               <w:textAlignment w:val="baseline"/>
               <w:rPr>
                 <w:rFonts w:ascii="Segoe UI" w:eastAsia="Times New Roman" w:hAnsi="Segoe UI" w:cs="Segoe UI"/>
-                <w:sz w:val="16"/>
-                <w:szCs w:val="16"/>
+                <w:sz w:val="18"/>
+                <w:szCs w:val="18"/>
                 <w:lang w:eastAsia="en-US"/>
               </w:rPr>
             </w:pPr>
@@ -670,8 +744,8 @@
               <w:rPr>
                 <w:rFonts w:ascii="Aptos" w:eastAsia="Times New Roman" w:hAnsi="Aptos" w:cs="Segoe UI"/>
                 <w:color w:val="8C8A8B"/>
-                <w:sz w:val="16"/>
-                <w:szCs w:val="16"/>
+                <w:sz w:val="12"/>
+                <w:szCs w:val="12"/>
                 <w:lang w:eastAsia="en-US"/>
               </w:rPr>
               <w:t>  </w:t>
@@ -683,18 +757,17 @@
               <w:textAlignment w:val="baseline"/>
               <w:rPr>
                 <w:rFonts w:ascii="Segoe UI" w:eastAsia="Times New Roman" w:hAnsi="Segoe UI" w:cs="Segoe UI"/>
-                <w:color w:val="404040" w:themeColor="text1" w:themeTint="BF"/>
-                <w:sz w:val="16"/>
-                <w:szCs w:val="16"/>
-                <w:lang w:eastAsia="en-US"/>
-              </w:rPr>
-            </w:pPr>
-            <w:r>
-              <w:rPr>
-                <w:rFonts w:ascii="Aptos" w:eastAsia="Times New Roman" w:hAnsi="Aptos" w:cs="Segoe UI"/>
-                <w:color w:val="404040" w:themeColor="text1" w:themeTint="BF"/>
-                <w:sz w:val="16"/>
-                <w:szCs w:val="16"/>
+                <w:sz w:val="18"/>
+                <w:szCs w:val="18"/>
+                <w:lang w:eastAsia="en-US"/>
+              </w:rPr>
+            </w:pPr>
+            <w:r>
+              <w:rPr>
+                <w:rFonts w:ascii="Aptos" w:eastAsia="Times New Roman" w:hAnsi="Aptos" w:cs="Segoe UI"/>
+                <w:color w:val="404040"/>
+                <w:sz w:val="18"/>
+                <w:szCs w:val="18"/>
                 <w:lang w:eastAsia="en-US"/>
               </w:rPr>
               <w:t>Maria Sol Tadeo, World Bank  </w:t>
@@ -706,18 +779,17 @@
               <w:textAlignment w:val="baseline"/>
               <w:rPr>
                 <w:rFonts w:ascii="Segoe UI" w:eastAsia="Times New Roman" w:hAnsi="Segoe UI" w:cs="Segoe UI"/>
-                <w:color w:val="404040" w:themeColor="text1" w:themeTint="BF"/>
-                <w:sz w:val="16"/>
-                <w:szCs w:val="16"/>
-                <w:lang w:eastAsia="en-US"/>
-              </w:rPr>
-            </w:pPr>
-            <w:r>
-              <w:rPr>
-                <w:rFonts w:ascii="Aptos" w:eastAsia="Times New Roman" w:hAnsi="Aptos" w:cs="Segoe UI"/>
-                <w:color w:val="404040" w:themeColor="text1" w:themeTint="BF"/>
-                <w:sz w:val="16"/>
-                <w:szCs w:val="16"/>
+                <w:sz w:val="18"/>
+                <w:szCs w:val="18"/>
+                <w:lang w:eastAsia="en-US"/>
+              </w:rPr>
+            </w:pPr>
+            <w:r>
+              <w:rPr>
+                <w:rFonts w:ascii="Aptos" w:eastAsia="Times New Roman" w:hAnsi="Aptos" w:cs="Segoe UI"/>
+                <w:color w:val="404040"/>
+                <w:sz w:val="18"/>
+                <w:szCs w:val="18"/>
                 <w:lang w:eastAsia="en-US"/>
               </w:rPr>
               <w:t>Sebastian Mueller, Asian Development Bank </w:t>
@@ -729,8 +801,8 @@
               <w:textAlignment w:val="baseline"/>
               <w:rPr>
                 <w:rFonts w:ascii="Segoe UI" w:eastAsia="Times New Roman" w:hAnsi="Segoe UI" w:cs="Segoe UI"/>
-                <w:sz w:val="16"/>
-                <w:szCs w:val="16"/>
+                <w:sz w:val="18"/>
+                <w:szCs w:val="18"/>
                 <w:lang w:eastAsia="en-US"/>
               </w:rPr>
             </w:pPr>
@@ -738,8 +810,6 @@
               <w:rPr>
                 <w:rFonts w:ascii="Aptos" w:eastAsia="Times New Roman" w:hAnsi="Aptos" w:cs="Segoe UI"/>
                 <w:color w:val="000000"/>
-                <w:sz w:val="16"/>
-                <w:szCs w:val="16"/>
                 <w:lang w:eastAsia="en-US"/>
               </w:rPr>
               <w:t>  </w:t>
@@ -750,6 +820,12 @@
           <w:tcPr>
             <w:tcW w:w="0" w:type="auto"/>
             <w:vMerge/>
+            <w:tcBorders>
+              <w:top w:val="single" w:sz="6" w:space="0" w:color="747474"/>
+              <w:left w:val="single" w:sz="6" w:space="0" w:color="747474"/>
+              <w:bottom w:val="single" w:sz="6" w:space="0" w:color="747474"/>
+              <w:right w:val="single" w:sz="6" w:space="0" w:color="747474"/>
+            </w:tcBorders>
             <w:vAlign w:val="center"/>
             <w:hideMark/>
           </w:tcPr>
@@ -758,8 +834,8 @@
               <w:spacing w:after="0" w:line="240" w:lineRule="auto"/>
               <w:rPr>
                 <w:rFonts w:ascii="Segoe UI" w:eastAsia="Times New Roman" w:hAnsi="Segoe UI" w:cs="Segoe UI"/>
-                <w:sz w:val="16"/>
-                <w:szCs w:val="16"/>
+                <w:sz w:val="18"/>
+                <w:szCs w:val="18"/>
                 <w:lang w:eastAsia="en-US"/>
               </w:rPr>
             </w:pPr>
@@ -769,6 +845,12 @@
           <w:tcPr>
             <w:tcW w:w="2370" w:type="dxa"/>
             <w:vMerge w:val="restart"/>
+            <w:tcBorders>
+              <w:top w:val="single" w:sz="6" w:space="0" w:color="auto"/>
+              <w:left w:val="nil"/>
+              <w:bottom w:val="single" w:sz="6" w:space="0" w:color="auto"/>
+              <w:right w:val="single" w:sz="4" w:space="0" w:color="auto"/>
+            </w:tcBorders>
             <w:shd w:val="clear" w:color="auto" w:fill="FFFFFF"/>
             <w:hideMark/>
           </w:tcPr>
@@ -778,8 +860,8 @@
               <w:textAlignment w:val="baseline"/>
               <w:rPr>
                 <w:rFonts w:ascii="Segoe UI" w:eastAsia="Times New Roman" w:hAnsi="Segoe UI" w:cs="Segoe UI"/>
-                <w:sz w:val="16"/>
-                <w:szCs w:val="16"/>
+                <w:sz w:val="18"/>
+                <w:szCs w:val="18"/>
                 <w:lang w:eastAsia="en-US"/>
               </w:rPr>
             </w:pPr>
@@ -789,8 +871,8 @@
                 <w:b/>
                 <w:bCs/>
                 <w:color w:val="E97132"/>
-                <w:sz w:val="16"/>
-                <w:szCs w:val="16"/>
+                <w:sz w:val="18"/>
+                <w:szCs w:val="18"/>
                 <w:lang w:eastAsia="en-US"/>
               </w:rPr>
               <w:t>ESRI</w:t>
@@ -801,8 +883,8 @@
                 <w:b/>
                 <w:bCs/>
                 <w:color w:val="414042"/>
-                <w:sz w:val="16"/>
-                <w:szCs w:val="16"/>
+                <w:sz w:val="18"/>
+                <w:szCs w:val="18"/>
                 <w:lang w:eastAsia="en-US"/>
               </w:rPr>
               <w:t>: Getting the Most Out of Living Atlas and ESRI Tools for Python and R Users</w:t>
@@ -811,8 +893,8 @@
               <w:rPr>
                 <w:rFonts w:ascii="Aptos" w:eastAsia="Times New Roman" w:hAnsi="Aptos" w:cs="Segoe UI"/>
                 <w:color w:val="414042"/>
-                <w:sz w:val="16"/>
-                <w:szCs w:val="16"/>
+                <w:sz w:val="18"/>
+                <w:szCs w:val="18"/>
                 <w:lang w:eastAsia="en-US"/>
               </w:rPr>
               <w:t> </w:t>
@@ -824,8 +906,8 @@
               <w:textAlignment w:val="baseline"/>
               <w:rPr>
                 <w:rFonts w:ascii="Segoe UI" w:eastAsia="Times New Roman" w:hAnsi="Segoe UI" w:cs="Segoe UI"/>
-                <w:sz w:val="16"/>
-                <w:szCs w:val="16"/>
+                <w:sz w:val="18"/>
+                <w:szCs w:val="18"/>
                 <w:lang w:eastAsia="en-US"/>
               </w:rPr>
             </w:pPr>
@@ -833,8 +915,8 @@
               <w:rPr>
                 <w:rFonts w:ascii="Aptos" w:eastAsia="Times New Roman" w:hAnsi="Aptos" w:cs="Segoe UI"/>
                 <w:color w:val="8C8A8B"/>
-                <w:sz w:val="16"/>
-                <w:szCs w:val="16"/>
+                <w:sz w:val="12"/>
+                <w:szCs w:val="12"/>
                 <w:lang w:eastAsia="en-US"/>
               </w:rPr>
               <w:t>  </w:t>
@@ -846,18 +928,18 @@
               <w:textAlignment w:val="baseline"/>
               <w:rPr>
                 <w:rFonts w:ascii="Segoe UI" w:eastAsia="Times New Roman" w:hAnsi="Segoe UI" w:cs="Segoe UI"/>
-                <w:color w:val="404040" w:themeColor="text1" w:themeTint="BF"/>
-                <w:sz w:val="16"/>
-                <w:szCs w:val="16"/>
-                <w:lang w:eastAsia="en-US"/>
-              </w:rPr>
-            </w:pPr>
-            <w:r>
-              <w:rPr>
-                <w:rFonts w:ascii="Aptos" w:eastAsia="Times New Roman" w:hAnsi="Aptos" w:cs="Segoe UI"/>
-                <w:color w:val="404040" w:themeColor="text1" w:themeTint="BF"/>
-                <w:sz w:val="16"/>
-                <w:szCs w:val="16"/>
+                <w:color w:val="3A3A3A" w:themeColor="background2" w:themeShade="40"/>
+                <w:sz w:val="18"/>
+                <w:szCs w:val="18"/>
+                <w:lang w:eastAsia="en-US"/>
+              </w:rPr>
+            </w:pPr>
+            <w:r>
+              <w:rPr>
+                <w:rFonts w:ascii="Aptos" w:eastAsia="Times New Roman" w:hAnsi="Aptos" w:cs="Segoe UI"/>
+                <w:color w:val="3A3A3A" w:themeColor="background2" w:themeShade="40"/>
+                <w:sz w:val="18"/>
+                <w:szCs w:val="18"/>
                 <w:lang w:eastAsia="en-US"/>
               </w:rPr>
               <w:t>Robert Rike, ESRI  </w:t>
@@ -869,286 +951,67 @@
               <w:textAlignment w:val="baseline"/>
               <w:rPr>
                 <w:rFonts w:ascii="Segoe UI" w:eastAsia="Times New Roman" w:hAnsi="Segoe UI" w:cs="Segoe UI"/>
-                <w:sz w:val="16"/>
-                <w:szCs w:val="16"/>
-                <w:lang w:eastAsia="en-US"/>
-              </w:rPr>
-            </w:pPr>
-            <w:r>
-              <w:rPr>
-                <w:rFonts w:ascii="Aptos" w:eastAsia="Times New Roman" w:hAnsi="Aptos" w:cs="Segoe UI"/>
-                <w:color w:val="404040" w:themeColor="text1" w:themeTint="BF"/>
-                <w:sz w:val="16"/>
-                <w:szCs w:val="16"/>
+                <w:color w:val="3A3A3A" w:themeColor="background2" w:themeShade="40"/>
+                <w:sz w:val="18"/>
+                <w:szCs w:val="18"/>
+                <w:lang w:eastAsia="en-US"/>
+              </w:rPr>
+            </w:pPr>
+            <w:r>
+              <w:rPr>
+                <w:rFonts w:ascii="Aptos" w:eastAsia="Times New Roman" w:hAnsi="Aptos" w:cs="Segoe UI"/>
+                <w:color w:val="3A3A3A" w:themeColor="background2" w:themeShade="40"/>
+                <w:sz w:val="18"/>
+                <w:szCs w:val="18"/>
                 <w:lang w:eastAsia="en-US"/>
               </w:rPr>
               <w:t>Daeun Kang, IDB </w:t>
             </w:r>
           </w:p>
-        </w:tc>
-      </w:tr>
-      <w:tr>
-        <w:trPr>
-          <w:trHeight w:val="381"/>
-        </w:trPr>
-        <w:tc>
-          <w:tcPr>
-            <w:tcW w:w="630" w:type="dxa"/>
-            <w:vAlign w:val="center"/>
-            <w:hideMark/>
-          </w:tcPr>
-          <w:p>
-            <w:pPr>
-              <w:spacing w:after="0" w:line="240" w:lineRule="auto"/>
-              <w:textAlignment w:val="baseline"/>
-              <w:rPr>
-                <w:rFonts w:ascii="Segoe UI" w:eastAsia="Times New Roman" w:hAnsi="Segoe UI" w:cs="Segoe UI"/>
-                <w:sz w:val="16"/>
-                <w:szCs w:val="16"/>
-                <w:lang w:eastAsia="en-US"/>
-              </w:rPr>
-            </w:pPr>
-            <w:r>
-              <w:rPr>
-                <w:rFonts w:ascii="Aptos" w:eastAsia="Times New Roman" w:hAnsi="Aptos" w:cs="Segoe UI"/>
-                <w:color w:val="262626"/>
-                <w:sz w:val="16"/>
-                <w:szCs w:val="16"/>
-                <w:lang w:eastAsia="en-US"/>
-              </w:rPr>
-              <w:t>10:00 </w:t>
-            </w:r>
-          </w:p>
-        </w:tc>
-        <w:tc>
-          <w:tcPr>
-            <w:tcW w:w="0" w:type="auto"/>
-            <w:vMerge/>
-            <w:vAlign w:val="center"/>
-            <w:hideMark/>
-          </w:tcPr>
-          <w:p>
-            <w:pPr>
-              <w:spacing w:after="0" w:line="240" w:lineRule="auto"/>
-              <w:rPr>
-                <w:rFonts w:ascii="Segoe UI" w:eastAsia="Times New Roman" w:hAnsi="Segoe UI" w:cs="Segoe UI"/>
-                <w:sz w:val="16"/>
-                <w:szCs w:val="16"/>
-                <w:lang w:eastAsia="en-US"/>
-              </w:rPr>
-            </w:pPr>
-          </w:p>
-        </w:tc>
-        <w:tc>
-          <w:tcPr>
-            <w:tcW w:w="3045" w:type="dxa"/>
-            <w:vMerge w:val="restart"/>
-            <w:shd w:val="clear" w:color="auto" w:fill="FFFFFF"/>
-            <w:hideMark/>
-          </w:tcPr>
-          <w:p>
-            <w:pPr>
-              <w:spacing w:after="0" w:line="240" w:lineRule="auto"/>
-              <w:textAlignment w:val="baseline"/>
-              <w:rPr>
-                <w:rFonts w:ascii="Segoe UI" w:eastAsia="Times New Roman" w:hAnsi="Segoe UI" w:cs="Segoe UI"/>
-                <w:sz w:val="16"/>
-                <w:szCs w:val="16"/>
-                <w:lang w:eastAsia="en-US"/>
-              </w:rPr>
-            </w:pPr>
-            <w:r>
-              <w:rPr>
-                <w:rFonts w:ascii="Aptos" w:eastAsia="Times New Roman" w:hAnsi="Aptos" w:cs="Segoe UI"/>
-                <w:b/>
-                <w:bCs/>
-                <w:color w:val="E97132"/>
-                <w:sz w:val="16"/>
-                <w:szCs w:val="16"/>
-                <w:lang w:eastAsia="en-US"/>
-              </w:rPr>
-              <w:t>LinkedIn</w:t>
-            </w:r>
-            <w:r>
-              <w:rPr>
-                <w:rFonts w:ascii="Aptos" w:eastAsia="Times New Roman" w:hAnsi="Aptos" w:cs="Segoe UI"/>
-                <w:b/>
-                <w:bCs/>
-                <w:color w:val="414042"/>
-                <w:sz w:val="16"/>
-                <w:szCs w:val="16"/>
-                <w:lang w:eastAsia="en-US"/>
-              </w:rPr>
-              <w:t> and </w:t>
-            </w:r>
-            <w:r>
-              <w:rPr>
-                <w:rFonts w:ascii="Aptos" w:eastAsia="Times New Roman" w:hAnsi="Aptos" w:cs="Segoe UI"/>
-                <w:b/>
-                <w:bCs/>
-                <w:color w:val="E97132"/>
-                <w:sz w:val="16"/>
-                <w:szCs w:val="16"/>
-                <w:lang w:eastAsia="en-US"/>
-              </w:rPr>
-              <w:t>GitHub</w:t>
-            </w:r>
-            <w:r>
-              <w:rPr>
-                <w:rFonts w:ascii="Aptos" w:eastAsia="Times New Roman" w:hAnsi="Aptos" w:cs="Segoe UI"/>
-                <w:b/>
-                <w:bCs/>
-                <w:color w:val="414042"/>
-                <w:sz w:val="16"/>
-                <w:szCs w:val="16"/>
-                <w:lang w:eastAsia="en-US"/>
-              </w:rPr>
-              <w:t>: Learn to Use Economic and Innovation Graph Data to Measure Labor Trends </w:t>
-            </w:r>
-            <w:r>
-              <w:rPr>
-                <w:rFonts w:ascii="Aptos" w:eastAsia="Times New Roman" w:hAnsi="Aptos" w:cs="Segoe UI"/>
-                <w:color w:val="414042"/>
-                <w:sz w:val="16"/>
-                <w:szCs w:val="16"/>
-                <w:lang w:eastAsia="en-US"/>
-              </w:rPr>
-              <w:t> </w:t>
-            </w:r>
-          </w:p>
-          <w:p>
-            <w:pPr>
-              <w:spacing w:after="0" w:line="240" w:lineRule="auto"/>
-              <w:textAlignment w:val="baseline"/>
-              <w:rPr>
-                <w:rFonts w:ascii="Segoe UI" w:eastAsia="Times New Roman" w:hAnsi="Segoe UI" w:cs="Segoe UI"/>
-                <w:sz w:val="16"/>
-                <w:szCs w:val="16"/>
-                <w:lang w:eastAsia="en-US"/>
-              </w:rPr>
-            </w:pPr>
-            <w:r>
-              <w:rPr>
-                <w:rFonts w:ascii="Aptos" w:eastAsia="Times New Roman" w:hAnsi="Aptos" w:cs="Segoe UI"/>
-                <w:b/>
-                <w:bCs/>
-                <w:color w:val="414042"/>
-                <w:sz w:val="16"/>
-                <w:szCs w:val="16"/>
-                <w:lang w:eastAsia="en-US"/>
-              </w:rPr>
-              <w:t> </w:t>
-            </w:r>
-            <w:r>
-              <w:rPr>
-                <w:rFonts w:ascii="Aptos" w:eastAsia="Times New Roman" w:hAnsi="Aptos" w:cs="Segoe UI"/>
-                <w:color w:val="414042"/>
-                <w:sz w:val="16"/>
-                <w:szCs w:val="16"/>
-                <w:lang w:eastAsia="en-US"/>
-              </w:rPr>
-              <w:t> </w:t>
-            </w:r>
-          </w:p>
-          <w:p>
-            <w:pPr>
-              <w:spacing w:after="0" w:line="240" w:lineRule="auto"/>
-              <w:textAlignment w:val="baseline"/>
-              <w:rPr>
-                <w:rFonts w:ascii="Segoe UI" w:eastAsia="Times New Roman" w:hAnsi="Segoe UI" w:cs="Segoe UI"/>
-                <w:color w:val="404040" w:themeColor="text1" w:themeTint="BF"/>
-                <w:sz w:val="16"/>
-                <w:szCs w:val="16"/>
-                <w:lang w:eastAsia="en-US"/>
-              </w:rPr>
-            </w:pPr>
-            <w:r>
-              <w:rPr>
-                <w:rFonts w:ascii="Aptos" w:eastAsia="Times New Roman" w:hAnsi="Aptos" w:cs="Segoe UI"/>
-                <w:color w:val="404040" w:themeColor="text1" w:themeTint="BF"/>
-                <w:sz w:val="16"/>
-                <w:szCs w:val="16"/>
-                <w:lang w:eastAsia="en-US"/>
-              </w:rPr>
-              <w:t>Rosie Hood, LinkedIn </w:t>
-            </w:r>
-          </w:p>
-          <w:p>
-            <w:pPr>
-              <w:spacing w:after="0" w:line="240" w:lineRule="auto"/>
-              <w:textAlignment w:val="baseline"/>
-              <w:rPr>
-                <w:rFonts w:ascii="Segoe UI" w:eastAsia="Times New Roman" w:hAnsi="Segoe UI" w:cs="Segoe UI"/>
-                <w:color w:val="404040" w:themeColor="text1" w:themeTint="BF"/>
-                <w:sz w:val="16"/>
-                <w:szCs w:val="16"/>
-                <w:lang w:eastAsia="en-US"/>
-              </w:rPr>
-            </w:pPr>
-            <w:r>
-              <w:rPr>
-                <w:rFonts w:ascii="Aptos" w:eastAsia="Times New Roman" w:hAnsi="Aptos" w:cs="Segoe UI"/>
-                <w:color w:val="404040" w:themeColor="text1" w:themeTint="BF"/>
-                <w:sz w:val="16"/>
-                <w:szCs w:val="16"/>
-                <w:lang w:eastAsia="en-US"/>
-              </w:rPr>
-              <w:t>Cynthia Lo, GitHub </w:t>
-            </w:r>
-          </w:p>
-          <w:p>
-            <w:pPr>
-              <w:spacing w:after="0" w:line="240" w:lineRule="auto"/>
-              <w:textAlignment w:val="baseline"/>
-              <w:rPr>
-                <w:rFonts w:ascii="Aptos" w:eastAsia="Times New Roman" w:hAnsi="Aptos" w:cs="Segoe UI"/>
-                <w:color w:val="404040" w:themeColor="text1" w:themeTint="BF"/>
-                <w:sz w:val="16"/>
-                <w:szCs w:val="16"/>
-                <w:lang w:eastAsia="en-US"/>
-              </w:rPr>
-            </w:pPr>
-            <w:r>
-              <w:rPr>
-                <w:rFonts w:ascii="Aptos" w:eastAsia="Times New Roman" w:hAnsi="Aptos" w:cs="Segoe UI"/>
-                <w:color w:val="404040" w:themeColor="text1" w:themeTint="BF"/>
-                <w:sz w:val="16"/>
-                <w:szCs w:val="16"/>
-                <w:lang w:eastAsia="en-US"/>
-              </w:rPr>
-              <w:t>Sahiti Sarva, World Bank Group </w:t>
-            </w:r>
-          </w:p>
-          <w:p>
-            <w:pPr>
-              <w:spacing w:after="0" w:line="240" w:lineRule="auto"/>
-              <w:textAlignment w:val="baseline"/>
-              <w:rPr>
-                <w:rFonts w:ascii="Segoe UI" w:eastAsia="Times New Roman" w:hAnsi="Segoe UI" w:cs="Segoe UI"/>
-                <w:sz w:val="16"/>
-                <w:szCs w:val="16"/>
-                <w:lang w:eastAsia="en-US"/>
-              </w:rPr>
-            </w:pPr>
-          </w:p>
-        </w:tc>
-        <w:tc>
-          <w:tcPr>
-            <w:tcW w:w="0" w:type="auto"/>
-            <w:vMerge/>
-            <w:vAlign w:val="center"/>
-            <w:hideMark/>
-          </w:tcPr>
-          <w:p>
-            <w:pPr>
-              <w:spacing w:after="0" w:line="240" w:lineRule="auto"/>
-              <w:rPr>
-                <w:rFonts w:ascii="Segoe UI" w:eastAsia="Times New Roman" w:hAnsi="Segoe UI" w:cs="Segoe UI"/>
-                <w:sz w:val="16"/>
-                <w:szCs w:val="16"/>
-                <w:lang w:eastAsia="en-US"/>
-              </w:rPr>
-            </w:pPr>
+          <w:p>
+            <w:pPr>
+              <w:spacing w:after="0" w:line="240" w:lineRule="auto"/>
+              <w:textAlignment w:val="baseline"/>
+              <w:rPr>
+                <w:rFonts w:ascii="Segoe UI" w:eastAsia="Times New Roman" w:hAnsi="Segoe UI" w:cs="Segoe UI"/>
+                <w:color w:val="3A3A3A" w:themeColor="background2" w:themeShade="40"/>
+                <w:sz w:val="18"/>
+                <w:szCs w:val="18"/>
+                <w:lang w:eastAsia="en-US"/>
+              </w:rPr>
+            </w:pPr>
+            <w:r>
+              <w:rPr>
+                <w:rFonts w:ascii="Aptos" w:eastAsia="Times New Roman" w:hAnsi="Aptos" w:cs="Segoe UI"/>
+                <w:color w:val="3A3A3A" w:themeColor="background2" w:themeShade="40"/>
+                <w:sz w:val="18"/>
+                <w:szCs w:val="18"/>
+                <w:lang w:eastAsia="en-US"/>
+              </w:rPr>
+              <w:t>Serge Troch, IDB </w:t>
+            </w:r>
+          </w:p>
+          <w:p>
+            <w:pPr>
+              <w:spacing w:after="0" w:line="240" w:lineRule="auto"/>
+              <w:textAlignment w:val="baseline"/>
+              <w:rPr>
+                <w:rFonts w:ascii="Segoe UI" w:eastAsia="Times New Roman" w:hAnsi="Segoe UI" w:cs="Segoe UI"/>
+                <w:sz w:val="18"/>
+                <w:szCs w:val="18"/>
+                <w:lang w:eastAsia="en-US"/>
+              </w:rPr>
+            </w:pPr>
+            <w:r>
+              <w:rPr>
+                <w:rFonts w:ascii="Aptos" w:eastAsia="Times New Roman" w:hAnsi="Aptos" w:cs="Segoe UI"/>
+                <w:color w:val="3A3A3A" w:themeColor="background2" w:themeShade="40"/>
+                <w:sz w:val="18"/>
+                <w:szCs w:val="18"/>
+                <w:lang w:eastAsia="en-US"/>
+              </w:rPr>
+              <w:t>Andres Moreno, IDB </w:t>
+            </w:r>
           </w:p>
         </w:tc>
       </w:tr>
@@ -1159,6 +1022,12 @@
         <w:tc>
           <w:tcPr>
             <w:tcW w:w="630" w:type="dxa"/>
+            <w:tcBorders>
+              <w:top w:val="single" w:sz="6" w:space="0" w:color="auto"/>
+              <w:left w:val="single" w:sz="4" w:space="0" w:color="auto"/>
+              <w:bottom w:val="single" w:sz="6" w:space="0" w:color="auto"/>
+              <w:right w:val="single" w:sz="6" w:space="0" w:color="auto"/>
+            </w:tcBorders>
             <w:vAlign w:val="center"/>
             <w:hideMark/>
           </w:tcPr>
@@ -1168,8 +1037,8 @@
               <w:textAlignment w:val="baseline"/>
               <w:rPr>
                 <w:rFonts w:ascii="Segoe UI" w:eastAsia="Times New Roman" w:hAnsi="Segoe UI" w:cs="Segoe UI"/>
-                <w:sz w:val="16"/>
-                <w:szCs w:val="16"/>
+                <w:sz w:val="18"/>
+                <w:szCs w:val="18"/>
                 <w:lang w:eastAsia="en-US"/>
               </w:rPr>
             </w:pPr>
@@ -1177,11 +1046,11 @@
               <w:rPr>
                 <w:rFonts w:ascii="Aptos" w:eastAsia="Times New Roman" w:hAnsi="Aptos" w:cs="Segoe UI"/>
                 <w:color w:val="262626"/>
-                <w:sz w:val="16"/>
-                <w:szCs w:val="16"/>
-                <w:lang w:eastAsia="en-US"/>
-              </w:rPr>
-              <w:t>10:30 </w:t>
+                <w:sz w:val="18"/>
+                <w:szCs w:val="18"/>
+                <w:lang w:eastAsia="en-US"/>
+              </w:rPr>
+              <w:t>10:00 </w:t>
             </w:r>
           </w:p>
         </w:tc>
@@ -1189,6 +1058,12 @@
           <w:tcPr>
             <w:tcW w:w="0" w:type="auto"/>
             <w:vMerge/>
+            <w:tcBorders>
+              <w:top w:val="single" w:sz="6" w:space="0" w:color="747474"/>
+              <w:left w:val="single" w:sz="6" w:space="0" w:color="747474"/>
+              <w:bottom w:val="single" w:sz="6" w:space="0" w:color="747474"/>
+              <w:right w:val="single" w:sz="6" w:space="0" w:color="747474"/>
+            </w:tcBorders>
             <w:vAlign w:val="center"/>
             <w:hideMark/>
           </w:tcPr>
@@ -1197,8 +1072,229 @@
               <w:spacing w:after="0" w:line="240" w:lineRule="auto"/>
               <w:rPr>
                 <w:rFonts w:ascii="Segoe UI" w:eastAsia="Times New Roman" w:hAnsi="Segoe UI" w:cs="Segoe UI"/>
-                <w:sz w:val="16"/>
-                <w:szCs w:val="16"/>
+                <w:sz w:val="18"/>
+                <w:szCs w:val="18"/>
+                <w:lang w:eastAsia="en-US"/>
+              </w:rPr>
+            </w:pPr>
+          </w:p>
+        </w:tc>
+        <w:tc>
+          <w:tcPr>
+            <w:tcW w:w="3045" w:type="dxa"/>
+            <w:vMerge w:val="restart"/>
+            <w:tcBorders>
+              <w:top w:val="nil"/>
+              <w:left w:val="nil"/>
+              <w:bottom w:val="single" w:sz="6" w:space="0" w:color="auto"/>
+              <w:right w:val="single" w:sz="6" w:space="0" w:color="auto"/>
+            </w:tcBorders>
+            <w:shd w:val="clear" w:color="auto" w:fill="FFFFFF"/>
+            <w:hideMark/>
+          </w:tcPr>
+          <w:p>
+            <w:pPr>
+              <w:spacing w:after="0" w:line="240" w:lineRule="auto"/>
+              <w:textAlignment w:val="baseline"/>
+              <w:rPr>
+                <w:rFonts w:ascii="Segoe UI" w:eastAsia="Times New Roman" w:hAnsi="Segoe UI" w:cs="Segoe UI"/>
+                <w:sz w:val="18"/>
+                <w:szCs w:val="18"/>
+                <w:lang w:eastAsia="en-US"/>
+              </w:rPr>
+            </w:pPr>
+            <w:r>
+              <w:rPr>
+                <w:rFonts w:ascii="Aptos" w:eastAsia="Times New Roman" w:hAnsi="Aptos" w:cs="Segoe UI"/>
+                <w:b/>
+                <w:bCs/>
+                <w:color w:val="E97132"/>
+                <w:sz w:val="18"/>
+                <w:szCs w:val="18"/>
+                <w:lang w:eastAsia="en-US"/>
+              </w:rPr>
+              <w:t>LinkedIn</w:t>
+            </w:r>
+            <w:r>
+              <w:rPr>
+                <w:rFonts w:ascii="Aptos" w:eastAsia="Times New Roman" w:hAnsi="Aptos" w:cs="Segoe UI"/>
+                <w:b/>
+                <w:bCs/>
+                <w:color w:val="414042"/>
+                <w:sz w:val="18"/>
+                <w:szCs w:val="18"/>
+                <w:lang w:eastAsia="en-US"/>
+              </w:rPr>
+              <w:t> and </w:t>
+            </w:r>
+            <w:r>
+              <w:rPr>
+                <w:rFonts w:ascii="Aptos" w:eastAsia="Times New Roman" w:hAnsi="Aptos" w:cs="Segoe UI"/>
+                <w:b/>
+                <w:bCs/>
+                <w:color w:val="E97132"/>
+                <w:sz w:val="18"/>
+                <w:szCs w:val="18"/>
+                <w:lang w:eastAsia="en-US"/>
+              </w:rPr>
+              <w:t>GitHub</w:t>
+            </w:r>
+            <w:r>
+              <w:rPr>
+                <w:rFonts w:ascii="Aptos" w:eastAsia="Times New Roman" w:hAnsi="Aptos" w:cs="Segoe UI"/>
+                <w:b/>
+                <w:bCs/>
+                <w:color w:val="414042"/>
+                <w:sz w:val="18"/>
+                <w:szCs w:val="18"/>
+                <w:lang w:eastAsia="en-US"/>
+              </w:rPr>
+              <w:t>: Learn to Use Economic and Innovation Graph Data to Measure Labor Trends </w:t>
+            </w:r>
+            <w:r>
+              <w:rPr>
+                <w:rFonts w:ascii="Aptos" w:eastAsia="Times New Roman" w:hAnsi="Aptos" w:cs="Segoe UI"/>
+                <w:color w:val="414042"/>
+                <w:sz w:val="18"/>
+                <w:szCs w:val="18"/>
+                <w:lang w:eastAsia="en-US"/>
+              </w:rPr>
+              <w:t> </w:t>
+            </w:r>
+          </w:p>
+          <w:p>
+            <w:pPr>
+              <w:spacing w:after="0" w:line="240" w:lineRule="auto"/>
+              <w:textAlignment w:val="baseline"/>
+              <w:rPr>
+                <w:rFonts w:ascii="Segoe UI" w:eastAsia="Times New Roman" w:hAnsi="Segoe UI" w:cs="Segoe UI"/>
+                <w:sz w:val="18"/>
+                <w:szCs w:val="18"/>
+                <w:lang w:eastAsia="en-US"/>
+              </w:rPr>
+            </w:pPr>
+            <w:r>
+              <w:rPr>
+                <w:rFonts w:ascii="Aptos" w:eastAsia="Times New Roman" w:hAnsi="Aptos" w:cs="Segoe UI"/>
+                <w:b/>
+                <w:bCs/>
+                <w:color w:val="414042"/>
+                <w:sz w:val="12"/>
+                <w:szCs w:val="12"/>
+                <w:lang w:eastAsia="en-US"/>
+              </w:rPr>
+              <w:t> </w:t>
+            </w:r>
+            <w:r>
+              <w:rPr>
+                <w:rFonts w:ascii="Aptos" w:eastAsia="Times New Roman" w:hAnsi="Aptos" w:cs="Segoe UI"/>
+                <w:color w:val="414042"/>
+                <w:sz w:val="12"/>
+                <w:szCs w:val="12"/>
+                <w:lang w:eastAsia="en-US"/>
+              </w:rPr>
+              <w:t> </w:t>
+            </w:r>
+          </w:p>
+          <w:p>
+            <w:pPr>
+              <w:spacing w:after="0" w:line="240" w:lineRule="auto"/>
+              <w:textAlignment w:val="baseline"/>
+              <w:rPr>
+                <w:rFonts w:ascii="Aptos" w:eastAsia="Times New Roman" w:hAnsi="Aptos" w:cs="Segoe UI"/>
+                <w:color w:val="3A3A3A" w:themeColor="background2" w:themeShade="40"/>
+                <w:sz w:val="18"/>
+                <w:szCs w:val="18"/>
+                <w:lang w:eastAsia="en-US"/>
+              </w:rPr>
+            </w:pPr>
+            <w:r>
+              <w:rPr>
+                <w:rFonts w:ascii="Aptos" w:eastAsia="Times New Roman" w:hAnsi="Aptos" w:cs="Segoe UI"/>
+                <w:color w:val="3A3A3A" w:themeColor="background2" w:themeShade="40"/>
+                <w:sz w:val="18"/>
+                <w:szCs w:val="18"/>
+                <w:lang w:eastAsia="en-US"/>
+              </w:rPr>
+              <w:t>Rosie Hood, LinkedIn </w:t>
+            </w:r>
+          </w:p>
+          <w:p>
+            <w:pPr>
+              <w:spacing w:after="0" w:line="240" w:lineRule="auto"/>
+              <w:textAlignment w:val="baseline"/>
+              <w:rPr>
+                <w:rFonts w:ascii="Aptos" w:eastAsia="Times New Roman" w:hAnsi="Aptos" w:cs="Segoe UI"/>
+                <w:color w:val="3A3A3A" w:themeColor="background2" w:themeShade="40"/>
+                <w:sz w:val="18"/>
+                <w:szCs w:val="18"/>
+                <w:lang w:eastAsia="en-US"/>
+              </w:rPr>
+            </w:pPr>
+            <w:r>
+              <w:rPr>
+                <w:rFonts w:ascii="Aptos" w:eastAsia="Times New Roman" w:hAnsi="Aptos" w:cs="Segoe UI"/>
+                <w:color w:val="3A3A3A" w:themeColor="background2" w:themeShade="40"/>
+                <w:sz w:val="18"/>
+                <w:szCs w:val="18"/>
+                <w:lang w:eastAsia="en-US"/>
+              </w:rPr>
+              <w:t>Cynthia Lo, GitHub </w:t>
+            </w:r>
+          </w:p>
+          <w:p>
+            <w:pPr>
+              <w:spacing w:after="0" w:line="240" w:lineRule="auto"/>
+              <w:textAlignment w:val="baseline"/>
+              <w:rPr>
+                <w:rFonts w:ascii="Aptos" w:eastAsia="Times New Roman" w:hAnsi="Aptos" w:cs="Segoe UI"/>
+                <w:color w:val="3A3A3A" w:themeColor="background2" w:themeShade="40"/>
+                <w:sz w:val="18"/>
+                <w:szCs w:val="18"/>
+                <w:lang w:eastAsia="en-US"/>
+              </w:rPr>
+            </w:pPr>
+            <w:r>
+              <w:rPr>
+                <w:rFonts w:ascii="Aptos" w:eastAsia="Times New Roman" w:hAnsi="Aptos" w:cs="Segoe UI"/>
+                <w:sz w:val="18"/>
+                <w:szCs w:val="18"/>
+                <w:lang w:eastAsia="en-US"/>
+              </w:rPr>
+              <w:t>Mattia Chiapello, IDB Invest</w:t>
+            </w:r>
+          </w:p>
+          <w:p>
+            <w:pPr>
+              <w:spacing w:after="0" w:line="240" w:lineRule="auto"/>
+              <w:textAlignment w:val="baseline"/>
+              <w:rPr>
+                <w:rFonts w:ascii="Aptos" w:eastAsia="Times New Roman" w:hAnsi="Aptos" w:cs="Segoe UI"/>
+                <w:color w:val="3A3A3A" w:themeColor="background2" w:themeShade="40"/>
+                <w:sz w:val="18"/>
+                <w:szCs w:val="18"/>
+                <w:lang w:eastAsia="en-US"/>
+              </w:rPr>
+            </w:pPr>
+            <w:r>
+              <w:rPr>
+                <w:rFonts w:ascii="Aptos" w:eastAsia="Times New Roman" w:hAnsi="Aptos" w:cs="Segoe UI"/>
+                <w:color w:val="3A3A3A" w:themeColor="background2" w:themeShade="40"/>
+                <w:sz w:val="18"/>
+                <w:szCs w:val="18"/>
+                <w:lang w:eastAsia="en-US"/>
+              </w:rPr>
+              <w:t>Sahiti Sarva, World Bank Group </w:t>
+            </w:r>
+          </w:p>
+          <w:p>
+            <w:pPr>
+              <w:spacing w:after="0" w:line="240" w:lineRule="auto"/>
+              <w:textAlignment w:val="baseline"/>
+              <w:rPr>
+                <w:rFonts w:ascii="Segoe UI" w:eastAsia="Times New Roman" w:hAnsi="Segoe UI" w:cs="Segoe UI"/>
+                <w:sz w:val="18"/>
+                <w:szCs w:val="18"/>
                 <w:lang w:eastAsia="en-US"/>
               </w:rPr>
             </w:pPr>
@@ -1208,6 +1304,12 @@
           <w:tcPr>
             <w:tcW w:w="0" w:type="auto"/>
             <w:vMerge/>
+            <w:tcBorders>
+              <w:top w:val="single" w:sz="6" w:space="0" w:color="auto"/>
+              <w:left w:val="nil"/>
+              <w:bottom w:val="single" w:sz="6" w:space="0" w:color="auto"/>
+              <w:right w:val="single" w:sz="4" w:space="0" w:color="auto"/>
+            </w:tcBorders>
             <w:vAlign w:val="center"/>
             <w:hideMark/>
           </w:tcPr>
@@ -1216,243 +1318,8 @@
               <w:spacing w:after="0" w:line="240" w:lineRule="auto"/>
               <w:rPr>
                 <w:rFonts w:ascii="Segoe UI" w:eastAsia="Times New Roman" w:hAnsi="Segoe UI" w:cs="Segoe UI"/>
-                <w:sz w:val="16"/>
-                <w:szCs w:val="16"/>
-                <w:lang w:eastAsia="en-US"/>
-              </w:rPr>
-            </w:pPr>
-          </w:p>
-        </w:tc>
-        <w:tc>
-          <w:tcPr>
-            <w:tcW w:w="0" w:type="auto"/>
-            <w:vMerge/>
-            <w:vAlign w:val="center"/>
-            <w:hideMark/>
-          </w:tcPr>
-          <w:p>
-            <w:pPr>
-              <w:spacing w:after="0" w:line="240" w:lineRule="auto"/>
-              <w:rPr>
-                <w:rFonts w:ascii="Segoe UI" w:eastAsia="Times New Roman" w:hAnsi="Segoe UI" w:cs="Segoe UI"/>
-                <w:sz w:val="16"/>
-                <w:szCs w:val="16"/>
-                <w:lang w:eastAsia="en-US"/>
-              </w:rPr>
-            </w:pPr>
-          </w:p>
-        </w:tc>
-      </w:tr>
-      <w:tr>
-        <w:trPr>
-          <w:trHeight w:val="630"/>
-        </w:trPr>
-        <w:tc>
-          <w:tcPr>
-            <w:tcW w:w="630" w:type="dxa"/>
-            <w:vAlign w:val="center"/>
-            <w:hideMark/>
-          </w:tcPr>
-          <w:p>
-            <w:pPr>
-              <w:spacing w:after="0" w:line="240" w:lineRule="auto"/>
-              <w:textAlignment w:val="baseline"/>
-              <w:rPr>
-                <w:rFonts w:ascii="Segoe UI" w:eastAsia="Times New Roman" w:hAnsi="Segoe UI" w:cs="Segoe UI"/>
-                <w:sz w:val="16"/>
-                <w:szCs w:val="16"/>
-                <w:lang w:eastAsia="en-US"/>
-              </w:rPr>
-            </w:pPr>
-            <w:r>
-              <w:rPr>
-                <w:rFonts w:ascii="Aptos" w:eastAsia="Times New Roman" w:hAnsi="Aptos" w:cs="Segoe UI"/>
-                <w:color w:val="262626"/>
-                <w:sz w:val="16"/>
-                <w:szCs w:val="16"/>
-                <w:lang w:eastAsia="en-US"/>
-              </w:rPr>
-              <w:t>11:00 </w:t>
-            </w:r>
-          </w:p>
-        </w:tc>
-        <w:tc>
-          <w:tcPr>
-            <w:tcW w:w="3015" w:type="dxa"/>
-            <w:vMerge w:val="restart"/>
-            <w:shd w:val="clear" w:color="auto" w:fill="FFFFFF"/>
-            <w:hideMark/>
-          </w:tcPr>
-          <w:p>
-            <w:pPr>
-              <w:spacing w:after="0" w:line="240" w:lineRule="auto"/>
-              <w:textAlignment w:val="baseline"/>
-              <w:rPr>
-                <w:rFonts w:ascii="Segoe UI" w:eastAsia="Times New Roman" w:hAnsi="Segoe UI" w:cs="Segoe UI"/>
-                <w:sz w:val="16"/>
-                <w:szCs w:val="16"/>
-                <w:lang w:eastAsia="en-US"/>
-              </w:rPr>
-            </w:pPr>
-            <w:r>
-              <w:rPr>
-                <w:rFonts w:ascii="Aptos" w:eastAsia="Times New Roman" w:hAnsi="Aptos" w:cs="Segoe UI"/>
-                <w:b/>
-                <w:bCs/>
-                <w:color w:val="E97132"/>
-                <w:sz w:val="16"/>
-                <w:szCs w:val="16"/>
-                <w:lang w:eastAsia="en-US"/>
-              </w:rPr>
-              <w:t>Waze</w:t>
-            </w:r>
-            <w:r>
-              <w:rPr>
-                <w:rFonts w:ascii="Aptos" w:eastAsia="Times New Roman" w:hAnsi="Aptos" w:cs="Segoe UI"/>
-                <w:b/>
-                <w:bCs/>
-                <w:color w:val="414042"/>
-                <w:sz w:val="16"/>
-                <w:szCs w:val="16"/>
-                <w:lang w:eastAsia="en-US"/>
-              </w:rPr>
-              <w:t>: Build Map of Traffic Jams and Road Incidents using Code Packages</w:t>
-            </w:r>
-            <w:r>
-              <w:rPr>
-                <w:rFonts w:ascii="Aptos" w:eastAsia="Times New Roman" w:hAnsi="Aptos" w:cs="Segoe UI"/>
-                <w:color w:val="414042"/>
-                <w:sz w:val="16"/>
-                <w:szCs w:val="16"/>
-                <w:lang w:eastAsia="en-US"/>
-              </w:rPr>
-              <w:t> </w:t>
-            </w:r>
-          </w:p>
-          <w:p>
-            <w:pPr>
-              <w:spacing w:after="0" w:line="240" w:lineRule="auto"/>
-              <w:textAlignment w:val="baseline"/>
-              <w:rPr>
-                <w:rFonts w:ascii="Segoe UI" w:eastAsia="Times New Roman" w:hAnsi="Segoe UI" w:cs="Segoe UI"/>
-                <w:sz w:val="16"/>
-                <w:szCs w:val="16"/>
-                <w:lang w:eastAsia="en-US"/>
-              </w:rPr>
-            </w:pPr>
-            <w:r>
-              <w:rPr>
-                <w:rFonts w:ascii="Aptos" w:eastAsia="Times New Roman" w:hAnsi="Aptos" w:cs="Segoe UI"/>
-                <w:color w:val="8C8A8B"/>
-                <w:sz w:val="16"/>
-                <w:szCs w:val="16"/>
-                <w:lang w:eastAsia="en-US"/>
-              </w:rPr>
-              <w:t>  </w:t>
-            </w:r>
-          </w:p>
-          <w:p>
-            <w:pPr>
-              <w:spacing w:after="0" w:line="240" w:lineRule="auto"/>
-              <w:textAlignment w:val="baseline"/>
-              <w:rPr>
-                <w:rFonts w:ascii="Segoe UI" w:eastAsia="Times New Roman" w:hAnsi="Segoe UI" w:cs="Segoe UI"/>
-                <w:sz w:val="16"/>
-                <w:szCs w:val="16"/>
-                <w:lang w:eastAsia="en-US"/>
-              </w:rPr>
-            </w:pPr>
-            <w:r>
-              <w:rPr>
-                <w:rFonts w:ascii="Aptos" w:eastAsia="Times New Roman" w:hAnsi="Aptos" w:cs="Segoe UI"/>
-                <w:color w:val="404040"/>
-                <w:sz w:val="16"/>
-                <w:szCs w:val="16"/>
-                <w:lang w:eastAsia="en-US"/>
-              </w:rPr>
-              <w:t>Maria Sol Tadeo, World Bank  </w:t>
-            </w:r>
-          </w:p>
-          <w:p>
-            <w:pPr>
-              <w:spacing w:after="0" w:line="240" w:lineRule="auto"/>
-              <w:textAlignment w:val="baseline"/>
-              <w:rPr>
-                <w:rFonts w:ascii="Segoe UI" w:eastAsia="Times New Roman" w:hAnsi="Segoe UI" w:cs="Segoe UI"/>
-                <w:sz w:val="16"/>
-                <w:szCs w:val="16"/>
-                <w:lang w:eastAsia="en-US"/>
-              </w:rPr>
-            </w:pPr>
-            <w:r>
-              <w:rPr>
-                <w:rFonts w:ascii="Aptos" w:eastAsia="Times New Roman" w:hAnsi="Aptos" w:cs="Segoe UI"/>
-                <w:color w:val="404040"/>
-                <w:sz w:val="16"/>
-                <w:szCs w:val="16"/>
-                <w:lang w:eastAsia="en-US"/>
-              </w:rPr>
-              <w:t>Rob Marty, World Bank  </w:t>
-            </w:r>
-          </w:p>
-          <w:p>
-            <w:pPr>
-              <w:spacing w:after="0" w:line="240" w:lineRule="auto"/>
-              <w:textAlignment w:val="baseline"/>
-              <w:rPr>
-                <w:rFonts w:ascii="Segoe UI" w:eastAsia="Times New Roman" w:hAnsi="Segoe UI" w:cs="Segoe UI"/>
-                <w:sz w:val="16"/>
-                <w:szCs w:val="16"/>
-                <w:lang w:eastAsia="en-US"/>
-              </w:rPr>
-            </w:pPr>
-            <w:r>
-              <w:rPr>
-                <w:rFonts w:ascii="Aptos" w:eastAsia="Times New Roman" w:hAnsi="Aptos" w:cs="Segoe UI"/>
-                <w:color w:val="8C8A8B"/>
-                <w:sz w:val="16"/>
-                <w:szCs w:val="16"/>
-                <w:lang w:eastAsia="en-US"/>
-              </w:rPr>
-              <w:t>  </w:t>
-            </w:r>
-          </w:p>
-        </w:tc>
-        <w:tc>
-          <w:tcPr>
-            <w:tcW w:w="0" w:type="auto"/>
-            <w:vMerge/>
-            <w:vAlign w:val="center"/>
-            <w:hideMark/>
-          </w:tcPr>
-          <w:p>
-            <w:pPr>
-              <w:spacing w:after="0" w:line="240" w:lineRule="auto"/>
-              <w:rPr>
-                <w:rFonts w:ascii="Segoe UI" w:eastAsia="Times New Roman" w:hAnsi="Segoe UI" w:cs="Segoe UI"/>
-                <w:sz w:val="16"/>
-                <w:szCs w:val="16"/>
-                <w:lang w:eastAsia="en-US"/>
-              </w:rPr>
-            </w:pPr>
-          </w:p>
-        </w:tc>
-        <w:tc>
-          <w:tcPr>
-            <w:tcW w:w="2370" w:type="dxa"/>
-            <w:vMerge w:val="restart"/>
-            <w:shd w:val="clear" w:color="auto" w:fill="FFFFFF"/>
-            <w:vAlign w:val="center"/>
-            <w:hideMark/>
-          </w:tcPr>
-          <w:p>
-            <w:pPr>
-              <w:spacing w:after="0" w:line="240" w:lineRule="auto"/>
-              <w:textAlignment w:val="baseline"/>
-              <w:rPr>
-                <w:rFonts w:ascii="Segoe UI" w:eastAsia="Times New Roman" w:hAnsi="Segoe UI" w:cs="Segoe UI"/>
-                <w:sz w:val="16"/>
-                <w:szCs w:val="16"/>
+                <w:sz w:val="18"/>
+                <w:szCs w:val="18"/>
                 <w:lang w:eastAsia="en-US"/>
               </w:rPr>
             </w:pPr>
@@ -1466,6 +1333,12 @@
         <w:tc>
           <w:tcPr>
             <w:tcW w:w="630" w:type="dxa"/>
+            <w:tcBorders>
+              <w:top w:val="single" w:sz="6" w:space="0" w:color="auto"/>
+              <w:left w:val="single" w:sz="4" w:space="0" w:color="auto"/>
+              <w:bottom w:val="single" w:sz="6" w:space="0" w:color="auto"/>
+              <w:right w:val="single" w:sz="6" w:space="0" w:color="auto"/>
+            </w:tcBorders>
             <w:vAlign w:val="center"/>
             <w:hideMark/>
           </w:tcPr>
@@ -1475,8 +1348,8 @@
               <w:textAlignment w:val="baseline"/>
               <w:rPr>
                 <w:rFonts w:ascii="Segoe UI" w:eastAsia="Times New Roman" w:hAnsi="Segoe UI" w:cs="Segoe UI"/>
-                <w:sz w:val="16"/>
-                <w:szCs w:val="16"/>
+                <w:sz w:val="18"/>
+                <w:szCs w:val="18"/>
                 <w:lang w:eastAsia="en-US"/>
               </w:rPr>
             </w:pPr>
@@ -1484,11 +1357,11 @@
               <w:rPr>
                 <w:rFonts w:ascii="Aptos" w:eastAsia="Times New Roman" w:hAnsi="Aptos" w:cs="Segoe UI"/>
                 <w:color w:val="262626"/>
-                <w:sz w:val="16"/>
-                <w:szCs w:val="16"/>
-                <w:lang w:eastAsia="en-US"/>
-              </w:rPr>
-              <w:t>11:30 </w:t>
+                <w:sz w:val="18"/>
+                <w:szCs w:val="18"/>
+                <w:lang w:eastAsia="en-US"/>
+              </w:rPr>
+              <w:t>10:30 </w:t>
             </w:r>
           </w:p>
         </w:tc>
@@ -1496,6 +1369,12 @@
           <w:tcPr>
             <w:tcW w:w="0" w:type="auto"/>
             <w:vMerge/>
+            <w:tcBorders>
+              <w:top w:val="single" w:sz="6" w:space="0" w:color="747474"/>
+              <w:left w:val="single" w:sz="6" w:space="0" w:color="747474"/>
+              <w:bottom w:val="single" w:sz="6" w:space="0" w:color="747474"/>
+              <w:right w:val="single" w:sz="6" w:space="0" w:color="747474"/>
+            </w:tcBorders>
             <w:vAlign w:val="center"/>
             <w:hideMark/>
           </w:tcPr>
@@ -1504,188 +1383,23 @@
               <w:spacing w:after="0" w:line="240" w:lineRule="auto"/>
               <w:rPr>
                 <w:rFonts w:ascii="Segoe UI" w:eastAsia="Times New Roman" w:hAnsi="Segoe UI" w:cs="Segoe UI"/>
-                <w:sz w:val="16"/>
-                <w:szCs w:val="16"/>
-                <w:lang w:eastAsia="en-US"/>
-              </w:rPr>
-            </w:pPr>
-          </w:p>
-        </w:tc>
-        <w:tc>
-          <w:tcPr>
-            <w:tcW w:w="3045" w:type="dxa"/>
-            <w:vMerge w:val="restart"/>
-            <w:shd w:val="clear" w:color="auto" w:fill="FFFFFF"/>
-            <w:vAlign w:val="center"/>
-            <w:hideMark/>
-          </w:tcPr>
-          <w:p>
-            <w:pPr>
-              <w:spacing w:after="0" w:line="240" w:lineRule="auto"/>
-              <w:textAlignment w:val="baseline"/>
-              <w:rPr>
-                <w:rFonts w:ascii="Segoe UI" w:eastAsia="Times New Roman" w:hAnsi="Segoe UI" w:cs="Segoe UI"/>
-                <w:sz w:val="16"/>
-                <w:szCs w:val="16"/>
-                <w:lang w:eastAsia="en-US"/>
-              </w:rPr>
-            </w:pPr>
-            <w:proofErr w:type="spellStart"/>
-            <w:r>
-              <w:rPr>
-                <w:rFonts w:ascii="Aptos" w:eastAsia="Times New Roman" w:hAnsi="Aptos" w:cs="Segoe UI"/>
-                <w:b/>
-                <w:bCs/>
-                <w:color w:val="E97132"/>
-                <w:sz w:val="16"/>
-                <w:szCs w:val="16"/>
-                <w:lang w:eastAsia="en-US"/>
-              </w:rPr>
-              <w:t>Ookla</w:t>
-            </w:r>
-            <w:proofErr w:type="spellEnd"/>
-            <w:r>
-              <w:rPr>
-                <w:rFonts w:ascii="Aptos" w:eastAsia="Times New Roman" w:hAnsi="Aptos" w:cs="Segoe UI"/>
-                <w:b/>
-                <w:bCs/>
-                <w:color w:val="414042"/>
-                <w:sz w:val="16"/>
-                <w:szCs w:val="16"/>
-                <w:lang w:eastAsia="en-US"/>
-              </w:rPr>
-              <w:t>: Map the World’s Internet Connectivity</w:t>
-            </w:r>
-            <w:r>
-              <w:rPr>
-                <w:rFonts w:ascii="Aptos" w:eastAsia="Times New Roman" w:hAnsi="Aptos" w:cs="Segoe UI"/>
-                <w:color w:val="414042"/>
-                <w:sz w:val="16"/>
-                <w:szCs w:val="16"/>
-                <w:lang w:eastAsia="en-US"/>
-              </w:rPr>
-              <w:t> </w:t>
-            </w:r>
-          </w:p>
-          <w:p>
-            <w:pPr>
-              <w:spacing w:after="0" w:line="240" w:lineRule="auto"/>
-              <w:textAlignment w:val="baseline"/>
-              <w:rPr>
-                <w:rFonts w:ascii="Segoe UI" w:eastAsia="Times New Roman" w:hAnsi="Segoe UI" w:cs="Segoe UI"/>
-                <w:sz w:val="16"/>
-                <w:szCs w:val="16"/>
-                <w:lang w:eastAsia="en-US"/>
-              </w:rPr>
-            </w:pPr>
-            <w:r>
-              <w:rPr>
-                <w:rFonts w:ascii="Aptos" w:eastAsia="Times New Roman" w:hAnsi="Aptos" w:cs="Segoe UI"/>
-                <w:b/>
-                <w:bCs/>
-                <w:color w:val="414042"/>
-                <w:sz w:val="16"/>
-                <w:szCs w:val="16"/>
-                <w:lang w:eastAsia="en-US"/>
-              </w:rPr>
-              <w:t> </w:t>
-            </w:r>
-            <w:r>
-              <w:rPr>
-                <w:rFonts w:ascii="Aptos" w:eastAsia="Times New Roman" w:hAnsi="Aptos" w:cs="Segoe UI"/>
-                <w:color w:val="414042"/>
-                <w:sz w:val="16"/>
-                <w:szCs w:val="16"/>
-                <w:lang w:eastAsia="en-US"/>
-              </w:rPr>
-              <w:t> </w:t>
-            </w:r>
-          </w:p>
-          <w:p>
-            <w:pPr>
-              <w:spacing w:after="0" w:line="240" w:lineRule="auto"/>
-              <w:textAlignment w:val="baseline"/>
-              <w:rPr>
-                <w:rFonts w:ascii="Segoe UI" w:eastAsia="Times New Roman" w:hAnsi="Segoe UI" w:cs="Segoe UI"/>
-                <w:color w:val="404040" w:themeColor="text1" w:themeTint="BF"/>
-                <w:sz w:val="16"/>
-                <w:szCs w:val="16"/>
-                <w:lang w:eastAsia="en-US"/>
-              </w:rPr>
-            </w:pPr>
-            <w:r>
-              <w:rPr>
-                <w:rFonts w:ascii="Aptos" w:eastAsia="Times New Roman" w:hAnsi="Aptos" w:cs="Segoe UI"/>
-                <w:color w:val="404040" w:themeColor="text1" w:themeTint="BF"/>
-                <w:sz w:val="16"/>
-                <w:szCs w:val="16"/>
-                <w:lang w:eastAsia="en-US"/>
-              </w:rPr>
-              <w:t>Niccolo Comini, World Bank </w:t>
-            </w:r>
-          </w:p>
-          <w:p>
-            <w:pPr>
-              <w:spacing w:after="0" w:line="240" w:lineRule="auto"/>
-              <w:textAlignment w:val="baseline"/>
-              <w:rPr>
-                <w:rFonts w:ascii="Segoe UI" w:eastAsia="Times New Roman" w:hAnsi="Segoe UI" w:cs="Segoe UI"/>
-                <w:color w:val="404040" w:themeColor="text1" w:themeTint="BF"/>
-                <w:sz w:val="16"/>
-                <w:szCs w:val="16"/>
-                <w:lang w:eastAsia="en-US"/>
-              </w:rPr>
-            </w:pPr>
-            <w:r>
-              <w:rPr>
-                <w:rFonts w:ascii="Aptos" w:eastAsia="Times New Roman" w:hAnsi="Aptos" w:cs="Segoe UI"/>
-                <w:color w:val="404040" w:themeColor="text1" w:themeTint="BF"/>
-                <w:sz w:val="16"/>
-                <w:szCs w:val="16"/>
-                <w:lang w:eastAsia="en-US"/>
-              </w:rPr>
-              <w:t>Mykhailo Koltsov, World Bank  </w:t>
-            </w:r>
-          </w:p>
-          <w:p>
-            <w:pPr>
-              <w:spacing w:after="0" w:line="240" w:lineRule="auto"/>
-              <w:textAlignment w:val="baseline"/>
-              <w:rPr>
-                <w:rFonts w:ascii="Segoe UI" w:eastAsia="Times New Roman" w:hAnsi="Segoe UI" w:cs="Segoe UI"/>
-                <w:sz w:val="16"/>
-                <w:szCs w:val="16"/>
-                <w:lang w:eastAsia="en-US"/>
-              </w:rPr>
-            </w:pPr>
-            <w:r>
-              <w:rPr>
-                <w:rFonts w:ascii="Aptos" w:eastAsia="Times New Roman" w:hAnsi="Aptos" w:cs="Segoe UI"/>
-                <w:color w:val="404040" w:themeColor="text1" w:themeTint="BF"/>
-                <w:sz w:val="16"/>
-                <w:szCs w:val="16"/>
-                <w:lang w:eastAsia="en-US"/>
-              </w:rPr>
-              <w:t xml:space="preserve">James Carroll, </w:t>
-            </w:r>
-            <w:proofErr w:type="spellStart"/>
-            <w:r>
-              <w:rPr>
-                <w:rFonts w:ascii="Aptos" w:eastAsia="Times New Roman" w:hAnsi="Aptos" w:cs="Segoe UI"/>
-                <w:color w:val="404040" w:themeColor="text1" w:themeTint="BF"/>
-                <w:sz w:val="16"/>
-                <w:szCs w:val="16"/>
-                <w:lang w:eastAsia="en-US"/>
-              </w:rPr>
-              <w:t>Ookla</w:t>
-            </w:r>
-            <w:proofErr w:type="spellEnd"/>
+                <w:sz w:val="18"/>
+                <w:szCs w:val="18"/>
+                <w:lang w:eastAsia="en-US"/>
+              </w:rPr>
+            </w:pPr>
           </w:p>
         </w:tc>
         <w:tc>
           <w:tcPr>
             <w:tcW w:w="0" w:type="auto"/>
             <w:vMerge/>
+            <w:tcBorders>
+              <w:top w:val="nil"/>
+              <w:left w:val="nil"/>
+              <w:bottom w:val="single" w:sz="6" w:space="0" w:color="auto"/>
+              <w:right w:val="single" w:sz="6" w:space="0" w:color="auto"/>
+            </w:tcBorders>
             <w:vAlign w:val="center"/>
             <w:hideMark/>
           </w:tcPr>
@@ -1694,8 +1408,33 @@
               <w:spacing w:after="0" w:line="240" w:lineRule="auto"/>
               <w:rPr>
                 <w:rFonts w:ascii="Segoe UI" w:eastAsia="Times New Roman" w:hAnsi="Segoe UI" w:cs="Segoe UI"/>
-                <w:sz w:val="16"/>
-                <w:szCs w:val="16"/>
+                <w:sz w:val="18"/>
+                <w:szCs w:val="18"/>
+                <w:lang w:eastAsia="en-US"/>
+              </w:rPr>
+            </w:pPr>
+          </w:p>
+        </w:tc>
+        <w:tc>
+          <w:tcPr>
+            <w:tcW w:w="0" w:type="auto"/>
+            <w:vMerge/>
+            <w:tcBorders>
+              <w:top w:val="single" w:sz="6" w:space="0" w:color="auto"/>
+              <w:left w:val="nil"/>
+              <w:bottom w:val="single" w:sz="6" w:space="0" w:color="auto"/>
+              <w:right w:val="single" w:sz="4" w:space="0" w:color="auto"/>
+            </w:tcBorders>
+            <w:vAlign w:val="center"/>
+            <w:hideMark/>
+          </w:tcPr>
+          <w:p>
+            <w:pPr>
+              <w:spacing w:after="0" w:line="240" w:lineRule="auto"/>
+              <w:rPr>
+                <w:rFonts w:ascii="Segoe UI" w:eastAsia="Times New Roman" w:hAnsi="Segoe UI" w:cs="Segoe UI"/>
+                <w:sz w:val="18"/>
+                <w:szCs w:val="18"/>
                 <w:lang w:eastAsia="en-US"/>
               </w:rPr>
             </w:pPr>
@@ -1704,11 +1443,17 @@
       </w:tr>
       <w:tr>
         <w:trPr>
-          <w:trHeight w:val="557"/>
+          <w:trHeight w:val="786"/>
         </w:trPr>
         <w:tc>
           <w:tcPr>
             <w:tcW w:w="630" w:type="dxa"/>
+            <w:tcBorders>
+              <w:top w:val="single" w:sz="6" w:space="0" w:color="auto"/>
+              <w:left w:val="single" w:sz="4" w:space="0" w:color="auto"/>
+              <w:bottom w:val="single" w:sz="6" w:space="0" w:color="auto"/>
+              <w:right w:val="single" w:sz="6" w:space="0" w:color="auto"/>
+            </w:tcBorders>
             <w:vAlign w:val="center"/>
             <w:hideMark/>
           </w:tcPr>
@@ -1718,8 +1463,8 @@
               <w:textAlignment w:val="baseline"/>
               <w:rPr>
                 <w:rFonts w:ascii="Segoe UI" w:eastAsia="Times New Roman" w:hAnsi="Segoe UI" w:cs="Segoe UI"/>
-                <w:sz w:val="16"/>
-                <w:szCs w:val="16"/>
+                <w:sz w:val="18"/>
+                <w:szCs w:val="18"/>
                 <w:lang w:eastAsia="en-US"/>
               </w:rPr>
             </w:pPr>
@@ -1727,11 +1472,11 @@
               <w:rPr>
                 <w:rFonts w:ascii="Aptos" w:eastAsia="Times New Roman" w:hAnsi="Aptos" w:cs="Segoe UI"/>
                 <w:color w:val="262626"/>
-                <w:sz w:val="16"/>
-                <w:szCs w:val="16"/>
-                <w:lang w:eastAsia="en-US"/>
-              </w:rPr>
-              <w:t>12:00 </w:t>
+                <w:sz w:val="18"/>
+                <w:szCs w:val="18"/>
+                <w:lang w:eastAsia="en-US"/>
+              </w:rPr>
+              <w:t>11:00 </w:t>
             </w:r>
           </w:p>
         </w:tc>
@@ -1739,7 +1484,13 @@
           <w:tcPr>
             <w:tcW w:w="3015" w:type="dxa"/>
             <w:vMerge w:val="restart"/>
-            <w:vAlign w:val="center"/>
+            <w:tcBorders>
+              <w:top w:val="nil"/>
+              <w:left w:val="single" w:sz="6" w:space="0" w:color="auto"/>
+              <w:bottom w:val="single" w:sz="6" w:space="0" w:color="auto"/>
+              <w:right w:val="single" w:sz="6" w:space="0" w:color="auto"/>
+            </w:tcBorders>
+            <w:shd w:val="clear" w:color="auto" w:fill="FFFFFF"/>
             <w:hideMark/>
           </w:tcPr>
           <w:p>
@@ -1748,32 +1499,154 @@
               <w:textAlignment w:val="baseline"/>
               <w:rPr>
                 <w:rFonts w:ascii="Segoe UI" w:eastAsia="Times New Roman" w:hAnsi="Segoe UI" w:cs="Segoe UI"/>
-                <w:sz w:val="16"/>
-                <w:szCs w:val="16"/>
-                <w:lang w:eastAsia="en-US"/>
-              </w:rPr>
-            </w:pPr>
-            <w:r>
-              <w:rPr>
-                <w:rFonts w:ascii="Aptos" w:eastAsia="Times New Roman" w:hAnsi="Aptos" w:cs="Segoe UI"/>
-                <w:i/>
-                <w:iCs/>
+                <w:sz w:val="18"/>
+                <w:szCs w:val="18"/>
+                <w:lang w:eastAsia="en-US"/>
+              </w:rPr>
+            </w:pPr>
+            <w:r>
+              <w:rPr>
+                <w:rFonts w:ascii="Aptos" w:eastAsia="Times New Roman" w:hAnsi="Aptos" w:cs="Segoe UI"/>
+                <w:b/>
+                <w:bCs/>
+                <w:color w:val="E97132"/>
+                <w:sz w:val="18"/>
+                <w:szCs w:val="18"/>
+                <w:lang w:eastAsia="en-US"/>
+              </w:rPr>
+              <w:t>Waze</w:t>
+            </w:r>
+            <w:r>
+              <w:rPr>
+                <w:rFonts w:ascii="Aptos" w:eastAsia="Times New Roman" w:hAnsi="Aptos" w:cs="Segoe UI"/>
+                <w:b/>
+                <w:bCs/>
+                <w:color w:val="414042"/>
+                <w:sz w:val="18"/>
+                <w:szCs w:val="18"/>
+                <w:lang w:eastAsia="en-US"/>
+              </w:rPr>
+              <w:t>: Build Map of Traffic Jams and Road Incidents using Code Packages</w:t>
+            </w:r>
+            <w:r>
+              <w:rPr>
+                <w:rFonts w:ascii="Aptos" w:eastAsia="Times New Roman" w:hAnsi="Aptos" w:cs="Segoe UI"/>
+                <w:color w:val="414042"/>
+                <w:sz w:val="18"/>
+                <w:szCs w:val="18"/>
+                <w:lang w:eastAsia="en-US"/>
+              </w:rPr>
+              <w:t> </w:t>
+            </w:r>
+          </w:p>
+          <w:p>
+            <w:pPr>
+              <w:spacing w:after="0" w:line="240" w:lineRule="auto"/>
+              <w:textAlignment w:val="baseline"/>
+              <w:rPr>
+                <w:rFonts w:ascii="Segoe UI" w:eastAsia="Times New Roman" w:hAnsi="Segoe UI" w:cs="Segoe UI"/>
+                <w:sz w:val="18"/>
+                <w:szCs w:val="18"/>
+                <w:lang w:eastAsia="en-US"/>
+              </w:rPr>
+            </w:pPr>
+            <w:r>
+              <w:rPr>
+                <w:rFonts w:ascii="Aptos" w:eastAsia="Times New Roman" w:hAnsi="Aptos" w:cs="Segoe UI"/>
+                <w:color w:val="8C8A8B"/>
+                <w:sz w:val="12"/>
+                <w:szCs w:val="12"/>
+                <w:lang w:eastAsia="en-US"/>
+              </w:rPr>
+              <w:t>  </w:t>
+            </w:r>
+          </w:p>
+          <w:p>
+            <w:pPr>
+              <w:spacing w:after="0" w:line="240" w:lineRule="auto"/>
+              <w:textAlignment w:val="baseline"/>
+              <w:rPr>
+                <w:rFonts w:ascii="Segoe UI" w:eastAsia="Times New Roman" w:hAnsi="Segoe UI" w:cs="Segoe UI"/>
+                <w:sz w:val="18"/>
+                <w:szCs w:val="18"/>
+                <w:lang w:eastAsia="en-US"/>
+              </w:rPr>
+            </w:pPr>
+            <w:r>
+              <w:rPr>
+                <w:rFonts w:ascii="Aptos" w:eastAsia="Times New Roman" w:hAnsi="Aptos" w:cs="Segoe UI"/>
+                <w:color w:val="404040"/>
+                <w:sz w:val="18"/>
+                <w:szCs w:val="18"/>
+                <w:lang w:eastAsia="en-US"/>
+              </w:rPr>
+              <w:t>tbc, Waze </w:t>
+            </w:r>
+          </w:p>
+          <w:p>
+            <w:pPr>
+              <w:spacing w:after="0" w:line="240" w:lineRule="auto"/>
+              <w:textAlignment w:val="baseline"/>
+              <w:rPr>
+                <w:rFonts w:ascii="Segoe UI" w:eastAsia="Times New Roman" w:hAnsi="Segoe UI" w:cs="Segoe UI"/>
+                <w:sz w:val="18"/>
+                <w:szCs w:val="18"/>
+                <w:lang w:eastAsia="en-US"/>
+              </w:rPr>
+            </w:pPr>
+            <w:r>
+              <w:rPr>
+                <w:rFonts w:ascii="Aptos" w:eastAsia="Times New Roman" w:hAnsi="Aptos" w:cs="Segoe UI"/>
+                <w:color w:val="404040"/>
+                <w:sz w:val="18"/>
+                <w:szCs w:val="18"/>
+                <w:lang w:eastAsia="en-US"/>
+              </w:rPr>
+              <w:t>Maria Sol Tadeo, World Bank  </w:t>
+            </w:r>
+          </w:p>
+          <w:p>
+            <w:pPr>
+              <w:spacing w:after="0" w:line="240" w:lineRule="auto"/>
+              <w:textAlignment w:val="baseline"/>
+              <w:rPr>
+                <w:rFonts w:ascii="Segoe UI" w:eastAsia="Times New Roman" w:hAnsi="Segoe UI" w:cs="Segoe UI"/>
+                <w:sz w:val="18"/>
+                <w:szCs w:val="18"/>
+                <w:lang w:eastAsia="en-US"/>
+              </w:rPr>
+            </w:pPr>
+            <w:r>
+              <w:rPr>
+                <w:rFonts w:ascii="Aptos" w:eastAsia="Times New Roman" w:hAnsi="Aptos" w:cs="Segoe UI"/>
+                <w:color w:val="404040"/>
+                <w:sz w:val="18"/>
+                <w:szCs w:val="18"/>
+                <w:lang w:eastAsia="en-US"/>
+              </w:rPr>
+              <w:t>Rob Marty, World Bank (tbc) </w:t>
+            </w:r>
+          </w:p>
+          <w:p>
+            <w:pPr>
+              <w:spacing w:after="0" w:line="240" w:lineRule="auto"/>
+              <w:textAlignment w:val="baseline"/>
+              <w:rPr>
+                <w:rFonts w:ascii="Segoe UI" w:eastAsia="Times New Roman" w:hAnsi="Segoe UI" w:cs="Segoe UI"/>
+                <w:sz w:val="18"/>
+                <w:szCs w:val="18"/>
+                <w:lang w:eastAsia="en-US"/>
+              </w:rPr>
+            </w:pPr>
+            <w:r>
+              <w:rPr>
+                <w:rFonts w:ascii="Aptos" w:eastAsia="Times New Roman" w:hAnsi="Aptos" w:cs="Segoe UI"/>
                 <w:color w:val="8C8A8B"/>
                 <w:sz w:val="16"/>
                 <w:szCs w:val="16"/>
                 <w:lang w:eastAsia="en-US"/>
               </w:rPr>
-              <w:t>Lunch</w:t>
-            </w:r>
-            <w:r>
-              <w:rPr>
-                <w:rFonts w:ascii="Aptos" w:eastAsia="Times New Roman" w:hAnsi="Aptos" w:cs="Segoe UI"/>
-                <w:color w:val="8C8A8B"/>
-                <w:sz w:val="16"/>
-                <w:szCs w:val="16"/>
-                <w:lang w:eastAsia="en-US"/>
-              </w:rPr>
-              <w:t> </w:t>
+              <w:t>  </w:t>
             </w:r>
           </w:p>
         </w:tc>
@@ -1781,6 +1654,12 @@
           <w:tcPr>
             <w:tcW w:w="0" w:type="auto"/>
             <w:vMerge/>
+            <w:tcBorders>
+              <w:top w:val="nil"/>
+              <w:left w:val="nil"/>
+              <w:bottom w:val="single" w:sz="6" w:space="0" w:color="auto"/>
+              <w:right w:val="single" w:sz="6" w:space="0" w:color="auto"/>
+            </w:tcBorders>
             <w:vAlign w:val="center"/>
             <w:hideMark/>
           </w:tcPr>
@@ -1789,8 +1668,8 @@
               <w:spacing w:after="0" w:line="240" w:lineRule="auto"/>
               <w:rPr>
                 <w:rFonts w:ascii="Segoe UI" w:eastAsia="Times New Roman" w:hAnsi="Segoe UI" w:cs="Segoe UI"/>
-                <w:sz w:val="16"/>
-                <w:szCs w:val="16"/>
+                <w:sz w:val="18"/>
+                <w:szCs w:val="18"/>
                 <w:lang w:eastAsia="en-US"/>
               </w:rPr>
             </w:pPr>
@@ -1800,6 +1679,13 @@
           <w:tcPr>
             <w:tcW w:w="2370" w:type="dxa"/>
             <w:vMerge w:val="restart"/>
+            <w:tcBorders>
+              <w:top w:val="single" w:sz="6" w:space="0" w:color="auto"/>
+              <w:left w:val="single" w:sz="6" w:space="0" w:color="auto"/>
+              <w:bottom w:val="single" w:sz="6" w:space="0" w:color="auto"/>
+              <w:right w:val="single" w:sz="4" w:space="0" w:color="auto"/>
+            </w:tcBorders>
+            <w:shd w:val="clear" w:color="auto" w:fill="FFFFFF"/>
             <w:vAlign w:val="center"/>
             <w:hideMark/>
           </w:tcPr>
@@ -1808,34 +1694,99 @@
               <w:spacing w:after="0" w:line="240" w:lineRule="auto"/>
               <w:textAlignment w:val="baseline"/>
               <w:rPr>
-                <w:rFonts w:ascii="Segoe UI" w:eastAsia="Times New Roman" w:hAnsi="Segoe UI" w:cs="Segoe UI"/>
-                <w:sz w:val="16"/>
-                <w:szCs w:val="16"/>
-                <w:lang w:eastAsia="en-US"/>
-              </w:rPr>
-            </w:pPr>
-            <w:r>
-              <w:rPr>
-                <w:rFonts w:ascii="Aptos" w:eastAsia="Times New Roman" w:hAnsi="Aptos" w:cs="Segoe UI"/>
-                <w:i/>
-                <w:iCs/>
-                <w:color w:val="8C8A8B"/>
-                <w:sz w:val="16"/>
-                <w:szCs w:val="16"/>
-                <w:lang w:eastAsia="en-US"/>
-              </w:rPr>
-              <w:t>Lunch</w:t>
-            </w:r>
-            <w:r>
-              <w:rPr>
-                <w:rFonts w:ascii="Aptos" w:eastAsia="Times New Roman" w:hAnsi="Aptos" w:cs="Segoe UI"/>
-                <w:color w:val="8C8A8B"/>
-                <w:sz w:val="16"/>
-                <w:szCs w:val="16"/>
-                <w:lang w:eastAsia="en-US"/>
-              </w:rPr>
-              <w:t> </w:t>
-            </w:r>
+                <w:rFonts w:ascii="Aptos" w:eastAsia="Times New Roman" w:hAnsi="Aptos" w:cs="Segoe UI"/>
+                <w:b/>
+                <w:bCs/>
+                <w:color w:val="3A3A3A" w:themeColor="background2" w:themeShade="40"/>
+                <w:sz w:val="18"/>
+                <w:szCs w:val="18"/>
+                <w:lang w:eastAsia="en-US"/>
+              </w:rPr>
+            </w:pPr>
+            <w:r>
+              <w:rPr>
+                <w:rFonts w:ascii="Aptos" w:eastAsia="Times New Roman" w:hAnsi="Aptos" w:cs="Segoe UI"/>
+                <w:b/>
+                <w:bCs/>
+                <w:color w:val="E97132"/>
+                <w:sz w:val="18"/>
+                <w:szCs w:val="18"/>
+                <w:lang w:eastAsia="en-US"/>
+              </w:rPr>
+              <w:t>Planet</w:t>
+            </w:r>
+            <w:r>
+              <w:rPr>
+                <w:rFonts w:ascii="Aptos" w:eastAsia="Times New Roman" w:hAnsi="Aptos" w:cs="Segoe UI"/>
+                <w:b/>
+                <w:bCs/>
+                <w:color w:val="E97132"/>
+                <w:sz w:val="18"/>
+                <w:szCs w:val="18"/>
+                <w:lang w:eastAsia="en-US"/>
+              </w:rPr>
+              <w:t xml:space="preserve">: </w:t>
+            </w:r>
+            <w:r>
+              <w:rPr>
+                <w:rFonts w:ascii="Aptos" w:eastAsia="Times New Roman" w:hAnsi="Aptos" w:cs="Segoe UI"/>
+                <w:b/>
+                <w:bCs/>
+                <w:color w:val="3A3A3A" w:themeColor="background2" w:themeShade="40"/>
+                <w:sz w:val="18"/>
+                <w:szCs w:val="18"/>
+                <w:lang w:eastAsia="en-US"/>
+              </w:rPr>
+              <w:t>Reading the Earth: Insights from High-Resolution Satellite Imagery </w:t>
+            </w:r>
+          </w:p>
+          <w:p>
+            <w:pPr>
+              <w:spacing w:after="0" w:line="240" w:lineRule="auto"/>
+              <w:textAlignment w:val="baseline"/>
+              <w:rPr>
+                <w:rFonts w:ascii="Aptos" w:eastAsia="Times New Roman" w:hAnsi="Aptos" w:cs="Segoe UI"/>
+                <w:color w:val="3A3A3A" w:themeColor="background2" w:themeShade="40"/>
+                <w:sz w:val="18"/>
+                <w:szCs w:val="18"/>
+                <w:lang w:eastAsia="en-US"/>
+              </w:rPr>
+            </w:pPr>
+          </w:p>
+          <w:p>
+            <w:pPr>
+              <w:spacing w:after="0" w:line="240" w:lineRule="auto"/>
+              <w:textAlignment w:val="baseline"/>
+              <w:rPr>
+                <w:rFonts w:ascii="Aptos" w:eastAsia="Times New Roman" w:hAnsi="Aptos" w:cs="Segoe UI"/>
+                <w:color w:val="E97132"/>
+                <w:sz w:val="18"/>
+                <w:szCs w:val="18"/>
+                <w:lang w:eastAsia="en-US"/>
+              </w:rPr>
+            </w:pPr>
+            <w:r>
+              <w:rPr>
+                <w:rFonts w:ascii="Aptos" w:eastAsia="Times New Roman" w:hAnsi="Aptos" w:cs="Segoe UI"/>
+                <w:color w:val="3A3A3A" w:themeColor="background2" w:themeShade="40"/>
+                <w:sz w:val="18"/>
+                <w:szCs w:val="18"/>
+                <w:lang w:eastAsia="en-US"/>
+              </w:rPr>
+              <w:t>Emilia Marquez, Planet </w:t>
+            </w:r>
+          </w:p>
+          <w:p>
+            <w:pPr>
+              <w:spacing w:after="0" w:line="240" w:lineRule="auto"/>
+              <w:textAlignment w:val="baseline"/>
+              <w:rPr>
+                <w:rFonts w:ascii="Segoe UI" w:eastAsia="Times New Roman" w:hAnsi="Segoe UI" w:cs="Segoe UI"/>
+                <w:sz w:val="18"/>
+                <w:szCs w:val="18"/>
+                <w:lang w:eastAsia="en-US"/>
+              </w:rPr>
+            </w:pPr>
           </w:p>
         </w:tc>
       </w:tr>
@@ -1846,6 +1797,12 @@
         <w:tc>
           <w:tcPr>
             <w:tcW w:w="630" w:type="dxa"/>
+            <w:tcBorders>
+              <w:top w:val="single" w:sz="6" w:space="0" w:color="auto"/>
+              <w:left w:val="single" w:sz="4" w:space="0" w:color="auto"/>
+              <w:bottom w:val="single" w:sz="6" w:space="0" w:color="auto"/>
+              <w:right w:val="single" w:sz="6" w:space="0" w:color="auto"/>
+            </w:tcBorders>
             <w:vAlign w:val="center"/>
             <w:hideMark/>
           </w:tcPr>
@@ -1855,8 +1812,8 @@
               <w:textAlignment w:val="baseline"/>
               <w:rPr>
                 <w:rFonts w:ascii="Segoe UI" w:eastAsia="Times New Roman" w:hAnsi="Segoe UI" w:cs="Segoe UI"/>
-                <w:sz w:val="16"/>
-                <w:szCs w:val="16"/>
+                <w:sz w:val="18"/>
+                <w:szCs w:val="18"/>
                 <w:lang w:eastAsia="en-US"/>
               </w:rPr>
             </w:pPr>
@@ -1864,11 +1821,11 @@
               <w:rPr>
                 <w:rFonts w:ascii="Aptos" w:eastAsia="Times New Roman" w:hAnsi="Aptos" w:cs="Segoe UI"/>
                 <w:color w:val="262626"/>
-                <w:sz w:val="16"/>
-                <w:szCs w:val="16"/>
-                <w:lang w:eastAsia="en-US"/>
-              </w:rPr>
-              <w:t>12:30 </w:t>
+                <w:sz w:val="18"/>
+                <w:szCs w:val="18"/>
+                <w:lang w:eastAsia="en-US"/>
+              </w:rPr>
+              <w:t>11:30 </w:t>
             </w:r>
           </w:p>
         </w:tc>
@@ -1876,6 +1833,12 @@
           <w:tcPr>
             <w:tcW w:w="0" w:type="auto"/>
             <w:vMerge/>
+            <w:tcBorders>
+              <w:top w:val="nil"/>
+              <w:left w:val="single" w:sz="6" w:space="0" w:color="auto"/>
+              <w:bottom w:val="single" w:sz="6" w:space="0" w:color="auto"/>
+              <w:right w:val="single" w:sz="6" w:space="0" w:color="auto"/>
+            </w:tcBorders>
             <w:vAlign w:val="center"/>
             <w:hideMark/>
           </w:tcPr>
@@ -1884,8 +1847,8 @@
               <w:spacing w:after="0" w:line="240" w:lineRule="auto"/>
               <w:rPr>
                 <w:rFonts w:ascii="Segoe UI" w:eastAsia="Times New Roman" w:hAnsi="Segoe UI" w:cs="Segoe UI"/>
-                <w:sz w:val="16"/>
-                <w:szCs w:val="16"/>
+                <w:sz w:val="18"/>
+                <w:szCs w:val="18"/>
                 <w:lang w:eastAsia="en-US"/>
               </w:rPr>
             </w:pPr>
@@ -1894,6 +1857,14 @@
         <w:tc>
           <w:tcPr>
             <w:tcW w:w="3045" w:type="dxa"/>
+            <w:vMerge w:val="restart"/>
+            <w:tcBorders>
+              <w:top w:val="nil"/>
+              <w:left w:val="single" w:sz="6" w:space="0" w:color="auto"/>
+              <w:bottom w:val="single" w:sz="6" w:space="0" w:color="auto"/>
+              <w:right w:val="single" w:sz="6" w:space="0" w:color="auto"/>
+            </w:tcBorders>
+            <w:shd w:val="clear" w:color="auto" w:fill="FFFFFF"/>
             <w:vAlign w:val="center"/>
             <w:hideMark/>
           </w:tcPr>
@@ -1903,32 +1874,144 @@
               <w:textAlignment w:val="baseline"/>
               <w:rPr>
                 <w:rFonts w:ascii="Segoe UI" w:eastAsia="Times New Roman" w:hAnsi="Segoe UI" w:cs="Segoe UI"/>
-                <w:sz w:val="16"/>
-                <w:szCs w:val="16"/>
-                <w:lang w:eastAsia="en-US"/>
-              </w:rPr>
-            </w:pPr>
-            <w:r>
-              <w:rPr>
-                <w:rFonts w:ascii="Aptos" w:eastAsia="Times New Roman" w:hAnsi="Aptos" w:cs="Segoe UI"/>
-                <w:i/>
-                <w:iCs/>
-                <w:color w:val="8C8A8B"/>
-                <w:sz w:val="16"/>
-                <w:szCs w:val="16"/>
-                <w:lang w:eastAsia="en-US"/>
-              </w:rPr>
-              <w:t>Lunch</w:t>
-            </w:r>
-            <w:r>
-              <w:rPr>
-                <w:rFonts w:ascii="Aptos" w:eastAsia="Times New Roman" w:hAnsi="Aptos" w:cs="Segoe UI"/>
-                <w:color w:val="8C8A8B"/>
-                <w:sz w:val="16"/>
-                <w:szCs w:val="16"/>
+                <w:sz w:val="18"/>
+                <w:szCs w:val="18"/>
+                <w:lang w:eastAsia="en-US"/>
+              </w:rPr>
+            </w:pPr>
+            <w:r>
+              <w:rPr>
+                <w:rFonts w:ascii="Aptos" w:eastAsia="Times New Roman" w:hAnsi="Aptos" w:cs="Segoe UI"/>
+                <w:b/>
+                <w:bCs/>
+                <w:color w:val="E97132"/>
+                <w:sz w:val="18"/>
+                <w:szCs w:val="18"/>
+                <w:lang w:eastAsia="en-US"/>
+              </w:rPr>
+              <w:t>Ookla</w:t>
+            </w:r>
+            <w:r>
+              <w:rPr>
+                <w:rFonts w:ascii="Aptos" w:eastAsia="Times New Roman" w:hAnsi="Aptos" w:cs="Segoe UI"/>
+                <w:b/>
+                <w:bCs/>
+                <w:color w:val="414042"/>
+                <w:sz w:val="18"/>
+                <w:szCs w:val="18"/>
+                <w:lang w:eastAsia="en-US"/>
+              </w:rPr>
+              <w:t>: Map the World’s Internet Connectivity</w:t>
+            </w:r>
+            <w:r>
+              <w:rPr>
+                <w:rFonts w:ascii="Aptos" w:eastAsia="Times New Roman" w:hAnsi="Aptos" w:cs="Segoe UI"/>
+                <w:color w:val="414042"/>
+                <w:sz w:val="18"/>
+                <w:szCs w:val="18"/>
                 <w:lang w:eastAsia="en-US"/>
               </w:rPr>
               <w:t> </w:t>
+            </w:r>
+          </w:p>
+          <w:p>
+            <w:pPr>
+              <w:spacing w:after="0" w:line="240" w:lineRule="auto"/>
+              <w:textAlignment w:val="baseline"/>
+              <w:rPr>
+                <w:rFonts w:ascii="Segoe UI" w:eastAsia="Times New Roman" w:hAnsi="Segoe UI" w:cs="Segoe UI"/>
+                <w:sz w:val="18"/>
+                <w:szCs w:val="18"/>
+                <w:lang w:eastAsia="en-US"/>
+              </w:rPr>
+            </w:pPr>
+            <w:r>
+              <w:rPr>
+                <w:rFonts w:ascii="Aptos" w:eastAsia="Times New Roman" w:hAnsi="Aptos" w:cs="Segoe UI"/>
+                <w:b/>
+                <w:bCs/>
+                <w:color w:val="414042"/>
+                <w:sz w:val="12"/>
+                <w:szCs w:val="12"/>
+                <w:lang w:eastAsia="en-US"/>
+              </w:rPr>
+              <w:t> </w:t>
+            </w:r>
+            <w:r>
+              <w:rPr>
+                <w:rFonts w:ascii="Aptos" w:eastAsia="Times New Roman" w:hAnsi="Aptos" w:cs="Segoe UI"/>
+                <w:color w:val="414042"/>
+                <w:sz w:val="12"/>
+                <w:szCs w:val="12"/>
+                <w:lang w:eastAsia="en-US"/>
+              </w:rPr>
+              <w:t> </w:t>
+            </w:r>
+          </w:p>
+          <w:p>
+            <w:pPr>
+              <w:spacing w:after="0" w:line="240" w:lineRule="auto"/>
+              <w:textAlignment w:val="baseline"/>
+              <w:rPr>
+                <w:rFonts w:ascii="Segoe UI" w:eastAsia="Times New Roman" w:hAnsi="Segoe UI" w:cs="Segoe UI"/>
+                <w:sz w:val="18"/>
+                <w:szCs w:val="18"/>
+                <w:lang w:eastAsia="en-US"/>
+              </w:rPr>
+            </w:pPr>
+            <w:r>
+              <w:rPr>
+                <w:rFonts w:ascii="Aptos" w:eastAsia="Times New Roman" w:hAnsi="Aptos" w:cs="Segoe UI"/>
+                <w:color w:val="404040"/>
+                <w:sz w:val="18"/>
+                <w:szCs w:val="18"/>
+                <w:lang w:eastAsia="en-US"/>
+              </w:rPr>
+              <w:t>Niccolo Comini, World Bank </w:t>
+            </w:r>
+          </w:p>
+          <w:p>
+            <w:pPr>
+              <w:spacing w:after="0" w:line="240" w:lineRule="auto"/>
+              <w:textAlignment w:val="baseline"/>
+              <w:rPr>
+                <w:rFonts w:ascii="Segoe UI" w:eastAsia="Times New Roman" w:hAnsi="Segoe UI" w:cs="Segoe UI"/>
+                <w:sz w:val="18"/>
+                <w:szCs w:val="18"/>
+                <w:lang w:eastAsia="en-US"/>
+              </w:rPr>
+            </w:pPr>
+            <w:r>
+              <w:rPr>
+                <w:rFonts w:ascii="Aptos" w:eastAsia="Times New Roman" w:hAnsi="Aptos" w:cs="Segoe UI"/>
+                <w:color w:val="404040"/>
+                <w:sz w:val="18"/>
+                <w:szCs w:val="18"/>
+                <w:lang w:eastAsia="en-US"/>
+              </w:rPr>
+              <w:t>Mykhailo Koltsov, World Bank  </w:t>
+            </w:r>
+          </w:p>
+          <w:p>
+            <w:pPr>
+              <w:spacing w:after="0" w:line="240" w:lineRule="auto"/>
+              <w:textAlignment w:val="baseline"/>
+              <w:rPr>
+                <w:rFonts w:ascii="Segoe UI" w:eastAsia="Times New Roman" w:hAnsi="Segoe UI" w:cs="Segoe UI"/>
+                <w:sz w:val="18"/>
+                <w:szCs w:val="18"/>
+                <w:lang w:eastAsia="en-US"/>
+              </w:rPr>
+            </w:pPr>
+            <w:r>
+              <w:rPr>
+                <w:rFonts w:ascii="Aptos" w:eastAsia="Times New Roman" w:hAnsi="Aptos" w:cs="Segoe UI"/>
+                <w:color w:val="404040"/>
+                <w:sz w:val="18"/>
+                <w:szCs w:val="18"/>
+                <w:lang w:eastAsia="en-US"/>
+              </w:rPr>
+              <w:t>James Carroll, Ookla </w:t>
             </w:r>
           </w:p>
         </w:tc>
@@ -1936,6 +2019,12 @@
           <w:tcPr>
             <w:tcW w:w="0" w:type="auto"/>
             <w:vMerge/>
+            <w:tcBorders>
+              <w:top w:val="single" w:sz="6" w:space="0" w:color="auto"/>
+              <w:left w:val="single" w:sz="6" w:space="0" w:color="auto"/>
+              <w:bottom w:val="single" w:sz="6" w:space="0" w:color="auto"/>
+              <w:right w:val="single" w:sz="4" w:space="0" w:color="auto"/>
+            </w:tcBorders>
             <w:vAlign w:val="center"/>
             <w:hideMark/>
           </w:tcPr>
@@ -1944,8 +2033,8 @@
               <w:spacing w:after="0" w:line="240" w:lineRule="auto"/>
               <w:rPr>
                 <w:rFonts w:ascii="Segoe UI" w:eastAsia="Times New Roman" w:hAnsi="Segoe UI" w:cs="Segoe UI"/>
-                <w:sz w:val="16"/>
-                <w:szCs w:val="16"/>
+                <w:sz w:val="18"/>
+                <w:szCs w:val="18"/>
                 <w:lang w:eastAsia="en-US"/>
               </w:rPr>
             </w:pPr>
@@ -1954,11 +2043,17 @@
       </w:tr>
       <w:tr>
         <w:trPr>
-          <w:trHeight w:val="1115"/>
+          <w:trHeight w:val="285"/>
         </w:trPr>
         <w:tc>
           <w:tcPr>
             <w:tcW w:w="630" w:type="dxa"/>
+            <w:tcBorders>
+              <w:top w:val="single" w:sz="6" w:space="0" w:color="auto"/>
+              <w:left w:val="single" w:sz="4" w:space="0" w:color="auto"/>
+              <w:bottom w:val="single" w:sz="6" w:space="0" w:color="auto"/>
+              <w:right w:val="single" w:sz="6" w:space="0" w:color="auto"/>
+            </w:tcBorders>
             <w:vAlign w:val="center"/>
             <w:hideMark/>
           </w:tcPr>
@@ -1968,8 +2063,8 @@
               <w:textAlignment w:val="baseline"/>
               <w:rPr>
                 <w:rFonts w:ascii="Segoe UI" w:eastAsia="Times New Roman" w:hAnsi="Segoe UI" w:cs="Segoe UI"/>
-                <w:sz w:val="16"/>
-                <w:szCs w:val="16"/>
+                <w:sz w:val="18"/>
+                <w:szCs w:val="18"/>
                 <w:lang w:eastAsia="en-US"/>
               </w:rPr>
             </w:pPr>
@@ -1977,11 +2072,11 @@
               <w:rPr>
                 <w:rFonts w:ascii="Aptos" w:eastAsia="Times New Roman" w:hAnsi="Aptos" w:cs="Segoe UI"/>
                 <w:color w:val="262626"/>
-                <w:sz w:val="16"/>
-                <w:szCs w:val="16"/>
-                <w:lang w:eastAsia="en-US"/>
-              </w:rPr>
-              <w:t>13:00 </w:t>
+                <w:sz w:val="18"/>
+                <w:szCs w:val="18"/>
+                <w:lang w:eastAsia="en-US"/>
+              </w:rPr>
+              <w:t>12:00 </w:t>
             </w:r>
           </w:p>
         </w:tc>
@@ -1989,7 +2084,13 @@
           <w:tcPr>
             <w:tcW w:w="3015" w:type="dxa"/>
             <w:vMerge w:val="restart"/>
-            <w:shd w:val="clear" w:color="auto" w:fill="FFFFFF"/>
+            <w:tcBorders>
+              <w:top w:val="nil"/>
+              <w:left w:val="single" w:sz="6" w:space="0" w:color="auto"/>
+              <w:bottom w:val="single" w:sz="6" w:space="0" w:color="auto"/>
+              <w:right w:val="single" w:sz="6" w:space="0" w:color="auto"/>
+            </w:tcBorders>
+            <w:vAlign w:val="center"/>
             <w:hideMark/>
           </w:tcPr>
           <w:p>
@@ -1998,175 +2099,293 @@
               <w:textAlignment w:val="baseline"/>
               <w:rPr>
                 <w:rFonts w:ascii="Segoe UI" w:eastAsia="Times New Roman" w:hAnsi="Segoe UI" w:cs="Segoe UI"/>
-                <w:sz w:val="16"/>
-                <w:szCs w:val="16"/>
-                <w:lang w:eastAsia="en-US"/>
-              </w:rPr>
-            </w:pPr>
-            <w:r>
-              <w:rPr>
-                <w:rFonts w:ascii="Aptos" w:eastAsia="Times New Roman" w:hAnsi="Aptos" w:cs="Segoe UI"/>
-                <w:b/>
-                <w:bCs/>
-                <w:color w:val="E97132"/>
-                <w:sz w:val="16"/>
-                <w:szCs w:val="16"/>
-                <w:lang w:eastAsia="en-US"/>
-              </w:rPr>
-              <w:t>Irys </w:t>
-            </w:r>
-            <w:r>
-              <w:rPr>
-                <w:rFonts w:ascii="Aptos" w:eastAsia="Times New Roman" w:hAnsi="Aptos" w:cs="Segoe UI"/>
-                <w:b/>
-                <w:bCs/>
+                <w:sz w:val="18"/>
+                <w:szCs w:val="18"/>
+                <w:lang w:eastAsia="en-US"/>
+              </w:rPr>
+            </w:pPr>
+            <w:r>
+              <w:rPr>
+                <w:rFonts w:ascii="Aptos" w:eastAsia="Times New Roman" w:hAnsi="Aptos" w:cs="Segoe UI"/>
+                <w:i/>
+                <w:iCs/>
+                <w:color w:val="8C8A8B"/>
+                <w:sz w:val="18"/>
+                <w:szCs w:val="18"/>
+                <w:lang w:eastAsia="en-US"/>
+              </w:rPr>
+              <w:t>Lunch</w:t>
+            </w:r>
+            <w:r>
+              <w:rPr>
+                <w:rFonts w:ascii="Aptos" w:eastAsia="Times New Roman" w:hAnsi="Aptos" w:cs="Segoe UI"/>
+                <w:color w:val="8C8A8B"/>
+                <w:sz w:val="18"/>
+                <w:szCs w:val="18"/>
+                <w:lang w:eastAsia="en-US"/>
+              </w:rPr>
+              <w:t> </w:t>
+            </w:r>
+          </w:p>
+        </w:tc>
+        <w:tc>
+          <w:tcPr>
+            <w:tcW w:w="0" w:type="auto"/>
+            <w:vMerge/>
+            <w:tcBorders>
+              <w:top w:val="nil"/>
+              <w:left w:val="single" w:sz="6" w:space="0" w:color="auto"/>
+              <w:bottom w:val="single" w:sz="6" w:space="0" w:color="auto"/>
+              <w:right w:val="single" w:sz="6" w:space="0" w:color="auto"/>
+            </w:tcBorders>
+            <w:vAlign w:val="center"/>
+            <w:hideMark/>
+          </w:tcPr>
+          <w:p>
+            <w:pPr>
+              <w:spacing w:after="0" w:line="240" w:lineRule="auto"/>
+              <w:rPr>
+                <w:rFonts w:ascii="Segoe UI" w:eastAsia="Times New Roman" w:hAnsi="Segoe UI" w:cs="Segoe UI"/>
+                <w:sz w:val="18"/>
+                <w:szCs w:val="18"/>
+                <w:lang w:eastAsia="en-US"/>
+              </w:rPr>
+            </w:pPr>
+          </w:p>
+        </w:tc>
+        <w:tc>
+          <w:tcPr>
+            <w:tcW w:w="2370" w:type="dxa"/>
+            <w:vMerge w:val="restart"/>
+            <w:tcBorders>
+              <w:top w:val="single" w:sz="6" w:space="0" w:color="auto"/>
+              <w:left w:val="single" w:sz="6" w:space="0" w:color="auto"/>
+              <w:bottom w:val="single" w:sz="6" w:space="0" w:color="auto"/>
+              <w:right w:val="single" w:sz="4" w:space="0" w:color="auto"/>
+            </w:tcBorders>
+            <w:vAlign w:val="center"/>
+            <w:hideMark/>
+          </w:tcPr>
+          <w:p>
+            <w:pPr>
+              <w:spacing w:after="0" w:line="240" w:lineRule="auto"/>
+              <w:textAlignment w:val="baseline"/>
+              <w:rPr>
+                <w:rFonts w:ascii="Segoe UI" w:eastAsia="Times New Roman" w:hAnsi="Segoe UI" w:cs="Segoe UI"/>
+                <w:sz w:val="18"/>
+                <w:szCs w:val="18"/>
+                <w:lang w:eastAsia="en-US"/>
+              </w:rPr>
+            </w:pPr>
+            <w:r>
+              <w:rPr>
+                <w:rFonts w:ascii="Aptos" w:eastAsia="Times New Roman" w:hAnsi="Aptos" w:cs="Segoe UI"/>
+                <w:i/>
+                <w:iCs/>
+                <w:color w:val="8C8A8B"/>
+                <w:sz w:val="18"/>
+                <w:szCs w:val="18"/>
+                <w:lang w:eastAsia="en-US"/>
+              </w:rPr>
+              <w:t>Lunch</w:t>
+            </w:r>
+            <w:r>
+              <w:rPr>
+                <w:rFonts w:ascii="Aptos" w:eastAsia="Times New Roman" w:hAnsi="Aptos" w:cs="Segoe UI"/>
+                <w:color w:val="8C8A8B"/>
+                <w:sz w:val="18"/>
+                <w:szCs w:val="18"/>
+                <w:lang w:eastAsia="en-US"/>
+              </w:rPr>
+              <w:t> </w:t>
+            </w:r>
+          </w:p>
+        </w:tc>
+      </w:tr>
+      <w:tr>
+        <w:trPr>
+          <w:trHeight w:val="285"/>
+        </w:trPr>
+        <w:tc>
+          <w:tcPr>
+            <w:tcW w:w="630" w:type="dxa"/>
+            <w:tcBorders>
+              <w:top w:val="single" w:sz="6" w:space="0" w:color="auto"/>
+              <w:left w:val="single" w:sz="4" w:space="0" w:color="auto"/>
+              <w:bottom w:val="single" w:sz="6" w:space="0" w:color="auto"/>
+              <w:right w:val="single" w:sz="6" w:space="0" w:color="auto"/>
+            </w:tcBorders>
+            <w:vAlign w:val="center"/>
+            <w:hideMark/>
+          </w:tcPr>
+          <w:p>
+            <w:pPr>
+              <w:spacing w:after="0" w:line="240" w:lineRule="auto"/>
+              <w:textAlignment w:val="baseline"/>
+              <w:rPr>
+                <w:rFonts w:ascii="Segoe UI" w:eastAsia="Times New Roman" w:hAnsi="Segoe UI" w:cs="Segoe UI"/>
+                <w:sz w:val="18"/>
+                <w:szCs w:val="18"/>
+                <w:lang w:eastAsia="en-US"/>
+              </w:rPr>
+            </w:pPr>
+            <w:r>
+              <w:rPr>
+                <w:rFonts w:ascii="Aptos" w:eastAsia="Times New Roman" w:hAnsi="Aptos" w:cs="Segoe UI"/>
                 <w:color w:val="262626"/>
-                <w:sz w:val="16"/>
-                <w:szCs w:val="16"/>
-                <w:lang w:eastAsia="en-US"/>
-              </w:rPr>
-              <w:t>and</w:t>
-            </w:r>
-            <w:r>
-              <w:rPr>
-                <w:rFonts w:ascii="Aptos" w:eastAsia="Times New Roman" w:hAnsi="Aptos" w:cs="Segoe UI"/>
-                <w:b/>
-                <w:bCs/>
-                <w:color w:val="E97132"/>
-                <w:sz w:val="16"/>
-                <w:szCs w:val="16"/>
-                <w:lang w:eastAsia="en-US"/>
-              </w:rPr>
-              <w:t> Quadrant</w:t>
-            </w:r>
-            <w:r>
-              <w:rPr>
-                <w:rFonts w:ascii="Aptos" w:eastAsia="Times New Roman" w:hAnsi="Aptos" w:cs="Segoe UI"/>
-                <w:b/>
-                <w:bCs/>
-                <w:color w:val="414042"/>
-                <w:sz w:val="16"/>
-                <w:szCs w:val="16"/>
-                <w:lang w:eastAsia="en-US"/>
-              </w:rPr>
-              <w:t>: Use Mobile Location Data to Measure Population Movement and Activity Level Trends</w:t>
-            </w:r>
-            <w:r>
-              <w:rPr>
-                <w:rFonts w:ascii="Aptos" w:eastAsia="Times New Roman" w:hAnsi="Aptos" w:cs="Segoe UI"/>
-                <w:color w:val="414042"/>
-                <w:sz w:val="16"/>
-                <w:szCs w:val="16"/>
-                <w:lang w:eastAsia="en-US"/>
-              </w:rPr>
-              <w:t> </w:t>
-            </w:r>
-          </w:p>
-          <w:p>
-            <w:pPr>
-              <w:spacing w:after="0" w:line="240" w:lineRule="auto"/>
-              <w:textAlignment w:val="baseline"/>
-              <w:rPr>
-                <w:rFonts w:ascii="Aptos" w:eastAsia="Times New Roman" w:hAnsi="Aptos" w:cs="Segoe UI"/>
-                <w:color w:val="404040" w:themeColor="text1" w:themeTint="BF"/>
-                <w:sz w:val="16"/>
-                <w:szCs w:val="16"/>
-                <w:lang w:eastAsia="en-US"/>
-              </w:rPr>
-            </w:pPr>
-          </w:p>
-          <w:p>
-            <w:pPr>
-              <w:spacing w:after="0" w:line="240" w:lineRule="auto"/>
-              <w:textAlignment w:val="baseline"/>
-              <w:rPr>
-                <w:rFonts w:ascii="Segoe UI" w:eastAsia="Times New Roman" w:hAnsi="Segoe UI" w:cs="Segoe UI"/>
-                <w:sz w:val="16"/>
-                <w:szCs w:val="16"/>
-                <w:lang w:eastAsia="en-US"/>
-              </w:rPr>
-            </w:pPr>
-            <w:r>
-              <w:rPr>
-                <w:rFonts w:ascii="Aptos" w:eastAsia="Times New Roman" w:hAnsi="Aptos" w:cs="Segoe UI"/>
-                <w:color w:val="404040" w:themeColor="text1" w:themeTint="BF"/>
-                <w:sz w:val="16"/>
-                <w:szCs w:val="16"/>
-                <w:lang w:eastAsia="en-US"/>
-              </w:rPr>
-              <w:t>Sebastian Mueller, Asian Development Bank </w:t>
-            </w:r>
-          </w:p>
-          <w:p>
-            <w:pPr>
-              <w:pBdr>
-                <w:bottom w:val="single" w:sz="4" w:space="1" w:color="auto"/>
-              </w:pBdr>
-              <w:spacing w:after="0" w:line="240" w:lineRule="auto"/>
-              <w:textAlignment w:val="baseline"/>
-              <w:rPr>
-                <w:rFonts w:ascii="Aptos" w:eastAsia="Times New Roman" w:hAnsi="Aptos" w:cs="Segoe UI"/>
-                <w:color w:val="404040" w:themeColor="text1" w:themeTint="BF"/>
-                <w:sz w:val="16"/>
-                <w:szCs w:val="16"/>
-                <w:lang w:eastAsia="en-US"/>
-              </w:rPr>
-            </w:pPr>
-            <w:r>
-              <w:rPr>
-                <w:rFonts w:ascii="Aptos" w:eastAsia="Times New Roman" w:hAnsi="Aptos" w:cs="Segoe UI"/>
-                <w:color w:val="404040" w:themeColor="text1" w:themeTint="BF"/>
-                <w:sz w:val="16"/>
-                <w:szCs w:val="16"/>
-                <w:lang w:eastAsia="en-US"/>
-              </w:rPr>
-              <w:t>Maria Sol Tadeo, World Bank </w:t>
-            </w:r>
-          </w:p>
-          <w:p>
-            <w:pPr>
-              <w:pBdr>
-                <w:bottom w:val="single" w:sz="4" w:space="1" w:color="auto"/>
-              </w:pBdr>
-              <w:spacing w:after="0" w:line="240" w:lineRule="auto"/>
-              <w:textAlignment w:val="baseline"/>
-              <w:rPr>
-                <w:rFonts w:ascii="Aptos" w:eastAsia="Times New Roman" w:hAnsi="Aptos" w:cs="Segoe UI"/>
-                <w:color w:val="404040" w:themeColor="text1" w:themeTint="BF"/>
-                <w:sz w:val="16"/>
-                <w:szCs w:val="16"/>
-                <w:lang w:eastAsia="en-US"/>
-              </w:rPr>
-            </w:pPr>
-          </w:p>
-          <w:p>
-            <w:pPr>
-              <w:spacing w:after="0" w:line="240" w:lineRule="auto"/>
-              <w:textAlignment w:val="baseline"/>
-              <w:rPr>
-                <w:rFonts w:ascii="Segoe UI" w:eastAsia="Times New Roman" w:hAnsi="Segoe UI" w:cs="Segoe UI"/>
-                <w:sz w:val="16"/>
-                <w:szCs w:val="16"/>
-                <w:lang w:eastAsia="en-US"/>
-              </w:rPr>
-            </w:pPr>
-            <w:r>
-              <w:rPr>
-                <w:rFonts w:ascii="Aptos" w:eastAsia="Times New Roman" w:hAnsi="Aptos" w:cs="Segoe UI"/>
-                <w:color w:val="000000"/>
-                <w:sz w:val="16"/>
-                <w:szCs w:val="16"/>
-                <w:lang w:eastAsia="en-US"/>
-              </w:rPr>
-              <w:t>  </w:t>
-            </w:r>
+                <w:sz w:val="18"/>
+                <w:szCs w:val="18"/>
+                <w:lang w:eastAsia="en-US"/>
+              </w:rPr>
+              <w:t>12:30 </w:t>
+            </w:r>
+          </w:p>
+        </w:tc>
+        <w:tc>
+          <w:tcPr>
+            <w:tcW w:w="0" w:type="auto"/>
+            <w:vMerge/>
+            <w:tcBorders>
+              <w:top w:val="nil"/>
+              <w:left w:val="single" w:sz="6" w:space="0" w:color="auto"/>
+              <w:bottom w:val="single" w:sz="6" w:space="0" w:color="auto"/>
+              <w:right w:val="single" w:sz="6" w:space="0" w:color="auto"/>
+            </w:tcBorders>
+            <w:vAlign w:val="center"/>
+            <w:hideMark/>
+          </w:tcPr>
+          <w:p>
+            <w:pPr>
+              <w:spacing w:after="0" w:line="240" w:lineRule="auto"/>
+              <w:rPr>
+                <w:rFonts w:ascii="Segoe UI" w:eastAsia="Times New Roman" w:hAnsi="Segoe UI" w:cs="Segoe UI"/>
+                <w:sz w:val="18"/>
+                <w:szCs w:val="18"/>
+                <w:lang w:eastAsia="en-US"/>
+              </w:rPr>
+            </w:pPr>
           </w:p>
         </w:tc>
         <w:tc>
           <w:tcPr>
             <w:tcW w:w="3045" w:type="dxa"/>
             <w:tcBorders>
-              <w:bottom w:val="single" w:sz="4" w:space="0" w:color="FFFFFF" w:themeColor="background1"/>
+              <w:top w:val="nil"/>
+              <w:left w:val="single" w:sz="6" w:space="0" w:color="auto"/>
+              <w:bottom w:val="single" w:sz="6" w:space="0" w:color="auto"/>
+              <w:right w:val="single" w:sz="6" w:space="0" w:color="auto"/>
+            </w:tcBorders>
+            <w:vAlign w:val="center"/>
+            <w:hideMark/>
+          </w:tcPr>
+          <w:p>
+            <w:pPr>
+              <w:spacing w:after="0" w:line="240" w:lineRule="auto"/>
+              <w:textAlignment w:val="baseline"/>
+              <w:rPr>
+                <w:rFonts w:ascii="Segoe UI" w:eastAsia="Times New Roman" w:hAnsi="Segoe UI" w:cs="Segoe UI"/>
+                <w:sz w:val="18"/>
+                <w:szCs w:val="18"/>
+                <w:lang w:eastAsia="en-US"/>
+              </w:rPr>
+            </w:pPr>
+            <w:r>
+              <w:rPr>
+                <w:rFonts w:ascii="Aptos" w:eastAsia="Times New Roman" w:hAnsi="Aptos" w:cs="Segoe UI"/>
+                <w:i/>
+                <w:iCs/>
+                <w:color w:val="8C8A8B"/>
+                <w:sz w:val="18"/>
+                <w:szCs w:val="18"/>
+                <w:lang w:eastAsia="en-US"/>
+              </w:rPr>
+              <w:t>Lunch</w:t>
+            </w:r>
+            <w:r>
+              <w:rPr>
+                <w:rFonts w:ascii="Aptos" w:eastAsia="Times New Roman" w:hAnsi="Aptos" w:cs="Segoe UI"/>
+                <w:color w:val="8C8A8B"/>
+                <w:sz w:val="18"/>
+                <w:szCs w:val="18"/>
+                <w:lang w:eastAsia="en-US"/>
+              </w:rPr>
+              <w:t> </w:t>
+            </w:r>
+          </w:p>
+        </w:tc>
+        <w:tc>
+          <w:tcPr>
+            <w:tcW w:w="0" w:type="auto"/>
+            <w:vMerge/>
+            <w:tcBorders>
+              <w:top w:val="single" w:sz="6" w:space="0" w:color="auto"/>
+              <w:left w:val="single" w:sz="6" w:space="0" w:color="auto"/>
+              <w:bottom w:val="single" w:sz="6" w:space="0" w:color="auto"/>
+              <w:right w:val="single" w:sz="4" w:space="0" w:color="auto"/>
+            </w:tcBorders>
+            <w:vAlign w:val="center"/>
+            <w:hideMark/>
+          </w:tcPr>
+          <w:p>
+            <w:pPr>
+              <w:spacing w:after="0" w:line="240" w:lineRule="auto"/>
+              <w:rPr>
+                <w:rFonts w:ascii="Segoe UI" w:eastAsia="Times New Roman" w:hAnsi="Segoe UI" w:cs="Segoe UI"/>
+                <w:sz w:val="18"/>
+                <w:szCs w:val="18"/>
+                <w:lang w:eastAsia="en-US"/>
+              </w:rPr>
+            </w:pPr>
+          </w:p>
+        </w:tc>
+      </w:tr>
+      <w:tr>
+        <w:trPr>
+          <w:trHeight w:val="285"/>
+        </w:trPr>
+        <w:tc>
+          <w:tcPr>
+            <w:tcW w:w="630" w:type="dxa"/>
+            <w:tcBorders>
+              <w:top w:val="single" w:sz="6" w:space="0" w:color="auto"/>
+              <w:left w:val="single" w:sz="4" w:space="0" w:color="auto"/>
+              <w:bottom w:val="single" w:sz="6" w:space="0" w:color="auto"/>
+              <w:right w:val="single" w:sz="6" w:space="0" w:color="auto"/>
+            </w:tcBorders>
+            <w:vAlign w:val="center"/>
+            <w:hideMark/>
+          </w:tcPr>
+          <w:p>
+            <w:pPr>
+              <w:spacing w:after="0" w:line="240" w:lineRule="auto"/>
+              <w:textAlignment w:val="baseline"/>
+              <w:rPr>
+                <w:rFonts w:ascii="Segoe UI" w:eastAsia="Times New Roman" w:hAnsi="Segoe UI" w:cs="Segoe UI"/>
+                <w:sz w:val="18"/>
+                <w:szCs w:val="18"/>
+                <w:lang w:eastAsia="en-US"/>
+              </w:rPr>
+            </w:pPr>
+            <w:r>
+              <w:rPr>
+                <w:rFonts w:ascii="Aptos" w:eastAsia="Times New Roman" w:hAnsi="Aptos" w:cs="Segoe UI"/>
+                <w:color w:val="262626"/>
+                <w:sz w:val="18"/>
+                <w:szCs w:val="18"/>
+                <w:lang w:eastAsia="en-US"/>
+              </w:rPr>
+              <w:t>13:00 </w:t>
+            </w:r>
+          </w:p>
+        </w:tc>
+        <w:tc>
+          <w:tcPr>
+            <w:tcW w:w="3015" w:type="dxa"/>
+            <w:tcBorders>
+              <w:top w:val="nil"/>
+              <w:left w:val="single" w:sz="6" w:space="0" w:color="auto"/>
+              <w:bottom w:val="single" w:sz="6" w:space="0" w:color="auto"/>
+              <w:right w:val="single" w:sz="6" w:space="0" w:color="auto"/>
             </w:tcBorders>
             <w:shd w:val="clear" w:color="auto" w:fill="FFFFFF"/>
             <w:hideMark/>
@@ -2177,8 +2396,8 @@
               <w:textAlignment w:val="baseline"/>
               <w:rPr>
                 <w:rFonts w:ascii="Segoe UI" w:eastAsia="Times New Roman" w:hAnsi="Segoe UI" w:cs="Segoe UI"/>
-                <w:sz w:val="16"/>
-                <w:szCs w:val="16"/>
+                <w:sz w:val="18"/>
+                <w:szCs w:val="18"/>
                 <w:lang w:eastAsia="en-US"/>
               </w:rPr>
             </w:pPr>
@@ -2188,11 +2407,35 @@
                 <w:b/>
                 <w:bCs/>
                 <w:color w:val="E97132"/>
-                <w:sz w:val="16"/>
-                <w:szCs w:val="16"/>
-                <w:lang w:eastAsia="en-US"/>
-              </w:rPr>
-              <w:t>Google Trends</w:t>
+                <w:sz w:val="18"/>
+                <w:szCs w:val="18"/>
+                <w:lang w:eastAsia="en-US"/>
+              </w:rPr>
+              <w:t>Irys </w:t>
+            </w:r>
+            <w:r>
+              <w:rPr>
+                <w:rFonts w:ascii="Aptos" w:eastAsia="Times New Roman" w:hAnsi="Aptos" w:cs="Segoe UI"/>
+                <w:b/>
+                <w:bCs/>
+                <w:color w:val="262626"/>
+                <w:sz w:val="18"/>
+                <w:szCs w:val="18"/>
+                <w:lang w:eastAsia="en-US"/>
+              </w:rPr>
+              <w:t>and</w:t>
+            </w:r>
+            <w:r>
+              <w:rPr>
+                <w:rFonts w:ascii="Aptos" w:eastAsia="Times New Roman" w:hAnsi="Aptos" w:cs="Segoe UI"/>
+                <w:b/>
+                <w:bCs/>
+                <w:color w:val="E97132"/>
+                <w:sz w:val="18"/>
+                <w:szCs w:val="18"/>
+                <w:lang w:eastAsia="en-US"/>
+              </w:rPr>
+              <w:t> Quadrant</w:t>
             </w:r>
             <w:r>
               <w:rPr>
@@ -2200,8 +2443,145 @@
                 <w:b/>
                 <w:bCs/>
                 <w:color w:val="414042"/>
-                <w:sz w:val="16"/>
-                <w:szCs w:val="16"/>
+                <w:sz w:val="18"/>
+                <w:szCs w:val="18"/>
+                <w:lang w:eastAsia="en-US"/>
+              </w:rPr>
+              <w:t>: Use Mobile Location Data to Measure Population Movement and Activity Level Trends</w:t>
+            </w:r>
+            <w:r>
+              <w:rPr>
+                <w:rFonts w:ascii="Aptos" w:eastAsia="Times New Roman" w:hAnsi="Aptos" w:cs="Segoe UI"/>
+                <w:color w:val="414042"/>
+                <w:sz w:val="18"/>
+                <w:szCs w:val="18"/>
+                <w:lang w:eastAsia="en-US"/>
+              </w:rPr>
+              <w:t> </w:t>
+            </w:r>
+          </w:p>
+          <w:p>
+            <w:pPr>
+              <w:spacing w:after="0" w:line="240" w:lineRule="auto"/>
+              <w:textAlignment w:val="baseline"/>
+              <w:rPr>
+                <w:rFonts w:ascii="Segoe UI" w:eastAsia="Times New Roman" w:hAnsi="Segoe UI" w:cs="Segoe UI"/>
+                <w:sz w:val="18"/>
+                <w:szCs w:val="18"/>
+                <w:lang w:eastAsia="en-US"/>
+              </w:rPr>
+            </w:pPr>
+            <w:r>
+              <w:rPr>
+                <w:rFonts w:ascii="Aptos" w:eastAsia="Times New Roman" w:hAnsi="Aptos" w:cs="Segoe UI"/>
+                <w:b/>
+                <w:bCs/>
+                <w:color w:val="414042"/>
+                <w:sz w:val="12"/>
+                <w:szCs w:val="12"/>
+                <w:lang w:eastAsia="en-US"/>
+              </w:rPr>
+              <w:t> </w:t>
+            </w:r>
+            <w:r>
+              <w:rPr>
+                <w:rFonts w:ascii="Aptos" w:eastAsia="Times New Roman" w:hAnsi="Aptos" w:cs="Segoe UI"/>
+                <w:color w:val="414042"/>
+                <w:sz w:val="12"/>
+                <w:szCs w:val="12"/>
+                <w:lang w:eastAsia="en-US"/>
+              </w:rPr>
+              <w:t> </w:t>
+            </w:r>
+          </w:p>
+          <w:p>
+            <w:pPr>
+              <w:spacing w:after="0" w:line="240" w:lineRule="auto"/>
+              <w:textAlignment w:val="baseline"/>
+              <w:rPr>
+                <w:rFonts w:ascii="Segoe UI" w:eastAsia="Times New Roman" w:hAnsi="Segoe UI" w:cs="Segoe UI"/>
+                <w:sz w:val="18"/>
+                <w:szCs w:val="18"/>
+                <w:lang w:eastAsia="en-US"/>
+              </w:rPr>
+            </w:pPr>
+            <w:r>
+              <w:rPr>
+                <w:rFonts w:ascii="Aptos" w:eastAsia="Times New Roman" w:hAnsi="Aptos" w:cs="Segoe UI"/>
+                <w:color w:val="404040"/>
+                <w:sz w:val="18"/>
+                <w:szCs w:val="18"/>
+                <w:lang w:eastAsia="en-US"/>
+              </w:rPr>
+              <w:t>Sebastian Mueller, Asian Development Bank </w:t>
+            </w:r>
+          </w:p>
+          <w:p>
+            <w:pPr>
+              <w:spacing w:after="0" w:line="240" w:lineRule="auto"/>
+              <w:textAlignment w:val="baseline"/>
+              <w:rPr>
+                <w:rFonts w:ascii="Segoe UI" w:eastAsia="Times New Roman" w:hAnsi="Segoe UI" w:cs="Segoe UI"/>
+                <w:sz w:val="18"/>
+                <w:szCs w:val="18"/>
+                <w:lang w:eastAsia="en-US"/>
+              </w:rPr>
+            </w:pPr>
+            <w:r>
+              <w:rPr>
+                <w:rFonts w:ascii="Aptos" w:eastAsia="Times New Roman" w:hAnsi="Aptos" w:cs="Segoe UI"/>
+                <w:color w:val="404040"/>
+                <w:sz w:val="18"/>
+                <w:szCs w:val="18"/>
+                <w:lang w:eastAsia="en-US"/>
+              </w:rPr>
+              <w:t>Maria Sol Tadeo, World Bank </w:t>
+            </w:r>
+          </w:p>
+        </w:tc>
+        <w:tc>
+          <w:tcPr>
+            <w:tcW w:w="3045" w:type="dxa"/>
+            <w:tcBorders>
+              <w:top w:val="nil"/>
+              <w:left w:val="single" w:sz="6" w:space="0" w:color="auto"/>
+              <w:bottom w:val="single" w:sz="6" w:space="0" w:color="auto"/>
+              <w:right w:val="single" w:sz="6" w:space="0" w:color="auto"/>
+            </w:tcBorders>
+            <w:shd w:val="clear" w:color="auto" w:fill="FFFFFF"/>
+            <w:hideMark/>
+          </w:tcPr>
+          <w:p>
+            <w:pPr>
+              <w:spacing w:after="0" w:line="240" w:lineRule="auto"/>
+              <w:textAlignment w:val="baseline"/>
+              <w:rPr>
+                <w:rFonts w:ascii="Segoe UI" w:eastAsia="Times New Roman" w:hAnsi="Segoe UI" w:cs="Segoe UI"/>
+                <w:sz w:val="18"/>
+                <w:szCs w:val="18"/>
+                <w:lang w:eastAsia="en-US"/>
+              </w:rPr>
+            </w:pPr>
+            <w:r>
+              <w:rPr>
+                <w:rFonts w:ascii="Aptos" w:eastAsia="Times New Roman" w:hAnsi="Aptos" w:cs="Segoe UI"/>
+                <w:b/>
+                <w:bCs/>
+                <w:color w:val="E97132"/>
+                <w:sz w:val="18"/>
+                <w:szCs w:val="18"/>
+                <w:lang w:eastAsia="en-US"/>
+              </w:rPr>
+              <w:t>Google Trends</w:t>
+            </w:r>
+            <w:r>
+              <w:rPr>
+                <w:rFonts w:ascii="Aptos" w:eastAsia="Times New Roman" w:hAnsi="Aptos" w:cs="Segoe UI"/>
+                <w:b/>
+                <w:bCs/>
+                <w:color w:val="414042"/>
+                <w:sz w:val="18"/>
+                <w:szCs w:val="18"/>
                 <w:lang w:eastAsia="en-US"/>
               </w:rPr>
               <w:t>: Nowcasting GDP with Search Data</w:t>
@@ -2210,8 +2590,8 @@
               <w:rPr>
                 <w:rFonts w:ascii="Aptos" w:eastAsia="Times New Roman" w:hAnsi="Aptos" w:cs="Segoe UI"/>
                 <w:color w:val="414042"/>
-                <w:sz w:val="16"/>
-                <w:szCs w:val="16"/>
+                <w:sz w:val="18"/>
+                <w:szCs w:val="18"/>
                 <w:lang w:eastAsia="en-US"/>
               </w:rPr>
               <w:t> </w:t>
@@ -2223,8 +2603,8 @@
               <w:textAlignment w:val="baseline"/>
               <w:rPr>
                 <w:rFonts w:ascii="Segoe UI" w:eastAsia="Times New Roman" w:hAnsi="Segoe UI" w:cs="Segoe UI"/>
-                <w:sz w:val="16"/>
-                <w:szCs w:val="16"/>
+                <w:sz w:val="18"/>
+                <w:szCs w:val="18"/>
                 <w:lang w:eastAsia="en-US"/>
               </w:rPr>
             </w:pPr>
@@ -2232,8 +2612,8 @@
               <w:rPr>
                 <w:rFonts w:ascii="Aptos" w:eastAsia="Times New Roman" w:hAnsi="Aptos" w:cs="Segoe UI"/>
                 <w:color w:val="8C8A8B"/>
-                <w:sz w:val="16"/>
-                <w:szCs w:val="16"/>
+                <w:sz w:val="12"/>
+                <w:szCs w:val="12"/>
                 <w:lang w:eastAsia="en-US"/>
               </w:rPr>
               <w:t>  </w:t>
@@ -2244,100 +2624,65 @@
               <w:spacing w:after="0" w:line="240" w:lineRule="auto"/>
               <w:textAlignment w:val="baseline"/>
               <w:rPr>
-                <w:rFonts w:ascii="Aptos" w:eastAsia="Times New Roman" w:hAnsi="Aptos" w:cs="Segoe UI"/>
-                <w:color w:val="404040" w:themeColor="text1" w:themeTint="BF"/>
-                <w:sz w:val="16"/>
-                <w:szCs w:val="16"/>
-                <w:lang w:eastAsia="en-US"/>
-              </w:rPr>
-            </w:pPr>
-          </w:p>
-          <w:p>
-            <w:pPr>
-              <w:spacing w:after="0" w:line="240" w:lineRule="auto"/>
-              <w:textAlignment w:val="baseline"/>
-              <w:rPr>
-                <w:rFonts w:ascii="Segoe UI" w:eastAsia="Times New Roman" w:hAnsi="Segoe UI" w:cs="Segoe UI"/>
-                <w:color w:val="404040" w:themeColor="text1" w:themeTint="BF"/>
-                <w:sz w:val="16"/>
-                <w:szCs w:val="16"/>
-                <w:lang w:eastAsia="en-US"/>
-              </w:rPr>
-            </w:pPr>
-            <w:r>
-              <w:rPr>
-                <w:rFonts w:ascii="Aptos" w:eastAsia="Times New Roman" w:hAnsi="Aptos" w:cs="Segoe UI"/>
-                <w:color w:val="404040" w:themeColor="text1" w:themeTint="BF"/>
-                <w:sz w:val="16"/>
-                <w:szCs w:val="16"/>
-                <w:lang w:eastAsia="en-US"/>
-              </w:rPr>
-              <w:t>Nir Kalush, Google  </w:t>
-            </w:r>
-          </w:p>
-          <w:p>
-            <w:pPr>
-              <w:spacing w:after="0" w:line="240" w:lineRule="auto"/>
-              <w:textAlignment w:val="baseline"/>
-              <w:rPr>
-                <w:rFonts w:ascii="Segoe UI" w:eastAsia="Times New Roman" w:hAnsi="Segoe UI" w:cs="Segoe UI"/>
-                <w:color w:val="404040" w:themeColor="text1" w:themeTint="BF"/>
-                <w:sz w:val="16"/>
-                <w:szCs w:val="16"/>
-                <w:lang w:eastAsia="en-US"/>
-              </w:rPr>
-            </w:pPr>
-            <w:r>
-              <w:rPr>
-                <w:rFonts w:ascii="Aptos" w:eastAsia="Times New Roman" w:hAnsi="Aptos" w:cs="Segoe UI"/>
-                <w:color w:val="404040" w:themeColor="text1" w:themeTint="BF"/>
-                <w:sz w:val="16"/>
-                <w:szCs w:val="16"/>
-                <w:lang w:eastAsia="en-US"/>
-              </w:rPr>
-              <w:t xml:space="preserve">Lamya </w:t>
-            </w:r>
-            <w:proofErr w:type="spellStart"/>
-            <w:r>
-              <w:rPr>
-                <w:rFonts w:ascii="Aptos" w:eastAsia="Times New Roman" w:hAnsi="Aptos" w:cs="Segoe UI"/>
-                <w:color w:val="404040" w:themeColor="text1" w:themeTint="BF"/>
-                <w:sz w:val="16"/>
-                <w:szCs w:val="16"/>
-                <w:lang w:eastAsia="en-US"/>
-              </w:rPr>
-              <w:t>Kejji</w:t>
-            </w:r>
-            <w:proofErr w:type="spellEnd"/>
-            <w:r>
-              <w:rPr>
-                <w:rFonts w:ascii="Aptos" w:eastAsia="Times New Roman" w:hAnsi="Aptos" w:cs="Segoe UI"/>
-                <w:color w:val="404040" w:themeColor="text1" w:themeTint="BF"/>
-                <w:sz w:val="16"/>
-                <w:szCs w:val="16"/>
-                <w:lang w:eastAsia="en-US"/>
-              </w:rPr>
-              <w:t>, IMF </w:t>
-            </w:r>
-          </w:p>
-          <w:p>
-            <w:pPr>
-              <w:spacing w:after="0" w:line="240" w:lineRule="auto"/>
-              <w:textAlignment w:val="baseline"/>
-              <w:rPr>
-                <w:rFonts w:ascii="Segoe UI" w:eastAsia="Times New Roman" w:hAnsi="Segoe UI" w:cs="Segoe UI"/>
-                <w:color w:val="404040" w:themeColor="text1" w:themeTint="BF"/>
-                <w:sz w:val="16"/>
-                <w:szCs w:val="16"/>
-                <w:lang w:eastAsia="en-US"/>
-              </w:rPr>
-            </w:pPr>
-            <w:r>
-              <w:rPr>
-                <w:rFonts w:ascii="Aptos" w:eastAsia="Times New Roman" w:hAnsi="Aptos" w:cs="Segoe UI"/>
-                <w:color w:val="404040" w:themeColor="text1" w:themeTint="BF"/>
-                <w:sz w:val="16"/>
-                <w:szCs w:val="16"/>
+                <w:rFonts w:ascii="Segoe UI" w:eastAsia="Times New Roman" w:hAnsi="Segoe UI" w:cs="Segoe UI"/>
+                <w:color w:val="3A3A3A" w:themeColor="background2" w:themeShade="40"/>
+                <w:sz w:val="18"/>
+                <w:szCs w:val="18"/>
+                <w:lang w:eastAsia="en-US"/>
+              </w:rPr>
+            </w:pPr>
+            <w:r>
+              <w:rPr>
+                <w:rFonts w:ascii="Aptos" w:eastAsia="Times New Roman" w:hAnsi="Aptos" w:cs="Segoe UI"/>
+                <w:color w:val="3A3A3A" w:themeColor="background2" w:themeShade="40"/>
+                <w:sz w:val="18"/>
+                <w:szCs w:val="18"/>
+                <w:lang w:eastAsia="en-US"/>
+              </w:rPr>
+              <w:t>Nir Kalush (tbc), Google  </w:t>
+            </w:r>
+          </w:p>
+          <w:p>
+            <w:pPr>
+              <w:spacing w:after="0" w:line="240" w:lineRule="auto"/>
+              <w:textAlignment w:val="baseline"/>
+              <w:rPr>
+                <w:rFonts w:ascii="Segoe UI" w:eastAsia="Times New Roman" w:hAnsi="Segoe UI" w:cs="Segoe UI"/>
+                <w:color w:val="3A3A3A" w:themeColor="background2" w:themeShade="40"/>
+                <w:sz w:val="18"/>
+                <w:szCs w:val="18"/>
+                <w:lang w:eastAsia="en-US"/>
+              </w:rPr>
+            </w:pPr>
+            <w:r>
+              <w:rPr>
+                <w:rFonts w:ascii="Aptos" w:eastAsia="Times New Roman" w:hAnsi="Aptos" w:cs="Segoe UI"/>
+                <w:color w:val="3A3A3A" w:themeColor="background2" w:themeShade="40"/>
+                <w:sz w:val="18"/>
+                <w:szCs w:val="18"/>
+                <w:lang w:eastAsia="en-US"/>
+              </w:rPr>
+              <w:t>Lamya Kejji, IMF </w:t>
+            </w:r>
+          </w:p>
+          <w:p>
+            <w:pPr>
+              <w:spacing w:after="0" w:line="240" w:lineRule="auto"/>
+              <w:textAlignment w:val="baseline"/>
+              <w:rPr>
+                <w:rFonts w:ascii="Segoe UI" w:eastAsia="Times New Roman" w:hAnsi="Segoe UI" w:cs="Segoe UI"/>
+                <w:color w:val="3A3A3A" w:themeColor="background2" w:themeShade="40"/>
+                <w:sz w:val="18"/>
+                <w:szCs w:val="18"/>
+                <w:lang w:eastAsia="en-US"/>
+              </w:rPr>
+            </w:pPr>
+            <w:r>
+              <w:rPr>
+                <w:rFonts w:ascii="Aptos" w:eastAsia="Times New Roman" w:hAnsi="Aptos" w:cs="Segoe UI"/>
+                <w:color w:val="3A3A3A" w:themeColor="background2" w:themeShade="40"/>
+                <w:sz w:val="18"/>
+                <w:szCs w:val="18"/>
                 <w:lang w:eastAsia="en-US"/>
               </w:rPr>
               <w:t>Dharana Rijal, IMF </w:t>
@@ -2349,8 +2694,8 @@
               <w:textAlignment w:val="baseline"/>
               <w:rPr>
                 <w:rFonts w:ascii="Segoe UI" w:eastAsia="Times New Roman" w:hAnsi="Segoe UI" w:cs="Segoe UI"/>
-                <w:sz w:val="16"/>
-                <w:szCs w:val="16"/>
+                <w:sz w:val="18"/>
+                <w:szCs w:val="18"/>
                 <w:lang w:eastAsia="en-US"/>
               </w:rPr>
             </w:pPr>
@@ -2358,8 +2703,8 @@
               <w:rPr>
                 <w:rFonts w:ascii="Aptos" w:eastAsia="Times New Roman" w:hAnsi="Aptos" w:cs="Segoe UI"/>
                 <w:color w:val="404040"/>
-                <w:sz w:val="16"/>
-                <w:szCs w:val="16"/>
+                <w:sz w:val="18"/>
+                <w:szCs w:val="18"/>
                 <w:lang w:eastAsia="en-US"/>
               </w:rPr>
               <w:t> </w:t>
@@ -2370,6 +2715,12 @@
           <w:tcPr>
             <w:tcW w:w="2370" w:type="dxa"/>
             <w:vMerge w:val="restart"/>
+            <w:tcBorders>
+              <w:top w:val="single" w:sz="6" w:space="0" w:color="auto"/>
+              <w:left w:val="single" w:sz="6" w:space="0" w:color="auto"/>
+              <w:bottom w:val="single" w:sz="6" w:space="0" w:color="auto"/>
+              <w:right w:val="single" w:sz="4" w:space="0" w:color="auto"/>
+            </w:tcBorders>
             <w:shd w:val="clear" w:color="auto" w:fill="FFFFFF"/>
             <w:hideMark/>
           </w:tcPr>
@@ -2379,8 +2730,8 @@
               <w:textAlignment w:val="baseline"/>
               <w:rPr>
                 <w:rFonts w:ascii="Segoe UI" w:eastAsia="Times New Roman" w:hAnsi="Segoe UI" w:cs="Segoe UI"/>
-                <w:sz w:val="16"/>
-                <w:szCs w:val="16"/>
+                <w:sz w:val="18"/>
+                <w:szCs w:val="18"/>
                 <w:lang w:eastAsia="en-US"/>
               </w:rPr>
             </w:pPr>
@@ -2388,30 +2739,8 @@
               <w:rPr>
                 <w:rFonts w:ascii="Aptos" w:eastAsia="Times New Roman" w:hAnsi="Aptos" w:cs="Segoe UI"/>
                 <w:color w:val="404040"/>
-                <w:sz w:val="16"/>
-                <w:szCs w:val="16"/>
-                <w:lang w:eastAsia="en-US"/>
-              </w:rPr>
-              <w:t> </w:t>
-            </w:r>
-          </w:p>
-          <w:p>
-            <w:pPr>
-              <w:spacing w:after="0" w:line="240" w:lineRule="auto"/>
-              <w:textAlignment w:val="baseline"/>
-              <w:rPr>
-                <w:rFonts w:ascii="Segoe UI" w:eastAsia="Times New Roman" w:hAnsi="Segoe UI" w:cs="Segoe UI"/>
-                <w:sz w:val="16"/>
-                <w:szCs w:val="16"/>
-                <w:lang w:eastAsia="en-US"/>
-              </w:rPr>
-            </w:pPr>
-            <w:r>
-              <w:rPr>
-                <w:rFonts w:ascii="Aptos" w:eastAsia="Times New Roman" w:hAnsi="Aptos" w:cs="Segoe UI"/>
-                <w:color w:val="000000"/>
-                <w:sz w:val="16"/>
-                <w:szCs w:val="16"/>
+                <w:sz w:val="18"/>
+                <w:szCs w:val="18"/>
                 <w:lang w:eastAsia="en-US"/>
               </w:rPr>
               <w:t> </w:t>
@@ -2421,11 +2750,17 @@
       </w:tr>
       <w:tr>
         <w:trPr>
-          <w:trHeight w:val="413"/>
+          <w:trHeight w:val="1530"/>
         </w:trPr>
         <w:tc>
           <w:tcPr>
             <w:tcW w:w="630" w:type="dxa"/>
+            <w:tcBorders>
+              <w:top w:val="single" w:sz="6" w:space="0" w:color="auto"/>
+              <w:left w:val="single" w:sz="4" w:space="0" w:color="auto"/>
+              <w:bottom w:val="single" w:sz="6" w:space="0" w:color="auto"/>
+              <w:right w:val="single" w:sz="6" w:space="0" w:color="auto"/>
+            </w:tcBorders>
             <w:vAlign w:val="center"/>
             <w:hideMark/>
           </w:tcPr>
@@ -2435,8 +2770,8 @@
               <w:textAlignment w:val="baseline"/>
               <w:rPr>
                 <w:rFonts w:ascii="Segoe UI" w:eastAsia="Times New Roman" w:hAnsi="Segoe UI" w:cs="Segoe UI"/>
-                <w:sz w:val="16"/>
-                <w:szCs w:val="16"/>
+                <w:sz w:val="18"/>
+                <w:szCs w:val="18"/>
                 <w:lang w:eastAsia="en-US"/>
               </w:rPr>
             </w:pPr>
@@ -2444,8 +2779,8 @@
               <w:rPr>
                 <w:rFonts w:ascii="Aptos" w:eastAsia="Times New Roman" w:hAnsi="Aptos" w:cs="Segoe UI"/>
                 <w:color w:val="262626"/>
-                <w:sz w:val="16"/>
-                <w:szCs w:val="16"/>
+                <w:sz w:val="18"/>
+                <w:szCs w:val="18"/>
                 <w:lang w:eastAsia="en-US"/>
               </w:rPr>
               <w:t>13:30 </w:t>
@@ -2455,7 +2790,12 @@
         <w:tc>
           <w:tcPr>
             <w:tcW w:w="3015" w:type="dxa"/>
-            <w:vMerge/>
+            <w:tcBorders>
+              <w:top w:val="single" w:sz="6" w:space="0" w:color="747474"/>
+              <w:left w:val="single" w:sz="6" w:space="0" w:color="747474"/>
+              <w:bottom w:val="single" w:sz="6" w:space="0" w:color="747474"/>
+              <w:right w:val="single" w:sz="6" w:space="0" w:color="747474"/>
+            </w:tcBorders>
             <w:shd w:val="clear" w:color="auto" w:fill="FFFFFF"/>
             <w:hideMark/>
           </w:tcPr>
@@ -2465,18 +2805,29 @@
               <w:textAlignment w:val="baseline"/>
               <w:rPr>
                 <w:rFonts w:ascii="Segoe UI" w:eastAsia="Times New Roman" w:hAnsi="Segoe UI" w:cs="Segoe UI"/>
-                <w:sz w:val="16"/>
-                <w:szCs w:val="16"/>
-                <w:lang w:eastAsia="en-US"/>
-              </w:rPr>
-            </w:pPr>
+                <w:sz w:val="18"/>
+                <w:szCs w:val="18"/>
+                <w:lang w:eastAsia="en-US"/>
+              </w:rPr>
+            </w:pPr>
+            <w:r>
+              <w:rPr>
+                <w:rFonts w:ascii="Aptos" w:eastAsia="Times New Roman" w:hAnsi="Aptos" w:cs="Segoe UI"/>
+                <w:color w:val="000000"/>
+                <w:lang w:eastAsia="en-US"/>
+              </w:rPr>
+              <w:t>  </w:t>
+            </w:r>
           </w:p>
         </w:tc>
         <w:tc>
           <w:tcPr>
             <w:tcW w:w="3045" w:type="dxa"/>
             <w:tcBorders>
-              <w:top w:val="single" w:sz="4" w:space="0" w:color="FFFFFF" w:themeColor="background1"/>
+              <w:top w:val="single" w:sz="6" w:space="0" w:color="auto"/>
+              <w:left w:val="single" w:sz="6" w:space="0" w:color="auto"/>
+              <w:bottom w:val="single" w:sz="4" w:space="0" w:color="auto"/>
+              <w:right w:val="single" w:sz="6" w:space="0" w:color="auto"/>
             </w:tcBorders>
             <w:shd w:val="clear" w:color="auto" w:fill="FFFFFF"/>
             <w:hideMark/>
@@ -2487,8 +2838,8 @@
               <w:textAlignment w:val="baseline"/>
               <w:rPr>
                 <w:rFonts w:ascii="Segoe UI" w:eastAsia="Times New Roman" w:hAnsi="Segoe UI" w:cs="Segoe UI"/>
-                <w:sz w:val="16"/>
-                <w:szCs w:val="16"/>
+                <w:sz w:val="18"/>
+                <w:szCs w:val="18"/>
                 <w:lang w:eastAsia="en-US"/>
               </w:rPr>
             </w:pPr>
@@ -2496,8 +2847,8 @@
               <w:rPr>
                 <w:rFonts w:ascii="Aptos" w:eastAsia="Times New Roman" w:hAnsi="Aptos" w:cs="Segoe UI"/>
                 <w:color w:val="000000"/>
-                <w:sz w:val="16"/>
-                <w:szCs w:val="16"/>
+                <w:sz w:val="18"/>
+                <w:szCs w:val="18"/>
                 <w:lang w:eastAsia="en-US"/>
               </w:rPr>
               <w:t> </w:t>
@@ -2508,17 +2859,22 @@
           <w:tcPr>
             <w:tcW w:w="0" w:type="auto"/>
             <w:vMerge/>
+            <w:tcBorders>
+              <w:top w:val="single" w:sz="6" w:space="0" w:color="auto"/>
+              <w:left w:val="single" w:sz="6" w:space="0" w:color="auto"/>
+              <w:bottom w:val="single" w:sz="6" w:space="0" w:color="auto"/>
+              <w:right w:val="single" w:sz="4" w:space="0" w:color="auto"/>
+            </w:tcBorders>
             <w:vAlign w:val="center"/>
             <w:hideMark/>
           </w:tcPr>
           <w:p>
             <w:pPr>
               <w:spacing w:after="0" w:line="240" w:lineRule="auto"/>
-              <w:textAlignment w:val="baseline"/>
-              <w:rPr>
-                <w:rFonts w:ascii="Segoe UI" w:eastAsia="Times New Roman" w:hAnsi="Segoe UI" w:cs="Segoe UI"/>
-                <w:sz w:val="16"/>
-                <w:szCs w:val="16"/>
+              <w:rPr>
+                <w:rFonts w:ascii="Segoe UI" w:eastAsia="Times New Roman" w:hAnsi="Segoe UI" w:cs="Segoe UI"/>
+                <w:sz w:val="18"/>
+                <w:szCs w:val="18"/>
                 <w:lang w:eastAsia="en-US"/>
               </w:rPr>
             </w:pPr>
@@ -2532,11 +2888,131 @@
         <w:keepLines/>
         <w:spacing w:after="0" w:line="240" w:lineRule="auto"/>
       </w:pPr>
+      <w:r>
+        <w:rPr>
+          <w:noProof/>
+        </w:rPr>
+        <w:drawing>
+          <wp:anchor distT="0" distB="0" distL="114300" distR="114300" simplePos="0" relativeHeight="251658240" behindDoc="0" locked="0" layoutInCell="1" allowOverlap="1" wp14:anchorId="6F599056" wp14:editId="5093E028">
+            <wp:simplePos x="0" y="0"/>
+            <wp:positionH relativeFrom="margin">
+              <wp:posOffset>2317750</wp:posOffset>
+            </wp:positionH>
+            <wp:positionV relativeFrom="margin">
+              <wp:posOffset>7099300</wp:posOffset>
+            </wp:positionV>
+            <wp:extent cx="3340735" cy="995045"/>
+            <wp:effectExtent l="0" t="0" r="0" b="0"/>
+            <wp:wrapSquare wrapText="bothSides"/>
+            <wp:docPr id="2042697003" name="Picture 1"/>
+            <wp:cNvGraphicFramePr>
+              <a:graphicFrameLocks xmlns:a="http://schemas.openxmlformats.org/drawingml/2006/main" noChangeAspect="1"/>
+            </wp:cNvGraphicFramePr>
+            <a:graphic xmlns:a="http://schemas.openxmlformats.org/drawingml/2006/main">
+              <a:graphicData uri="http://schemas.openxmlformats.org/drawingml/2006/picture">
+                <pic:pic xmlns:pic="http://schemas.openxmlformats.org/drawingml/2006/picture">
+                  <pic:nvPicPr>
+                    <pic:cNvPr id="2042697003" name="Picture 2042697003"/>
+                    <pic:cNvPicPr/>
+                  </pic:nvPicPr>
+                  <pic:blipFill>
+                    <a:blip r:embed="rId11" cstate="print">
+                      <a:extLst>
+                        <a:ext uri="{28A0092B-C50C-407E-A947-70E740481C1C}">
+                          <a14:useLocalDpi xmlns:a14="http://schemas.microsoft.com/office/drawing/2010/main" val="0"/>
+                        </a:ext>
+                      </a:extLst>
+                    </a:blip>
+                    <a:stretch>
+                      <a:fillRect/>
+                    </a:stretch>
+                  </pic:blipFill>
+                  <pic:spPr>
+                    <a:xfrm>
+                      <a:off x="0" y="0"/>
+                      <a:ext cx="3340735" cy="995045"/>
+                    </a:xfrm>
+                    <a:prstGeom prst="rect">
+                      <a:avLst/>
+                    </a:prstGeom>
+                  </pic:spPr>
+                </pic:pic>
+              </a:graphicData>
+            </a:graphic>
+            <wp14:sizeRelH relativeFrom="margin">
+              <wp14:pctWidth>0</wp14:pctWidth>
+            </wp14:sizeRelH>
+            <wp14:sizeRelV relativeFrom="margin">
+              <wp14:pctHeight>0</wp14:pctHeight>
+            </wp14:sizeRelV>
+          </wp:anchor>
+        </w:drawing>
+      </w:r>
+      <w:r>
+        <w:rPr>
+          <w:noProof/>
+        </w:rPr>
+        <w:drawing>
+          <wp:anchor distT="0" distB="0" distL="114300" distR="114300" simplePos="0" relativeHeight="251659264" behindDoc="0" locked="0" layoutInCell="1" allowOverlap="1" wp14:anchorId="7F5983A2" wp14:editId="1686E88B">
+            <wp:simplePos x="0" y="0"/>
+            <wp:positionH relativeFrom="margin">
+              <wp:posOffset>0</wp:posOffset>
+            </wp:positionH>
+            <wp:positionV relativeFrom="margin">
+              <wp:posOffset>7035800</wp:posOffset>
+            </wp:positionV>
+            <wp:extent cx="2336800" cy="1058545"/>
+            <wp:effectExtent l="0" t="0" r="0" b="0"/>
+            <wp:wrapSquare wrapText="bothSides"/>
+            <wp:docPr id="370984560" name="Picture 2"/>
+            <wp:cNvGraphicFramePr>
+              <a:graphicFrameLocks xmlns:a="http://schemas.openxmlformats.org/drawingml/2006/main" noChangeAspect="1"/>
+            </wp:cNvGraphicFramePr>
+            <a:graphic xmlns:a="http://schemas.openxmlformats.org/drawingml/2006/main">
+              <a:graphicData uri="http://schemas.openxmlformats.org/drawingml/2006/picture">
+                <pic:pic xmlns:pic="http://schemas.openxmlformats.org/drawingml/2006/picture">
+                  <pic:nvPicPr>
+                    <pic:cNvPr id="370984560" name="Picture 370984560"/>
+                    <pic:cNvPicPr/>
+                  </pic:nvPicPr>
+                  <pic:blipFill>
+                    <a:blip r:embed="rId12" cstate="print">
+                      <a:extLst>
+                        <a:ext uri="{28A0092B-C50C-407E-A947-70E740481C1C}">
+                          <a14:useLocalDpi xmlns:a14="http://schemas.microsoft.com/office/drawing/2010/main" val="0"/>
+                        </a:ext>
+                      </a:extLst>
+                    </a:blip>
+                    <a:stretch>
+                      <a:fillRect/>
+                    </a:stretch>
+                  </pic:blipFill>
+                  <pic:spPr>
+                    <a:xfrm>
+                      <a:off x="0" y="0"/>
+                      <a:ext cx="2336800" cy="1058545"/>
+                    </a:xfrm>
+                    <a:prstGeom prst="rect">
+                      <a:avLst/>
+                    </a:prstGeom>
+                  </pic:spPr>
+                </pic:pic>
+              </a:graphicData>
+            </a:graphic>
+            <wp14:sizeRelH relativeFrom="margin">
+              <wp14:pctWidth>0</wp14:pctWidth>
+            </wp14:sizeRelH>
+            <wp14:sizeRelV relativeFrom="margin">
+              <wp14:pctHeight>0</wp14:pctHeight>
+            </wp14:sizeRelV>
+          </wp:anchor>
+        </w:drawing>
+      </w:r>
     </w:p>
     <w:sectPr>
-      <w:headerReference w:type="default" r:id="rId11"/>
-      <w:footerReference w:type="even" r:id="rId12"/>
-      <w:footerReference w:type="first" r:id="rId13"/>
+      <w:headerReference w:type="default" r:id="rId13"/>
+      <w:footerReference w:type="even" r:id="rId14"/>
+      <w:footerReference w:type="first" r:id="rId15"/>
       <w:pgSz w:w="12240" w:h="15840"/>
       <w:pgMar w:top="1440" w:right="1710" w:bottom="1440" w:left="1440" w:header="720" w:footer="720" w:gutter="0"/>
       <w:cols w:space="720"/>
@@ -3616,7 +4092,6 @@
   <w:style w:type="character" w:default="1" w:styleId="DefaultParagraphFont">
     <w:name w:val="Default Paragraph Font"/>
     <w:uiPriority w:val="1"/>
-    <w:semiHidden/>
     <w:unhideWhenUsed/>
   </w:style>
   <w:style w:type="table" w:default="1" w:styleId="TableNormal">
@@ -4111,21 +4586,7 @@
 </file>
 
 <file path=customXml/item2.xml><?xml version="1.0" encoding="utf-8"?>
-<p:properties xmlns:p="http://schemas.microsoft.com/office/2006/metadata/properties" xmlns:xsi="http://www.w3.org/2001/XMLSchema-instance" xmlns:pc="http://schemas.microsoft.com/office/infopath/2007/PartnerControls">
-  <documentManagement>
-    <_ip_UnifiedCompliancePolicyUIAction xmlns="http://schemas.microsoft.com/sharepoint/v3" xsi:nil="true"/>
-    <_Flow_SignoffStatus xmlns="49d7565e-b98d-438e-a0f6-8f8c339c941d" xsi:nil="true"/>
-    <lcf76f155ced4ddcb4097134ff3c332f xmlns="49d7565e-b98d-438e-a0f6-8f8c339c941d">
-      <Terms xmlns="http://schemas.microsoft.com/office/infopath/2007/PartnerControls"/>
-    </lcf76f155ced4ddcb4097134ff3c332f>
-    <_ip_UnifiedCompliancePolicyProperties xmlns="http://schemas.microsoft.com/sharepoint/v3" xsi:nil="true"/>
-    <TaxCatchAll xmlns="3e02667f-0271-471b-bd6e-11a2e16def1d" xsi:nil="true"/>
-    <Description_x0020_of_x0020_Issue_x0020_or_x0020_Feedback xmlns="49d7565e-b98d-438e-a0f6-8f8c339c941d"/>
-    <Attach_x0020_Screenshot xmlns="49d7565e-b98d-438e-a0f6-8f8c339c941d" xsi:nil="true"/>
-    <Page xmlns="49d7565e-b98d-438e-a0f6-8f8c339c941d"/>
-    <Role xmlns="49d7565e-b98d-438e-a0f6-8f8c339c941d"/>
-  </documentManagement>
-</p:properties>
+<b:Sources xmlns:b="http://schemas.openxmlformats.org/officeDocument/2006/bibliography" xmlns="http://schemas.openxmlformats.org/officeDocument/2006/bibliography" SelectedStyle="\APASixthEditionOfficeOnline.xsl" StyleName="APA" Version="6"/>
 </file>
 
 <file path=customXml/item3.xml><?xml version="1.0" encoding="utf-8"?>
@@ -4452,7 +4913,21 @@
 </file>
 
 <file path=customXml/item4.xml><?xml version="1.0" encoding="utf-8"?>
-<b:Sources xmlns:b="http://schemas.openxmlformats.org/officeDocument/2006/bibliography" xmlns="http://schemas.openxmlformats.org/officeDocument/2006/bibliography" SelectedStyle="\APASixthEditionOfficeOnline.xsl" StyleName="APA" Version="6"/>
+<p:properties xmlns:p="http://schemas.microsoft.com/office/2006/metadata/properties" xmlns:xsi="http://www.w3.org/2001/XMLSchema-instance" xmlns:pc="http://schemas.microsoft.com/office/infopath/2007/PartnerControls">
+  <documentManagement>
+    <_ip_UnifiedCompliancePolicyUIAction xmlns="http://schemas.microsoft.com/sharepoint/v3" xsi:nil="true"/>
+    <_Flow_SignoffStatus xmlns="49d7565e-b98d-438e-a0f6-8f8c339c941d" xsi:nil="true"/>
+    <lcf76f155ced4ddcb4097134ff3c332f xmlns="49d7565e-b98d-438e-a0f6-8f8c339c941d">
+      <Terms xmlns="http://schemas.microsoft.com/office/infopath/2007/PartnerControls"/>
+    </lcf76f155ced4ddcb4097134ff3c332f>
+    <_ip_UnifiedCompliancePolicyProperties xmlns="http://schemas.microsoft.com/sharepoint/v3" xsi:nil="true"/>
+    <TaxCatchAll xmlns="3e02667f-0271-471b-bd6e-11a2e16def1d" xsi:nil="true"/>
+    <Description_x0020_of_x0020_Issue_x0020_or_x0020_Feedback xmlns="49d7565e-b98d-438e-a0f6-8f8c339c941d"/>
+    <Attach_x0020_Screenshot xmlns="49d7565e-b98d-438e-a0f6-8f8c339c941d" xsi:nil="true"/>
+    <Page xmlns="49d7565e-b98d-438e-a0f6-8f8c339c941d"/>
+    <Role xmlns="49d7565e-b98d-438e-a0f6-8f8c339c941d"/>
+  </documentManagement>
+</p:properties>
 </file>
 
 <file path=customXml/itemProps1.xml><?xml version="1.0" encoding="utf-8"?>
@@ -4464,13 +4939,9 @@
 </file>
 
 <file path=customXml/itemProps2.xml><?xml version="1.0" encoding="utf-8"?>
-<ds:datastoreItem xmlns:ds="http://schemas.openxmlformats.org/officeDocument/2006/customXml" ds:itemID="{4DA892AE-D38E-4ED1-8D40-91BED7377AEC}">
+<ds:datastoreItem xmlns:ds="http://schemas.openxmlformats.org/officeDocument/2006/customXml" ds:itemID="{13BF3E96-DCAC-4BD5-8194-4FBEDC22CC6D}">
   <ds:schemaRefs>
-    <ds:schemaRef ds:uri="http://schemas.microsoft.com/office/2006/metadata/properties"/>
-    <ds:schemaRef ds:uri="http://schemas.microsoft.com/office/infopath/2007/PartnerControls"/>
-    <ds:schemaRef ds:uri="http://schemas.microsoft.com/sharepoint/v3"/>
-    <ds:schemaRef ds:uri="49d7565e-b98d-438e-a0f6-8f8c339c941d"/>
-    <ds:schemaRef ds:uri="3e02667f-0271-471b-bd6e-11a2e16def1d"/>
+    <ds:schemaRef ds:uri="http://schemas.openxmlformats.org/officeDocument/2006/bibliography"/>
   </ds:schemaRefs>
 </ds:datastoreItem>
 </file>
@@ -4497,9 +4968,13 @@
 </file>
 
 <file path=customXml/itemProps4.xml><?xml version="1.0" encoding="utf-8"?>
-<ds:datastoreItem xmlns:ds="http://schemas.openxmlformats.org/officeDocument/2006/customXml" ds:itemID="{13BF3E96-DCAC-4BD5-8194-4FBEDC22CC6D}">
+<ds:datastoreItem xmlns:ds="http://schemas.openxmlformats.org/officeDocument/2006/customXml" ds:itemID="{4DA892AE-D38E-4ED1-8D40-91BED7377AEC}">
   <ds:schemaRefs>
-    <ds:schemaRef ds:uri="http://schemas.openxmlformats.org/officeDocument/2006/bibliography"/>
+    <ds:schemaRef ds:uri="http://schemas.microsoft.com/office/2006/metadata/properties"/>
+    <ds:schemaRef ds:uri="http://schemas.microsoft.com/office/infopath/2007/PartnerControls"/>
+    <ds:schemaRef ds:uri="http://schemas.microsoft.com/sharepoint/v3"/>
+    <ds:schemaRef ds:uri="49d7565e-b98d-438e-a0f6-8f8c339c941d"/>
+    <ds:schemaRef ds:uri="3e02667f-0271-471b-bd6e-11a2e16def1d"/>
   </ds:schemaRefs>
 </ds:datastoreItem>
 </file>
--- a/updates/partnership-day-2026/training.docx
+++ b/updates/partnership-day-2026/training.docx
@@ -1580,28 +1580,6 @@
                 <w:szCs w:val="18"/>
                 <w:lang w:eastAsia="en-US"/>
               </w:rPr>
-              <w:t>tbc, Waze </w:t>
-            </w:r>
-          </w:p>
-          <w:p>
-            <w:pPr>
-              <w:spacing w:after="0" w:line="240" w:lineRule="auto"/>
-              <w:textAlignment w:val="baseline"/>
-              <w:rPr>
-                <w:rFonts w:ascii="Segoe UI" w:eastAsia="Times New Roman" w:hAnsi="Segoe UI" w:cs="Segoe UI"/>
-                <w:sz w:val="18"/>
-                <w:szCs w:val="18"/>
-                <w:lang w:eastAsia="en-US"/>
-              </w:rPr>
-            </w:pPr>
-            <w:r>
-              <w:rPr>
-                <w:rFonts w:ascii="Aptos" w:eastAsia="Times New Roman" w:hAnsi="Aptos" w:cs="Segoe UI"/>
-                <w:color w:val="404040"/>
-                <w:sz w:val="18"/>
-                <w:szCs w:val="18"/>
-                <w:lang w:eastAsia="en-US"/>
-              </w:rPr>
               <w:t>Maria Sol Tadeo, World Bank  </w:t>
             </w:r>
           </w:p>
@@ -2556,7 +2534,10 @@
               <w:spacing w:after="0" w:line="240" w:lineRule="auto"/>
               <w:textAlignment w:val="baseline"/>
               <w:rPr>
-                <w:rFonts w:ascii="Segoe UI" w:eastAsia="Times New Roman" w:hAnsi="Segoe UI" w:cs="Segoe UI"/>
+                <w:rFonts w:ascii="Aptos" w:eastAsia="Times New Roman" w:hAnsi="Aptos" w:cs="Segoe UI"/>
+                <w:b/>
+                <w:bCs/>
+                <w:color w:val="414042"/>
                 <w:sz w:val="18"/>
                 <w:szCs w:val="18"/>
                 <w:lang w:eastAsia="en-US"/>
@@ -2584,17 +2565,19 @@
                 <w:szCs w:val="18"/>
                 <w:lang w:eastAsia="en-US"/>
               </w:rPr>
-              <w:t>: Nowcasting GDP with Search Data</w:t>
-            </w:r>
-            <w:r>
-              <w:rPr>
-                <w:rFonts w:ascii="Aptos" w:eastAsia="Times New Roman" w:hAnsi="Aptos" w:cs="Segoe UI"/>
+              <w:t xml:space="preserve">: </w:t>
+            </w:r>
+            <w:r>
+              <w:rPr>
+                <w:rFonts w:ascii="Aptos" w:eastAsia="Times New Roman" w:hAnsi="Aptos" w:cs="Segoe UI"/>
+                <w:b/>
+                <w:bCs/>
                 <w:color w:val="414042"/>
                 <w:sz w:val="18"/>
                 <w:szCs w:val="18"/>
                 <w:lang w:eastAsia="en-US"/>
               </w:rPr>
-              <w:t> </w:t>
+              <w:t>Search Trends as Economic Signals</w:t>
             </w:r>
           </w:p>
           <w:p>

--- a/updates/partnership-day-2026/training.docx
+++ b/updates/partnership-day-2026/training.docx
@@ -2577,7 +2577,79 @@
                 <w:szCs w:val="18"/>
                 <w:lang w:eastAsia="en-US"/>
               </w:rPr>
-              <w:t>Search Trends as Economic Signals</w:t>
+              <w:t xml:space="preserve">Google </w:t>
+            </w:r>
+            <w:r>
+              <w:rPr>
+                <w:rFonts w:ascii="Aptos" w:eastAsia="Times New Roman" w:hAnsi="Aptos" w:cs="Segoe UI"/>
+                <w:b/>
+                <w:bCs/>
+                <w:color w:val="414042"/>
+                <w:sz w:val="18"/>
+                <w:szCs w:val="18"/>
+                <w:lang w:eastAsia="en-US"/>
+              </w:rPr>
+              <w:t>T</w:t>
+            </w:r>
+            <w:r>
+              <w:rPr>
+                <w:rFonts w:ascii="Aptos" w:eastAsia="Times New Roman" w:hAnsi="Aptos" w:cs="Segoe UI"/>
+                <w:b/>
+                <w:bCs/>
+                <w:color w:val="414042"/>
+                <w:sz w:val="18"/>
+                <w:szCs w:val="18"/>
+                <w:lang w:eastAsia="en-US"/>
+              </w:rPr>
+              <w:t xml:space="preserve">rends for </w:t>
+            </w:r>
+            <w:r>
+              <w:rPr>
+                <w:rFonts w:ascii="Aptos" w:eastAsia="Times New Roman" w:hAnsi="Aptos" w:cs="Segoe UI"/>
+                <w:b/>
+                <w:bCs/>
+                <w:color w:val="414042"/>
+                <w:sz w:val="18"/>
+                <w:szCs w:val="18"/>
+                <w:lang w:eastAsia="en-US"/>
+              </w:rPr>
+              <w:t>M</w:t>
+            </w:r>
+            <w:r>
+              <w:rPr>
+                <w:rFonts w:ascii="Aptos" w:eastAsia="Times New Roman" w:hAnsi="Aptos" w:cs="Segoe UI"/>
+                <w:b/>
+                <w:bCs/>
+                <w:color w:val="414042"/>
+                <w:sz w:val="18"/>
+                <w:szCs w:val="18"/>
+                <w:lang w:eastAsia="en-US"/>
+              </w:rPr>
+              <w:t xml:space="preserve">acroeconomic </w:t>
+            </w:r>
+            <w:r>
+              <w:rPr>
+                <w:rFonts w:ascii="Aptos" w:eastAsia="Times New Roman" w:hAnsi="Aptos" w:cs="Segoe UI"/>
+                <w:b/>
+                <w:bCs/>
+                <w:color w:val="414042"/>
+                <w:sz w:val="18"/>
+                <w:szCs w:val="18"/>
+                <w:lang w:eastAsia="en-US"/>
+              </w:rPr>
+              <w:t>M</w:t>
+            </w:r>
+            <w:r>
+              <w:rPr>
+                <w:rFonts w:ascii="Aptos" w:eastAsia="Times New Roman" w:hAnsi="Aptos" w:cs="Segoe UI"/>
+                <w:b/>
+                <w:bCs/>
+                <w:color w:val="414042"/>
+                <w:sz w:val="18"/>
+                <w:szCs w:val="18"/>
+                <w:lang w:eastAsia="en-US"/>
+              </w:rPr>
+              <w:t>onitoring</w:t>
             </w:r>
           </w:p>
           <w:p>
